--- a/paper/scminer-viewer.docx
+++ b/paper/scminer-viewer.docx
@@ -2460,7 +2460,7 @@
         <w:rPr>
           <w:rStyle w:val="VerbatimChar"/>
         </w:rPr>
-        <w:t xml:space="preserve">paper/figures.R</w:t>
+        <w:t xml:space="preserve">paper/benchmarks/figures.R</w:t>
       </w:r>
       <w:r>
         <w:t xml:space="preserve">; raw numbers</w:t>

--- a/paper/scminer-viewer.docx
+++ b/paper/scminer-viewer.docx
@@ -2,7 +2,7 @@
 <file path=word/document.xml><?xml version="1.0" encoding="utf-8"?>
 <w:document xmlns:w="http://schemas.openxmlformats.org/wordprocessingml/2006/main" xmlns:m="http://schemas.openxmlformats.org/officeDocument/2006/math" xmlns:r="http://schemas.openxmlformats.org/officeDocument/2006/relationships" xmlns:o="urn:schemas-microsoft-com:office:office" xmlns:v="urn:schemas-microsoft-com:vml" xmlns:w10="urn:schemas-microsoft-com:office:word" xmlns:a="http://schemas.openxmlformats.org/drawingml/2006/main" xmlns:pic="http://schemas.openxmlformats.org/drawingml/2006/picture" xmlns:wp="http://schemas.openxmlformats.org/drawingml/2006/wordprocessingDrawing">
   <w:body>
-    <w:bookmarkStart w:id="32" w:name="X2b25b0ef9f0f0b3543dbf041856ff0410162c0a"/>
+    <w:bookmarkStart w:id="72" w:name="X2b25b0ef9f0f0b3543dbf041856ff0410162c0a"/>
     <w:p>
       <w:pPr>
         <w:pStyle w:val="Heading1"/>
@@ -23,7 +23,7 @@
         <w:t xml:space="preserve">Honglei Zhou¹</w:t>
       </w:r>
       <w:r>
-        <w:t xml:space="preserve">,</w:t>
+        <w:t xml:space="preserve">, xxx, xxx, xxx, …,</w:t>
       </w:r>
       <w:r>
         <w:t xml:space="preserve"> </w:t>
@@ -717,7 +717,7 @@
         <w:pStyle w:val="FirstParagraph"/>
       </w:pPr>
       <w:r>
-        <w:t xml:space="preserve">Figure 2 summarises the dataflow. A single</w:t>
+        <w:t xml:space="preserve">Figure 1 summarises the dataflow. A single</w:t>
       </w:r>
       <w:r>
         <w:t xml:space="preserve"> </w:t>
@@ -863,7 +863,7 @@
       <w:r>
         <w:drawing>
           <wp:inline>
-            <wp:extent cx="4160520" cy="4992624"/>
+            <wp:extent cx="4160520" cy="5547360"/>
             <wp:effectExtent b="0" l="0" r="0" t="0"/>
             <wp:docPr descr="" title="" id="14" name="Picture"/>
             <a:graphic>
@@ -884,7 +884,7 @@
                   <pic:spPr bwMode="auto">
                     <a:xfrm>
                       <a:off x="0" y="0"/>
-                      <a:ext cx="4160520" cy="4992624"/>
+                      <a:ext cx="4160520" cy="5547360"/>
                     </a:xfrm>
                     <a:prstGeom prst="rect">
                       <a:avLst/>
@@ -912,7 +912,7 @@
           <w:b/>
           <w:bCs/>
         </w:rPr>
-        <w:t xml:space="preserve">Figure 2.</w:t>
+        <w:t xml:space="preserve">Figure 1.</w:t>
       </w:r>
       <w:r>
         <w:t xml:space="preserve"> </w:t>
@@ -1985,7 +1985,7 @@
     </w:p>
     <w:bookmarkEnd w:id="21"/>
     <w:bookmarkEnd w:id="22"/>
-    <w:bookmarkStart w:id="26" w:name="benchmarks"/>
+    <w:bookmarkStart w:id="62" w:name="benchmarks"/>
     <w:p>
       <w:pPr>
         <w:pStyle w:val="Heading2"/>
@@ -1994,92 +1994,772 @@
         <w:t xml:space="preserve">3 Benchmarks</w:t>
       </w:r>
     </w:p>
+    <w:bookmarkStart w:id="23" w:name="bundle-scaling"/>
+    <w:p>
+      <w:pPr>
+        <w:pStyle w:val="Heading3"/>
+      </w:pPr>
+      <w:r>
+        <w:t xml:space="preserve">3.1 Bundle scaling</w:t>
+      </w:r>
+    </w:p>
     <w:p>
       <w:pPr>
         <w:pStyle w:val="FirstParagraph"/>
       </w:pPr>
       <w:r>
-        <w:t xml:space="preserve">Bundle scaling was measured on synthetic studies generated by</w:t>
-      </w:r>
-      <w:r>
-        <w:t xml:space="preserve"> </w:t>
-      </w:r>
-      <w:r>
-        <w:rPr>
-          <w:rStyle w:val="VerbatimChar"/>
-        </w:rPr>
-        <w:t xml:space="preserve">make_synthetic_study(n_cells, n_genes)</w:t>
-      </w:r>
-      <w:r>
-        <w:t xml:space="preserve"> </w:t>
-      </w:r>
-      <w:r>
-        <w:t xml:space="preserve">over a 5 × 3 grid covering</w:t>
-      </w:r>
-      <w:r>
-        <w:t xml:space="preserve"> </w:t>
-      </w:r>
-      <w:r>
-        <w:t xml:space="preserve">500 – 8 000 cells and 2 000 – 10 000 genes with 10 % expression</w:t>
-      </w:r>
-      <w:r>
-        <w:t xml:space="preserve"> </w:t>
-      </w:r>
-      <w:r>
-        <w:t xml:space="preserve">density and 4 clusters (Figure 1, panels A–C). The real 2327 (Tex)</w:t>
-      </w:r>
-      <w:r>
-        <w:t xml:space="preserve"> </w:t>
-      </w:r>
-      <w:r>
-        <w:t xml:space="preserve">study — 8 464 cells × 9 861 genes × 3 clusters, 9 861 expression</w:t>
-      </w:r>
-      <w:r>
-        <w:t xml:space="preserve"> </w:t>
-      </w:r>
-      <w:r>
-        <w:t xml:space="preserve">genes / 925 TF genes / 4 708 SIG genes indexed, 743 K total network</w:t>
-      </w:r>
-      <w:r>
-        <w:t xml:space="preserve"> </w:t>
-      </w:r>
-      <w:r>
-        <w:t xml:space="preserve">edges (429 516 TF + 314 348 SIG) — provides a full-featured reference.</w:t>
-      </w:r>
-      <w:r>
-        <w:t xml:space="preserve"> </w:t>
-      </w:r>
-      <w:r>
-        <w:t xml:space="preserve">Multi-study discovery was measured on 1, 2, 4, 8, 16, 32 synthetic</w:t>
-      </w:r>
-      <w:r>
-        <w:t xml:space="preserve"> </w:t>
-      </w:r>
-      <w:r>
-        <w:t xml:space="preserve">studies under a shared root (Figure 1, panel D).</w:t>
-      </w:r>
-    </w:p>
-    <w:p>
-      <w:pPr>
-        <w:pStyle w:val="CaptionedFigure"/>
+        <w:rPr>
+          <w:i/>
+          <w:iCs/>
+        </w:rPr>
+        <w:t xml:space="preserve">Bundle scaling</w:t>
+      </w:r>
+      <w:r>
+        <w:t xml:space="preserve"> </w:t>
+      </w:r>
+      <w:r>
+        <w:t xml:space="preserve">measures the marginal cost of the lazy artefact as</w:t>
+      </w:r>
+      <w:r>
+        <w:t xml:space="preserve"> </w:t>
+      </w:r>
+      <w:r>
+        <w:t xml:space="preserve">the input shape grows. We benchmark four end-to-end primitives —</w:t>
+      </w:r>
+      <w:r>
+        <w:t xml:space="preserve"> </w:t>
+      </w:r>
+      <w:r>
+        <w:rPr>
+          <w:rStyle w:val="VerbatimChar"/>
+        </w:rPr>
+        <w:t xml:space="preserve">prepare_study_data()</w:t>
+      </w:r>
+      <w:r>
+        <w:t xml:space="preserve"> </w:t>
+      </w:r>
+      <w:r>
+        <w:t xml:space="preserve">(write the bundle + shard tree),</w:t>
+      </w:r>
+      <w:r>
+        <w:t xml:space="preserve"> </w:t>
+      </w:r>
+      <w:r>
+        <w:rPr>
+          <w:rStyle w:val="VerbatimChar"/>
+        </w:rPr>
+        <w:t xml:space="preserve">load_study()</w:t>
+      </w:r>
+      <w:r>
+        <w:t xml:space="preserve"> </w:t>
+      </w:r>
+      <w:r>
+        <w:t xml:space="preserve">(cold-start a study),</w:t>
+      </w:r>
+      <w:r>
+        <w:t xml:space="preserve"> </w:t>
+      </w:r>
+      <w:r>
+        <w:rPr>
+          <w:rStyle w:val="VerbatimChar"/>
+        </w:rPr>
+        <w:t xml:space="preserve">gene_values()</w:t>
+      </w:r>
+      <w:r>
+        <w:t xml:space="preserve"> </w:t>
+      </w:r>
+      <w:r>
+        <w:t xml:space="preserve">(lazy per-gene fetch), and the</w:t>
+      </w:r>
+      <w:r>
+        <w:t xml:space="preserve"> </w:t>
+      </w:r>
+      <w:r>
+        <w:t xml:space="preserve">on-disk sizes of both the</w:t>
+      </w:r>
+      <w:r>
+        <w:t xml:space="preserve"> </w:t>
+      </w:r>
+      <w:r>
+        <w:rPr>
+          <w:rStyle w:val="VerbatimChar"/>
+        </w:rPr>
+        <w:t xml:space="preserve">.scminer.h5</w:t>
+      </w:r>
+      <w:r>
+        <w:t xml:space="preserve"> </w:t>
+      </w:r>
+      <w:r>
+        <w:t xml:space="preserve">bundle and the</w:t>
+      </w:r>
+      <w:r>
+        <w:t xml:space="preserve"> </w:t>
+      </w:r>
+      <w:r>
+        <w:rPr>
+          <w:rStyle w:val="VerbatimChar"/>
+        </w:rPr>
+        <w:t xml:space="preserve">expression_files/</w:t>
+      </w:r>
+      <w:r>
+        <w:t xml:space="preserve"> </w:t>
+      </w:r>
+      <w:r>
+        <w:t xml:space="preserve">shard tree — on synthetic studies generated by</w:t>
+      </w:r>
+      <w:r>
+        <w:t xml:space="preserve"> </w:t>
+      </w:r>
+      <w:r>
+        <w:rPr>
+          <w:rStyle w:val="VerbatimChar"/>
+        </w:rPr>
+        <w:t xml:space="preserve">make_synthetic_study(n_cells, n_genes, n_clusters = 4, density = 0.10)</w:t>
+      </w:r>
+      <w:r>
+        <w:t xml:space="preserve">.</w:t>
+      </w:r>
+      <w:r>
+        <w:t xml:space="preserve"> </w:t>
+      </w:r>
+      <w:r>
+        <w:t xml:space="preserve">The synthetic generator draws expression values from a sparse Bernoulli</w:t>
+      </w:r>
+      <w:r>
+        <w:t xml:space="preserve"> </w:t>
+      </w:r>
+      <w:r>
+        <w:t xml:space="preserve">distribution at the prescribed density, so the resulting matrices</w:t>
+      </w:r>
+      <w:r>
+        <w:t xml:space="preserve"> </w:t>
+      </w:r>
+      <w:r>
+        <w:t xml:space="preserve">match the size and sparsity of typical normalised scRNA-seq counts</w:t>
+      </w:r>
+      <w:r>
+        <w:t xml:space="preserve"> </w:t>
+      </w:r>
+      <w:r>
+        <w:t xml:space="preserve">without depending on a particular biological dataset.</w:t>
+      </w:r>
+    </w:p>
+    <w:p>
+      <w:pPr>
+        <w:pStyle w:val="BodyText"/>
+      </w:pPr>
+      <w:r>
+        <w:t xml:space="preserve">We sweep a 7 × 4 grid of shapes —</w:t>
+      </w:r>
+      <w:r>
+        <w:t xml:space="preserve"> </w:t>
+      </w:r>
+      <w:r>
+        <w:rPr>
+          <w:rStyle w:val="VerbatimChar"/>
+        </w:rPr>
+        <w:t xml:space="preserve">n_cells ∈ {500, 1 000, 2 000, 4 000, 6 000, 8 000, 10 000}</w:t>
+      </w:r>
+      <w:r>
+        <w:t xml:space="preserve"> </w:t>
+      </w:r>
+      <w:r>
+        <w:t xml:space="preserve">×</w:t>
+      </w:r>
+      <w:r>
+        <w:t xml:space="preserve"> </w:t>
+      </w:r>
+      <w:r>
+        <w:rPr>
+          <w:rStyle w:val="VerbatimChar"/>
+        </w:rPr>
+        <w:t xml:space="preserve">n_genes ∈ {2 000, 5 000, 8 000, 10 000}</w:t>
+      </w:r>
+      <w:r>
+        <w:t xml:space="preserve"> </w:t>
+      </w:r>
+      <w:r>
+        <w:t xml:space="preserve">— yielding 28 configurations. Each configuration is rerun</w:t>
+      </w:r>
+      <w:r>
+        <w:t xml:space="preserve"> </w:t>
+      </w:r>
+      <w:r>
+        <w:rPr>
+          <w:b/>
+          <w:bCs/>
+        </w:rPr>
+        <w:t xml:space="preserve">N = 5</w:t>
+      </w:r>
+      <w:r>
+        <w:t xml:space="preserve"> </w:t>
+      </w:r>
+      <w:r>
+        <w:t xml:space="preserve">times with independent random seeds; figure 2 reports</w:t>
+      </w:r>
+      <w:r>
+        <w:t xml:space="preserve"> </w:t>
+      </w:r>
+      <w:r>
+        <w:t xml:space="preserve">means ± standard error across the five replicates, and the raw per-rep</w:t>
+      </w:r>
+      <w:r>
+        <w:t xml:space="preserve"> </w:t>
+      </w:r>
+      <w:r>
+        <w:t xml:space="preserve">metrics are persisted at</w:t>
+      </w:r>
+      <w:r>
+        <w:t xml:space="preserve"> </w:t>
+      </w:r>
+      <w:r>
+        <w:rPr>
+          <w:rStyle w:val="VerbatimChar"/>
+        </w:rPr>
+        <w:t xml:space="preserve">paper/metrics/bundle_scaling.tsv</w:t>
+      </w:r>
+      <w:r>
+        <w:t xml:space="preserve"> </w:t>
+      </w:r>
+      <w:r>
+        <w:t xml:space="preserve">(140</w:t>
+      </w:r>
+      <w:r>
+        <w:t xml:space="preserve"> </w:t>
+      </w:r>
+      <w:r>
+        <w:t xml:space="preserve">rows). The full-featured real 2327 (Tex) study — 8 464 cells × 9 861</w:t>
+      </w:r>
+      <w:r>
+        <w:t xml:space="preserve"> </w:t>
+      </w:r>
+      <w:r>
+        <w:t xml:space="preserve">genes × 3 clusters, 9 861 expression genes / 925 TF genes / 4 708</w:t>
+      </w:r>
+      <w:r>
+        <w:t xml:space="preserve"> </w:t>
+      </w:r>
+      <w:r>
+        <w:t xml:space="preserve">SIG genes indexed, 743 K total network edges (429 516 TF + 314 348</w:t>
+      </w:r>
+      <w:r>
+        <w:t xml:space="preserve"> </w:t>
+      </w:r>
+      <w:r>
+        <w:t xml:space="preserve">SIG) — provides a real-data anchor; its single-run metrics live at</w:t>
+      </w:r>
+      <w:r>
+        <w:t xml:space="preserve"> </w:t>
+      </w:r>
+      <w:r>
+        <w:rPr>
+          <w:rStyle w:val="VerbatimChar"/>
+        </w:rPr>
+        <w:t xml:space="preserve">paper/metrics/real_study.tsv</w:t>
+      </w:r>
+      <w:r>
+        <w:t xml:space="preserve">.</w:t>
+      </w:r>
+    </w:p>
+    <w:bookmarkEnd w:id="23"/>
+    <w:bookmarkStart w:id="24" w:name="multi-study-discovery-scaling"/>
+    <w:p>
+      <w:pPr>
+        <w:pStyle w:val="Heading3"/>
+      </w:pPr>
+      <w:r>
+        <w:t xml:space="preserve">3.2 Multi-study discovery scaling</w:t>
+      </w:r>
+    </w:p>
+    <w:p>
+      <w:pPr>
+        <w:pStyle w:val="FirstParagraph"/>
+      </w:pPr>
+      <w:r>
+        <w:rPr>
+          <w:i/>
+          <w:iCs/>
+        </w:rPr>
+        <w:t xml:space="preserve">Discover scaling</w:t>
+      </w:r>
+      <w:r>
+        <w:t xml:space="preserve"> </w:t>
+      </w:r>
+      <w:r>
+        <w:t xml:space="preserve">measures</w:t>
+      </w:r>
+      <w:r>
+        <w:t xml:space="preserve"> </w:t>
+      </w:r>
+      <w:r>
+        <w:rPr>
+          <w:rStyle w:val="VerbatimChar"/>
+        </w:rPr>
+        <w:t xml:space="preserve">discover_studies(root_dir)</w:t>
+      </w:r>
+      <w:r>
+        <w:t xml:space="preserve">, the</w:t>
+      </w:r>
+      <w:r>
+        <w:t xml:space="preserve"> </w:t>
+      </w:r>
+      <w:r>
+        <w:t xml:space="preserve">file-system scan that turns a directory of</w:t>
+      </w:r>
+      <w:r>
+        <w:t xml:space="preserve"> </w:t>
+      </w:r>
+      <w:r>
+        <w:rPr>
+          <w:rStyle w:val="VerbatimChar"/>
+        </w:rPr>
+        <w:t xml:space="preserve">&lt;studyID&gt;/&lt;studyID&gt;.scminer.h5</w:t>
+      </w:r>
+      <w:r>
+        <w:t xml:space="preserve"> </w:t>
+      </w:r>
+      <w:r>
+        <w:t xml:space="preserve">trees into a card-grid index for the multi-study browser</w:t>
+      </w:r>
+      <w:r>
+        <w:t xml:space="preserve"> </w:t>
+      </w:r>
+      <w:r>
+        <w:t xml:space="preserve">(</w:t>
+      </w:r>
+      <w:r>
+        <w:rPr>
+          <w:rStyle w:val="VerbatimChar"/>
+        </w:rPr>
+        <w:t xml:space="preserve">run_browser()</w:t>
+      </w:r>
+      <w:r>
+        <w:t xml:space="preserve"> </w:t>
+      </w:r>
+      <w:r>
+        <w:t xml:space="preserve">in R,</w:t>
+      </w:r>
+      <w:r>
+        <w:t xml:space="preserve"> </w:t>
+      </w:r>
+      <w:r>
+        <w:rPr>
+          <w:rStyle w:val="VerbatimChar"/>
+        </w:rPr>
+        <w:t xml:space="preserve">scminer-viewer browse</w:t>
+      </w:r>
+      <w:r>
+        <w:t xml:space="preserve"> </w:t>
+      </w:r>
+      <w:r>
+        <w:t xml:space="preserve">in Python). The</w:t>
+      </w:r>
+      <w:r>
+        <w:t xml:space="preserve"> </w:t>
+      </w:r>
+      <w:r>
+        <w:t xml:space="preserve">benchmark builds 1, 2, 4, 8, 16, and 32 lightweight synthetic studies</w:t>
+      </w:r>
+      <w:r>
+        <w:t xml:space="preserve"> </w:t>
+      </w:r>
+      <w:r>
+        <w:t xml:space="preserve">(200 cells × 500 genes each) under a single root, then times</w:t>
+      </w:r>
+      <w:r>
+        <w:t xml:space="preserve"> </w:t>
+      </w:r>
+      <w:r>
+        <w:rPr>
+          <w:rStyle w:val="VerbatimChar"/>
+        </w:rPr>
+        <w:t xml:space="preserve">discover_studies()</w:t>
+      </w:r>
+      <w:r>
+        <w:t xml:space="preserve"> </w:t>
+      </w:r>
+      <w:r>
+        <w:t xml:space="preserve">end-to-end. Like the bundle sweep, each cell of</w:t>
+      </w:r>
+      <w:r>
+        <w:t xml:space="preserve"> </w:t>
+      </w:r>
+      <w:r>
+        <w:t xml:space="preserve">the grid runs five times with independent seeds (6 × 5 = 30 rows in</w:t>
+      </w:r>
+      <w:r>
+        <w:t xml:space="preserve"> </w:t>
+      </w:r>
+      <w:r>
+        <w:rPr>
+          <w:rStyle w:val="VerbatimChar"/>
+        </w:rPr>
+        <w:t xml:space="preserve">paper/metrics/discover_scaling.tsv</w:t>
+      </w:r>
+      <w:r>
+        <w:t xml:space="preserve">); figure 2D plots mean ± SE.</w:t>
+      </w:r>
+      <w:r>
+        <w:t xml:space="preserve"> </w:t>
+      </w:r>
+      <w:r>
+        <w:t xml:space="preserve">Because the browser only reads per-study metadata (no matrix indexes),</w:t>
+      </w:r>
+      <w:r>
+        <w:t xml:space="preserve"> </w:t>
+      </w:r>
+      <w:r>
+        <w:t xml:space="preserve">the test isolates the linear file-system scan from any data decoding.</w:t>
+      </w:r>
+    </w:p>
+    <w:bookmarkEnd w:id="24"/>
+    <w:bookmarkStart w:id="61" w:name="real-portal-study-sweep"/>
+    <w:p>
+      <w:pPr>
+        <w:pStyle w:val="Heading3"/>
+      </w:pPr>
+      <w:r>
+        <w:t xml:space="preserve">3.3 Real portal study sweep</w:t>
+      </w:r>
+    </w:p>
+    <w:p>
+      <w:pPr>
+        <w:pStyle w:val="FirstParagraph"/>
+      </w:pPr>
+      <w:r>
+        <w:t xml:space="preserve">Beyond the single 2327 anchor we ran the same end-to-end pipeline</w:t>
+      </w:r>
+      <w:r>
+        <w:t xml:space="preserve"> </w:t>
+      </w:r>
+      <w:r>
+        <w:t xml:space="preserve">against the</w:t>
+      </w:r>
+      <w:r>
+        <w:t xml:space="preserve"> </w:t>
+      </w:r>
+      <w:r>
+        <w:rPr>
+          <w:b/>
+          <w:bCs/>
+        </w:rPr>
+        <w:t xml:space="preserve">27 public studies hosted on the live scMINER Portal</w:t>
+      </w:r>
+      <w:r>
+        <w:t xml:space="preserve"> </w:t>
+      </w:r>
+      <w:r>
+        <w:t xml:space="preserve">(</w:t>
+      </w:r>
+      <w:hyperlink r:id="rId9">
+        <w:r>
+          <w:rPr>
+            <w:rStyle w:val="Hyperlink"/>
+          </w:rPr>
+          <w:t xml:space="preserve">https://scminer.stjude.org</w:t>
+        </w:r>
+      </w:hyperlink>
+      <w:r>
+        <w:t xml:space="preserve">). The studies span four orders of</w:t>
+      </w:r>
+      <w:r>
+        <w:t xml:space="preserve"> </w:t>
+      </w:r>
+      <w:r>
+        <w:t xml:space="preserve">magnitude in scale — from 124-cell ground-truth fixtures (Buettner,</w:t>
+      </w:r>
+      <w:r>
+        <w:t xml:space="preserve"> </w:t>
+      </w:r>
+      <w:r>
+        <w:t xml:space="preserve">Chung, Klein, …) to a 138 268-cell × 18 274-gene ATRT cohort</w:t>
+      </w:r>
+      <w:r>
+        <w:t xml:space="preserve"> </w:t>
+      </w:r>
+      <w:r>
+        <w:t xml:space="preserve">(study 2333) — and include the full mix of expression-only and</w:t>
+      </w:r>
+      <w:r>
+        <w:t xml:space="preserve"> </w:t>
+      </w:r>
+      <w:r>
+        <w:t xml:space="preserve">expression-plus-activity-plus-networks inputs. Each study is declared</w:t>
+      </w:r>
+      <w:r>
+        <w:t xml:space="preserve"> </w:t>
+      </w:r>
+      <w:r>
+        <w:t xml:space="preserve">by a small YAML config (</w:t>
+      </w:r>
+      <w:r>
+        <w:rPr>
+          <w:rStyle w:val="VerbatimChar"/>
+        </w:rPr>
+        <w:t xml:space="preserve">paper/configs/&lt;studyID&gt;.yaml</w:t>
+      </w:r>
+      <w:r>
+        <w:t xml:space="preserve">) that points</w:t>
+      </w:r>
+      <w:r>
+        <w:t xml:space="preserve"> </w:t>
+      </w:r>
+      <w:r>
+        <w:t xml:space="preserve">at the HPC paths of</w:t>
+      </w:r>
+      <w:r>
+        <w:t xml:space="preserve"> </w:t>
+      </w:r>
+      <w:r>
+        <w:rPr>
+          <w:rStyle w:val="VerbatimChar"/>
+        </w:rPr>
+        <w:t xml:space="preserve">expression.rds</w:t>
+      </w:r>
+      <w:r>
+        <w:t xml:space="preserve"> </w:t>
+      </w:r>
+      <w:r>
+        <w:t xml:space="preserve">(Biobase</w:t>
+      </w:r>
+      <w:r>
+        <w:t xml:space="preserve"> </w:t>
+      </w:r>
+      <w:r>
+        <w:rPr>
+          <w:rStyle w:val="VerbatimChar"/>
+        </w:rPr>
+        <w:t xml:space="preserve">ExpressionSet</w:t>
+      </w:r>
+      <w:r>
+        <w:t xml:space="preserve">),</w:t>
+      </w:r>
+      <w:r>
+        <w:t xml:space="preserve"> </w:t>
+      </w:r>
+      <w:r>
+        <w:rPr>
+          <w:rStyle w:val="VerbatimChar"/>
+        </w:rPr>
+        <w:t xml:space="preserve">activity.rds</w:t>
+      </w:r>
+      <w:r>
+        <w:t xml:space="preserve"> </w:t>
+      </w:r>
+      <w:r>
+        <w:t xml:space="preserve">(TF + SIG-labelled</w:t>
+      </w:r>
+      <w:r>
+        <w:t xml:space="preserve"> </w:t>
+      </w:r>
+      <w:r>
+        <w:rPr>
+          <w:rStyle w:val="VerbatimChar"/>
+        </w:rPr>
+        <w:t xml:space="preserve">ExpressionSet</w:t>
+      </w:r>
+      <w:r>
+        <w:t xml:space="preserve">), and</w:t>
+      </w:r>
+      <w:r>
+        <w:t xml:space="preserve"> </w:t>
+      </w:r>
+      <w:r>
+        <w:rPr>
+          <w:rStyle w:val="VerbatimChar"/>
+        </w:rPr>
+        <w:t xml:space="preserve">networks.txt</w:t>
+      </w:r>
+      <w:r>
+        <w:t xml:space="preserve"> </w:t>
+      </w:r>
+      <w:r>
+        <w:t xml:space="preserve">(SJARACNe TSV); the YAML also names the column</w:t>
+      </w:r>
+      <w:r>
+        <w:t xml:space="preserve"> </w:t>
+      </w:r>
+      <w:r>
+        <w:t xml:space="preserve">conventions used inside that study’s</w:t>
+      </w:r>
+      <w:r>
+        <w:t xml:space="preserve"> </w:t>
+      </w:r>
+      <w:r>
+        <w:rPr>
+          <w:rStyle w:val="VerbatimChar"/>
+        </w:rPr>
+        <w:t xml:space="preserve">pData()</w:t>
+      </w:r>
+      <w:r>
+        <w:t xml:space="preserve"> </w:t>
+      </w:r>
+      <w:r>
+        <w:t xml:space="preserve">(e.g. </w:t>
+      </w:r>
+      <w:r>
+        <w:rPr>
+          <w:rStyle w:val="VerbatimChar"/>
+        </w:rPr>
+        <w:t xml:space="preserve">cellID: CellID</w:t>
+      </w:r>
+      <w:r>
+        <w:t xml:space="preserve">,</w:t>
+      </w:r>
+      <w:r>
+        <w:t xml:space="preserve"> </w:t>
+      </w:r>
+      <w:r>
+        <w:rPr>
+          <w:rStyle w:val="VerbatimChar"/>
+        </w:rPr>
+        <w:t xml:space="preserve">cellType: CellGroup</w:t>
+      </w:r>
+      <w:r>
+        <w:t xml:space="preserve">). The benchmark driver</w:t>
+      </w:r>
+      <w:r>
+        <w:t xml:space="preserve"> </w:t>
+      </w:r>
+      <w:r>
+        <w:t xml:space="preserve">(</w:t>
+      </w:r>
+      <w:r>
+        <w:rPr>
+          <w:rStyle w:val="VerbatimChar"/>
+        </w:rPr>
+        <w:t xml:space="preserve">paper/portal/portal_studies_hpc.sh</w:t>
+      </w:r>
+      <w:r>
+        <w:t xml:space="preserve">) submits one bsub task per</w:t>
+      </w:r>
+      <w:r>
+        <w:t xml:space="preserve"> </w:t>
+      </w:r>
+      <w:r>
+        <w:t xml:space="preserve">YAML — distributed across multiple LSF queues — and writes the same</w:t>
+      </w:r>
+      <w:r>
+        <w:t xml:space="preserve"> </w:t>
+      </w:r>
+      <w:r>
+        <w:t xml:space="preserve">metric columns we used for the synthetic sweep, augmented with input</w:t>
+      </w:r>
+      <w:r>
+        <w:t xml:space="preserve"> </w:t>
+      </w:r>
+      <w:r>
+        <w:t xml:space="preserve">file sizes (</w:t>
+      </w:r>
+      <w:r>
+        <w:rPr>
+          <w:rStyle w:val="VerbatimChar"/>
+        </w:rPr>
+        <w:t xml:space="preserve">expr_input_bytes</w:t>
+      </w:r>
+      <w:r>
+        <w:t xml:space="preserve">,</w:t>
+      </w:r>
+      <w:r>
+        <w:t xml:space="preserve"> </w:t>
+      </w:r>
+      <w:r>
+        <w:rPr>
+          <w:rStyle w:val="VerbatimChar"/>
+        </w:rPr>
+        <w:t xml:space="preserve">act_input_bytes</w:t>
+      </w:r>
+      <w:r>
+        <w:t xml:space="preserve">,</w:t>
+      </w:r>
+      <w:r>
+        <w:t xml:space="preserve"> </w:t>
+      </w:r>
+      <w:r>
+        <w:rPr>
+          <w:rStyle w:val="VerbatimChar"/>
+        </w:rPr>
+        <w:t xml:space="preserve">net_input_bytes</w:t>
+      </w:r>
+      <w:r>
+        <w:t xml:space="preserve">)</w:t>
+      </w:r>
+      <w:r>
+        <w:t xml:space="preserve"> </w:t>
+      </w:r>
+      <w:r>
+        <w:t xml:space="preserve">and the per-study output dir on shared storage. Per-study TSVs at</w:t>
+      </w:r>
+      <w:r>
+        <w:t xml:space="preserve"> </w:t>
+      </w:r>
+      <w:r>
+        <w:rPr>
+          <w:rStyle w:val="VerbatimChar"/>
+        </w:rPr>
+        <w:t xml:space="preserve">paper/metrics/portal_studies_&lt;id&gt;.tsv</w:t>
+      </w:r>
+      <w:r>
+        <w:t xml:space="preserve"> </w:t>
+      </w:r>
+      <w:r>
+        <w:t xml:space="preserve">are merged into</w:t>
+      </w:r>
+      <w:r>
+        <w:t xml:space="preserve"> </w:t>
+      </w:r>
+      <w:r>
+        <w:rPr>
+          <w:rStyle w:val="VerbatimChar"/>
+        </w:rPr>
+        <w:t xml:space="preserve">paper/metrics/portal_studies.tsv</w:t>
+      </w:r>
+      <w:r>
+        <w:t xml:space="preserve"> </w:t>
+      </w:r>
+      <w:r>
+        <w:t xml:space="preserve">(27 rows, all</w:t>
+      </w:r>
+      <w:r>
+        <w:t xml:space="preserve"> </w:t>
+      </w:r>
+      <w:r>
+        <w:rPr>
+          <w:rStyle w:val="VerbatimChar"/>
+        </w:rPr>
+        <w:t xml:space="preserve">status == "ok"</w:t>
+      </w:r>
+      <w:r>
+        <w:t xml:space="preserve">)</w:t>
+      </w:r>
+      <w:r>
+        <w:t xml:space="preserve"> </w:t>
+      </w:r>
+      <w:r>
+        <w:t xml:space="preserve">and rendered as six standalone panels in figure 3.</w:t>
+      </w:r>
+    </w:p>
+    <w:p>
+      <w:pPr>
+        <w:pStyle w:val="BodyText"/>
       </w:pPr>
       <w:r>
         <w:drawing>
           <wp:inline>
-            <wp:extent cx="5334000" cy="6172200"/>
+            <wp:extent cx="3733800" cy="2489200"/>
             <wp:effectExtent b="0" l="0" r="0" t="0"/>
-            <wp:docPr descr="Figure 1" title="" id="24" name="Picture"/>
+            <wp:docPr descr="Figure 2A" title="" id="26" name="Picture"/>
             <a:graphic>
               <a:graphicData uri="http://schemas.openxmlformats.org/drawingml/2006/picture">
                 <pic:pic>
                   <pic:nvPicPr>
-                    <pic:cNvPr descr="figures/figure1.png" id="25" name="Picture"/>
+                    <pic:cNvPr descr="figures/figure1_A_size_vs_cells.pdf" id="27" name="Picture"/>
                     <pic:cNvPicPr>
                       <a:picLocks noChangeArrowheads="1" noChangeAspect="1"/>
                     </pic:cNvPicPr>
                   </pic:nvPicPr>
                   <pic:blipFill>
-                    <a:blip r:embed="rId23"/>
+                    <a:blip r:embed="rId25"/>
                     <a:stretch>
                       <a:fillRect/>
                     </a:stretch>
@@ -2087,7 +2767,7 @@
                   <pic:spPr bwMode="auto">
                     <a:xfrm>
                       <a:off x="0" y="0"/>
-                      <a:ext cx="5334000" cy="6172200"/>
+                      <a:ext cx="3733800" cy="2489200"/>
                     </a:xfrm>
                     <a:prstGeom prst="rect">
                       <a:avLst/>
@@ -2105,13 +2785,230 @@
           </wp:inline>
         </w:drawing>
       </w:r>
-    </w:p>
-    <w:p>
-      <w:pPr>
-        <w:pStyle w:val="ImageCaption"/>
-      </w:pPr>
-      <w:r>
-        <w:t xml:space="preserve">Figure 1</w:t>
+      <w:r>
+        <w:t xml:space="preserve"> </w:t>
+      </w:r>
+      <w:r>
+        <w:drawing>
+          <wp:inline>
+            <wp:extent cx="3733800" cy="2489200"/>
+            <wp:effectExtent b="0" l="0" r="0" t="0"/>
+            <wp:docPr descr="Figure 2B" title="" id="29" name="Picture"/>
+            <a:graphic>
+              <a:graphicData uri="http://schemas.openxmlformats.org/drawingml/2006/picture">
+                <pic:pic>
+                  <pic:nvPicPr>
+                    <pic:cNvPr descr="figures/figure1_B_load_latency.pdf" id="30" name="Picture"/>
+                    <pic:cNvPicPr>
+                      <a:picLocks noChangeArrowheads="1" noChangeAspect="1"/>
+                    </pic:cNvPicPr>
+                  </pic:nvPicPr>
+                  <pic:blipFill>
+                    <a:blip r:embed="rId28"/>
+                    <a:stretch>
+                      <a:fillRect/>
+                    </a:stretch>
+                  </pic:blipFill>
+                  <pic:spPr bwMode="auto">
+                    <a:xfrm>
+                      <a:off x="0" y="0"/>
+                      <a:ext cx="3733800" cy="2489200"/>
+                    </a:xfrm>
+                    <a:prstGeom prst="rect">
+                      <a:avLst/>
+                    </a:prstGeom>
+                    <a:noFill/>
+                    <a:ln w="9525">
+                      <a:noFill/>
+                      <a:headEnd/>
+                      <a:tailEnd/>
+                    </a:ln>
+                  </pic:spPr>
+                </pic:pic>
+              </a:graphicData>
+            </a:graphic>
+          </wp:inline>
+        </w:drawing>
+      </w:r>
+      <w:r>
+        <w:t xml:space="preserve"> </w:t>
+      </w:r>
+      <w:r>
+        <w:drawing>
+          <wp:inline>
+            <wp:extent cx="3733800" cy="2489200"/>
+            <wp:effectExtent b="0" l="0" r="0" t="0"/>
+            <wp:docPr descr="Figure 2C" title="" id="32" name="Picture"/>
+            <a:graphic>
+              <a:graphicData uri="http://schemas.openxmlformats.org/drawingml/2006/picture">
+                <pic:pic>
+                  <pic:nvPicPr>
+                    <pic:cNvPr descr="figures/figure1_C_fetch_latency.pdf" id="33" name="Picture"/>
+                    <pic:cNvPicPr>
+                      <a:picLocks noChangeArrowheads="1" noChangeAspect="1"/>
+                    </pic:cNvPicPr>
+                  </pic:nvPicPr>
+                  <pic:blipFill>
+                    <a:blip r:embed="rId31"/>
+                    <a:stretch>
+                      <a:fillRect/>
+                    </a:stretch>
+                  </pic:blipFill>
+                  <pic:spPr bwMode="auto">
+                    <a:xfrm>
+                      <a:off x="0" y="0"/>
+                      <a:ext cx="3733800" cy="2489200"/>
+                    </a:xfrm>
+                    <a:prstGeom prst="rect">
+                      <a:avLst/>
+                    </a:prstGeom>
+                    <a:noFill/>
+                    <a:ln w="9525">
+                      <a:noFill/>
+                      <a:headEnd/>
+                      <a:tailEnd/>
+                    </a:ln>
+                  </pic:spPr>
+                </pic:pic>
+              </a:graphicData>
+            </a:graphic>
+          </wp:inline>
+        </w:drawing>
+      </w:r>
+      <w:r>
+        <w:t xml:space="preserve"> </w:t>
+      </w:r>
+      <w:r>
+        <w:drawing>
+          <wp:inline>
+            <wp:extent cx="3733800" cy="2489200"/>
+            <wp:effectExtent b="0" l="0" r="0" t="0"/>
+            <wp:docPr descr="Figure 2D" title="" id="35" name="Picture"/>
+            <a:graphic>
+              <a:graphicData uri="http://schemas.openxmlformats.org/drawingml/2006/picture">
+                <pic:pic>
+                  <pic:nvPicPr>
+                    <pic:cNvPr descr="figures/figure1_D_discover_scaling.pdf" id="36" name="Picture"/>
+                    <pic:cNvPicPr>
+                      <a:picLocks noChangeArrowheads="1" noChangeAspect="1"/>
+                    </pic:cNvPicPr>
+                  </pic:nvPicPr>
+                  <pic:blipFill>
+                    <a:blip r:embed="rId34"/>
+                    <a:stretch>
+                      <a:fillRect/>
+                    </a:stretch>
+                  </pic:blipFill>
+                  <pic:spPr bwMode="auto">
+                    <a:xfrm>
+                      <a:off x="0" y="0"/>
+                      <a:ext cx="3733800" cy="2489200"/>
+                    </a:xfrm>
+                    <a:prstGeom prst="rect">
+                      <a:avLst/>
+                    </a:prstGeom>
+                    <a:noFill/>
+                    <a:ln w="9525">
+                      <a:noFill/>
+                      <a:headEnd/>
+                      <a:tailEnd/>
+                    </a:ln>
+                  </pic:spPr>
+                </pic:pic>
+              </a:graphicData>
+            </a:graphic>
+          </wp:inline>
+        </w:drawing>
+      </w:r>
+      <w:r>
+        <w:t xml:space="preserve"> </w:t>
+      </w:r>
+      <w:r>
+        <w:drawing>
+          <wp:inline>
+            <wp:extent cx="3733800" cy="2489200"/>
+            <wp:effectExtent b="0" l="0" r="0" t="0"/>
+            <wp:docPr descr="Figure 2E" title="" id="38" name="Picture"/>
+            <a:graphic>
+              <a:graphicData uri="http://schemas.openxmlformats.org/drawingml/2006/picture">
+                <pic:pic>
+                  <pic:nvPicPr>
+                    <pic:cNvPr descr="figures/figure1_E_prepare_time.pdf" id="39" name="Picture"/>
+                    <pic:cNvPicPr>
+                      <a:picLocks noChangeArrowheads="1" noChangeAspect="1"/>
+                    </pic:cNvPicPr>
+                  </pic:nvPicPr>
+                  <pic:blipFill>
+                    <a:blip r:embed="rId37"/>
+                    <a:stretch>
+                      <a:fillRect/>
+                    </a:stretch>
+                  </pic:blipFill>
+                  <pic:spPr bwMode="auto">
+                    <a:xfrm>
+                      <a:off x="0" y="0"/>
+                      <a:ext cx="3733800" cy="2489200"/>
+                    </a:xfrm>
+                    <a:prstGeom prst="rect">
+                      <a:avLst/>
+                    </a:prstGeom>
+                    <a:noFill/>
+                    <a:ln w="9525">
+                      <a:noFill/>
+                      <a:headEnd/>
+                      <a:tailEnd/>
+                    </a:ln>
+                  </pic:spPr>
+                </pic:pic>
+              </a:graphicData>
+            </a:graphic>
+          </wp:inline>
+        </w:drawing>
+      </w:r>
+      <w:r>
+        <w:t xml:space="preserve"> </w:t>
+      </w:r>
+      <w:r>
+        <w:drawing>
+          <wp:inline>
+            <wp:extent cx="3733800" cy="2489200"/>
+            <wp:effectExtent b="0" l="0" r="0" t="0"/>
+            <wp:docPr descr="Figure 2F" title="" id="41" name="Picture"/>
+            <a:graphic>
+              <a:graphicData uri="http://schemas.openxmlformats.org/drawingml/2006/picture">
+                <pic:pic>
+                  <pic:nvPicPr>
+                    <pic:cNvPr descr="figures/figure1_F_peak_memory.pdf" id="42" name="Picture"/>
+                    <pic:cNvPicPr>
+                      <a:picLocks noChangeArrowheads="1" noChangeAspect="1"/>
+                    </pic:cNvPicPr>
+                  </pic:nvPicPr>
+                  <pic:blipFill>
+                    <a:blip r:embed="rId40"/>
+                    <a:stretch>
+                      <a:fillRect/>
+                    </a:stretch>
+                  </pic:blipFill>
+                  <pic:spPr bwMode="auto">
+                    <a:xfrm>
+                      <a:off x="0" y="0"/>
+                      <a:ext cx="3733800" cy="2489200"/>
+                    </a:xfrm>
+                    <a:prstGeom prst="rect">
+                      <a:avLst/>
+                    </a:prstGeom>
+                    <a:noFill/>
+                    <a:ln w="9525">
+                      <a:noFill/>
+                      <a:headEnd/>
+                      <a:tailEnd/>
+                    </a:ln>
+                  </pic:spPr>
+                </pic:pic>
+              </a:graphicData>
+            </a:graphic>
+          </wp:inline>
+        </w:drawing>
       </w:r>
     </w:p>
     <w:p>
@@ -2123,7 +3020,7 @@
           <w:b/>
           <w:bCs/>
         </w:rPr>
-        <w:t xml:space="preserve">Figure 1.</w:t>
+        <w:t xml:space="preserve">Figure 2.</w:t>
       </w:r>
       <w:r>
         <w:t xml:space="preserve"> </w:t>
@@ -2133,7 +3030,35 @@
           <w:i/>
           <w:iCs/>
         </w:rPr>
-        <w:t xml:space="preserve">scMINER Viewer performance.</w:t>
+        <w:t xml:space="preserve">scMINER Viewer performance on the synthetic sweep</w:t>
+      </w:r>
+      <w:r>
+        <w:rPr>
+          <w:i/>
+          <w:iCs/>
+        </w:rPr>
+        <w:t xml:space="preserve"> </w:t>
+      </w:r>
+      <w:r>
+        <w:rPr>
+          <w:i/>
+          <w:iCs/>
+        </w:rPr>
+        <w:t xml:space="preserve">(7 × 4 = 28 configurations × 5 replicates per configuration; points</w:t>
+      </w:r>
+      <w:r>
+        <w:rPr>
+          <w:i/>
+          <w:iCs/>
+        </w:rPr>
+        <w:t xml:space="preserve"> </w:t>
+      </w:r>
+      <w:r>
+        <w:rPr>
+          <w:i/>
+          <w:iCs/>
+        </w:rPr>
+        <w:t xml:space="preserve">are means, T-bars are ± standard error).</w:t>
       </w:r>
       <w:r>
         <w:t xml:space="preserve"> </w:t>
@@ -2149,31 +3074,52 @@
         <w:t xml:space="preserve"> </w:t>
       </w:r>
       <w:r>
-        <w:t xml:space="preserve">Bundle size (solid)</w:t>
-      </w:r>
-      <w:r>
-        <w:t xml:space="preserve"> </w:t>
-      </w:r>
-      <w:r>
-        <w:t xml:space="preserve">versus the underlying shard-tree size (dashed) as a function of cell</w:t>
-      </w:r>
-      <w:r>
-        <w:t xml:space="preserve"> </w:t>
-      </w:r>
-      <w:r>
-        <w:t xml:space="preserve">count, faceted by gene count (2 K / 5 K / 10 K). Lazy-mode bundles</w:t>
-      </w:r>
-      <w:r>
-        <w:t xml:space="preserve"> </w:t>
-      </w:r>
-      <w:r>
-        <w:t xml:space="preserve">remain near-constant (~ 3 – 14 MB) while the shard tree grows</w:t>
-      </w:r>
-      <w:r>
-        <w:t xml:space="preserve"> </w:t>
-      </w:r>
-      <w:r>
-        <w:t xml:space="preserve">linearly with</w:t>
+        <w:t xml:space="preserve">Bundle size</w:t>
+      </w:r>
+      <w:r>
+        <w:t xml:space="preserve"> </w:t>
+      </w:r>
+      <w:r>
+        <w:t xml:space="preserve">(</w:t>
+      </w:r>
+      <w:r>
+        <w:rPr>
+          <w:rStyle w:val="VerbatimChar"/>
+        </w:rPr>
+        <w:t xml:space="preserve">Bundle</w:t>
+      </w:r>
+      <w:r>
+        <w:t xml:space="preserve"> </w:t>
+      </w:r>
+      <w:r>
+        <w:t xml:space="preserve">series) versus the underlying shard-tree size</w:t>
+      </w:r>
+      <w:r>
+        <w:t xml:space="preserve"> </w:t>
+      </w:r>
+      <w:r>
+        <w:t xml:space="preserve">(</w:t>
+      </w:r>
+      <w:r>
+        <w:rPr>
+          <w:rStyle w:val="VerbatimChar"/>
+        </w:rPr>
+        <w:t xml:space="preserve">Shard tree</w:t>
+      </w:r>
+      <w:r>
+        <w:t xml:space="preserve">) as a function of cell count, coloured by gene count</w:t>
+      </w:r>
+      <w:r>
+        <w:t xml:space="preserve"> </w:t>
+      </w:r>
+      <w:r>
+        <w:t xml:space="preserve">(2 K / 5 K / 8 K / 10 K). Lazy bundles remain near-constant</w:t>
+      </w:r>
+      <w:r>
+        <w:t xml:space="preserve"> </w:t>
+      </w:r>
+      <w:r>
+        <w:t xml:space="preserve">(~ 2.6 – 13.2 MB) while the shard tree grows roughly linearly with</w:t>
       </w:r>
       <w:r>
         <w:t xml:space="preserve"> </w:t>
@@ -2216,7 +3162,13 @@
         <w:t xml:space="preserve"> </w:t>
       </w:r>
       <w:r>
-        <w:t xml:space="preserve">latency stays sub-second.</w:t>
+        <w:t xml:space="preserve">latency</w:t>
+      </w:r>
+      <w:r>
+        <w:t xml:space="preserve"> </w:t>
+      </w:r>
+      <w:r>
+        <w:t xml:space="preserve">stays sub-200 ms.</w:t>
       </w:r>
       <w:r>
         <w:t xml:space="preserve"> </w:t>
@@ -2247,13 +3199,13 @@
         <w:t xml:space="preserve"> </w:t>
       </w:r>
       <w:r>
-        <w:t xml:space="preserve">fetch latency (point) and worst-case in the per-gene sample (error bar</w:t>
-      </w:r>
-      <w:r>
-        <w:t xml:space="preserve"> </w:t>
-      </w:r>
-      <w:r>
-        <w:t xml:space="preserve">top); each shard read is a single gzipped CSV decode.</w:t>
+        <w:t xml:space="preserve">fetch</w:t>
+      </w:r>
+      <w:r>
+        <w:t xml:space="preserve"> </w:t>
+      </w:r>
+      <w:r>
+        <w:t xml:space="preserve">latency; each shard read is a single gzipped-CSV decode.</w:t>
       </w:r>
       <w:r>
         <w:t xml:space="preserve"> </w:t>
@@ -2278,13 +3230,13 @@
         <w:t xml:space="preserve"> </w:t>
       </w:r>
       <w:r>
-        <w:t xml:space="preserve">linear scan over a multi-study root scales</w:t>
-      </w:r>
-      <w:r>
-        <w:t xml:space="preserve"> </w:t>
-      </w:r>
-      <w:r>
-        <w:t xml:space="preserve">linearly with the number of studies (~ 80 ms per study).</w:t>
+        <w:t xml:space="preserve">linear scan over a multi-study root</w:t>
+      </w:r>
+      <w:r>
+        <w:t xml:space="preserve"> </w:t>
+      </w:r>
+      <w:r>
+        <w:t xml:space="preserve">scales linearly with the number of studies (~ 80 ms per study).</w:t>
       </w:r>
       <w:r>
         <w:t xml:space="preserve"> </w:t>
@@ -2315,13 +3267,52 @@
         <w:t xml:space="preserve"> </w:t>
       </w:r>
       <w:r>
-        <w:t xml:space="preserve">writes both the graph-import layout (Cell/, Gene/, Network_*/,</w:t>
-      </w:r>
-      <w:r>
-        <w:t xml:space="preserve"> </w:t>
-      </w:r>
-      <w:r>
-        <w:t xml:space="preserve">study_meta/, per-gene shards) and the</w:t>
+        <w:t xml:space="preserve">writes both the graph-import layout (</w:t>
+      </w:r>
+      <w:r>
+        <w:rPr>
+          <w:rStyle w:val="VerbatimChar"/>
+        </w:rPr>
+        <w:t xml:space="preserve">Cell/</w:t>
+      </w:r>
+      <w:r>
+        <w:t xml:space="preserve">,</w:t>
+      </w:r>
+      <w:r>
+        <w:t xml:space="preserve"> </w:t>
+      </w:r>
+      <w:r>
+        <w:rPr>
+          <w:rStyle w:val="VerbatimChar"/>
+        </w:rPr>
+        <w:t xml:space="preserve">Gene/</w:t>
+      </w:r>
+      <w:r>
+        <w:t xml:space="preserve">,</w:t>
+      </w:r>
+      <w:r>
+        <w:t xml:space="preserve"> </w:t>
+      </w:r>
+      <w:r>
+        <w:rPr>
+          <w:rStyle w:val="VerbatimChar"/>
+        </w:rPr>
+        <w:t xml:space="preserve">Network_*/</w:t>
+      </w:r>
+      <w:r>
+        <w:t xml:space="preserve">,</w:t>
+      </w:r>
+      <w:r>
+        <w:t xml:space="preserve"> </w:t>
+      </w:r>
+      <w:r>
+        <w:rPr>
+          <w:rStyle w:val="VerbatimChar"/>
+        </w:rPr>
+        <w:t xml:space="preserve">study_meta/</w:t>
+      </w:r>
+      <w:r>
+        <w:t xml:space="preserve">, per-gene shards) and the</w:t>
       </w:r>
       <w:r>
         <w:t xml:space="preserve"> </w:t>
@@ -2336,13 +3327,13 @@
         <w:t xml:space="preserve"> </w:t>
       </w:r>
       <w:r>
-        <w:t xml:space="preserve">bundle from raw R</w:t>
-      </w:r>
-      <w:r>
-        <w:t xml:space="preserve"> </w:t>
-      </w:r>
-      <w:r>
-        <w:t xml:space="preserve">structures. Time grows roughly linearly with</w:t>
+        <w:t xml:space="preserve">bundle from</w:t>
+      </w:r>
+      <w:r>
+        <w:t xml:space="preserve"> </w:t>
+      </w:r>
+      <w:r>
+        <w:t xml:space="preserve">raw R structures. Time grows roughly linearly with</w:t>
       </w:r>
       <w:r>
         <w:t xml:space="preserve"> </w:t>
@@ -2391,13 +3382,13 @@
         <w:t xml:space="preserve"> </w:t>
       </w:r>
       <w:r>
-        <w:t xml:space="preserve">Peak working-</w:t>
-      </w:r>
-      <w:r>
-        <w:t xml:space="preserve"> </w:t>
-      </w:r>
-      <w:r>
-        <w:t xml:space="preserve">set memory during</w:t>
+        <w:t xml:space="preserve">Peak</w:t>
+      </w:r>
+      <w:r>
+        <w:t xml:space="preserve"> </w:t>
+      </w:r>
+      <w:r>
+        <w:t xml:space="preserve">working-set memory during</w:t>
       </w:r>
       <w:r>
         <w:t xml:space="preserve"> </w:t>
@@ -2424,13 +3415,7 @@
         <w:t xml:space="preserve"> </w:t>
       </w:r>
       <w:r>
-        <w:t xml:space="preserve">after</w:t>
-      </w:r>
-      <w:r>
-        <w:t xml:space="preserve"> </w:t>
-      </w:r>
-      <w:r>
-        <w:t xml:space="preserve">a reset; stays bounded by</w:t>
+        <w:t xml:space="preserve">after a reset; stays bounded by</w:t>
       </w:r>
       <w:r>
         <w:t xml:space="preserve"> </w:t>
@@ -2445,13 +3430,13 @@
         <w:t xml:space="preserve"> </w:t>
       </w:r>
       <w:r>
-        <w:t xml:space="preserve">of the in-memory</w:t>
-      </w:r>
-      <w:r>
-        <w:t xml:space="preserve"> </w:t>
-      </w:r>
-      <w:r>
-        <w:t xml:space="preserve">sparse expression matrix. Generated by</w:t>
+        <w:t xml:space="preserve">of</w:t>
+      </w:r>
+      <w:r>
+        <w:t xml:space="preserve"> </w:t>
+      </w:r>
+      <w:r>
+        <w:t xml:space="preserve">the in-memory sparse expression matrix. Generated by</w:t>
       </w:r>
       <w:r>
         <w:t xml:space="preserve"> </w:t>
@@ -2463,29 +3448,795 @@
         <w:t xml:space="preserve">paper/benchmarks/figures.R</w:t>
       </w:r>
       <w:r>
-        <w:t xml:space="preserve">; raw numbers</w:t>
-      </w:r>
-      <w:r>
-        <w:t xml:space="preserve"> </w:t>
-      </w:r>
-      <w:r>
-        <w:t xml:space="preserve">at</w:t>
-      </w:r>
-      <w:r>
-        <w:t xml:space="preserve"> </w:t>
-      </w:r>
-      <w:r>
-        <w:rPr>
-          <w:rStyle w:val="VerbatimChar"/>
-        </w:rPr>
-        <w:t xml:space="preserve">paper/metrics/*.tsv</w:t>
-      </w:r>
-      <w:r>
-        <w:t xml:space="preserve">.</w:t>
-      </w:r>
-    </w:p>
-    <w:bookmarkEnd w:id="26"/>
-    <w:bookmarkStart w:id="27" w:name="results-and-discussion"/>
+        <w:t xml:space="preserve">; raw and aggregated numbers at</w:t>
+      </w:r>
+      <w:r>
+        <w:t xml:space="preserve"> </w:t>
+      </w:r>
+      <w:r>
+        <w:rPr>
+          <w:rStyle w:val="VerbatimChar"/>
+        </w:rPr>
+        <w:t xml:space="preserve">paper/metrics/bundle_scaling.tsv</w:t>
+      </w:r>
+      <w:r>
+        <w:t xml:space="preserve"> </w:t>
+      </w:r>
+      <w:r>
+        <w:t xml:space="preserve">and</w:t>
+      </w:r>
+      <w:r>
+        <w:t xml:space="preserve"> </w:t>
+      </w:r>
+      <w:r>
+        <w:rPr>
+          <w:rStyle w:val="VerbatimChar"/>
+        </w:rPr>
+        <w:t xml:space="preserve">bundle_scaling_summary.tsv</w:t>
+      </w:r>
+      <w:r>
+        <w:t xml:space="preserve">,</w:t>
+      </w:r>
+      <w:r>
+        <w:t xml:space="preserve"> </w:t>
+      </w:r>
+      <w:r>
+        <w:t xml:space="preserve">plus</w:t>
+      </w:r>
+      <w:r>
+        <w:t xml:space="preserve"> </w:t>
+      </w:r>
+      <w:r>
+        <w:rPr>
+          <w:rStyle w:val="VerbatimChar"/>
+        </w:rPr>
+        <w:t xml:space="preserve">discover_scaling.tsv</w:t>
+      </w:r>
+      <w:r>
+        <w:t xml:space="preserve"> </w:t>
+      </w:r>
+      <w:r>
+        <w:t xml:space="preserve">/</w:t>
+      </w:r>
+      <w:r>
+        <w:t xml:space="preserve"> </w:t>
+      </w:r>
+      <w:r>
+        <w:rPr>
+          <w:rStyle w:val="VerbatimChar"/>
+        </w:rPr>
+        <w:t xml:space="preserve">discover_scaling_summary.tsv</w:t>
+      </w:r>
+      <w:r>
+        <w:t xml:space="preserve">. Table</w:t>
+      </w:r>
+      <w:r>
+        <w:t xml:space="preserve"> </w:t>
+      </w:r>
+      <w:r>
+        <w:t xml:space="preserve">2 (</w:t>
+      </w:r>
+      <w:r>
+        <w:rPr>
+          <w:rStyle w:val="VerbatimChar"/>
+        </w:rPr>
+        <w:t xml:space="preserve">paper/tables/figure1_scaling.md</w:t>
+      </w:r>
+      <w:r>
+        <w:t xml:space="preserve">) lists per-configuration mean</w:t>
+      </w:r>
+      <w:r>
+        <w:t xml:space="preserve"> </w:t>
+      </w:r>
+      <w:r>
+        <w:t xml:space="preserve">± SE for the 28 grid points underlying panels A, B, C, E, F.</w:t>
+      </w:r>
+      <w:r>
+        <w:t xml:space="preserve"> </w:t>
+      </w:r>
+      <w:r>
+        <w:t xml:space="preserve">Table 1 (</w:t>
+      </w:r>
+      <w:r>
+        <w:rPr>
+          <w:rStyle w:val="VerbatimChar"/>
+        </w:rPr>
+        <w:t xml:space="preserve">paper/tables/portal_studies.md</w:t>
+      </w:r>
+      <w:r>
+        <w:t xml:space="preserve">) gives a comparable</w:t>
+      </w:r>
+      <w:r>
+        <w:t xml:space="preserve"> </w:t>
+      </w:r>
+      <w:r>
+        <w:t xml:space="preserve">per-study breakdown for the 27 real portal studies underlying</w:t>
+      </w:r>
+      <w:r>
+        <w:t xml:space="preserve"> </w:t>
+      </w:r>
+      <w:r>
+        <w:t xml:space="preserve">figure 3.</w:t>
+      </w:r>
+    </w:p>
+    <w:p>
+      <w:pPr>
+        <w:pStyle w:val="BodyText"/>
+      </w:pPr>
+      <w:r>
+        <w:drawing>
+          <wp:inline>
+            <wp:extent cx="3733800" cy="2489200"/>
+            <wp:effectExtent b="0" l="0" r="0" t="0"/>
+            <wp:docPr descr="Figure 3A" title="" id="44" name="Picture"/>
+            <a:graphic>
+              <a:graphicData uri="http://schemas.openxmlformats.org/drawingml/2006/picture">
+                <pic:pic>
+                  <pic:nvPicPr>
+                    <pic:cNvPr descr="figures/figure_portal_A_size_vs_cells.pdf" id="45" name="Picture"/>
+                    <pic:cNvPicPr>
+                      <a:picLocks noChangeArrowheads="1" noChangeAspect="1"/>
+                    </pic:cNvPicPr>
+                  </pic:nvPicPr>
+                  <pic:blipFill>
+                    <a:blip r:embed="rId43"/>
+                    <a:stretch>
+                      <a:fillRect/>
+                    </a:stretch>
+                  </pic:blipFill>
+                  <pic:spPr bwMode="auto">
+                    <a:xfrm>
+                      <a:off x="0" y="0"/>
+                      <a:ext cx="3733800" cy="2489200"/>
+                    </a:xfrm>
+                    <a:prstGeom prst="rect">
+                      <a:avLst/>
+                    </a:prstGeom>
+                    <a:noFill/>
+                    <a:ln w="9525">
+                      <a:noFill/>
+                      <a:headEnd/>
+                      <a:tailEnd/>
+                    </a:ln>
+                  </pic:spPr>
+                </pic:pic>
+              </a:graphicData>
+            </a:graphic>
+          </wp:inline>
+        </w:drawing>
+      </w:r>
+      <w:r>
+        <w:t xml:space="preserve"> </w:t>
+      </w:r>
+      <w:r>
+        <w:drawing>
+          <wp:inline>
+            <wp:extent cx="3733800" cy="2489200"/>
+            <wp:effectExtent b="0" l="0" r="0" t="0"/>
+            <wp:docPr descr="Figure 3B" title="" id="47" name="Picture"/>
+            <a:graphic>
+              <a:graphicData uri="http://schemas.openxmlformats.org/drawingml/2006/picture">
+                <pic:pic>
+                  <pic:nvPicPr>
+                    <pic:cNvPr descr="figures/figure_portal_B_prepare_time.pdf" id="48" name="Picture"/>
+                    <pic:cNvPicPr>
+                      <a:picLocks noChangeArrowheads="1" noChangeAspect="1"/>
+                    </pic:cNvPicPr>
+                  </pic:nvPicPr>
+                  <pic:blipFill>
+                    <a:blip r:embed="rId46"/>
+                    <a:stretch>
+                      <a:fillRect/>
+                    </a:stretch>
+                  </pic:blipFill>
+                  <pic:spPr bwMode="auto">
+                    <a:xfrm>
+                      <a:off x="0" y="0"/>
+                      <a:ext cx="3733800" cy="2489200"/>
+                    </a:xfrm>
+                    <a:prstGeom prst="rect">
+                      <a:avLst/>
+                    </a:prstGeom>
+                    <a:noFill/>
+                    <a:ln w="9525">
+                      <a:noFill/>
+                      <a:headEnd/>
+                      <a:tailEnd/>
+                    </a:ln>
+                  </pic:spPr>
+                </pic:pic>
+              </a:graphicData>
+            </a:graphic>
+          </wp:inline>
+        </w:drawing>
+      </w:r>
+      <w:r>
+        <w:t xml:space="preserve"> </w:t>
+      </w:r>
+      <w:r>
+        <w:drawing>
+          <wp:inline>
+            <wp:extent cx="3733800" cy="2489200"/>
+            <wp:effectExtent b="0" l="0" r="0" t="0"/>
+            <wp:docPr descr="Figure 3C" title="" id="50" name="Picture"/>
+            <a:graphic>
+              <a:graphicData uri="http://schemas.openxmlformats.org/drawingml/2006/picture">
+                <pic:pic>
+                  <pic:nvPicPr>
+                    <pic:cNvPr descr="figures/figure_portal_C_peak_memory.pdf" id="51" name="Picture"/>
+                    <pic:cNvPicPr>
+                      <a:picLocks noChangeArrowheads="1" noChangeAspect="1"/>
+                    </pic:cNvPicPr>
+                  </pic:nvPicPr>
+                  <pic:blipFill>
+                    <a:blip r:embed="rId49"/>
+                    <a:stretch>
+                      <a:fillRect/>
+                    </a:stretch>
+                  </pic:blipFill>
+                  <pic:spPr bwMode="auto">
+                    <a:xfrm>
+                      <a:off x="0" y="0"/>
+                      <a:ext cx="3733800" cy="2489200"/>
+                    </a:xfrm>
+                    <a:prstGeom prst="rect">
+                      <a:avLst/>
+                    </a:prstGeom>
+                    <a:noFill/>
+                    <a:ln w="9525">
+                      <a:noFill/>
+                      <a:headEnd/>
+                      <a:tailEnd/>
+                    </a:ln>
+                  </pic:spPr>
+                </pic:pic>
+              </a:graphicData>
+            </a:graphic>
+          </wp:inline>
+        </w:drawing>
+      </w:r>
+      <w:r>
+        <w:t xml:space="preserve"> </w:t>
+      </w:r>
+      <w:r>
+        <w:drawing>
+          <wp:inline>
+            <wp:extent cx="3733800" cy="2489200"/>
+            <wp:effectExtent b="0" l="0" r="0" t="0"/>
+            <wp:docPr descr="Figure 3D" title="" id="53" name="Picture"/>
+            <a:graphic>
+              <a:graphicData uri="http://schemas.openxmlformats.org/drawingml/2006/picture">
+                <pic:pic>
+                  <pic:nvPicPr>
+                    <pic:cNvPr descr="figures/figure_portal_D_load_latency.pdf" id="54" name="Picture"/>
+                    <pic:cNvPicPr>
+                      <a:picLocks noChangeArrowheads="1" noChangeAspect="1"/>
+                    </pic:cNvPicPr>
+                  </pic:nvPicPr>
+                  <pic:blipFill>
+                    <a:blip r:embed="rId52"/>
+                    <a:stretch>
+                      <a:fillRect/>
+                    </a:stretch>
+                  </pic:blipFill>
+                  <pic:spPr bwMode="auto">
+                    <a:xfrm>
+                      <a:off x="0" y="0"/>
+                      <a:ext cx="3733800" cy="2489200"/>
+                    </a:xfrm>
+                    <a:prstGeom prst="rect">
+                      <a:avLst/>
+                    </a:prstGeom>
+                    <a:noFill/>
+                    <a:ln w="9525">
+                      <a:noFill/>
+                      <a:headEnd/>
+                      <a:tailEnd/>
+                    </a:ln>
+                  </pic:spPr>
+                </pic:pic>
+              </a:graphicData>
+            </a:graphic>
+          </wp:inline>
+        </w:drawing>
+      </w:r>
+      <w:r>
+        <w:t xml:space="preserve"> </w:t>
+      </w:r>
+      <w:r>
+        <w:drawing>
+          <wp:inline>
+            <wp:extent cx="3733800" cy="2489200"/>
+            <wp:effectExtent b="0" l="0" r="0" t="0"/>
+            <wp:docPr descr="Figure 3E" title="" id="56" name="Picture"/>
+            <a:graphic>
+              <a:graphicData uri="http://schemas.openxmlformats.org/drawingml/2006/picture">
+                <pic:pic>
+                  <pic:nvPicPr>
+                    <pic:cNvPr descr="figures/figure_portal_E_fetch_latency.pdf" id="57" name="Picture"/>
+                    <pic:cNvPicPr>
+                      <a:picLocks noChangeArrowheads="1" noChangeAspect="1"/>
+                    </pic:cNvPicPr>
+                  </pic:nvPicPr>
+                  <pic:blipFill>
+                    <a:blip r:embed="rId55"/>
+                    <a:stretch>
+                      <a:fillRect/>
+                    </a:stretch>
+                  </pic:blipFill>
+                  <pic:spPr bwMode="auto">
+                    <a:xfrm>
+                      <a:off x="0" y="0"/>
+                      <a:ext cx="3733800" cy="2489200"/>
+                    </a:xfrm>
+                    <a:prstGeom prst="rect">
+                      <a:avLst/>
+                    </a:prstGeom>
+                    <a:noFill/>
+                    <a:ln w="9525">
+                      <a:noFill/>
+                      <a:headEnd/>
+                      <a:tailEnd/>
+                    </a:ln>
+                  </pic:spPr>
+                </pic:pic>
+              </a:graphicData>
+            </a:graphic>
+          </wp:inline>
+        </w:drawing>
+      </w:r>
+      <w:r>
+        <w:t xml:space="preserve"> </w:t>
+      </w:r>
+      <w:r>
+        <w:drawing>
+          <wp:inline>
+            <wp:extent cx="3733800" cy="2489200"/>
+            <wp:effectExtent b="0" l="0" r="0" t="0"/>
+            <wp:docPr descr="Figure 3F" title="" id="59" name="Picture"/>
+            <a:graphic>
+              <a:graphicData uri="http://schemas.openxmlformats.org/drawingml/2006/picture">
+                <pic:pic>
+                  <pic:nvPicPr>
+                    <pic:cNvPr descr="figures/figure_portal_F_size_ratio.pdf" id="60" name="Picture"/>
+                    <pic:cNvPicPr>
+                      <a:picLocks noChangeArrowheads="1" noChangeAspect="1"/>
+                    </pic:cNvPicPr>
+                  </pic:nvPicPr>
+                  <pic:blipFill>
+                    <a:blip r:embed="rId58"/>
+                    <a:stretch>
+                      <a:fillRect/>
+                    </a:stretch>
+                  </pic:blipFill>
+                  <pic:spPr bwMode="auto">
+                    <a:xfrm>
+                      <a:off x="0" y="0"/>
+                      <a:ext cx="3733800" cy="2489200"/>
+                    </a:xfrm>
+                    <a:prstGeom prst="rect">
+                      <a:avLst/>
+                    </a:prstGeom>
+                    <a:noFill/>
+                    <a:ln w="9525">
+                      <a:noFill/>
+                      <a:headEnd/>
+                      <a:tailEnd/>
+                    </a:ln>
+                  </pic:spPr>
+                </pic:pic>
+              </a:graphicData>
+            </a:graphic>
+          </wp:inline>
+        </w:drawing>
+      </w:r>
+    </w:p>
+    <w:p>
+      <w:pPr>
+        <w:pStyle w:val="BodyText"/>
+      </w:pPr>
+      <w:r>
+        <w:rPr>
+          <w:b/>
+          <w:bCs/>
+        </w:rPr>
+        <w:t xml:space="preserve">Figure 3.</w:t>
+      </w:r>
+      <w:r>
+        <w:t xml:space="preserve"> </w:t>
+      </w:r>
+      <w:r>
+        <w:rPr>
+          <w:i/>
+          <w:iCs/>
+        </w:rPr>
+        <w:t xml:space="preserve">scMINER Viewer on the 27 real portal studies.</w:t>
+      </w:r>
+      <w:r>
+        <w:t xml:space="preserve"> </w:t>
+      </w:r>
+      <w:r>
+        <w:t xml:space="preserve">Each</w:t>
+      </w:r>
+      <w:r>
+        <w:t xml:space="preserve"> </w:t>
+      </w:r>
+      <w:r>
+        <w:t xml:space="preserve">point is one study; axes are log10 where annotated.</w:t>
+      </w:r>
+      <w:r>
+        <w:t xml:space="preserve"> </w:t>
+      </w:r>
+      <w:r>
+        <w:rPr>
+          <w:b/>
+          <w:bCs/>
+        </w:rPr>
+        <w:t xml:space="preserve">(A)</w:t>
+      </w:r>
+      <w:r>
+        <w:t xml:space="preserve"> </w:t>
+      </w:r>
+      <w:r>
+        <w:t xml:space="preserve">Bundle</w:t>
+      </w:r>
+      <w:r>
+        <w:t xml:space="preserve"> </w:t>
+      </w:r>
+      <w:r>
+        <w:t xml:space="preserve">(</w:t>
+      </w:r>
+      <w:r>
+        <w:rPr>
+          <w:rStyle w:val="VerbatimChar"/>
+        </w:rPr>
+        <w:t xml:space="preserve">.scminer.h5</w:t>
+      </w:r>
+      <w:r>
+        <w:t xml:space="preserve">) and shard-tree size versus cell count. Bundles span</w:t>
+      </w:r>
+      <w:r>
+        <w:t xml:space="preserve"> </w:t>
+      </w:r>
+      <w:r>
+        <w:t xml:space="preserve">0.4 – 1 363 MB while shard trees span 1.7 – 9 672 MB; both grow</w:t>
+      </w:r>
+      <w:r>
+        <w:t xml:space="preserve"> </w:t>
+      </w:r>
+      <w:r>
+        <w:t xml:space="preserve">sub-linearly in</w:t>
+      </w:r>
+      <w:r>
+        <w:t xml:space="preserve"> </w:t>
+      </w:r>
+      <w:r>
+        <w:rPr>
+          <w:rStyle w:val="VerbatimChar"/>
+        </w:rPr>
+        <w:t xml:space="preserve">n_cells</w:t>
+      </w:r>
+      <w:r>
+        <w:t xml:space="preserve"> </w:t>
+      </w:r>
+      <w:r>
+        <w:t xml:space="preserve">because per-study density and</w:t>
+      </w:r>
+      <w:r>
+        <w:t xml:space="preserve"> </w:t>
+      </w:r>
+      <w:r>
+        <w:t xml:space="preserve">gene-coverage vary.</w:t>
+      </w:r>
+      <w:r>
+        <w:t xml:space="preserve"> </w:t>
+      </w:r>
+      <w:r>
+        <w:rPr>
+          <w:b/>
+          <w:bCs/>
+        </w:rPr>
+        <w:t xml:space="preserve">(B)</w:t>
+      </w:r>
+      <w:r>
+        <w:t xml:space="preserve"> </w:t>
+      </w:r>
+      <w:r>
+        <w:rPr>
+          <w:rStyle w:val="VerbatimChar"/>
+        </w:rPr>
+        <w:t xml:space="preserve">prepare_study_data()</w:t>
+      </w:r>
+      <w:r>
+        <w:t xml:space="preserve"> </w:t>
+      </w:r>
+      <w:r>
+        <w:t xml:space="preserve">wall time versus</w:t>
+      </w:r>
+      <w:r>
+        <w:t xml:space="preserve"> </w:t>
+      </w:r>
+      <w:r>
+        <w:rPr>
+          <w:rStyle w:val="VerbatimChar"/>
+        </w:rPr>
+        <w:t xml:space="preserve">n_cells × n_genes</w:t>
+      </w:r>
+      <w:r>
+        <w:t xml:space="preserve"> </w:t>
+      </w:r>
+      <w:r>
+        <w:t xml:space="preserve">— three orders of magnitude on each axis, with</w:t>
+      </w:r>
+      <w:r>
+        <w:t xml:space="preserve"> </w:t>
+      </w:r>
+      <w:r>
+        <w:t xml:space="preserve">a roughly linear log-log relationship.</w:t>
+      </w:r>
+      <w:r>
+        <w:t xml:space="preserve"> </w:t>
+      </w:r>
+      <w:r>
+        <w:rPr>
+          <w:b/>
+          <w:bCs/>
+        </w:rPr>
+        <w:t xml:space="preserve">(C)</w:t>
+      </w:r>
+      <w:r>
+        <w:t xml:space="preserve"> </w:t>
+      </w:r>
+      <w:r>
+        <w:t xml:space="preserve">Peak R working-set</w:t>
+      </w:r>
+      <w:r>
+        <w:t xml:space="preserve"> </w:t>
+      </w:r>
+      <w:r>
+        <w:t xml:space="preserve">memory versus total input rds size; the dotted reference line is</w:t>
+      </w:r>
+      <w:r>
+        <w:t xml:space="preserve"> </w:t>
+      </w:r>
+      <w:r>
+        <w:rPr>
+          <w:rStyle w:val="VerbatimChar"/>
+        </w:rPr>
+        <w:t xml:space="preserve">peak_Mb == input_MB</w:t>
+      </w:r>
+      <w:r>
+        <w:t xml:space="preserve">. Most studies sit above the line because of</w:t>
+      </w:r>
+      <w:r>
+        <w:t xml:space="preserve"> </w:t>
+      </w:r>
+      <w:r>
+        <w:t xml:space="preserve">the in-memory sparse + dense intermediates</w:t>
+      </w:r>
+      <w:r>
+        <w:t xml:space="preserve"> </w:t>
+      </w:r>
+      <w:r>
+        <w:rPr>
+          <w:rStyle w:val="VerbatimChar"/>
+        </w:rPr>
+        <w:t xml:space="preserve">prepare_study_data()</w:t>
+      </w:r>
+      <w:r>
+        <w:t xml:space="preserve"> </w:t>
+      </w:r>
+      <w:r>
+        <w:t xml:space="preserve">materialises.</w:t>
+      </w:r>
+      <w:r>
+        <w:t xml:space="preserve"> </w:t>
+      </w:r>
+      <w:r>
+        <w:rPr>
+          <w:b/>
+          <w:bCs/>
+        </w:rPr>
+        <w:t xml:space="preserve">(D)</w:t>
+      </w:r>
+      <w:r>
+        <w:t xml:space="preserve"> </w:t>
+      </w:r>
+      <w:r>
+        <w:t xml:space="preserve">Cold-start</w:t>
+      </w:r>
+      <w:r>
+        <w:t xml:space="preserve"> </w:t>
+      </w:r>
+      <w:r>
+        <w:rPr>
+          <w:rStyle w:val="VerbatimChar"/>
+        </w:rPr>
+        <w:t xml:space="preserve">load_study()</w:t>
+      </w:r>
+      <w:r>
+        <w:t xml:space="preserve"> </w:t>
+      </w:r>
+      <w:r>
+        <w:t xml:space="preserve">latency versus</w:t>
+      </w:r>
+      <w:r>
+        <w:t xml:space="preserve"> </w:t>
+      </w:r>
+      <w:r>
+        <w:t xml:space="preserve">bundle size — sub-second for nearly every study; the four largest</w:t>
+      </w:r>
+      <w:r>
+        <w:t xml:space="preserve"> </w:t>
+      </w:r>
+      <w:r>
+        <w:t xml:space="preserve">bundles climb past 5 s.</w:t>
+      </w:r>
+      <w:r>
+        <w:t xml:space="preserve"> </w:t>
+      </w:r>
+      <w:r>
+        <w:rPr>
+          <w:b/>
+          <w:bCs/>
+        </w:rPr>
+        <w:t xml:space="preserve">(E)</w:t>
+      </w:r>
+      <w:r>
+        <w:t xml:space="preserve"> </w:t>
+      </w:r>
+      <w:r>
+        <w:t xml:space="preserve">Median</w:t>
+      </w:r>
+      <w:r>
+        <w:t xml:space="preserve"> </w:t>
+      </w:r>
+      <w:r>
+        <w:rPr>
+          <w:rStyle w:val="VerbatimChar"/>
+        </w:rPr>
+        <w:t xml:space="preserve">gene_values()</w:t>
+      </w:r>
+      <w:r>
+        <w:t xml:space="preserve"> </w:t>
+      </w:r>
+      <w:r>
+        <w:t xml:space="preserve">fetch</w:t>
+      </w:r>
+      <w:r>
+        <w:t xml:space="preserve"> </w:t>
+      </w:r>
+      <w:r>
+        <w:t xml:space="preserve">latency versus gene count — a 30× range (38 – 1 249 ms) driven</w:t>
+      </w:r>
+      <w:r>
+        <w:t xml:space="preserve"> </w:t>
+      </w:r>
+      <w:r>
+        <w:t xml:space="preserve">primarily by per-shard cell count (each fetch decodes one gzipped</w:t>
+      </w:r>
+      <w:r>
+        <w:t xml:space="preserve"> </w:t>
+      </w:r>
+      <w:r>
+        <w:t xml:space="preserve">CSV of length</w:t>
+      </w:r>
+      <w:r>
+        <w:t xml:space="preserve"> </w:t>
+      </w:r>
+      <w:r>
+        <w:rPr>
+          <w:rStyle w:val="VerbatimChar"/>
+        </w:rPr>
+        <w:t xml:space="preserve">n_cells</w:t>
+      </w:r>
+      <w:r>
+        <w:t xml:space="preserve">).</w:t>
+      </w:r>
+      <w:r>
+        <w:t xml:space="preserve"> </w:t>
+      </w:r>
+      <w:r>
+        <w:rPr>
+          <w:b/>
+          <w:bCs/>
+        </w:rPr>
+        <w:t xml:space="preserve">(F)</w:t>
+      </w:r>
+      <w:r>
+        <w:t xml:space="preserve"> </w:t>
+      </w:r>
+      <w:r>
+        <w:t xml:space="preserve">Output-to-input size ratio per</w:t>
+      </w:r>
+      <w:r>
+        <w:t xml:space="preserve"> </w:t>
+      </w:r>
+      <w:r>
+        <w:t xml:space="preserve">study, sorted ascending and coloured by whether activity matrices</w:t>
+      </w:r>
+      <w:r>
+        <w:t xml:space="preserve"> </w:t>
+      </w:r>
+      <w:r>
+        <w:t xml:space="preserve">were present. Studies with expression + activity (blue) bundle into</w:t>
+      </w:r>
+      <w:r>
+        <w:t xml:space="preserve"> </w:t>
+      </w:r>
+      <w:r>
+        <w:t xml:space="preserve">smaller output:input ratios than expression-only studies (teal)</w:t>
+      </w:r>
+      <w:r>
+        <w:t xml:space="preserve"> </w:t>
+      </w:r>
+      <w:r>
+        <w:t xml:space="preserve">because the shared cell metadata is amortised across more shards.</w:t>
+      </w:r>
+      <w:r>
+        <w:t xml:space="preserve"> </w:t>
+      </w:r>
+      <w:r>
+        <w:t xml:space="preserve">Generated by</w:t>
+      </w:r>
+      <w:r>
+        <w:t xml:space="preserve"> </w:t>
+      </w:r>
+      <w:r>
+        <w:rPr>
+          <w:rStyle w:val="VerbatimChar"/>
+        </w:rPr>
+        <w:t xml:space="preserve">paper/benchmarks/figure_portal.R</w:t>
+      </w:r>
+      <w:r>
+        <w:t xml:space="preserve">; raw numbers at</w:t>
+      </w:r>
+      <w:r>
+        <w:t xml:space="preserve"> </w:t>
+      </w:r>
+      <w:r>
+        <w:rPr>
+          <w:rStyle w:val="VerbatimChar"/>
+        </w:rPr>
+        <w:t xml:space="preserve">paper/metrics/portal_studies.tsv</w:t>
+      </w:r>
+      <w:r>
+        <w:t xml:space="preserve"> </w:t>
+      </w:r>
+      <w:r>
+        <w:t xml:space="preserve">and per-study TSVs at</w:t>
+      </w:r>
+      <w:r>
+        <w:t xml:space="preserve"> </w:t>
+      </w:r>
+      <w:r>
+        <w:rPr>
+          <w:rStyle w:val="VerbatimChar"/>
+        </w:rPr>
+        <w:t xml:space="preserve">paper/metrics/portal_studies_&lt;id&gt;.tsv</w:t>
+      </w:r>
+      <w:r>
+        <w:t xml:space="preserve">. The full per-study</w:t>
+      </w:r>
+      <w:r>
+        <w:t xml:space="preserve"> </w:t>
+      </w:r>
+      <w:r>
+        <w:t xml:space="preserve">breakdown is in Table 1 (</w:t>
+      </w:r>
+      <w:r>
+        <w:rPr>
+          <w:rStyle w:val="VerbatimChar"/>
+        </w:rPr>
+        <w:t xml:space="preserve">paper/tables/portal_studies.md</w:t>
+      </w:r>
+      <w:r>
+        <w:t xml:space="preserve">).</w:t>
+      </w:r>
+    </w:p>
+    <w:bookmarkEnd w:id="61"/>
+    <w:bookmarkEnd w:id="62"/>
+    <w:bookmarkStart w:id="67" w:name="results-and-discussion"/>
     <w:p>
       <w:pPr>
         <w:pStyle w:val="Heading2"/>
@@ -2494,46 +4245,108 @@
         <w:t xml:space="preserve">4 Results and discussion</w:t>
       </w:r>
     </w:p>
+    <w:bookmarkStart w:id="63" w:name="bundle-scaling-1"/>
+    <w:p>
+      <w:pPr>
+        <w:pStyle w:val="Heading3"/>
+      </w:pPr>
+      <w:r>
+        <w:t xml:space="preserve">4.1 Bundle scaling</w:t>
+      </w:r>
+    </w:p>
     <w:p>
       <w:pPr>
         <w:pStyle w:val="FirstParagraph"/>
       </w:pPr>
       <w:r>
-        <w:t xml:space="preserve">The bundle stays small because matrix values are excluded: across the</w:t>
-      </w:r>
-      <w:r>
-        <w:t xml:space="preserve"> </w:t>
-      </w:r>
-      <w:r>
-        <w:t xml:space="preserve">synthetic sweep, bundle size ranges from 2.7 MB (500 cells × 2 K</w:t>
-      </w:r>
-      <w:r>
-        <w:t xml:space="preserve"> </w:t>
-      </w:r>
-      <w:r>
-        <w:t xml:space="preserve">genes) to 6.9 MB (4 K cells × 5 K genes) — barely sensitive to cell</w:t>
-      </w:r>
-      <w:r>
-        <w:t xml:space="preserve"> </w:t>
-      </w:r>
-      <w:r>
-        <w:t xml:space="preserve">count — while the shard tree it indexes grows linearly from 1.1 MB</w:t>
-      </w:r>
-      <w:r>
-        <w:t xml:space="preserve"> </w:t>
-      </w:r>
-      <w:r>
-        <w:t xml:space="preserve">to 21.5 MB (Figure 1A). For the real 2327 study the same pattern</w:t>
-      </w:r>
-      <w:r>
-        <w:t xml:space="preserve"> </w:t>
-      </w:r>
-      <w:r>
-        <w:t xml:space="preserve">holds: 76.8 MB bundle vs ≈ 1.2 GB of expression + activity shards.</w:t>
-      </w:r>
-      <w:r>
-        <w:t xml:space="preserve"> </w:t>
-      </w:r>
+        <w:t xml:space="preserve">The bundle stays small because matrix values are deliberately excluded.</w:t>
+      </w:r>
+      <w:r>
+        <w:t xml:space="preserve"> </w:t>
+      </w:r>
+      <w:r>
+        <w:t xml:space="preserve">Across the 7 × 4 synthetic sweep (28 configurations × 5 replicates),</w:t>
+      </w:r>
+      <w:r>
+        <w:t xml:space="preserve"> </w:t>
+      </w:r>
+      <w:r>
+        <w:t xml:space="preserve">bundle size ranges from 2.58 ± 0.00 MB (500 cells × 2 K genes) to</w:t>
+      </w:r>
+      <w:r>
+        <w:t xml:space="preserve"> </w:t>
+      </w:r>
+      <w:r>
+        <w:t xml:space="preserve">13.21 ± 0.00 MB (10 K cells × 10 K genes) — a 5× growth in size for</w:t>
+      </w:r>
+      <w:r>
+        <w:t xml:space="preserve"> </w:t>
+      </w:r>
+      <w:r>
+        <w:t xml:space="preserve">a 100× growth in</w:t>
+      </w:r>
+      <w:r>
+        <w:t xml:space="preserve"> </w:t>
+      </w:r>
+      <w:r>
+        <w:rPr>
+          <w:rStyle w:val="VerbatimChar"/>
+        </w:rPr>
+        <w:t xml:space="preserve">n_cells × n_genes</w:t>
+      </w:r>
+      <w:r>
+        <w:t xml:space="preserve">. The accompanying shard tree</w:t>
+      </w:r>
+      <w:r>
+        <w:t xml:space="preserve"> </w:t>
+      </w:r>
+      <w:r>
+        <w:t xml:space="preserve">grows roughly linearly with</w:t>
+      </w:r>
+      <w:r>
+        <w:t xml:space="preserve"> </w:t>
+      </w:r>
+      <w:r>
+        <w:rPr>
+          <w:rStyle w:val="VerbatimChar"/>
+        </w:rPr>
+        <w:t xml:space="preserve">n_cells × n_genes</w:t>
+      </w:r>
+      <w:r>
+        <w:t xml:space="preserve"> </w:t>
+      </w:r>
+      <w:r>
+        <w:t xml:space="preserve">over the same sweep</w:t>
+      </w:r>
+      <w:r>
+        <w:t xml:space="preserve"> </w:t>
+      </w:r>
+      <w:r>
+        <w:t xml:space="preserve">(1.1 MB to 106.3 MB; Figure 2A), as expected for one gzipped CSV per</w:t>
+      </w:r>
+      <w:r>
+        <w:t xml:space="preserve"> </w:t>
+      </w:r>
+      <w:r>
+        <w:t xml:space="preserve">gene plus a per-matrix cell-header file. The real 2327 study follows</w:t>
+      </w:r>
+      <w:r>
+        <w:t xml:space="preserve"> </w:t>
+      </w:r>
+      <w:r>
+        <w:t xml:space="preserve">the same pattern at production scale: 76.8 MB bundle indexes</w:t>
+      </w:r>
+      <w:r>
+        <w:t xml:space="preserve"> </w:t>
+      </w:r>
+      <w:r>
+        <w:t xml:space="preserve">≈ 1.2 GB of expression + activity shards.</w:t>
+      </w:r>
+    </w:p>
+    <w:p>
+      <w:pPr>
+        <w:pStyle w:val="BodyText"/>
+      </w:pPr>
       <w:r>
         <w:t xml:space="preserve">Cold</w:t>
       </w:r>
@@ -2544,52 +4357,352 @@
         <w:rPr>
           <w:rStyle w:val="VerbatimChar"/>
         </w:rPr>
-        <w:t xml:space="preserve">load_study</w:t>
-      </w:r>
-      <w:r>
-        <w:t xml:space="preserve"> </w:t>
-      </w:r>
-      <w:r>
-        <w:t xml:space="preserve">latency stays sub-second across the synthetic sweep</w:t>
-      </w:r>
-      <w:r>
-        <w:t xml:space="preserve"> </w:t>
-      </w:r>
-      <w:r>
-        <w:t xml:space="preserve">(0.12 – 0.14 s; Figure 1B) and at 0.52 s on the full 2327 study;</w:t>
-      </w:r>
-      <w:r>
-        <w:t xml:space="preserve"> </w:t>
-      </w:r>
-      <w:r>
-        <w:t xml:space="preserve">median per-gene fetch latency stays at 15 – 23 ms (Figure 1C). The</w:t>
-      </w:r>
-      <w:r>
-        <w:t xml:space="preserve"> </w:t>
-      </w:r>
-      <w:r>
-        <w:t xml:space="preserve">multi-study</w:t>
-      </w:r>
-      <w:r>
-        <w:t xml:space="preserve"> </w:t>
-      </w:r>
-      <w:r>
-        <w:rPr>
-          <w:rStyle w:val="VerbatimChar"/>
-        </w:rPr>
-        <w:t xml:space="preserve">discover_studies</w:t>
-      </w:r>
-      <w:r>
-        <w:t xml:space="preserve"> </w:t>
-      </w:r>
-      <w:r>
-        <w:t xml:space="preserve">scan scales linearly with the number of</w:t>
-      </w:r>
-      <w:r>
-        <w:t xml:space="preserve"> </w:t>
-      </w:r>
-      <w:r>
-        <w:t xml:space="preserve">studies (Figure 1D) — about 80 ms per study on commodity hardware.</w:t>
+        <w:t xml:space="preserve">load_study()</w:t>
+      </w:r>
+      <w:r>
+        <w:t xml:space="preserve"> </w:t>
+      </w:r>
+      <w:r>
+        <w:t xml:space="preserve">latency stays sub-200 ms across the whole sweep</w:t>
+      </w:r>
+      <w:r>
+        <w:t xml:space="preserve"> </w:t>
+      </w:r>
+      <w:r>
+        <w:t xml:space="preserve">(0.10 ± 0.001 s at the smallest configuration, 0.16 ± 0.001 s at the</w:t>
+      </w:r>
+      <w:r>
+        <w:t xml:space="preserve"> </w:t>
+      </w:r>
+      <w:r>
+        <w:t xml:space="preserve">largest; Figure 2B) and 0.52 s on the full 2327 study. The</w:t>
+      </w:r>
+      <w:r>
+        <w:t xml:space="preserve"> </w:t>
+      </w:r>
+      <w:r>
+        <w:t xml:space="preserve">sub-linear growth reflects that load only parses metadata + indexes</w:t>
+      </w:r>
+      <w:r>
+        <w:t xml:space="preserve"> </w:t>
+      </w:r>
+      <w:r>
+        <w:t xml:space="preserve">from HDF5; no matrix values are touched. Median per-gene</w:t>
+      </w:r>
+      <w:r>
+        <w:t xml:space="preserve"> </w:t>
+      </w:r>
+      <w:r>
+        <w:rPr>
+          <w:rStyle w:val="VerbatimChar"/>
+        </w:rPr>
+        <w:t xml:space="preserve">gene_values()</w:t>
+      </w:r>
+      <w:r>
+        <w:t xml:space="preserve"> </w:t>
+      </w:r>
+      <w:r>
+        <w:t xml:space="preserve">fetch latency tracks the per-shard gzip decode cost</w:t>
+      </w:r>
+      <w:r>
+        <w:t xml:space="preserve"> </w:t>
+      </w:r>
+      <w:r>
+        <w:t xml:space="preserve">and stays in a tight 14 – 37 ms band over the whole grid (Figure 2C);</w:t>
+      </w:r>
+      <w:r>
+        <w:t xml:space="preserve"> </w:t>
+      </w:r>
+      <w:r>
+        <w:t xml:space="preserve">the wider error bars at large cell counts come from the gzipped CSV</w:t>
+      </w:r>
+      <w:r>
+        <w:t xml:space="preserve"> </w:t>
+      </w:r>
+      <w:r>
+        <w:t xml:space="preserve">being correspondingly larger (each shard is ~</w:t>
+      </w:r>
+      <w:r>
+        <w:t xml:space="preserve"> </w:t>
+      </w:r>
+      <w:r>
+        <w:rPr>
+          <w:rStyle w:val="VerbatimChar"/>
+        </w:rPr>
+        <w:t xml:space="preserve">n_cells × 4 bytes</w:t>
+      </w:r>
+      <w:r>
+        <w:t xml:space="preserve"> </w:t>
+      </w:r>
+      <w:r>
+        <w:t xml:space="preserve">uncompressed).</w:t>
+      </w:r>
+    </w:p>
+    <w:bookmarkEnd w:id="63"/>
+    <w:bookmarkStart w:id="64" w:name="multi-study-discovery-scaling-1"/>
+    <w:p>
+      <w:pPr>
+        <w:pStyle w:val="Heading3"/>
+      </w:pPr>
+      <w:r>
+        <w:t xml:space="preserve">4.2 Multi-study discovery scaling</w:t>
+      </w:r>
+    </w:p>
+    <w:p>
+      <w:pPr>
+        <w:pStyle w:val="FirstParagraph"/>
+      </w:pPr>
+      <w:r>
+        <w:rPr>
+          <w:rStyle w:val="VerbatimChar"/>
+        </w:rPr>
+        <w:t xml:space="preserve">discover_studies()</w:t>
+      </w:r>
+      <w:r>
+        <w:t xml:space="preserve"> </w:t>
+      </w:r>
+      <w:r>
+        <w:t xml:space="preserve">is the single hot path of the multi-study</w:t>
+      </w:r>
+      <w:r>
+        <w:t xml:space="preserve"> </w:t>
+      </w:r>
+      <w:r>
+        <w:t xml:space="preserve">browser: it walks</w:t>
+      </w:r>
+      <w:r>
+        <w:t xml:space="preserve"> </w:t>
+      </w:r>
+      <w:r>
+        <w:rPr>
+          <w:rStyle w:val="VerbatimChar"/>
+        </w:rPr>
+        <w:t xml:space="preserve">&lt;root&gt;/&lt;studyID&gt;/&lt;studyID&gt;.scminer.h5</w:t>
+      </w:r>
+      <w:r>
+        <w:t xml:space="preserve"> </w:t>
+      </w:r>
+      <w:r>
+        <w:t xml:space="preserve">patterns</w:t>
+      </w:r>
+      <w:r>
+        <w:t xml:space="preserve"> </w:t>
+      </w:r>
+      <w:r>
+        <w:t xml:space="preserve">and reads each study’s</w:t>
+      </w:r>
+      <w:r>
+        <w:t xml:space="preserve"> </w:t>
+      </w:r>
+      <w:r>
+        <w:rPr>
+          <w:rStyle w:val="VerbatimChar"/>
+        </w:rPr>
+        <w:t xml:space="preserve">/meta/</w:t>
+      </w:r>
+      <w:r>
+        <w:t xml:space="preserve"> </w:t>
+      </w:r>
+      <w:r>
+        <w:t xml:space="preserve">group only — no</w:t>
+      </w:r>
+      <w:r>
+        <w:t xml:space="preserve"> </w:t>
+      </w:r>
+      <w:r>
+        <w:rPr>
+          <w:rStyle w:val="VerbatimChar"/>
+        </w:rPr>
+        <w:t xml:space="preserve">/cells/</w:t>
+      </w:r>
+      <w:r>
+        <w:t xml:space="preserve">,</w:t>
+      </w:r>
+      <w:r>
+        <w:t xml:space="preserve"> </w:t>
+      </w:r>
+      <w:r>
+        <w:rPr>
+          <w:rStyle w:val="VerbatimChar"/>
+        </w:rPr>
+        <w:t xml:space="preserve">/genes/</w:t>
+      </w:r>
+      <w:r>
+        <w:t xml:space="preserve">,</w:t>
+      </w:r>
+      <w:r>
+        <w:t xml:space="preserve"> </w:t>
+      </w:r>
+      <w:r>
+        <w:t xml:space="preserve">or index payload. Empirically the scan is linear in the number of</w:t>
+      </w:r>
+      <w:r>
+        <w:t xml:space="preserve"> </w:t>
+      </w:r>
+      <w:r>
+        <w:t xml:space="preserve">studies (Figure 2D, R² ≈ 1.0): the slope is ~ 80 ms per study on</w:t>
+      </w:r>
+      <w:r>
+        <w:t xml:space="preserve"> </w:t>
+      </w:r>
+      <w:r>
+        <w:t xml:space="preserve">commodity SSD hardware, with the intercept dominated by Python /</w:t>
+      </w:r>
+      <w:r>
+        <w:t xml:space="preserve"> </w:t>
+      </w:r>
+      <w:r>
+        <w:t xml:space="preserve">HDF5 library initialisation. For a research group hosting 30+</w:t>
+      </w:r>
+      <w:r>
+        <w:t xml:space="preserve"> </w:t>
+      </w:r>
+      <w:r>
+        <w:t xml:space="preserve">internal studies under one root — comparable in scale to the public</w:t>
+      </w:r>
+      <w:r>
+        <w:t xml:space="preserve"> </w:t>
+      </w:r>
+      <w:r>
+        <w:t xml:space="preserve">scMINER Portal — discovery completes in under 3 seconds before the</w:t>
+      </w:r>
+      <w:r>
+        <w:t xml:space="preserve"> </w:t>
+      </w:r>
+      <w:r>
+        <w:t xml:space="preserve">card-grid landing page renders, and individual study load times</w:t>
+      </w:r>
+      <w:r>
+        <w:t xml:space="preserve"> </w:t>
+      </w:r>
+      <w:r>
+        <w:t xml:space="preserve">remain governed only by the per-study</w:t>
+      </w:r>
+      <w:r>
+        <w:t xml:space="preserve"> </w:t>
+      </w:r>
+      <w:r>
+        <w:rPr>
+          <w:rStyle w:val="VerbatimChar"/>
+        </w:rPr>
+        <w:t xml:space="preserve">load_study()</w:t>
+      </w:r>
+      <w:r>
+        <w:t xml:space="preserve"> </w:t>
+      </w:r>
+      <w:r>
+        <w:t xml:space="preserve">cost above</w:t>
+      </w:r>
+      <w:r>
+        <w:t xml:space="preserve"> </w:t>
+      </w:r>
+      <w:r>
+        <w:t xml:space="preserve">(sub-200 ms).</w:t>
+      </w:r>
+    </w:p>
+    <w:bookmarkEnd w:id="64"/>
+    <w:bookmarkStart w:id="65" w:name="real-portal-study-sweep-1"/>
+    <w:p>
+      <w:pPr>
+        <w:pStyle w:val="Heading3"/>
+      </w:pPr>
+      <w:r>
+        <w:t xml:space="preserve">4.3 Real portal study sweep</w:t>
+      </w:r>
+    </w:p>
+    <w:p>
+      <w:pPr>
+        <w:pStyle w:val="FirstParagraph"/>
+      </w:pPr>
+      <w:r>
+        <w:t xml:space="preserve">The same end-to-end pipeline applied to the 27 public scMINER Portal</w:t>
+      </w:r>
+      <w:r>
+        <w:t xml:space="preserve"> </w:t>
+      </w:r>
+      <w:r>
+        <w:t xml:space="preserve">studies (Figure 3; Table 1) reproduces the synthetic-sweep findings</w:t>
+      </w:r>
+      <w:r>
+        <w:t xml:space="preserve"> </w:t>
+      </w:r>
+      <w:r>
+        <w:t xml:space="preserve">at production scale.</w:t>
+      </w:r>
+      <w:r>
+        <w:t xml:space="preserve"> </w:t>
+      </w:r>
+      <w:r>
+        <w:rPr>
+          <w:b/>
+          <w:bCs/>
+        </w:rPr>
+        <w:t xml:space="preserve">Lazy storage holds across four orders of</w:t>
+      </w:r>
+      <w:r>
+        <w:rPr>
+          <w:b/>
+          <w:bCs/>
+        </w:rPr>
+        <w:t xml:space="preserve"> </w:t>
+      </w:r>
+      <w:r>
+        <w:rPr>
+          <w:b/>
+          <w:bCs/>
+        </w:rPr>
+        <w:t xml:space="preserve">magnitude of study size.</w:t>
+      </w:r>
+      <w:r>
+        <w:t xml:space="preserve"> </w:t>
+      </w:r>
+      <w:r>
+        <w:t xml:space="preserve">Bundle size ranges from 0.4 MB (Chung,</w:t>
+      </w:r>
+      <w:r>
+        <w:t xml:space="preserve"> </w:t>
+      </w:r>
+      <w:r>
+        <w:t xml:space="preserve">317 cells × 10 897 genes) to 1 363 MB (study 2338, 96 305 cells ×</w:t>
+      </w:r>
+      <w:r>
+        <w:t xml:space="preserve"> </w:t>
+      </w:r>
+      <w:r>
+        <w:t xml:space="preserve">15 778 genes); the underlying shard tree ranges from 1.7 MB to</w:t>
+      </w:r>
+      <w:r>
+        <w:t xml:space="preserve"> </w:t>
+      </w:r>
+      <w:r>
+        <w:t xml:space="preserve">9 672 MB. The single largest study (ATRT / 2333: 138 268 cells ×</w:t>
+      </w:r>
+      <w:r>
+        <w:t xml:space="preserve"> </w:t>
+      </w:r>
+      <w:r>
+        <w:t xml:space="preserve">18 274 genes, 24 GB on-disk input rds) bundles into a 105.8 MB</w:t>
+      </w:r>
+      <w:r>
+        <w:t xml:space="preserve"> </w:t>
+      </w:r>
+      <w:r>
+        <w:rPr>
+          <w:rStyle w:val="VerbatimChar"/>
+        </w:rPr>
+        <w:t xml:space="preserve">.scminer.h5</w:t>
+      </w:r>
+      <w:r>
+        <w:t xml:space="preserve"> </w:t>
+      </w:r>
+      <w:r>
+        <w:t xml:space="preserve">plus a 3 GB shard tree — a 7× compression of the</w:t>
+      </w:r>
+      <w:r>
+        <w:t xml:space="preserve"> </w:t>
+      </w:r>
+      <w:r>
+        <w:t xml:space="preserve">total input footprint into the served format (Figure 3A, F).</w:t>
       </w:r>
     </w:p>
     <w:p>
@@ -2597,6 +4710,236 @@
         <w:pStyle w:val="BodyText"/>
       </w:pPr>
       <w:r>
+        <w:rPr>
+          <w:b/>
+          <w:bCs/>
+        </w:rPr>
+        <w:t xml:space="preserve">Cold-start latency stays sub-second on most studies.</w:t>
+      </w:r>
+      <w:r>
+        <w:t xml:space="preserve"> </w:t>
+      </w:r>
+      <w:r>
+        <w:t xml:space="preserve">22 of 27</w:t>
+      </w:r>
+      <w:r>
+        <w:t xml:space="preserve"> </w:t>
+      </w:r>
+      <w:r>
+        <w:t xml:space="preserve">studies load in under 1 s; the four 100 k+ cell studies (Covid97k,</w:t>
+      </w:r>
+      <w:r>
+        <w:t xml:space="preserve"> </w:t>
+      </w:r>
+      <w:r>
+        <w:t xml:space="preserve">Covid650k, study 2338, GSE155446 / 2332) climb to 5 – 15 s, still</w:t>
+      </w:r>
+      <w:r>
+        <w:t xml:space="preserve"> </w:t>
+      </w:r>
+      <w:r>
+        <w:t xml:space="preserve">dominated by HDF5 metadata reads rather than matrix decoding</w:t>
+      </w:r>
+      <w:r>
+        <w:t xml:space="preserve"> </w:t>
+      </w:r>
+      <w:r>
+        <w:t xml:space="preserve">(Figure 3D).</w:t>
+      </w:r>
+      <w:r>
+        <w:t xml:space="preserve"> </w:t>
+      </w:r>
+      <w:r>
+        <w:rPr>
+          <w:b/>
+          <w:bCs/>
+        </w:rPr>
+        <w:t xml:space="preserve">Per-gene fetch latency</w:t>
+      </w:r>
+      <w:r>
+        <w:t xml:space="preserve"> </w:t>
+      </w:r>
+      <w:r>
+        <w:t xml:space="preserve">scales with the per-shard</w:t>
+      </w:r>
+      <w:r>
+        <w:t xml:space="preserve"> </w:t>
+      </w:r>
+      <w:r>
+        <w:t xml:space="preserve">cell count: 38 ms median at the small end (124-cell ground-truth</w:t>
+      </w:r>
+      <w:r>
+        <w:t xml:space="preserve"> </w:t>
+      </w:r>
+      <w:r>
+        <w:t xml:space="preserve">studies) up to 1 249 ms median on ATRT (Figure 3E). The 25-th to</w:t>
+      </w:r>
+      <w:r>
+        <w:t xml:space="preserve"> </w:t>
+      </w:r>
+      <w:r>
+        <w:t xml:space="preserve">75-th percentile of fetch latency across the 27-study set is</w:t>
+      </w:r>
+      <w:r>
+        <w:t xml:space="preserve"> </w:t>
+      </w:r>
+      <w:r>
+        <w:t xml:space="preserve">50 – 200 ms — well inside an interactive-feel threshold for a Shiny</w:t>
+      </w:r>
+      <w:r>
+        <w:t xml:space="preserve"> </w:t>
+      </w:r>
+      <w:r>
+        <w:t xml:space="preserve">app even on the largest production studies.</w:t>
+      </w:r>
+    </w:p>
+    <w:p>
+      <w:pPr>
+        <w:pStyle w:val="BodyText"/>
+      </w:pPr>
+      <w:r>
+        <w:rPr>
+          <w:rStyle w:val="VerbatimChar"/>
+          <w:b/>
+          <w:bCs/>
+        </w:rPr>
+        <w:t xml:space="preserve">prepare_study_data()</w:t>
+      </w:r>
+      <w:r>
+        <w:rPr>
+          <w:b/>
+          <w:bCs/>
+        </w:rPr>
+        <w:t xml:space="preserve"> </w:t>
+      </w:r>
+      <w:r>
+        <w:rPr>
+          <w:b/>
+          <w:bCs/>
+        </w:rPr>
+        <w:t xml:space="preserve">wall time and peak memory</w:t>
+      </w:r>
+      <w:r>
+        <w:t xml:space="preserve"> </w:t>
+      </w:r>
+      <w:r>
+        <w:t xml:space="preserve">track the</w:t>
+      </w:r>
+      <w:r>
+        <w:t xml:space="preserve"> </w:t>
+      </w:r>
+      <w:r>
+        <w:t xml:space="preserve">synthetic-sweep scaling (Figure 3B, C). The 5-minute to 17-hour range</w:t>
+      </w:r>
+      <w:r>
+        <w:t xml:space="preserve"> </w:t>
+      </w:r>
+      <w:r>
+        <w:t xml:space="preserve">across studies reflects the per-gene shard-write cost; peak R</w:t>
+      </w:r>
+      <w:r>
+        <w:t xml:space="preserve"> </w:t>
+      </w:r>
+      <w:r>
+        <w:t xml:space="preserve">working-set memory tops out at 49 GB on ATRT, set by the in-memory</w:t>
+      </w:r>
+      <w:r>
+        <w:t xml:space="preserve"> </w:t>
+      </w:r>
+      <w:r>
+        <w:t xml:space="preserve">dense expression matrix that some studies still ship (their rds is</w:t>
+      </w:r>
+      <w:r>
+        <w:t xml:space="preserve"> </w:t>
+      </w:r>
+      <w:r>
+        <w:t xml:space="preserve">a</w:t>
+      </w:r>
+      <w:r>
+        <w:t xml:space="preserve"> </w:t>
+      </w:r>
+      <w:r>
+        <w:rPr>
+          <w:rStyle w:val="VerbatimChar"/>
+        </w:rPr>
+        <w:t xml:space="preserve">dgeMatrix</w:t>
+      </w:r>
+      <w:r>
+        <w:t xml:space="preserve"> </w:t>
+      </w:r>
+      <w:r>
+        <w:t xml:space="preserve">rather than</w:t>
+      </w:r>
+      <w:r>
+        <w:t xml:space="preserve"> </w:t>
+      </w:r>
+      <w:r>
+        <w:rPr>
+          <w:rStyle w:val="VerbatimChar"/>
+        </w:rPr>
+        <w:t xml:space="preserve">dgCMatrix</w:t>
+      </w:r>
+      <w:r>
+        <w:t xml:space="preserve">, see</w:t>
+      </w:r>
+      <w:r>
+        <w:t xml:space="preserve"> </w:t>
+      </w:r>
+      <w:r>
+        <w:rPr>
+          <w:rStyle w:val="VerbatimChar"/>
+        </w:rPr>
+        <w:t xml:space="preserve">paper/portal/sparseify_eset.sh</w:t>
+      </w:r>
+      <w:r>
+        <w:t xml:space="preserve"> </w:t>
+      </w:r>
+      <w:r>
+        <w:t xml:space="preserve">for a one-time fix). Because preparation is offline and one-time,</w:t>
+      </w:r>
+      <w:r>
+        <w:t xml:space="preserve"> </w:t>
+      </w:r>
+      <w:r>
+        <w:t xml:space="preserve">this cost is amortised away from end-user latency — the served</w:t>
+      </w:r>
+      <w:r>
+        <w:t xml:space="preserve"> </w:t>
+      </w:r>
+      <w:r>
+        <w:t xml:space="preserve">artefact is the small</w:t>
+      </w:r>
+      <w:r>
+        <w:t xml:space="preserve"> </w:t>
+      </w:r>
+      <w:r>
+        <w:rPr>
+          <w:rStyle w:val="VerbatimChar"/>
+        </w:rPr>
+        <w:t xml:space="preserve">.scminer.h5</w:t>
+      </w:r>
+      <w:r>
+        <w:t xml:space="preserve"> </w:t>
+      </w:r>
+      <w:r>
+        <w:t xml:space="preserve">+ shard tree.</w:t>
+      </w:r>
+    </w:p>
+    <w:bookmarkEnd w:id="65"/>
+    <w:bookmarkStart w:id="66" w:name="cost-of-data-preparation"/>
+    <w:p>
+      <w:pPr>
+        <w:pStyle w:val="Heading3"/>
+      </w:pPr>
+      <w:r>
+        <w:t xml:space="preserve">4.4 Cost of data preparation</w:t>
+      </w:r>
+    </w:p>
+    <w:p>
+      <w:pPr>
+        <w:pStyle w:val="FirstParagraph"/>
+      </w:pPr>
+      <w:r>
         <w:t xml:space="preserve">The reverse side of the lazy contract is data preparation, which is</w:t>
       </w:r>
       <w:r>
@@ -2624,7 +4967,7 @@
         <w:t xml:space="preserve"> </w:t>
       </w:r>
       <w:r>
-        <w:t xml:space="preserve">linearly with</w:t>
+        <w:t xml:space="preserve">roughly linearly with</w:t>
       </w:r>
       <w:r>
         <w:t xml:space="preserve"> </w:t>
@@ -2639,19 +4982,19 @@
         <w:t xml:space="preserve"> </w:t>
       </w:r>
       <w:r>
-        <w:t xml:space="preserve">(Figure 1E): the synthetic sweep</w:t>
-      </w:r>
-      <w:r>
-        <w:t xml:space="preserve"> </w:t>
-      </w:r>
-      <w:r>
-        <w:t xml:space="preserve">ranges from 33 s (500 cells × 2 K genes) to 122 s (4 K cells × 5 K</w:t>
-      </w:r>
-      <w:r>
-        <w:t xml:space="preserve"> </w:t>
-      </w:r>
-      <w:r>
-        <w:t xml:space="preserve">genes), dominated by the per-gene</w:t>
+        <w:t xml:space="preserve">(Figure 2E): the synthetic</w:t>
+      </w:r>
+      <w:r>
+        <w:t xml:space="preserve"> </w:t>
+      </w:r>
+      <w:r>
+        <w:t xml:space="preserve">sweep ranges from 29.6 ± 0.5 s (500 cells × 2 K genes) to 337.6 ±</w:t>
+      </w:r>
+      <w:r>
+        <w:t xml:space="preserve"> </w:t>
+      </w:r>
+      <w:r>
+        <w:t xml:space="preserve">1.8 s (10 K × 10 K), dominated by the per-gene</w:t>
       </w:r>
       <w:r>
         <w:t xml:space="preserve"> </w:t>
@@ -2666,37 +5009,52 @@
         <w:t xml:space="preserve"> </w:t>
       </w:r>
       <w:r>
-        <w:t xml:space="preserve">shard write loop (one</w:t>
-      </w:r>
-      <w:r>
-        <w:t xml:space="preserve"> </w:t>
-      </w:r>
-      <w:r>
-        <w:t xml:space="preserve">gzip per gene). Peak R working-set memory stays bounded at</w:t>
-      </w:r>
-      <w:r>
-        <w:t xml:space="preserve"> </w:t>
-      </w:r>
-      <w:r>
-        <w:t xml:space="preserve">~ 260 – 320 MB across the sweep (Figure 1F), reflecting the in-memory</w:t>
-      </w:r>
-      <w:r>
-        <w:t xml:space="preserve"> </w:t>
-      </w:r>
-      <w:r>
-        <w:t xml:space="preserve">sparse expression matrix plus per-gene fwrite scratch buffers.</w:t>
-      </w:r>
-      <w:r>
-        <w:t xml:space="preserve"> </w:t>
-      </w:r>
-      <w:r>
-        <w:t xml:space="preserve">Because prepare is a one-shot operation, this cost is amortised across</w:t>
-      </w:r>
-      <w:r>
-        <w:t xml:space="preserve"> </w:t>
-      </w:r>
-      <w:r>
-        <w:t xml:space="preserve">every subsequent</w:t>
+        <w:t xml:space="preserve">shard write</w:t>
+      </w:r>
+      <w:r>
+        <w:t xml:space="preserve"> </w:t>
+      </w:r>
+      <w:r>
+        <w:t xml:space="preserve">loop (one gzip per gene). Peak R working-set memory stays bounded at</w:t>
+      </w:r>
+      <w:r>
+        <w:t xml:space="preserve"> </w:t>
+      </w:r>
+      <w:r>
+        <w:t xml:space="preserve">~ 265 – 530 MB across the sweep (Figure 2F), reflecting the</w:t>
+      </w:r>
+      <w:r>
+        <w:t xml:space="preserve"> </w:t>
+      </w:r>
+      <w:r>
+        <w:t xml:space="preserve">in-memory sparse expression matrix plus per-gene</w:t>
+      </w:r>
+      <w:r>
+        <w:t xml:space="preserve"> </w:t>
+      </w:r>
+      <w:r>
+        <w:rPr>
+          <w:rStyle w:val="VerbatimChar"/>
+        </w:rPr>
+        <w:t xml:space="preserve">fwrite</w:t>
+      </w:r>
+      <w:r>
+        <w:t xml:space="preserve"> </w:t>
+      </w:r>
+      <w:r>
+        <w:t xml:space="preserve">scratch</w:t>
+      </w:r>
+      <w:r>
+        <w:t xml:space="preserve"> </w:t>
+      </w:r>
+      <w:r>
+        <w:t xml:space="preserve">buffers. Because prepare is a one-shot operation, this cost is</w:t>
+      </w:r>
+      <w:r>
+        <w:t xml:space="preserve"> </w:t>
+      </w:r>
+      <w:r>
+        <w:t xml:space="preserve">amortised across every subsequent</w:t>
       </w:r>
       <w:r>
         <w:t xml:space="preserve"> </w:t>
@@ -2812,8 +5170,9 @@
         </w:pict>
       </w:r>
     </w:p>
-    <w:bookmarkEnd w:id="27"/>
-    <w:bookmarkStart w:id="28" w:name="acknowledgements"/>
+    <w:bookmarkEnd w:id="66"/>
+    <w:bookmarkEnd w:id="67"/>
+    <w:bookmarkStart w:id="68" w:name="acknowledgements"/>
     <w:p>
       <w:pPr>
         <w:pStyle w:val="Heading2"/>
@@ -2848,8 +5207,8 @@
         <w:t xml:space="preserve">mirrors.</w:t>
       </w:r>
     </w:p>
-    <w:bookmarkEnd w:id="28"/>
-    <w:bookmarkStart w:id="29" w:name="funding"/>
+    <w:bookmarkEnd w:id="68"/>
+    <w:bookmarkStart w:id="69" w:name="funding"/>
     <w:p>
       <w:pPr>
         <w:pStyle w:val="Heading2"/>
@@ -2872,8 +5231,8 @@
         <w:t xml:space="preserve">Developmental Fund and the National Institutes of Health.</w:t>
       </w:r>
     </w:p>
-    <w:bookmarkEnd w:id="29"/>
-    <w:bookmarkStart w:id="31" w:name="references"/>
+    <w:bookmarkEnd w:id="69"/>
+    <w:bookmarkStart w:id="71" w:name="references"/>
     <w:p>
       <w:pPr>
         <w:pStyle w:val="Heading2"/>
@@ -3078,7 +5437,7 @@
       <w:r>
         <w:t xml:space="preserve"> </w:t>
       </w:r>
-      <w:hyperlink r:id="rId30">
+      <w:hyperlink r:id="rId70">
         <w:r>
           <w:rPr>
             <w:rStyle w:val="Hyperlink"/>
@@ -3099,8 +5458,8 @@
         <w:t xml:space="preserve">The HDF5 Group. (2023) HDF5 / hdf5r.</w:t>
       </w:r>
     </w:p>
-    <w:bookmarkEnd w:id="31"/>
-    <w:bookmarkEnd w:id="32"/>
+    <w:bookmarkEnd w:id="71"/>
+    <w:bookmarkEnd w:id="72"/>
     <w:sectPr>
       <w:footnotePr>
         <w:numRestart w:val="eachSect"/>

--- a/paper/scminer-viewer.docx
+++ b/paper/scminer-viewer.docx
@@ -2,7 +2,7 @@
 <file path=word/document.xml><?xml version="1.0" encoding="utf-8"?>
 <w:document xmlns:w="http://schemas.openxmlformats.org/wordprocessingml/2006/main" xmlns:m="http://schemas.openxmlformats.org/officeDocument/2006/math" xmlns:r="http://schemas.openxmlformats.org/officeDocument/2006/relationships" xmlns:o="urn:schemas-microsoft-com:office:office" xmlns:v="urn:schemas-microsoft-com:vml" xmlns:w10="urn:schemas-microsoft-com:office:word" xmlns:a="http://schemas.openxmlformats.org/drawingml/2006/main" xmlns:pic="http://schemas.openxmlformats.org/drawingml/2006/picture" xmlns:wp="http://schemas.openxmlformats.org/drawingml/2006/wordprocessingDrawing">
   <w:body>
-    <w:bookmarkStart w:id="72" w:name="X2b25b0ef9f0f0b3543dbf041856ff0410162c0a"/>
+    <w:bookmarkStart w:id="42" w:name="X2b25b0ef9f0f0b3543dbf041856ff0410162c0a"/>
     <w:p>
       <w:pPr>
         <w:pStyle w:val="Heading1"/>
@@ -1985,7 +1985,7 @@
     </w:p>
     <w:bookmarkEnd w:id="21"/>
     <w:bookmarkEnd w:id="22"/>
-    <w:bookmarkStart w:id="62" w:name="benchmarks"/>
+    <w:bookmarkStart w:id="32" w:name="benchmarks"/>
     <w:p>
       <w:pPr>
         <w:pStyle w:val="Heading2"/>
@@ -2413,7 +2413,7 @@
       </w:r>
     </w:p>
     <w:bookmarkEnd w:id="24"/>
-    <w:bookmarkStart w:id="61" w:name="real-portal-study-sweep"/>
+    <w:bookmarkStart w:id="31" w:name="real-portal-study-sweep"/>
     <w:p>
       <w:pPr>
         <w:pStyle w:val="Heading3"/>
@@ -2746,14 +2746,14 @@
       <w:r>
         <w:drawing>
           <wp:inline>
-            <wp:extent cx="3733800" cy="2489200"/>
+            <wp:extent cx="3810000" cy="2540000"/>
             <wp:effectExtent b="0" l="0" r="0" t="0"/>
-            <wp:docPr descr="Figure 2A" title="" id="26" name="Picture"/>
+            <wp:docPr descr="" title="" id="26" name="Picture"/>
             <a:graphic>
               <a:graphicData uri="http://schemas.openxmlformats.org/drawingml/2006/picture">
                 <pic:pic>
                   <pic:nvPicPr>
-                    <pic:cNvPr descr="figures/figure1_A_size_vs_cells.pdf" id="27" name="Picture"/>
+                    <pic:cNvPr descr="figures/figure2.pdf" id="27" name="Picture"/>
                     <pic:cNvPicPr>
                       <a:picLocks noChangeArrowheads="1" noChangeAspect="1"/>
                     </pic:cNvPicPr>
@@ -2767,7 +2767,7 @@
                   <pic:spPr bwMode="auto">
                     <a:xfrm>
                       <a:off x="0" y="0"/>
-                      <a:ext cx="3733800" cy="2489200"/>
+                      <a:ext cx="3810000" cy="2540000"/>
                     </a:xfrm>
                     <a:prstGeom prst="rect">
                       <a:avLst/>
@@ -2785,20 +2785,570 @@
           </wp:inline>
         </w:drawing>
       </w:r>
-      <w:r>
-        <w:t xml:space="preserve"> </w:t>
-      </w:r>
+    </w:p>
+    <w:p>
+      <w:pPr>
+        <w:pStyle w:val="BodyText"/>
+      </w:pPr>
+      <w:r>
+        <w:rPr>
+          <w:b/>
+          <w:bCs/>
+        </w:rPr>
+        <w:t xml:space="preserve">Figure 2.</w:t>
+      </w:r>
+      <w:r>
+        <w:t xml:space="preserve"> </w:t>
+      </w:r>
+      <w:r>
+        <w:rPr>
+          <w:i/>
+          <w:iCs/>
+        </w:rPr>
+        <w:t xml:space="preserve">scMINER Viewer performance on the synthetic sweep</w:t>
+      </w:r>
+      <w:r>
+        <w:rPr>
+          <w:i/>
+          <w:iCs/>
+        </w:rPr>
+        <w:t xml:space="preserve"> </w:t>
+      </w:r>
+      <w:r>
+        <w:rPr>
+          <w:i/>
+          <w:iCs/>
+        </w:rPr>
+        <w:t xml:space="preserve">(7 × 4 = 28 configurations × 5 replicates per configuration; points</w:t>
+      </w:r>
+      <w:r>
+        <w:rPr>
+          <w:i/>
+          <w:iCs/>
+        </w:rPr>
+        <w:t xml:space="preserve"> </w:t>
+      </w:r>
+      <w:r>
+        <w:rPr>
+          <w:i/>
+          <w:iCs/>
+        </w:rPr>
+        <w:t xml:space="preserve">are means, T-bars are ± standard error).</w:t>
+      </w:r>
+      <w:r>
+        <w:t xml:space="preserve"> </w:t>
+      </w:r>
+      <w:r>
+        <w:rPr>
+          <w:b/>
+          <w:bCs/>
+        </w:rPr>
+        <w:t xml:space="preserve">(A)</w:t>
+      </w:r>
+      <w:r>
+        <w:t xml:space="preserve"> </w:t>
+      </w:r>
+      <w:r>
+        <w:t xml:space="preserve">Bundle size</w:t>
+      </w:r>
+      <w:r>
+        <w:t xml:space="preserve"> </w:t>
+      </w:r>
+      <w:r>
+        <w:t xml:space="preserve">(</w:t>
+      </w:r>
+      <w:r>
+        <w:rPr>
+          <w:rStyle w:val="VerbatimChar"/>
+        </w:rPr>
+        <w:t xml:space="preserve">Bundle</w:t>
+      </w:r>
+      <w:r>
+        <w:t xml:space="preserve"> </w:t>
+      </w:r>
+      <w:r>
+        <w:t xml:space="preserve">series) versus the underlying shard-tree size</w:t>
+      </w:r>
+      <w:r>
+        <w:t xml:space="preserve"> </w:t>
+      </w:r>
+      <w:r>
+        <w:t xml:space="preserve">(</w:t>
+      </w:r>
+      <w:r>
+        <w:rPr>
+          <w:rStyle w:val="VerbatimChar"/>
+        </w:rPr>
+        <w:t xml:space="preserve">Shard tree</w:t>
+      </w:r>
+      <w:r>
+        <w:t xml:space="preserve">) as a function of cell count, coloured by gene count</w:t>
+      </w:r>
+      <w:r>
+        <w:t xml:space="preserve"> </w:t>
+      </w:r>
+      <w:r>
+        <w:t xml:space="preserve">(2 K / 5 K / 8 K / 10 K). Lazy bundles remain near-constant</w:t>
+      </w:r>
+      <w:r>
+        <w:t xml:space="preserve"> </w:t>
+      </w:r>
+      <w:r>
+        <w:t xml:space="preserve">(~ 2.6 – 13.2 MB) while the shard tree grows roughly linearly with</w:t>
+      </w:r>
+      <w:r>
+        <w:t xml:space="preserve"> </w:t>
+      </w:r>
+      <w:r>
+        <w:rPr>
+          <w:rStyle w:val="VerbatimChar"/>
+        </w:rPr>
+        <w:t xml:space="preserve">n_cells × n_genes</w:t>
+      </w:r>
+      <w:r>
+        <w:t xml:space="preserve">.</w:t>
+      </w:r>
+      <w:r>
+        <w:t xml:space="preserve"> </w:t>
+      </w:r>
+      <w:r>
+        <w:rPr>
+          <w:b/>
+          <w:bCs/>
+        </w:rPr>
+        <w:t xml:space="preserve">(B)</w:t>
+      </w:r>
+      <w:r>
+        <w:t xml:space="preserve"> </w:t>
+      </w:r>
+      <w:r>
+        <w:t xml:space="preserve">Cold-start</w:t>
+      </w:r>
+      <w:r>
+        <w:t xml:space="preserve"> </w:t>
+      </w:r>
+      <w:r>
+        <w:rPr>
+          <w:rStyle w:val="VerbatimChar"/>
+        </w:rPr>
+        <w:t xml:space="preserve">load_study()</w:t>
+      </w:r>
+      <w:r>
+        <w:t xml:space="preserve"> </w:t>
+      </w:r>
+      <w:r>
+        <w:t xml:space="preserve">latency</w:t>
+      </w:r>
+      <w:r>
+        <w:t xml:space="preserve"> </w:t>
+      </w:r>
+      <w:r>
+        <w:t xml:space="preserve">stays sub-200 ms.</w:t>
+      </w:r>
+      <w:r>
+        <w:t xml:space="preserve"> </w:t>
+      </w:r>
+      <w:r>
+        <w:rPr>
+          <w:b/>
+          <w:bCs/>
+        </w:rPr>
+        <w:t xml:space="preserve">(C)</w:t>
+      </w:r>
+      <w:r>
+        <w:t xml:space="preserve"> </w:t>
+      </w:r>
+      <w:r>
+        <w:t xml:space="preserve">Median per-gene</w:t>
+      </w:r>
+      <w:r>
+        <w:t xml:space="preserve"> </w:t>
+      </w:r>
+      <w:r>
+        <w:rPr>
+          <w:rStyle w:val="VerbatimChar"/>
+        </w:rPr>
+        <w:t xml:space="preserve">gene_values()</w:t>
+      </w:r>
+      <w:r>
+        <w:t xml:space="preserve"> </w:t>
+      </w:r>
+      <w:r>
+        <w:t xml:space="preserve">fetch</w:t>
+      </w:r>
+      <w:r>
+        <w:t xml:space="preserve"> </w:t>
+      </w:r>
+      <w:r>
+        <w:t xml:space="preserve">latency; each shard read is a single gzipped-CSV decode.</w:t>
+      </w:r>
+      <w:r>
+        <w:t xml:space="preserve"> </w:t>
+      </w:r>
+      <w:r>
+        <w:rPr>
+          <w:b/>
+          <w:bCs/>
+        </w:rPr>
+        <w:t xml:space="preserve">(D)</w:t>
+      </w:r>
+      <w:r>
+        <w:t xml:space="preserve"> </w:t>
+      </w:r>
+      <w:r>
+        <w:rPr>
+          <w:rStyle w:val="VerbatimChar"/>
+        </w:rPr>
+        <w:t xml:space="preserve">discover_studies()</w:t>
+      </w:r>
+      <w:r>
+        <w:t xml:space="preserve"> </w:t>
+      </w:r>
+      <w:r>
+        <w:t xml:space="preserve">linear scan over a multi-study root</w:t>
+      </w:r>
+      <w:r>
+        <w:t xml:space="preserve"> </w:t>
+      </w:r>
+      <w:r>
+        <w:t xml:space="preserve">scales linearly with the number of studies (~ 80 ms per study).</w:t>
+      </w:r>
+      <w:r>
+        <w:t xml:space="preserve"> </w:t>
+      </w:r>
+      <w:r>
+        <w:rPr>
+          <w:b/>
+          <w:bCs/>
+        </w:rPr>
+        <w:t xml:space="preserve">(E)</w:t>
+      </w:r>
+      <w:r>
+        <w:t xml:space="preserve"> </w:t>
+      </w:r>
+      <w:r>
+        <w:rPr>
+          <w:rStyle w:val="VerbatimChar"/>
+        </w:rPr>
+        <w:t xml:space="preserve">prepare_study_data()</w:t>
+      </w:r>
+      <w:r>
+        <w:t xml:space="preserve"> </w:t>
+      </w:r>
+      <w:r>
+        <w:t xml:space="preserve">wall time — the one-shot pipeline that</w:t>
+      </w:r>
+      <w:r>
+        <w:t xml:space="preserve"> </w:t>
+      </w:r>
+      <w:r>
+        <w:t xml:space="preserve">writes both the graph-import layout (</w:t>
+      </w:r>
+      <w:r>
+        <w:rPr>
+          <w:rStyle w:val="VerbatimChar"/>
+        </w:rPr>
+        <w:t xml:space="preserve">Cell/</w:t>
+      </w:r>
+      <w:r>
+        <w:t xml:space="preserve">,</w:t>
+      </w:r>
+      <w:r>
+        <w:t xml:space="preserve"> </w:t>
+      </w:r>
+      <w:r>
+        <w:rPr>
+          <w:rStyle w:val="VerbatimChar"/>
+        </w:rPr>
+        <w:t xml:space="preserve">Gene/</w:t>
+      </w:r>
+      <w:r>
+        <w:t xml:space="preserve">,</w:t>
+      </w:r>
+      <w:r>
+        <w:t xml:space="preserve"> </w:t>
+      </w:r>
+      <w:r>
+        <w:rPr>
+          <w:rStyle w:val="VerbatimChar"/>
+        </w:rPr>
+        <w:t xml:space="preserve">Network_*/</w:t>
+      </w:r>
+      <w:r>
+        <w:t xml:space="preserve">,</w:t>
+      </w:r>
+      <w:r>
+        <w:t xml:space="preserve"> </w:t>
+      </w:r>
+      <w:r>
+        <w:rPr>
+          <w:rStyle w:val="VerbatimChar"/>
+        </w:rPr>
+        <w:t xml:space="preserve">study_meta/</w:t>
+      </w:r>
+      <w:r>
+        <w:t xml:space="preserve">, per-gene shards) and the</w:t>
+      </w:r>
+      <w:r>
+        <w:t xml:space="preserve"> </w:t>
+      </w:r>
+      <w:r>
+        <w:rPr>
+          <w:rStyle w:val="VerbatimChar"/>
+        </w:rPr>
+        <w:t xml:space="preserve">.scminer.h5</w:t>
+      </w:r>
+      <w:r>
+        <w:t xml:space="preserve"> </w:t>
+      </w:r>
+      <w:r>
+        <w:t xml:space="preserve">bundle from</w:t>
+      </w:r>
+      <w:r>
+        <w:t xml:space="preserve"> </w:t>
+      </w:r>
+      <w:r>
+        <w:t xml:space="preserve">raw R structures. Time grows roughly linearly with</w:t>
+      </w:r>
+      <w:r>
+        <w:t xml:space="preserve"> </w:t>
+      </w:r>
+      <w:r>
+        <w:rPr>
+          <w:rStyle w:val="VerbatimChar"/>
+        </w:rPr>
+        <w:t xml:space="preserve">n_cells × n_genes</w:t>
+      </w:r>
+      <w:r>
+        <w:t xml:space="preserve">,</w:t>
+      </w:r>
+      <w:r>
+        <w:t xml:space="preserve"> </w:t>
+      </w:r>
+      <w:r>
+        <w:t xml:space="preserve">dominated by the per-gene</w:t>
+      </w:r>
+      <w:r>
+        <w:t xml:space="preserve"> </w:t>
+      </w:r>
+      <w:r>
+        <w:rPr>
+          <w:rStyle w:val="VerbatimChar"/>
+        </w:rPr>
+        <w:t xml:space="preserve">.csv.gz</w:t>
+      </w:r>
+      <w:r>
+        <w:t xml:space="preserve"> </w:t>
+      </w:r>
+      <w:r>
+        <w:t xml:space="preserve">write loop.</w:t>
+      </w:r>
+      <w:r>
+        <w:t xml:space="preserve"> </w:t>
+      </w:r>
+      <w:r>
+        <w:rPr>
+          <w:b/>
+          <w:bCs/>
+        </w:rPr>
+        <w:t xml:space="preserve">(F)</w:t>
+      </w:r>
+      <w:r>
+        <w:t xml:space="preserve"> </w:t>
+      </w:r>
+      <w:r>
+        <w:t xml:space="preserve">Peak</w:t>
+      </w:r>
+      <w:r>
+        <w:t xml:space="preserve"> </w:t>
+      </w:r>
+      <w:r>
+        <w:t xml:space="preserve">working-set memory during</w:t>
+      </w:r>
+      <w:r>
+        <w:t xml:space="preserve"> </w:t>
+      </w:r>
+      <w:r>
+        <w:rPr>
+          <w:rStyle w:val="VerbatimChar"/>
+        </w:rPr>
+        <w:t xml:space="preserve">prepare_study_data()</w:t>
+      </w:r>
+      <w:r>
+        <w:t xml:space="preserve">, reported by R’s</w:t>
+      </w:r>
+      <w:r>
+        <w:t xml:space="preserve"> </w:t>
+      </w:r>
+      <w:r>
+        <w:rPr>
+          <w:rStyle w:val="VerbatimChar"/>
+        </w:rPr>
+        <w:t xml:space="preserve">gc()</w:t>
+      </w:r>
+      <w:r>
+        <w:t xml:space="preserve"> </w:t>
+      </w:r>
+      <w:r>
+        <w:t xml:space="preserve">after a reset; stays bounded by</w:t>
+      </w:r>
+      <w:r>
+        <w:t xml:space="preserve"> </w:t>
+      </w:r>
+      <w:r>
+        <w:rPr>
+          <w:rStyle w:val="VerbatimChar"/>
+        </w:rPr>
+        <w:t xml:space="preserve">O(n_cells × n_genes)</w:t>
+      </w:r>
+      <w:r>
+        <w:t xml:space="preserve"> </w:t>
+      </w:r>
+      <w:r>
+        <w:t xml:space="preserve">of</w:t>
+      </w:r>
+      <w:r>
+        <w:t xml:space="preserve"> </w:t>
+      </w:r>
+      <w:r>
+        <w:t xml:space="preserve">the in-memory sparse expression matrix. Generated by</w:t>
+      </w:r>
+      <w:r>
+        <w:t xml:space="preserve"> </w:t>
+      </w:r>
+      <w:r>
+        <w:rPr>
+          <w:rStyle w:val="VerbatimChar"/>
+        </w:rPr>
+        <w:t xml:space="preserve">paper/benchmarks/figures.R</w:t>
+      </w:r>
+      <w:r>
+        <w:t xml:space="preserve">; raw and aggregated numbers at</w:t>
+      </w:r>
+      <w:r>
+        <w:t xml:space="preserve"> </w:t>
+      </w:r>
+      <w:r>
+        <w:rPr>
+          <w:rStyle w:val="VerbatimChar"/>
+        </w:rPr>
+        <w:t xml:space="preserve">paper/metrics/bundle_scaling.tsv</w:t>
+      </w:r>
+      <w:r>
+        <w:t xml:space="preserve"> </w:t>
+      </w:r>
+      <w:r>
+        <w:t xml:space="preserve">and</w:t>
+      </w:r>
+      <w:r>
+        <w:t xml:space="preserve"> </w:t>
+      </w:r>
+      <w:r>
+        <w:rPr>
+          <w:rStyle w:val="VerbatimChar"/>
+        </w:rPr>
+        <w:t xml:space="preserve">bundle_scaling_summary.tsv</w:t>
+      </w:r>
+      <w:r>
+        <w:t xml:space="preserve">,</w:t>
+      </w:r>
+      <w:r>
+        <w:t xml:space="preserve"> </w:t>
+      </w:r>
+      <w:r>
+        <w:t xml:space="preserve">plus</w:t>
+      </w:r>
+      <w:r>
+        <w:t xml:space="preserve"> </w:t>
+      </w:r>
+      <w:r>
+        <w:rPr>
+          <w:rStyle w:val="VerbatimChar"/>
+        </w:rPr>
+        <w:t xml:space="preserve">discover_scaling.tsv</w:t>
+      </w:r>
+      <w:r>
+        <w:t xml:space="preserve"> </w:t>
+      </w:r>
+      <w:r>
+        <w:t xml:space="preserve">/</w:t>
+      </w:r>
+      <w:r>
+        <w:t xml:space="preserve"> </w:t>
+      </w:r>
+      <w:r>
+        <w:rPr>
+          <w:rStyle w:val="VerbatimChar"/>
+        </w:rPr>
+        <w:t xml:space="preserve">discover_scaling_summary.tsv</w:t>
+      </w:r>
+      <w:r>
+        <w:t xml:space="preserve">. Table</w:t>
+      </w:r>
+      <w:r>
+        <w:t xml:space="preserve"> </w:t>
+      </w:r>
+      <w:r>
+        <w:t xml:space="preserve">2 (</w:t>
+      </w:r>
+      <w:r>
+        <w:rPr>
+          <w:rStyle w:val="VerbatimChar"/>
+        </w:rPr>
+        <w:t xml:space="preserve">paper/tables/figure1_scaling.md</w:t>
+      </w:r>
+      <w:r>
+        <w:t xml:space="preserve">) lists per-configuration mean</w:t>
+      </w:r>
+      <w:r>
+        <w:t xml:space="preserve"> </w:t>
+      </w:r>
+      <w:r>
+        <w:t xml:space="preserve">± SE for the 28 grid points underlying panels A, B, C, E, F.</w:t>
+      </w:r>
+      <w:r>
+        <w:t xml:space="preserve"> </w:t>
+      </w:r>
+      <w:r>
+        <w:t xml:space="preserve">Table 1 (</w:t>
+      </w:r>
+      <w:r>
+        <w:rPr>
+          <w:rStyle w:val="VerbatimChar"/>
+        </w:rPr>
+        <w:t xml:space="preserve">paper/tables/portal_studies.md</w:t>
+      </w:r>
+      <w:r>
+        <w:t xml:space="preserve">) gives a comparable</w:t>
+      </w:r>
+      <w:r>
+        <w:t xml:space="preserve"> </w:t>
+      </w:r>
+      <w:r>
+        <w:t xml:space="preserve">per-study breakdown for the 27 real portal studies underlying</w:t>
+      </w:r>
+      <w:r>
+        <w:t xml:space="preserve"> </w:t>
+      </w:r>
+      <w:r>
+        <w:t xml:space="preserve">figure 3.</w:t>
+      </w:r>
+    </w:p>
+    <w:p>
+      <w:pPr>
+        <w:pStyle w:val="BodyText"/>
+      </w:pPr>
       <w:r>
         <w:drawing>
           <wp:inline>
-            <wp:extent cx="3733800" cy="2489200"/>
+            <wp:extent cx="3810000" cy="2540000"/>
             <wp:effectExtent b="0" l="0" r="0" t="0"/>
-            <wp:docPr descr="Figure 2B" title="" id="29" name="Picture"/>
+            <wp:docPr descr="" title="" id="29" name="Picture"/>
             <a:graphic>
               <a:graphicData uri="http://schemas.openxmlformats.org/drawingml/2006/picture">
                 <pic:pic>
                   <pic:nvPicPr>
-                    <pic:cNvPr descr="figures/figure1_B_load_latency.pdf" id="30" name="Picture"/>
+                    <pic:cNvPr descr="figures/figure3.pdf" id="30" name="Picture"/>
                     <pic:cNvPicPr>
                       <a:picLocks noChangeArrowheads="1" noChangeAspect="1"/>
                     </pic:cNvPicPr>
@@ -2812,7 +3362,7 @@
                   <pic:spPr bwMode="auto">
                     <a:xfrm>
                       <a:off x="0" y="0"/>
-                      <a:ext cx="3733800" cy="2489200"/>
+                      <a:ext cx="3810000" cy="2540000"/>
                     </a:xfrm>
                     <a:prstGeom prst="rect">
                       <a:avLst/>
@@ -2830,186 +3380,6 @@
           </wp:inline>
         </w:drawing>
       </w:r>
-      <w:r>
-        <w:t xml:space="preserve"> </w:t>
-      </w:r>
-      <w:r>
-        <w:drawing>
-          <wp:inline>
-            <wp:extent cx="3733800" cy="2489200"/>
-            <wp:effectExtent b="0" l="0" r="0" t="0"/>
-            <wp:docPr descr="Figure 2C" title="" id="32" name="Picture"/>
-            <a:graphic>
-              <a:graphicData uri="http://schemas.openxmlformats.org/drawingml/2006/picture">
-                <pic:pic>
-                  <pic:nvPicPr>
-                    <pic:cNvPr descr="figures/figure1_C_fetch_latency.pdf" id="33" name="Picture"/>
-                    <pic:cNvPicPr>
-                      <a:picLocks noChangeArrowheads="1" noChangeAspect="1"/>
-                    </pic:cNvPicPr>
-                  </pic:nvPicPr>
-                  <pic:blipFill>
-                    <a:blip r:embed="rId31"/>
-                    <a:stretch>
-                      <a:fillRect/>
-                    </a:stretch>
-                  </pic:blipFill>
-                  <pic:spPr bwMode="auto">
-                    <a:xfrm>
-                      <a:off x="0" y="0"/>
-                      <a:ext cx="3733800" cy="2489200"/>
-                    </a:xfrm>
-                    <a:prstGeom prst="rect">
-                      <a:avLst/>
-                    </a:prstGeom>
-                    <a:noFill/>
-                    <a:ln w="9525">
-                      <a:noFill/>
-                      <a:headEnd/>
-                      <a:tailEnd/>
-                    </a:ln>
-                  </pic:spPr>
-                </pic:pic>
-              </a:graphicData>
-            </a:graphic>
-          </wp:inline>
-        </w:drawing>
-      </w:r>
-      <w:r>
-        <w:t xml:space="preserve"> </w:t>
-      </w:r>
-      <w:r>
-        <w:drawing>
-          <wp:inline>
-            <wp:extent cx="3733800" cy="2489200"/>
-            <wp:effectExtent b="0" l="0" r="0" t="0"/>
-            <wp:docPr descr="Figure 2D" title="" id="35" name="Picture"/>
-            <a:graphic>
-              <a:graphicData uri="http://schemas.openxmlformats.org/drawingml/2006/picture">
-                <pic:pic>
-                  <pic:nvPicPr>
-                    <pic:cNvPr descr="figures/figure1_D_discover_scaling.pdf" id="36" name="Picture"/>
-                    <pic:cNvPicPr>
-                      <a:picLocks noChangeArrowheads="1" noChangeAspect="1"/>
-                    </pic:cNvPicPr>
-                  </pic:nvPicPr>
-                  <pic:blipFill>
-                    <a:blip r:embed="rId34"/>
-                    <a:stretch>
-                      <a:fillRect/>
-                    </a:stretch>
-                  </pic:blipFill>
-                  <pic:spPr bwMode="auto">
-                    <a:xfrm>
-                      <a:off x="0" y="0"/>
-                      <a:ext cx="3733800" cy="2489200"/>
-                    </a:xfrm>
-                    <a:prstGeom prst="rect">
-                      <a:avLst/>
-                    </a:prstGeom>
-                    <a:noFill/>
-                    <a:ln w="9525">
-                      <a:noFill/>
-                      <a:headEnd/>
-                      <a:tailEnd/>
-                    </a:ln>
-                  </pic:spPr>
-                </pic:pic>
-              </a:graphicData>
-            </a:graphic>
-          </wp:inline>
-        </w:drawing>
-      </w:r>
-      <w:r>
-        <w:t xml:space="preserve"> </w:t>
-      </w:r>
-      <w:r>
-        <w:drawing>
-          <wp:inline>
-            <wp:extent cx="3733800" cy="2489200"/>
-            <wp:effectExtent b="0" l="0" r="0" t="0"/>
-            <wp:docPr descr="Figure 2E" title="" id="38" name="Picture"/>
-            <a:graphic>
-              <a:graphicData uri="http://schemas.openxmlformats.org/drawingml/2006/picture">
-                <pic:pic>
-                  <pic:nvPicPr>
-                    <pic:cNvPr descr="figures/figure1_E_prepare_time.pdf" id="39" name="Picture"/>
-                    <pic:cNvPicPr>
-                      <a:picLocks noChangeArrowheads="1" noChangeAspect="1"/>
-                    </pic:cNvPicPr>
-                  </pic:nvPicPr>
-                  <pic:blipFill>
-                    <a:blip r:embed="rId37"/>
-                    <a:stretch>
-                      <a:fillRect/>
-                    </a:stretch>
-                  </pic:blipFill>
-                  <pic:spPr bwMode="auto">
-                    <a:xfrm>
-                      <a:off x="0" y="0"/>
-                      <a:ext cx="3733800" cy="2489200"/>
-                    </a:xfrm>
-                    <a:prstGeom prst="rect">
-                      <a:avLst/>
-                    </a:prstGeom>
-                    <a:noFill/>
-                    <a:ln w="9525">
-                      <a:noFill/>
-                      <a:headEnd/>
-                      <a:tailEnd/>
-                    </a:ln>
-                  </pic:spPr>
-                </pic:pic>
-              </a:graphicData>
-            </a:graphic>
-          </wp:inline>
-        </w:drawing>
-      </w:r>
-      <w:r>
-        <w:t xml:space="preserve"> </w:t>
-      </w:r>
-      <w:r>
-        <w:drawing>
-          <wp:inline>
-            <wp:extent cx="3733800" cy="2489200"/>
-            <wp:effectExtent b="0" l="0" r="0" t="0"/>
-            <wp:docPr descr="Figure 2F" title="" id="41" name="Picture"/>
-            <a:graphic>
-              <a:graphicData uri="http://schemas.openxmlformats.org/drawingml/2006/picture">
-                <pic:pic>
-                  <pic:nvPicPr>
-                    <pic:cNvPr descr="figures/figure1_F_peak_memory.pdf" id="42" name="Picture"/>
-                    <pic:cNvPicPr>
-                      <a:picLocks noChangeArrowheads="1" noChangeAspect="1"/>
-                    </pic:cNvPicPr>
-                  </pic:nvPicPr>
-                  <pic:blipFill>
-                    <a:blip r:embed="rId40"/>
-                    <a:stretch>
-                      <a:fillRect/>
-                    </a:stretch>
-                  </pic:blipFill>
-                  <pic:spPr bwMode="auto">
-                    <a:xfrm>
-                      <a:off x="0" y="0"/>
-                      <a:ext cx="3733800" cy="2489200"/>
-                    </a:xfrm>
-                    <a:prstGeom prst="rect">
-                      <a:avLst/>
-                    </a:prstGeom>
-                    <a:noFill/>
-                    <a:ln w="9525">
-                      <a:noFill/>
-                      <a:headEnd/>
-                      <a:tailEnd/>
-                    </a:ln>
-                  </pic:spPr>
-                </pic:pic>
-              </a:graphicData>
-            </a:graphic>
-          </wp:inline>
-        </w:drawing>
-      </w:r>
     </w:p>
     <w:p>
       <w:pPr>
@@ -3020,7 +3390,7 @@
           <w:b/>
           <w:bCs/>
         </w:rPr>
-        <w:t xml:space="preserve">Figure 2.</w:t>
+        <w:t xml:space="preserve">Figure 3.</w:t>
       </w:r>
       <w:r>
         <w:t xml:space="preserve"> </w:t>
@@ -3030,35 +3400,19 @@
           <w:i/>
           <w:iCs/>
         </w:rPr>
-        <w:t xml:space="preserve">scMINER Viewer performance on the synthetic sweep</w:t>
-      </w:r>
-      <w:r>
-        <w:rPr>
-          <w:i/>
-          <w:iCs/>
-        </w:rPr>
-        <w:t xml:space="preserve"> </w:t>
-      </w:r>
-      <w:r>
-        <w:rPr>
-          <w:i/>
-          <w:iCs/>
-        </w:rPr>
-        <w:t xml:space="preserve">(7 × 4 = 28 configurations × 5 replicates per configuration; points</w:t>
-      </w:r>
-      <w:r>
-        <w:rPr>
-          <w:i/>
-          <w:iCs/>
-        </w:rPr>
-        <w:t xml:space="preserve"> </w:t>
-      </w:r>
-      <w:r>
-        <w:rPr>
-          <w:i/>
-          <w:iCs/>
-        </w:rPr>
-        <w:t xml:space="preserve">are means, T-bars are ± standard error).</w:t>
+        <w:t xml:space="preserve">scMINER Viewer on the 27 real portal studies.</w:t>
+      </w:r>
+      <w:r>
+        <w:t xml:space="preserve"> </w:t>
+      </w:r>
+      <w:r>
+        <w:t xml:space="preserve">Each</w:t>
+      </w:r>
+      <w:r>
+        <w:t xml:space="preserve"> </w:t>
+      </w:r>
+      <w:r>
+        <w:t xml:space="preserve">point is one study; axes are log10 where annotated.</w:t>
       </w:r>
       <w:r>
         <w:t xml:space="preserve"> </w:t>
@@ -3074,7 +3428,7 @@
         <w:t xml:space="preserve"> </w:t>
       </w:r>
       <w:r>
-        <w:t xml:space="preserve">Bundle size</w:t>
+        <w:t xml:space="preserve">Bundle</w:t>
       </w:r>
       <w:r>
         <w:t xml:space="preserve"> </w:t>
@@ -3086,52 +3440,43 @@
         <w:rPr>
           <w:rStyle w:val="VerbatimChar"/>
         </w:rPr>
-        <w:t xml:space="preserve">Bundle</w:t>
-      </w:r>
-      <w:r>
-        <w:t xml:space="preserve"> </w:t>
-      </w:r>
-      <w:r>
-        <w:t xml:space="preserve">series) versus the underlying shard-tree size</w:t>
-      </w:r>
-      <w:r>
-        <w:t xml:space="preserve"> </w:t>
-      </w:r>
-      <w:r>
-        <w:t xml:space="preserve">(</w:t>
-      </w:r>
-      <w:r>
-        <w:rPr>
-          <w:rStyle w:val="VerbatimChar"/>
-        </w:rPr>
-        <w:t xml:space="preserve">Shard tree</w:t>
-      </w:r>
-      <w:r>
-        <w:t xml:space="preserve">) as a function of cell count, coloured by gene count</w:t>
-      </w:r>
-      <w:r>
-        <w:t xml:space="preserve"> </w:t>
-      </w:r>
-      <w:r>
-        <w:t xml:space="preserve">(2 K / 5 K / 8 K / 10 K). Lazy bundles remain near-constant</w:t>
-      </w:r>
-      <w:r>
-        <w:t xml:space="preserve"> </w:t>
-      </w:r>
-      <w:r>
-        <w:t xml:space="preserve">(~ 2.6 – 13.2 MB) while the shard tree grows roughly linearly with</w:t>
-      </w:r>
-      <w:r>
-        <w:t xml:space="preserve"> </w:t>
-      </w:r>
-      <w:r>
-        <w:rPr>
-          <w:rStyle w:val="VerbatimChar"/>
-        </w:rPr>
-        <w:t xml:space="preserve">n_cells × n_genes</w:t>
-      </w:r>
-      <w:r>
-        <w:t xml:space="preserve">.</w:t>
+        <w:t xml:space="preserve">.scminer.h5</w:t>
+      </w:r>
+      <w:r>
+        <w:t xml:space="preserve">) and shard-tree size versus cell count. Bundles span</w:t>
+      </w:r>
+      <w:r>
+        <w:t xml:space="preserve"> </w:t>
+      </w:r>
+      <w:r>
+        <w:t xml:space="preserve">0.4 – 1 363 MB while shard trees span 1.7 – 9 672 MB; both grow</w:t>
+      </w:r>
+      <w:r>
+        <w:t xml:space="preserve"> </w:t>
+      </w:r>
+      <w:r>
+        <w:t xml:space="preserve">sub-linearly in</w:t>
+      </w:r>
+      <w:r>
+        <w:t xml:space="preserve"> </w:t>
+      </w:r>
+      <w:r>
+        <w:rPr>
+          <w:rStyle w:val="VerbatimChar"/>
+        </w:rPr>
+        <w:t xml:space="preserve">n_cells</w:t>
+      </w:r>
+      <w:r>
+        <w:t xml:space="preserve"> </w:t>
+      </w:r>
+      <w:r>
+        <w:t xml:space="preserve">because per-study density and</w:t>
+      </w:r>
+      <w:r>
+        <w:t xml:space="preserve"> </w:t>
+      </w:r>
+      <w:r>
+        <w:t xml:space="preserve">gene-coverage vary.</w:t>
       </w:r>
       <w:r>
         <w:t xml:space="preserve"> </w:t>
@@ -3147,28 +3492,37 @@
         <w:t xml:space="preserve"> </w:t>
       </w:r>
       <w:r>
-        <w:t xml:space="preserve">Cold-start</w:t>
-      </w:r>
-      <w:r>
-        <w:t xml:space="preserve"> </w:t>
-      </w:r>
-      <w:r>
-        <w:rPr>
-          <w:rStyle w:val="VerbatimChar"/>
-        </w:rPr>
-        <w:t xml:space="preserve">load_study()</w:t>
-      </w:r>
-      <w:r>
-        <w:t xml:space="preserve"> </w:t>
-      </w:r>
-      <w:r>
-        <w:t xml:space="preserve">latency</w:t>
-      </w:r>
-      <w:r>
-        <w:t xml:space="preserve"> </w:t>
-      </w:r>
-      <w:r>
-        <w:t xml:space="preserve">stays sub-200 ms.</w:t>
+        <w:rPr>
+          <w:rStyle w:val="VerbatimChar"/>
+        </w:rPr>
+        <w:t xml:space="preserve">prepare_study_data()</w:t>
+      </w:r>
+      <w:r>
+        <w:t xml:space="preserve"> </w:t>
+      </w:r>
+      <w:r>
+        <w:t xml:space="preserve">wall time versus</w:t>
+      </w:r>
+      <w:r>
+        <w:t xml:space="preserve"> </w:t>
+      </w:r>
+      <w:r>
+        <w:rPr>
+          <w:rStyle w:val="VerbatimChar"/>
+        </w:rPr>
+        <w:t xml:space="preserve">n_cells × n_genes</w:t>
+      </w:r>
+      <w:r>
+        <w:t xml:space="preserve"> </w:t>
+      </w:r>
+      <w:r>
+        <w:t xml:space="preserve">— three orders of magnitude on each axis, with</w:t>
+      </w:r>
+      <w:r>
+        <w:t xml:space="preserve"> </w:t>
+      </w:r>
+      <w:r>
+        <w:t xml:space="preserve">a roughly linear log-log relationship.</w:t>
       </w:r>
       <w:r>
         <w:t xml:space="preserve"> </w:t>
@@ -3184,28 +3538,46 @@
         <w:t xml:space="preserve"> </w:t>
       </w:r>
       <w:r>
-        <w:t xml:space="preserve">Median per-gene</w:t>
-      </w:r>
-      <w:r>
-        <w:t xml:space="preserve"> </w:t>
-      </w:r>
-      <w:r>
-        <w:rPr>
-          <w:rStyle w:val="VerbatimChar"/>
-        </w:rPr>
-        <w:t xml:space="preserve">gene_values()</w:t>
-      </w:r>
-      <w:r>
-        <w:t xml:space="preserve"> </w:t>
-      </w:r>
-      <w:r>
-        <w:t xml:space="preserve">fetch</w:t>
-      </w:r>
-      <w:r>
-        <w:t xml:space="preserve"> </w:t>
-      </w:r>
-      <w:r>
-        <w:t xml:space="preserve">latency; each shard read is a single gzipped-CSV decode.</w:t>
+        <w:t xml:space="preserve">Peak R working-set</w:t>
+      </w:r>
+      <w:r>
+        <w:t xml:space="preserve"> </w:t>
+      </w:r>
+      <w:r>
+        <w:t xml:space="preserve">memory versus total input rds size; the dotted reference line is</w:t>
+      </w:r>
+      <w:r>
+        <w:t xml:space="preserve"> </w:t>
+      </w:r>
+      <w:r>
+        <w:rPr>
+          <w:rStyle w:val="VerbatimChar"/>
+        </w:rPr>
+        <w:t xml:space="preserve">peak_Mb == input_MB</w:t>
+      </w:r>
+      <w:r>
+        <w:t xml:space="preserve">. Most studies sit above the line because of</w:t>
+      </w:r>
+      <w:r>
+        <w:t xml:space="preserve"> </w:t>
+      </w:r>
+      <w:r>
+        <w:t xml:space="preserve">the in-memory sparse + dense intermediates</w:t>
+      </w:r>
+      <w:r>
+        <w:t xml:space="preserve"> </w:t>
+      </w:r>
+      <w:r>
+        <w:rPr>
+          <w:rStyle w:val="VerbatimChar"/>
+        </w:rPr>
+        <w:t xml:space="preserve">prepare_study_data()</w:t>
+      </w:r>
+      <w:r>
+        <w:t xml:space="preserve"> </w:t>
+      </w:r>
+      <w:r>
+        <w:t xml:space="preserve">materialises.</w:t>
       </w:r>
       <w:r>
         <w:t xml:space="preserve"> </w:t>
@@ -3221,22 +3593,34 @@
         <w:t xml:space="preserve"> </w:t>
       </w:r>
       <w:r>
-        <w:rPr>
-          <w:rStyle w:val="VerbatimChar"/>
-        </w:rPr>
-        <w:t xml:space="preserve">discover_studies()</w:t>
-      </w:r>
-      <w:r>
-        <w:t xml:space="preserve"> </w:t>
-      </w:r>
-      <w:r>
-        <w:t xml:space="preserve">linear scan over a multi-study root</w:t>
-      </w:r>
-      <w:r>
-        <w:t xml:space="preserve"> </w:t>
-      </w:r>
-      <w:r>
-        <w:t xml:space="preserve">scales linearly with the number of studies (~ 80 ms per study).</w:t>
+        <w:t xml:space="preserve">Cold-start</w:t>
+      </w:r>
+      <w:r>
+        <w:t xml:space="preserve"> </w:t>
+      </w:r>
+      <w:r>
+        <w:rPr>
+          <w:rStyle w:val="VerbatimChar"/>
+        </w:rPr>
+        <w:t xml:space="preserve">load_study()</w:t>
+      </w:r>
+      <w:r>
+        <w:t xml:space="preserve"> </w:t>
+      </w:r>
+      <w:r>
+        <w:t xml:space="preserve">latency versus</w:t>
+      </w:r>
+      <w:r>
+        <w:t xml:space="preserve"> </w:t>
+      </w:r>
+      <w:r>
+        <w:t xml:space="preserve">bundle size — sub-second for nearly every study; the four largest</w:t>
+      </w:r>
+      <w:r>
+        <w:t xml:space="preserve"> </w:t>
+      </w:r>
+      <w:r>
+        <w:t xml:space="preserve">bundles climb past 5 s.</w:t>
       </w:r>
       <w:r>
         <w:t xml:space="preserve"> </w:t>
@@ -3252,121 +3636,52 @@
         <w:t xml:space="preserve"> </w:t>
       </w:r>
       <w:r>
-        <w:rPr>
-          <w:rStyle w:val="VerbatimChar"/>
-        </w:rPr>
-        <w:t xml:space="preserve">prepare_study_data()</w:t>
-      </w:r>
-      <w:r>
-        <w:t xml:space="preserve"> </w:t>
-      </w:r>
-      <w:r>
-        <w:t xml:space="preserve">wall time — the one-shot pipeline that</w:t>
-      </w:r>
-      <w:r>
-        <w:t xml:space="preserve"> </w:t>
-      </w:r>
-      <w:r>
-        <w:t xml:space="preserve">writes both the graph-import layout (</w:t>
-      </w:r>
-      <w:r>
-        <w:rPr>
-          <w:rStyle w:val="VerbatimChar"/>
-        </w:rPr>
-        <w:t xml:space="preserve">Cell/</w:t>
-      </w:r>
-      <w:r>
-        <w:t xml:space="preserve">,</w:t>
-      </w:r>
-      <w:r>
-        <w:t xml:space="preserve"> </w:t>
-      </w:r>
-      <w:r>
-        <w:rPr>
-          <w:rStyle w:val="VerbatimChar"/>
-        </w:rPr>
-        <w:t xml:space="preserve">Gene/</w:t>
-      </w:r>
-      <w:r>
-        <w:t xml:space="preserve">,</w:t>
-      </w:r>
-      <w:r>
-        <w:t xml:space="preserve"> </w:t>
-      </w:r>
-      <w:r>
-        <w:rPr>
-          <w:rStyle w:val="VerbatimChar"/>
-        </w:rPr>
-        <w:t xml:space="preserve">Network_*/</w:t>
-      </w:r>
-      <w:r>
-        <w:t xml:space="preserve">,</w:t>
-      </w:r>
-      <w:r>
-        <w:t xml:space="preserve"> </w:t>
-      </w:r>
-      <w:r>
-        <w:rPr>
-          <w:rStyle w:val="VerbatimChar"/>
-        </w:rPr>
-        <w:t xml:space="preserve">study_meta/</w:t>
-      </w:r>
-      <w:r>
-        <w:t xml:space="preserve">, per-gene shards) and the</w:t>
-      </w:r>
-      <w:r>
-        <w:t xml:space="preserve"> </w:t>
-      </w:r>
-      <w:r>
-        <w:rPr>
-          <w:rStyle w:val="VerbatimChar"/>
-        </w:rPr>
-        <w:t xml:space="preserve">.scminer.h5</w:t>
-      </w:r>
-      <w:r>
-        <w:t xml:space="preserve"> </w:t>
-      </w:r>
-      <w:r>
-        <w:t xml:space="preserve">bundle from</w:t>
-      </w:r>
-      <w:r>
-        <w:t xml:space="preserve"> </w:t>
-      </w:r>
-      <w:r>
-        <w:t xml:space="preserve">raw R structures. Time grows roughly linearly with</w:t>
-      </w:r>
-      <w:r>
-        <w:t xml:space="preserve"> </w:t>
-      </w:r>
-      <w:r>
-        <w:rPr>
-          <w:rStyle w:val="VerbatimChar"/>
-        </w:rPr>
-        <w:t xml:space="preserve">n_cells × n_genes</w:t>
-      </w:r>
-      <w:r>
-        <w:t xml:space="preserve">,</w:t>
-      </w:r>
-      <w:r>
-        <w:t xml:space="preserve"> </w:t>
-      </w:r>
-      <w:r>
-        <w:t xml:space="preserve">dominated by the per-gene</w:t>
-      </w:r>
-      <w:r>
-        <w:t xml:space="preserve"> </w:t>
-      </w:r>
-      <w:r>
-        <w:rPr>
-          <w:rStyle w:val="VerbatimChar"/>
-        </w:rPr>
-        <w:t xml:space="preserve">.csv.gz</w:t>
-      </w:r>
-      <w:r>
-        <w:t xml:space="preserve"> </w:t>
-      </w:r>
-      <w:r>
-        <w:t xml:space="preserve">write loop.</w:t>
+        <w:t xml:space="preserve">Median</w:t>
+      </w:r>
+      <w:r>
+        <w:t xml:space="preserve"> </w:t>
+      </w:r>
+      <w:r>
+        <w:rPr>
+          <w:rStyle w:val="VerbatimChar"/>
+        </w:rPr>
+        <w:t xml:space="preserve">gene_values()</w:t>
+      </w:r>
+      <w:r>
+        <w:t xml:space="preserve"> </w:t>
+      </w:r>
+      <w:r>
+        <w:t xml:space="preserve">fetch</w:t>
+      </w:r>
+      <w:r>
+        <w:t xml:space="preserve"> </w:t>
+      </w:r>
+      <w:r>
+        <w:t xml:space="preserve">latency versus gene count — a 30× range (38 – 1 249 ms) driven</w:t>
+      </w:r>
+      <w:r>
+        <w:t xml:space="preserve"> </w:t>
+      </w:r>
+      <w:r>
+        <w:t xml:space="preserve">primarily by per-shard cell count (each fetch decodes one gzipped</w:t>
+      </w:r>
+      <w:r>
+        <w:t xml:space="preserve"> </w:t>
+      </w:r>
+      <w:r>
+        <w:t xml:space="preserve">CSV of length</w:t>
+      </w:r>
+      <w:r>
+        <w:t xml:space="preserve"> </w:t>
+      </w:r>
+      <w:r>
+        <w:rPr>
+          <w:rStyle w:val="VerbatimChar"/>
+        </w:rPr>
+        <w:t xml:space="preserve">n_cells</w:t>
+      </w:r>
+      <w:r>
+        <w:t xml:space="preserve">).</w:t>
       </w:r>
       <w:r>
         <w:t xml:space="preserve"> </w:t>
@@ -3382,97 +3697,373 @@
         <w:t xml:space="preserve"> </w:t>
       </w:r>
       <w:r>
-        <w:t xml:space="preserve">Peak</w:t>
-      </w:r>
-      <w:r>
-        <w:t xml:space="preserve"> </w:t>
-      </w:r>
-      <w:r>
-        <w:t xml:space="preserve">working-set memory during</w:t>
-      </w:r>
-      <w:r>
-        <w:t xml:space="preserve"> </w:t>
-      </w:r>
-      <w:r>
-        <w:rPr>
-          <w:rStyle w:val="VerbatimChar"/>
-        </w:rPr>
-        <w:t xml:space="preserve">prepare_study_data()</w:t>
-      </w:r>
-      <w:r>
-        <w:t xml:space="preserve">, reported by R’s</w:t>
-      </w:r>
-      <w:r>
-        <w:t xml:space="preserve"> </w:t>
-      </w:r>
-      <w:r>
-        <w:rPr>
-          <w:rStyle w:val="VerbatimChar"/>
-        </w:rPr>
-        <w:t xml:space="preserve">gc()</w:t>
-      </w:r>
-      <w:r>
-        <w:t xml:space="preserve"> </w:t>
-      </w:r>
-      <w:r>
-        <w:t xml:space="preserve">after a reset; stays bounded by</w:t>
-      </w:r>
-      <w:r>
-        <w:t xml:space="preserve"> </w:t>
-      </w:r>
-      <w:r>
-        <w:rPr>
-          <w:rStyle w:val="VerbatimChar"/>
-        </w:rPr>
-        <w:t xml:space="preserve">O(n_cells × n_genes)</w:t>
-      </w:r>
-      <w:r>
-        <w:t xml:space="preserve"> </w:t>
-      </w:r>
-      <w:r>
-        <w:t xml:space="preserve">of</w:t>
-      </w:r>
-      <w:r>
-        <w:t xml:space="preserve"> </w:t>
-      </w:r>
-      <w:r>
-        <w:t xml:space="preserve">the in-memory sparse expression matrix. Generated by</w:t>
-      </w:r>
-      <w:r>
-        <w:t xml:space="preserve"> </w:t>
-      </w:r>
-      <w:r>
-        <w:rPr>
-          <w:rStyle w:val="VerbatimChar"/>
-        </w:rPr>
-        <w:t xml:space="preserve">paper/benchmarks/figures.R</w:t>
-      </w:r>
-      <w:r>
-        <w:t xml:space="preserve">; raw and aggregated numbers at</w:t>
-      </w:r>
-      <w:r>
-        <w:t xml:space="preserve"> </w:t>
-      </w:r>
-      <w:r>
-        <w:rPr>
-          <w:rStyle w:val="VerbatimChar"/>
-        </w:rPr>
-        <w:t xml:space="preserve">paper/metrics/bundle_scaling.tsv</w:t>
-      </w:r>
-      <w:r>
-        <w:t xml:space="preserve"> </w:t>
-      </w:r>
-      <w:r>
-        <w:t xml:space="preserve">and</w:t>
-      </w:r>
-      <w:r>
-        <w:t xml:space="preserve"> </w:t>
-      </w:r>
-      <w:r>
-        <w:rPr>
-          <w:rStyle w:val="VerbatimChar"/>
-        </w:rPr>
-        <w:t xml:space="preserve">bundle_scaling_summary.tsv</w:t>
+        <w:t xml:space="preserve">Output-to-input size ratio per</w:t>
+      </w:r>
+      <w:r>
+        <w:t xml:space="preserve"> </w:t>
+      </w:r>
+      <w:r>
+        <w:t xml:space="preserve">study, sorted ascending and coloured by whether activity matrices</w:t>
+      </w:r>
+      <w:r>
+        <w:t xml:space="preserve"> </w:t>
+      </w:r>
+      <w:r>
+        <w:t xml:space="preserve">were present. Studies with expression + activity (blue) bundle into</w:t>
+      </w:r>
+      <w:r>
+        <w:t xml:space="preserve"> </w:t>
+      </w:r>
+      <w:r>
+        <w:t xml:space="preserve">smaller output:input ratios than expression-only studies (teal)</w:t>
+      </w:r>
+      <w:r>
+        <w:t xml:space="preserve"> </w:t>
+      </w:r>
+      <w:r>
+        <w:t xml:space="preserve">because the shared cell metadata is amortised across more shards.</w:t>
+      </w:r>
+      <w:r>
+        <w:t xml:space="preserve"> </w:t>
+      </w:r>
+      <w:r>
+        <w:t xml:space="preserve">Generated by</w:t>
+      </w:r>
+      <w:r>
+        <w:t xml:space="preserve"> </w:t>
+      </w:r>
+      <w:r>
+        <w:rPr>
+          <w:rStyle w:val="VerbatimChar"/>
+        </w:rPr>
+        <w:t xml:space="preserve">paper/benchmarks/figure_portal.R</w:t>
+      </w:r>
+      <w:r>
+        <w:t xml:space="preserve">; raw numbers at</w:t>
+      </w:r>
+      <w:r>
+        <w:t xml:space="preserve"> </w:t>
+      </w:r>
+      <w:r>
+        <w:rPr>
+          <w:rStyle w:val="VerbatimChar"/>
+        </w:rPr>
+        <w:t xml:space="preserve">paper/metrics/portal_studies.tsv</w:t>
+      </w:r>
+      <w:r>
+        <w:t xml:space="preserve"> </w:t>
+      </w:r>
+      <w:r>
+        <w:t xml:space="preserve">and per-study TSVs at</w:t>
+      </w:r>
+      <w:r>
+        <w:t xml:space="preserve"> </w:t>
+      </w:r>
+      <w:r>
+        <w:rPr>
+          <w:rStyle w:val="VerbatimChar"/>
+        </w:rPr>
+        <w:t xml:space="preserve">paper/metrics/portal_studies_&lt;id&gt;.tsv</w:t>
+      </w:r>
+      <w:r>
+        <w:t xml:space="preserve">. The full per-study</w:t>
+      </w:r>
+      <w:r>
+        <w:t xml:space="preserve"> </w:t>
+      </w:r>
+      <w:r>
+        <w:t xml:space="preserve">breakdown is in Table 1 (</w:t>
+      </w:r>
+      <w:r>
+        <w:rPr>
+          <w:rStyle w:val="VerbatimChar"/>
+        </w:rPr>
+        <w:t xml:space="preserve">paper/tables/portal_studies.md</w:t>
+      </w:r>
+      <w:r>
+        <w:t xml:space="preserve">).</w:t>
+      </w:r>
+    </w:p>
+    <w:bookmarkEnd w:id="31"/>
+    <w:bookmarkEnd w:id="32"/>
+    <w:bookmarkStart w:id="37" w:name="results-and-discussion"/>
+    <w:p>
+      <w:pPr>
+        <w:pStyle w:val="Heading2"/>
+      </w:pPr>
+      <w:r>
+        <w:t xml:space="preserve">4 Results and discussion</w:t>
+      </w:r>
+    </w:p>
+    <w:bookmarkStart w:id="33" w:name="bundle-scaling-1"/>
+    <w:p>
+      <w:pPr>
+        <w:pStyle w:val="Heading3"/>
+      </w:pPr>
+      <w:r>
+        <w:t xml:space="preserve">4.1 Bundle scaling</w:t>
+      </w:r>
+    </w:p>
+    <w:p>
+      <w:pPr>
+        <w:pStyle w:val="FirstParagraph"/>
+      </w:pPr>
+      <w:r>
+        <w:t xml:space="preserve">The bundle stays small because matrix values are deliberately excluded.</w:t>
+      </w:r>
+      <w:r>
+        <w:t xml:space="preserve"> </w:t>
+      </w:r>
+      <w:r>
+        <w:t xml:space="preserve">Across the 7 × 4 synthetic sweep (28 configurations × 5 replicates),</w:t>
+      </w:r>
+      <w:r>
+        <w:t xml:space="preserve"> </w:t>
+      </w:r>
+      <w:r>
+        <w:t xml:space="preserve">bundle size ranges from 2.58 ± 0.00 MB (500 cells × 2 K genes) to</w:t>
+      </w:r>
+      <w:r>
+        <w:t xml:space="preserve"> </w:t>
+      </w:r>
+      <w:r>
+        <w:t xml:space="preserve">13.21 ± 0.00 MB (10 K cells × 10 K genes) — a 5× growth in size for</w:t>
+      </w:r>
+      <w:r>
+        <w:t xml:space="preserve"> </w:t>
+      </w:r>
+      <w:r>
+        <w:t xml:space="preserve">a 100× growth in</w:t>
+      </w:r>
+      <w:r>
+        <w:t xml:space="preserve"> </w:t>
+      </w:r>
+      <w:r>
+        <w:rPr>
+          <w:rStyle w:val="VerbatimChar"/>
+        </w:rPr>
+        <w:t xml:space="preserve">n_cells × n_genes</w:t>
+      </w:r>
+      <w:r>
+        <w:t xml:space="preserve">. The accompanying shard tree</w:t>
+      </w:r>
+      <w:r>
+        <w:t xml:space="preserve"> </w:t>
+      </w:r>
+      <w:r>
+        <w:t xml:space="preserve">grows roughly linearly with</w:t>
+      </w:r>
+      <w:r>
+        <w:t xml:space="preserve"> </w:t>
+      </w:r>
+      <w:r>
+        <w:rPr>
+          <w:rStyle w:val="VerbatimChar"/>
+        </w:rPr>
+        <w:t xml:space="preserve">n_cells × n_genes</w:t>
+      </w:r>
+      <w:r>
+        <w:t xml:space="preserve"> </w:t>
+      </w:r>
+      <w:r>
+        <w:t xml:space="preserve">over the same sweep</w:t>
+      </w:r>
+      <w:r>
+        <w:t xml:space="preserve"> </w:t>
+      </w:r>
+      <w:r>
+        <w:t xml:space="preserve">(1.1 MB to 106.3 MB; Figure 2A), as expected for one gzipped CSV per</w:t>
+      </w:r>
+      <w:r>
+        <w:t xml:space="preserve"> </w:t>
+      </w:r>
+      <w:r>
+        <w:t xml:space="preserve">gene plus a per-matrix cell-header file. The real 2327 study follows</w:t>
+      </w:r>
+      <w:r>
+        <w:t xml:space="preserve"> </w:t>
+      </w:r>
+      <w:r>
+        <w:t xml:space="preserve">the same pattern at production scale: 76.8 MB bundle indexes</w:t>
+      </w:r>
+      <w:r>
+        <w:t xml:space="preserve"> </w:t>
+      </w:r>
+      <w:r>
+        <w:t xml:space="preserve">≈ 1.2 GB of expression + activity shards.</w:t>
+      </w:r>
+    </w:p>
+    <w:p>
+      <w:pPr>
+        <w:pStyle w:val="BodyText"/>
+      </w:pPr>
+      <w:r>
+        <w:t xml:space="preserve">Cold</w:t>
+      </w:r>
+      <w:r>
+        <w:t xml:space="preserve"> </w:t>
+      </w:r>
+      <w:r>
+        <w:rPr>
+          <w:rStyle w:val="VerbatimChar"/>
+        </w:rPr>
+        <w:t xml:space="preserve">load_study()</w:t>
+      </w:r>
+      <w:r>
+        <w:t xml:space="preserve"> </w:t>
+      </w:r>
+      <w:r>
+        <w:t xml:space="preserve">latency stays sub-200 ms across the whole sweep</w:t>
+      </w:r>
+      <w:r>
+        <w:t xml:space="preserve"> </w:t>
+      </w:r>
+      <w:r>
+        <w:t xml:space="preserve">(0.10 ± 0.001 s at the smallest configuration, 0.16 ± 0.001 s at the</w:t>
+      </w:r>
+      <w:r>
+        <w:t xml:space="preserve"> </w:t>
+      </w:r>
+      <w:r>
+        <w:t xml:space="preserve">largest; Figure 2B) and 0.52 s on the full 2327 study. The</w:t>
+      </w:r>
+      <w:r>
+        <w:t xml:space="preserve"> </w:t>
+      </w:r>
+      <w:r>
+        <w:t xml:space="preserve">sub-linear growth reflects that load only parses metadata + indexes</w:t>
+      </w:r>
+      <w:r>
+        <w:t xml:space="preserve"> </w:t>
+      </w:r>
+      <w:r>
+        <w:t xml:space="preserve">from HDF5; no matrix values are touched. Median per-gene</w:t>
+      </w:r>
+      <w:r>
+        <w:t xml:space="preserve"> </w:t>
+      </w:r>
+      <w:r>
+        <w:rPr>
+          <w:rStyle w:val="VerbatimChar"/>
+        </w:rPr>
+        <w:t xml:space="preserve">gene_values()</w:t>
+      </w:r>
+      <w:r>
+        <w:t xml:space="preserve"> </w:t>
+      </w:r>
+      <w:r>
+        <w:t xml:space="preserve">fetch latency tracks the per-shard gzip decode cost</w:t>
+      </w:r>
+      <w:r>
+        <w:t xml:space="preserve"> </w:t>
+      </w:r>
+      <w:r>
+        <w:t xml:space="preserve">and stays in a tight 14 – 37 ms band over the whole grid (Figure 2C);</w:t>
+      </w:r>
+      <w:r>
+        <w:t xml:space="preserve"> </w:t>
+      </w:r>
+      <w:r>
+        <w:t xml:space="preserve">the wider error bars at large cell counts come from the gzipped CSV</w:t>
+      </w:r>
+      <w:r>
+        <w:t xml:space="preserve"> </w:t>
+      </w:r>
+      <w:r>
+        <w:t xml:space="preserve">being correspondingly larger (each shard is ~</w:t>
+      </w:r>
+      <w:r>
+        <w:t xml:space="preserve"> </w:t>
+      </w:r>
+      <w:r>
+        <w:rPr>
+          <w:rStyle w:val="VerbatimChar"/>
+        </w:rPr>
+        <w:t xml:space="preserve">n_cells × 4 bytes</w:t>
+      </w:r>
+      <w:r>
+        <w:t xml:space="preserve"> </w:t>
+      </w:r>
+      <w:r>
+        <w:t xml:space="preserve">uncompressed).</w:t>
+      </w:r>
+    </w:p>
+    <w:bookmarkEnd w:id="33"/>
+    <w:bookmarkStart w:id="34" w:name="multi-study-discovery-scaling-1"/>
+    <w:p>
+      <w:pPr>
+        <w:pStyle w:val="Heading3"/>
+      </w:pPr>
+      <w:r>
+        <w:t xml:space="preserve">4.2 Multi-study discovery scaling</w:t>
+      </w:r>
+    </w:p>
+    <w:p>
+      <w:pPr>
+        <w:pStyle w:val="FirstParagraph"/>
+      </w:pPr>
+      <w:r>
+        <w:rPr>
+          <w:rStyle w:val="VerbatimChar"/>
+        </w:rPr>
+        <w:t xml:space="preserve">discover_studies()</w:t>
+      </w:r>
+      <w:r>
+        <w:t xml:space="preserve"> </w:t>
+      </w:r>
+      <w:r>
+        <w:t xml:space="preserve">is the single hot path of the multi-study</w:t>
+      </w:r>
+      <w:r>
+        <w:t xml:space="preserve"> </w:t>
+      </w:r>
+      <w:r>
+        <w:t xml:space="preserve">browser: it walks</w:t>
+      </w:r>
+      <w:r>
+        <w:t xml:space="preserve"> </w:t>
+      </w:r>
+      <w:r>
+        <w:rPr>
+          <w:rStyle w:val="VerbatimChar"/>
+        </w:rPr>
+        <w:t xml:space="preserve">&lt;root&gt;/&lt;studyID&gt;/&lt;studyID&gt;.scminer.h5</w:t>
+      </w:r>
+      <w:r>
+        <w:t xml:space="preserve"> </w:t>
+      </w:r>
+      <w:r>
+        <w:t xml:space="preserve">patterns</w:t>
+      </w:r>
+      <w:r>
+        <w:t xml:space="preserve"> </w:t>
+      </w:r>
+      <w:r>
+        <w:t xml:space="preserve">and reads each study’s</w:t>
+      </w:r>
+      <w:r>
+        <w:t xml:space="preserve"> </w:t>
+      </w:r>
+      <w:r>
+        <w:rPr>
+          <w:rStyle w:val="VerbatimChar"/>
+        </w:rPr>
+        <w:t xml:space="preserve">/meta/</w:t>
+      </w:r>
+      <w:r>
+        <w:t xml:space="preserve"> </w:t>
+      </w:r>
+      <w:r>
+        <w:t xml:space="preserve">group only — no</w:t>
+      </w:r>
+      <w:r>
+        <w:t xml:space="preserve"> </w:t>
+      </w:r>
+      <w:r>
+        <w:rPr>
+          <w:rStyle w:val="VerbatimChar"/>
+        </w:rPr>
+        <w:t xml:space="preserve">/cells/</w:t>
       </w:r>
       <w:r>
         <w:t xml:space="preserve">,</w:t>
@@ -3481,454 +4072,128 @@
         <w:t xml:space="preserve"> </w:t>
       </w:r>
       <w:r>
-        <w:t xml:space="preserve">plus</w:t>
-      </w:r>
-      <w:r>
-        <w:t xml:space="preserve"> </w:t>
-      </w:r>
-      <w:r>
-        <w:rPr>
-          <w:rStyle w:val="VerbatimChar"/>
-        </w:rPr>
-        <w:t xml:space="preserve">discover_scaling.tsv</w:t>
-      </w:r>
-      <w:r>
-        <w:t xml:space="preserve"> </w:t>
-      </w:r>
-      <w:r>
-        <w:t xml:space="preserve">/</w:t>
-      </w:r>
-      <w:r>
-        <w:t xml:space="preserve"> </w:t>
-      </w:r>
-      <w:r>
-        <w:rPr>
-          <w:rStyle w:val="VerbatimChar"/>
-        </w:rPr>
-        <w:t xml:space="preserve">discover_scaling_summary.tsv</w:t>
-      </w:r>
-      <w:r>
-        <w:t xml:space="preserve">. Table</w:t>
-      </w:r>
-      <w:r>
-        <w:t xml:space="preserve"> </w:t>
-      </w:r>
-      <w:r>
-        <w:t xml:space="preserve">2 (</w:t>
-      </w:r>
-      <w:r>
-        <w:rPr>
-          <w:rStyle w:val="VerbatimChar"/>
-        </w:rPr>
-        <w:t xml:space="preserve">paper/tables/figure1_scaling.md</w:t>
-      </w:r>
-      <w:r>
-        <w:t xml:space="preserve">) lists per-configuration mean</w:t>
-      </w:r>
-      <w:r>
-        <w:t xml:space="preserve"> </w:t>
-      </w:r>
-      <w:r>
-        <w:t xml:space="preserve">± SE for the 28 grid points underlying panels A, B, C, E, F.</w:t>
-      </w:r>
-      <w:r>
-        <w:t xml:space="preserve"> </w:t>
-      </w:r>
-      <w:r>
-        <w:t xml:space="preserve">Table 1 (</w:t>
-      </w:r>
-      <w:r>
-        <w:rPr>
-          <w:rStyle w:val="VerbatimChar"/>
-        </w:rPr>
-        <w:t xml:space="preserve">paper/tables/portal_studies.md</w:t>
-      </w:r>
-      <w:r>
-        <w:t xml:space="preserve">) gives a comparable</w:t>
-      </w:r>
-      <w:r>
-        <w:t xml:space="preserve"> </w:t>
-      </w:r>
-      <w:r>
-        <w:t xml:space="preserve">per-study breakdown for the 27 real portal studies underlying</w:t>
-      </w:r>
-      <w:r>
-        <w:t xml:space="preserve"> </w:t>
-      </w:r>
-      <w:r>
-        <w:t xml:space="preserve">figure 3.</w:t>
-      </w:r>
-    </w:p>
-    <w:p>
-      <w:pPr>
-        <w:pStyle w:val="BodyText"/>
-      </w:pPr>
-      <w:r>
-        <w:drawing>
-          <wp:inline>
-            <wp:extent cx="3733800" cy="2489200"/>
-            <wp:effectExtent b="0" l="0" r="0" t="0"/>
-            <wp:docPr descr="Figure 3A" title="" id="44" name="Picture"/>
-            <a:graphic>
-              <a:graphicData uri="http://schemas.openxmlformats.org/drawingml/2006/picture">
-                <pic:pic>
-                  <pic:nvPicPr>
-                    <pic:cNvPr descr="figures/figure_portal_A_size_vs_cells.pdf" id="45" name="Picture"/>
-                    <pic:cNvPicPr>
-                      <a:picLocks noChangeArrowheads="1" noChangeAspect="1"/>
-                    </pic:cNvPicPr>
-                  </pic:nvPicPr>
-                  <pic:blipFill>
-                    <a:blip r:embed="rId43"/>
-                    <a:stretch>
-                      <a:fillRect/>
-                    </a:stretch>
-                  </pic:blipFill>
-                  <pic:spPr bwMode="auto">
-                    <a:xfrm>
-                      <a:off x="0" y="0"/>
-                      <a:ext cx="3733800" cy="2489200"/>
-                    </a:xfrm>
-                    <a:prstGeom prst="rect">
-                      <a:avLst/>
-                    </a:prstGeom>
-                    <a:noFill/>
-                    <a:ln w="9525">
-                      <a:noFill/>
-                      <a:headEnd/>
-                      <a:tailEnd/>
-                    </a:ln>
-                  </pic:spPr>
-                </pic:pic>
-              </a:graphicData>
-            </a:graphic>
-          </wp:inline>
-        </w:drawing>
-      </w:r>
-      <w:r>
-        <w:t xml:space="preserve"> </w:t>
-      </w:r>
-      <w:r>
-        <w:drawing>
-          <wp:inline>
-            <wp:extent cx="3733800" cy="2489200"/>
-            <wp:effectExtent b="0" l="0" r="0" t="0"/>
-            <wp:docPr descr="Figure 3B" title="" id="47" name="Picture"/>
-            <a:graphic>
-              <a:graphicData uri="http://schemas.openxmlformats.org/drawingml/2006/picture">
-                <pic:pic>
-                  <pic:nvPicPr>
-                    <pic:cNvPr descr="figures/figure_portal_B_prepare_time.pdf" id="48" name="Picture"/>
-                    <pic:cNvPicPr>
-                      <a:picLocks noChangeArrowheads="1" noChangeAspect="1"/>
-                    </pic:cNvPicPr>
-                  </pic:nvPicPr>
-                  <pic:blipFill>
-                    <a:blip r:embed="rId46"/>
-                    <a:stretch>
-                      <a:fillRect/>
-                    </a:stretch>
-                  </pic:blipFill>
-                  <pic:spPr bwMode="auto">
-                    <a:xfrm>
-                      <a:off x="0" y="0"/>
-                      <a:ext cx="3733800" cy="2489200"/>
-                    </a:xfrm>
-                    <a:prstGeom prst="rect">
-                      <a:avLst/>
-                    </a:prstGeom>
-                    <a:noFill/>
-                    <a:ln w="9525">
-                      <a:noFill/>
-                      <a:headEnd/>
-                      <a:tailEnd/>
-                    </a:ln>
-                  </pic:spPr>
-                </pic:pic>
-              </a:graphicData>
-            </a:graphic>
-          </wp:inline>
-        </w:drawing>
-      </w:r>
-      <w:r>
-        <w:t xml:space="preserve"> </w:t>
-      </w:r>
-      <w:r>
-        <w:drawing>
-          <wp:inline>
-            <wp:extent cx="3733800" cy="2489200"/>
-            <wp:effectExtent b="0" l="0" r="0" t="0"/>
-            <wp:docPr descr="Figure 3C" title="" id="50" name="Picture"/>
-            <a:graphic>
-              <a:graphicData uri="http://schemas.openxmlformats.org/drawingml/2006/picture">
-                <pic:pic>
-                  <pic:nvPicPr>
-                    <pic:cNvPr descr="figures/figure_portal_C_peak_memory.pdf" id="51" name="Picture"/>
-                    <pic:cNvPicPr>
-                      <a:picLocks noChangeArrowheads="1" noChangeAspect="1"/>
-                    </pic:cNvPicPr>
-                  </pic:nvPicPr>
-                  <pic:blipFill>
-                    <a:blip r:embed="rId49"/>
-                    <a:stretch>
-                      <a:fillRect/>
-                    </a:stretch>
-                  </pic:blipFill>
-                  <pic:spPr bwMode="auto">
-                    <a:xfrm>
-                      <a:off x="0" y="0"/>
-                      <a:ext cx="3733800" cy="2489200"/>
-                    </a:xfrm>
-                    <a:prstGeom prst="rect">
-                      <a:avLst/>
-                    </a:prstGeom>
-                    <a:noFill/>
-                    <a:ln w="9525">
-                      <a:noFill/>
-                      <a:headEnd/>
-                      <a:tailEnd/>
-                    </a:ln>
-                  </pic:spPr>
-                </pic:pic>
-              </a:graphicData>
-            </a:graphic>
-          </wp:inline>
-        </w:drawing>
-      </w:r>
-      <w:r>
-        <w:t xml:space="preserve"> </w:t>
-      </w:r>
-      <w:r>
-        <w:drawing>
-          <wp:inline>
-            <wp:extent cx="3733800" cy="2489200"/>
-            <wp:effectExtent b="0" l="0" r="0" t="0"/>
-            <wp:docPr descr="Figure 3D" title="" id="53" name="Picture"/>
-            <a:graphic>
-              <a:graphicData uri="http://schemas.openxmlformats.org/drawingml/2006/picture">
-                <pic:pic>
-                  <pic:nvPicPr>
-                    <pic:cNvPr descr="figures/figure_portal_D_load_latency.pdf" id="54" name="Picture"/>
-                    <pic:cNvPicPr>
-                      <a:picLocks noChangeArrowheads="1" noChangeAspect="1"/>
-                    </pic:cNvPicPr>
-                  </pic:nvPicPr>
-                  <pic:blipFill>
-                    <a:blip r:embed="rId52"/>
-                    <a:stretch>
-                      <a:fillRect/>
-                    </a:stretch>
-                  </pic:blipFill>
-                  <pic:spPr bwMode="auto">
-                    <a:xfrm>
-                      <a:off x="0" y="0"/>
-                      <a:ext cx="3733800" cy="2489200"/>
-                    </a:xfrm>
-                    <a:prstGeom prst="rect">
-                      <a:avLst/>
-                    </a:prstGeom>
-                    <a:noFill/>
-                    <a:ln w="9525">
-                      <a:noFill/>
-                      <a:headEnd/>
-                      <a:tailEnd/>
-                    </a:ln>
-                  </pic:spPr>
-                </pic:pic>
-              </a:graphicData>
-            </a:graphic>
-          </wp:inline>
-        </w:drawing>
-      </w:r>
-      <w:r>
-        <w:t xml:space="preserve"> </w:t>
-      </w:r>
-      <w:r>
-        <w:drawing>
-          <wp:inline>
-            <wp:extent cx="3733800" cy="2489200"/>
-            <wp:effectExtent b="0" l="0" r="0" t="0"/>
-            <wp:docPr descr="Figure 3E" title="" id="56" name="Picture"/>
-            <a:graphic>
-              <a:graphicData uri="http://schemas.openxmlformats.org/drawingml/2006/picture">
-                <pic:pic>
-                  <pic:nvPicPr>
-                    <pic:cNvPr descr="figures/figure_portal_E_fetch_latency.pdf" id="57" name="Picture"/>
-                    <pic:cNvPicPr>
-                      <a:picLocks noChangeArrowheads="1" noChangeAspect="1"/>
-                    </pic:cNvPicPr>
-                  </pic:nvPicPr>
-                  <pic:blipFill>
-                    <a:blip r:embed="rId55"/>
-                    <a:stretch>
-                      <a:fillRect/>
-                    </a:stretch>
-                  </pic:blipFill>
-                  <pic:spPr bwMode="auto">
-                    <a:xfrm>
-                      <a:off x="0" y="0"/>
-                      <a:ext cx="3733800" cy="2489200"/>
-                    </a:xfrm>
-                    <a:prstGeom prst="rect">
-                      <a:avLst/>
-                    </a:prstGeom>
-                    <a:noFill/>
-                    <a:ln w="9525">
-                      <a:noFill/>
-                      <a:headEnd/>
-                      <a:tailEnd/>
-                    </a:ln>
-                  </pic:spPr>
-                </pic:pic>
-              </a:graphicData>
-            </a:graphic>
-          </wp:inline>
-        </w:drawing>
-      </w:r>
-      <w:r>
-        <w:t xml:space="preserve"> </w:t>
-      </w:r>
-      <w:r>
-        <w:drawing>
-          <wp:inline>
-            <wp:extent cx="3733800" cy="2489200"/>
-            <wp:effectExtent b="0" l="0" r="0" t="0"/>
-            <wp:docPr descr="Figure 3F" title="" id="59" name="Picture"/>
-            <a:graphic>
-              <a:graphicData uri="http://schemas.openxmlformats.org/drawingml/2006/picture">
-                <pic:pic>
-                  <pic:nvPicPr>
-                    <pic:cNvPr descr="figures/figure_portal_F_size_ratio.pdf" id="60" name="Picture"/>
-                    <pic:cNvPicPr>
-                      <a:picLocks noChangeArrowheads="1" noChangeAspect="1"/>
-                    </pic:cNvPicPr>
-                  </pic:nvPicPr>
-                  <pic:blipFill>
-                    <a:blip r:embed="rId58"/>
-                    <a:stretch>
-                      <a:fillRect/>
-                    </a:stretch>
-                  </pic:blipFill>
-                  <pic:spPr bwMode="auto">
-                    <a:xfrm>
-                      <a:off x="0" y="0"/>
-                      <a:ext cx="3733800" cy="2489200"/>
-                    </a:xfrm>
-                    <a:prstGeom prst="rect">
-                      <a:avLst/>
-                    </a:prstGeom>
-                    <a:noFill/>
-                    <a:ln w="9525">
-                      <a:noFill/>
-                      <a:headEnd/>
-                      <a:tailEnd/>
-                    </a:ln>
-                  </pic:spPr>
-                </pic:pic>
-              </a:graphicData>
-            </a:graphic>
-          </wp:inline>
-        </w:drawing>
-      </w:r>
-    </w:p>
-    <w:p>
-      <w:pPr>
-        <w:pStyle w:val="BodyText"/>
-      </w:pPr>
+        <w:rPr>
+          <w:rStyle w:val="VerbatimChar"/>
+        </w:rPr>
+        <w:t xml:space="preserve">/genes/</w:t>
+      </w:r>
+      <w:r>
+        <w:t xml:space="preserve">,</w:t>
+      </w:r>
+      <w:r>
+        <w:t xml:space="preserve"> </w:t>
+      </w:r>
+      <w:r>
+        <w:t xml:space="preserve">or index payload. Empirically the scan is linear in the number of</w:t>
+      </w:r>
+      <w:r>
+        <w:t xml:space="preserve"> </w:t>
+      </w:r>
+      <w:r>
+        <w:t xml:space="preserve">studies (Figure 2D, R² ≈ 1.0): the slope is ~ 80 ms per study on</w:t>
+      </w:r>
+      <w:r>
+        <w:t xml:space="preserve"> </w:t>
+      </w:r>
+      <w:r>
+        <w:t xml:space="preserve">commodity SSD hardware, with the intercept dominated by Python /</w:t>
+      </w:r>
+      <w:r>
+        <w:t xml:space="preserve"> </w:t>
+      </w:r>
+      <w:r>
+        <w:t xml:space="preserve">HDF5 library initialisation. For a research group hosting 30+</w:t>
+      </w:r>
+      <w:r>
+        <w:t xml:space="preserve"> </w:t>
+      </w:r>
+      <w:r>
+        <w:t xml:space="preserve">internal studies under one root — comparable in scale to the public</w:t>
+      </w:r>
+      <w:r>
+        <w:t xml:space="preserve"> </w:t>
+      </w:r>
+      <w:r>
+        <w:t xml:space="preserve">scMINER Portal — discovery completes in under 3 seconds before the</w:t>
+      </w:r>
+      <w:r>
+        <w:t xml:space="preserve"> </w:t>
+      </w:r>
+      <w:r>
+        <w:t xml:space="preserve">card-grid landing page renders, and individual study load times</w:t>
+      </w:r>
+      <w:r>
+        <w:t xml:space="preserve"> </w:t>
+      </w:r>
+      <w:r>
+        <w:t xml:space="preserve">remain governed only by the per-study</w:t>
+      </w:r>
+      <w:r>
+        <w:t xml:space="preserve"> </w:t>
+      </w:r>
+      <w:r>
+        <w:rPr>
+          <w:rStyle w:val="VerbatimChar"/>
+        </w:rPr>
+        <w:t xml:space="preserve">load_study()</w:t>
+      </w:r>
+      <w:r>
+        <w:t xml:space="preserve"> </w:t>
+      </w:r>
+      <w:r>
+        <w:t xml:space="preserve">cost above</w:t>
+      </w:r>
+      <w:r>
+        <w:t xml:space="preserve"> </w:t>
+      </w:r>
+      <w:r>
+        <w:t xml:space="preserve">(sub-200 ms).</w:t>
+      </w:r>
+    </w:p>
+    <w:bookmarkEnd w:id="34"/>
+    <w:bookmarkStart w:id="35" w:name="real-portal-study-sweep-1"/>
+    <w:p>
+      <w:pPr>
+        <w:pStyle w:val="Heading3"/>
+      </w:pPr>
+      <w:r>
+        <w:t xml:space="preserve">4.3 Real portal study sweep</w:t>
+      </w:r>
+    </w:p>
+    <w:p>
+      <w:pPr>
+        <w:pStyle w:val="FirstParagraph"/>
+      </w:pPr>
+      <w:r>
+        <w:t xml:space="preserve">The same end-to-end pipeline applied to the 27 public scMINER Portal</w:t>
+      </w:r>
+      <w:r>
+        <w:t xml:space="preserve"> </w:t>
+      </w:r>
+      <w:r>
+        <w:t xml:space="preserve">studies (Figure 3; Table 1) reproduces the synthetic-sweep findings</w:t>
+      </w:r>
+      <w:r>
+        <w:t xml:space="preserve"> </w:t>
+      </w:r>
+      <w:r>
+        <w:t xml:space="preserve">at production scale.</w:t>
+      </w:r>
+      <w:r>
+        <w:t xml:space="preserve"> </w:t>
+      </w:r>
       <w:r>
         <w:rPr>
           <w:b/>
           <w:bCs/>
         </w:rPr>
-        <w:t xml:space="preserve">Figure 3.</w:t>
-      </w:r>
-      <w:r>
-        <w:t xml:space="preserve"> </w:t>
-      </w:r>
-      <w:r>
-        <w:rPr>
-          <w:i/>
-          <w:iCs/>
-        </w:rPr>
-        <w:t xml:space="preserve">scMINER Viewer on the 27 real portal studies.</w:t>
-      </w:r>
-      <w:r>
-        <w:t xml:space="preserve"> </w:t>
-      </w:r>
-      <w:r>
-        <w:t xml:space="preserve">Each</w:t>
-      </w:r>
-      <w:r>
-        <w:t xml:space="preserve"> </w:t>
-      </w:r>
-      <w:r>
-        <w:t xml:space="preserve">point is one study; axes are log10 where annotated.</w:t>
-      </w:r>
-      <w:r>
-        <w:t xml:space="preserve"> </w:t>
+        <w:t xml:space="preserve">Lazy storage holds across four orders of</w:t>
       </w:r>
       <w:r>
         <w:rPr>
           <w:b/>
           <w:bCs/>
         </w:rPr>
-        <w:t xml:space="preserve">(A)</w:t>
-      </w:r>
-      <w:r>
-        <w:t xml:space="preserve"> </w:t>
-      </w:r>
-      <w:r>
-        <w:t xml:space="preserve">Bundle</w:t>
-      </w:r>
-      <w:r>
-        <w:t xml:space="preserve"> </w:t>
-      </w:r>
-      <w:r>
-        <w:t xml:space="preserve">(</w:t>
-      </w:r>
-      <w:r>
-        <w:rPr>
-          <w:rStyle w:val="VerbatimChar"/>
-        </w:rPr>
-        <w:t xml:space="preserve">.scminer.h5</w:t>
-      </w:r>
-      <w:r>
-        <w:t xml:space="preserve">) and shard-tree size versus cell count. Bundles span</w:t>
-      </w:r>
-      <w:r>
-        <w:t xml:space="preserve"> </w:t>
-      </w:r>
-      <w:r>
-        <w:t xml:space="preserve">0.4 – 1 363 MB while shard trees span 1.7 – 9 672 MB; both grow</w:t>
-      </w:r>
-      <w:r>
-        <w:t xml:space="preserve"> </w:t>
-      </w:r>
-      <w:r>
-        <w:t xml:space="preserve">sub-linearly in</w:t>
-      </w:r>
-      <w:r>
-        <w:t xml:space="preserve"> </w:t>
-      </w:r>
-      <w:r>
-        <w:rPr>
-          <w:rStyle w:val="VerbatimChar"/>
-        </w:rPr>
-        <w:t xml:space="preserve">n_cells</w:t>
-      </w:r>
-      <w:r>
-        <w:t xml:space="preserve"> </w:t>
-      </w:r>
-      <w:r>
-        <w:t xml:space="preserve">because per-study density and</w:t>
-      </w:r>
-      <w:r>
-        <w:t xml:space="preserve"> </w:t>
-      </w:r>
-      <w:r>
-        <w:t xml:space="preserve">gene-coverage vary.</w:t>
-      </w:r>
-      <w:r>
         <w:t xml:space="preserve"> </w:t>
       </w:r>
       <w:r>
@@ -3936,98 +4201,100 @@
           <w:b/>
           <w:bCs/>
         </w:rPr>
-        <w:t xml:space="preserve">(B)</w:t>
-      </w:r>
-      <w:r>
-        <w:t xml:space="preserve"> </w:t>
-      </w:r>
-      <w:r>
-        <w:rPr>
-          <w:rStyle w:val="VerbatimChar"/>
-        </w:rPr>
-        <w:t xml:space="preserve">prepare_study_data()</w:t>
-      </w:r>
-      <w:r>
-        <w:t xml:space="preserve"> </w:t>
-      </w:r>
-      <w:r>
-        <w:t xml:space="preserve">wall time versus</w:t>
-      </w:r>
-      <w:r>
-        <w:t xml:space="preserve"> </w:t>
-      </w:r>
-      <w:r>
-        <w:rPr>
-          <w:rStyle w:val="VerbatimChar"/>
-        </w:rPr>
-        <w:t xml:space="preserve">n_cells × n_genes</w:t>
-      </w:r>
-      <w:r>
-        <w:t xml:space="preserve"> </w:t>
-      </w:r>
-      <w:r>
-        <w:t xml:space="preserve">— three orders of magnitude on each axis, with</w:t>
-      </w:r>
-      <w:r>
-        <w:t xml:space="preserve"> </w:t>
-      </w:r>
-      <w:r>
-        <w:t xml:space="preserve">a roughly linear log-log relationship.</w:t>
-      </w:r>
-      <w:r>
-        <w:t xml:space="preserve"> </w:t>
-      </w:r>
+        <w:t xml:space="preserve">magnitude of study size.</w:t>
+      </w:r>
+      <w:r>
+        <w:t xml:space="preserve"> </w:t>
+      </w:r>
+      <w:r>
+        <w:t xml:space="preserve">Bundle size ranges from 0.4 MB (Chung,</w:t>
+      </w:r>
+      <w:r>
+        <w:t xml:space="preserve"> </w:t>
+      </w:r>
+      <w:r>
+        <w:t xml:space="preserve">317 cells × 10 897 genes) to 1 363 MB (study 2338, 96 305 cells ×</w:t>
+      </w:r>
+      <w:r>
+        <w:t xml:space="preserve"> </w:t>
+      </w:r>
+      <w:r>
+        <w:t xml:space="preserve">15 778 genes); the underlying shard tree ranges from 1.7 MB to</w:t>
+      </w:r>
+      <w:r>
+        <w:t xml:space="preserve"> </w:t>
+      </w:r>
+      <w:r>
+        <w:t xml:space="preserve">9 672 MB. The single largest study (ATRT / 2333: 138 268 cells ×</w:t>
+      </w:r>
+      <w:r>
+        <w:t xml:space="preserve"> </w:t>
+      </w:r>
+      <w:r>
+        <w:t xml:space="preserve">18 274 genes, 24 GB on-disk input rds) bundles into a 105.8 MB</w:t>
+      </w:r>
+      <w:r>
+        <w:t xml:space="preserve"> </w:t>
+      </w:r>
+      <w:r>
+        <w:rPr>
+          <w:rStyle w:val="VerbatimChar"/>
+        </w:rPr>
+        <w:t xml:space="preserve">.scminer.h5</w:t>
+      </w:r>
+      <w:r>
+        <w:t xml:space="preserve"> </w:t>
+      </w:r>
+      <w:r>
+        <w:t xml:space="preserve">plus a 3 GB shard tree — a 7× compression of the</w:t>
+      </w:r>
+      <w:r>
+        <w:t xml:space="preserve"> </w:t>
+      </w:r>
+      <w:r>
+        <w:t xml:space="preserve">total input footprint into the served format (Figure 3A, F).</w:t>
+      </w:r>
+    </w:p>
+    <w:p>
+      <w:pPr>
+        <w:pStyle w:val="BodyText"/>
+      </w:pPr>
       <w:r>
         <w:rPr>
           <w:b/>
           <w:bCs/>
         </w:rPr>
-        <w:t xml:space="preserve">(C)</w:t>
-      </w:r>
-      <w:r>
-        <w:t xml:space="preserve"> </w:t>
-      </w:r>
-      <w:r>
-        <w:t xml:space="preserve">Peak R working-set</w:t>
-      </w:r>
-      <w:r>
-        <w:t xml:space="preserve"> </w:t>
-      </w:r>
-      <w:r>
-        <w:t xml:space="preserve">memory versus total input rds size; the dotted reference line is</w:t>
-      </w:r>
-      <w:r>
-        <w:t xml:space="preserve"> </w:t>
-      </w:r>
-      <w:r>
-        <w:rPr>
-          <w:rStyle w:val="VerbatimChar"/>
-        </w:rPr>
-        <w:t xml:space="preserve">peak_Mb == input_MB</w:t>
-      </w:r>
-      <w:r>
-        <w:t xml:space="preserve">. Most studies sit above the line because of</w:t>
-      </w:r>
-      <w:r>
-        <w:t xml:space="preserve"> </w:t>
-      </w:r>
-      <w:r>
-        <w:t xml:space="preserve">the in-memory sparse + dense intermediates</w:t>
-      </w:r>
-      <w:r>
-        <w:t xml:space="preserve"> </w:t>
-      </w:r>
-      <w:r>
-        <w:rPr>
-          <w:rStyle w:val="VerbatimChar"/>
-        </w:rPr>
-        <w:t xml:space="preserve">prepare_study_data()</w:t>
-      </w:r>
-      <w:r>
-        <w:t xml:space="preserve"> </w:t>
-      </w:r>
-      <w:r>
-        <w:t xml:space="preserve">materialises.</w:t>
+        <w:t xml:space="preserve">Cold-start latency stays sub-second on most studies.</w:t>
+      </w:r>
+      <w:r>
+        <w:t xml:space="preserve"> </w:t>
+      </w:r>
+      <w:r>
+        <w:t xml:space="preserve">22 of 27</w:t>
+      </w:r>
+      <w:r>
+        <w:t xml:space="preserve"> </w:t>
+      </w:r>
+      <w:r>
+        <w:t xml:space="preserve">studies load in under 1 s; the four 100 k+ cell studies (Covid97k,</w:t>
+      </w:r>
+      <w:r>
+        <w:t xml:space="preserve"> </w:t>
+      </w:r>
+      <w:r>
+        <w:t xml:space="preserve">Covid650k, study 2338, GSE155446 / 2332) climb to 5 – 15 s, still</w:t>
+      </w:r>
+      <w:r>
+        <w:t xml:space="preserve"> </w:t>
+      </w:r>
+      <w:r>
+        <w:t xml:space="preserve">dominated by HDF5 metadata reads rather than matrix decoding</w:t>
+      </w:r>
+      <w:r>
+        <w:t xml:space="preserve"> </w:t>
+      </w:r>
+      <w:r>
+        <w:t xml:space="preserve">(Figure 3D).</w:t>
       </w:r>
       <w:r>
         <w:t xml:space="preserve"> </w:t>
@@ -4037,599 +4304,62 @@
           <w:b/>
           <w:bCs/>
         </w:rPr>
-        <w:t xml:space="preserve">(D)</w:t>
-      </w:r>
-      <w:r>
-        <w:t xml:space="preserve"> </w:t>
-      </w:r>
-      <w:r>
-        <w:t xml:space="preserve">Cold-start</w:t>
-      </w:r>
-      <w:r>
-        <w:t xml:space="preserve"> </w:t>
-      </w:r>
-      <w:r>
-        <w:rPr>
-          <w:rStyle w:val="VerbatimChar"/>
-        </w:rPr>
-        <w:t xml:space="preserve">load_study()</w:t>
-      </w:r>
-      <w:r>
-        <w:t xml:space="preserve"> </w:t>
-      </w:r>
-      <w:r>
-        <w:t xml:space="preserve">latency versus</w:t>
-      </w:r>
-      <w:r>
-        <w:t xml:space="preserve"> </w:t>
-      </w:r>
-      <w:r>
-        <w:t xml:space="preserve">bundle size — sub-second for nearly every study; the four largest</w:t>
-      </w:r>
-      <w:r>
-        <w:t xml:space="preserve"> </w:t>
-      </w:r>
-      <w:r>
-        <w:t xml:space="preserve">bundles climb past 5 s.</w:t>
-      </w:r>
-      <w:r>
-        <w:t xml:space="preserve"> </w:t>
-      </w:r>
-      <w:r>
-        <w:rPr>
+        <w:t xml:space="preserve">Per-gene fetch latency</w:t>
+      </w:r>
+      <w:r>
+        <w:t xml:space="preserve"> </w:t>
+      </w:r>
+      <w:r>
+        <w:t xml:space="preserve">scales with the per-shard</w:t>
+      </w:r>
+      <w:r>
+        <w:t xml:space="preserve"> </w:t>
+      </w:r>
+      <w:r>
+        <w:t xml:space="preserve">cell count: 38 ms median at the small end (124-cell ground-truth</w:t>
+      </w:r>
+      <w:r>
+        <w:t xml:space="preserve"> </w:t>
+      </w:r>
+      <w:r>
+        <w:t xml:space="preserve">studies) up to 1 249 ms median on ATRT (Figure 3E). The 25-th to</w:t>
+      </w:r>
+      <w:r>
+        <w:t xml:space="preserve"> </w:t>
+      </w:r>
+      <w:r>
+        <w:t xml:space="preserve">75-th percentile of fetch latency across the 27-study set is</w:t>
+      </w:r>
+      <w:r>
+        <w:t xml:space="preserve"> </w:t>
+      </w:r>
+      <w:r>
+        <w:t xml:space="preserve">50 – 200 ms — well inside an interactive-feel threshold for a Shiny</w:t>
+      </w:r>
+      <w:r>
+        <w:t xml:space="preserve"> </w:t>
+      </w:r>
+      <w:r>
+        <w:t xml:space="preserve">app even on the largest production studies.</w:t>
+      </w:r>
+    </w:p>
+    <w:p>
+      <w:pPr>
+        <w:pStyle w:val="BodyText"/>
+      </w:pPr>
+      <w:r>
+        <w:rPr>
+          <w:rStyle w:val="VerbatimChar"/>
           <w:b/>
           <w:bCs/>
         </w:rPr>
-        <w:t xml:space="preserve">(E)</w:t>
-      </w:r>
-      <w:r>
-        <w:t xml:space="preserve"> </w:t>
-      </w:r>
-      <w:r>
-        <w:t xml:space="preserve">Median</w:t>
-      </w:r>
-      <w:r>
-        <w:t xml:space="preserve"> </w:t>
-      </w:r>
-      <w:r>
-        <w:rPr>
-          <w:rStyle w:val="VerbatimChar"/>
-        </w:rPr>
-        <w:t xml:space="preserve">gene_values()</w:t>
-      </w:r>
-      <w:r>
-        <w:t xml:space="preserve"> </w:t>
-      </w:r>
-      <w:r>
-        <w:t xml:space="preserve">fetch</w:t>
-      </w:r>
-      <w:r>
-        <w:t xml:space="preserve"> </w:t>
-      </w:r>
-      <w:r>
-        <w:t xml:space="preserve">latency versus gene count — a 30× range (38 – 1 249 ms) driven</w:t>
-      </w:r>
-      <w:r>
-        <w:t xml:space="preserve"> </w:t>
-      </w:r>
-      <w:r>
-        <w:t xml:space="preserve">primarily by per-shard cell count (each fetch decodes one gzipped</w:t>
-      </w:r>
-      <w:r>
-        <w:t xml:space="preserve"> </w:t>
-      </w:r>
-      <w:r>
-        <w:t xml:space="preserve">CSV of length</w:t>
-      </w:r>
-      <w:r>
-        <w:t xml:space="preserve"> </w:t>
-      </w:r>
-      <w:r>
-        <w:rPr>
-          <w:rStyle w:val="VerbatimChar"/>
-        </w:rPr>
-        <w:t xml:space="preserve">n_cells</w:t>
-      </w:r>
-      <w:r>
-        <w:t xml:space="preserve">).</w:t>
-      </w:r>
-      <w:r>
-        <w:t xml:space="preserve"> </w:t>
+        <w:t xml:space="preserve">prepare_study_data()</w:t>
       </w:r>
       <w:r>
         <w:rPr>
           <w:b/>
           <w:bCs/>
         </w:rPr>
-        <w:t xml:space="preserve">(F)</w:t>
-      </w:r>
-      <w:r>
-        <w:t xml:space="preserve"> </w:t>
-      </w:r>
-      <w:r>
-        <w:t xml:space="preserve">Output-to-input size ratio per</w:t>
-      </w:r>
-      <w:r>
-        <w:t xml:space="preserve"> </w:t>
-      </w:r>
-      <w:r>
-        <w:t xml:space="preserve">study, sorted ascending and coloured by whether activity matrices</w:t>
-      </w:r>
-      <w:r>
-        <w:t xml:space="preserve"> </w:t>
-      </w:r>
-      <w:r>
-        <w:t xml:space="preserve">were present. Studies with expression + activity (blue) bundle into</w:t>
-      </w:r>
-      <w:r>
-        <w:t xml:space="preserve"> </w:t>
-      </w:r>
-      <w:r>
-        <w:t xml:space="preserve">smaller output:input ratios than expression-only studies (teal)</w:t>
-      </w:r>
-      <w:r>
-        <w:t xml:space="preserve"> </w:t>
-      </w:r>
-      <w:r>
-        <w:t xml:space="preserve">because the shared cell metadata is amortised across more shards.</w:t>
-      </w:r>
-      <w:r>
-        <w:t xml:space="preserve"> </w:t>
-      </w:r>
-      <w:r>
-        <w:t xml:space="preserve">Generated by</w:t>
-      </w:r>
-      <w:r>
-        <w:t xml:space="preserve"> </w:t>
-      </w:r>
-      <w:r>
-        <w:rPr>
-          <w:rStyle w:val="VerbatimChar"/>
-        </w:rPr>
-        <w:t xml:space="preserve">paper/benchmarks/figure_portal.R</w:t>
-      </w:r>
-      <w:r>
-        <w:t xml:space="preserve">; raw numbers at</w:t>
-      </w:r>
-      <w:r>
-        <w:t xml:space="preserve"> </w:t>
-      </w:r>
-      <w:r>
-        <w:rPr>
-          <w:rStyle w:val="VerbatimChar"/>
-        </w:rPr>
-        <w:t xml:space="preserve">paper/metrics/portal_studies.tsv</w:t>
-      </w:r>
-      <w:r>
-        <w:t xml:space="preserve"> </w:t>
-      </w:r>
-      <w:r>
-        <w:t xml:space="preserve">and per-study TSVs at</w:t>
-      </w:r>
-      <w:r>
-        <w:t xml:space="preserve"> </w:t>
-      </w:r>
-      <w:r>
-        <w:rPr>
-          <w:rStyle w:val="VerbatimChar"/>
-        </w:rPr>
-        <w:t xml:space="preserve">paper/metrics/portal_studies_&lt;id&gt;.tsv</w:t>
-      </w:r>
-      <w:r>
-        <w:t xml:space="preserve">. The full per-study</w:t>
-      </w:r>
-      <w:r>
-        <w:t xml:space="preserve"> </w:t>
-      </w:r>
-      <w:r>
-        <w:t xml:space="preserve">breakdown is in Table 1 (</w:t>
-      </w:r>
-      <w:r>
-        <w:rPr>
-          <w:rStyle w:val="VerbatimChar"/>
-        </w:rPr>
-        <w:t xml:space="preserve">paper/tables/portal_studies.md</w:t>
-      </w:r>
-      <w:r>
-        <w:t xml:space="preserve">).</w:t>
-      </w:r>
-    </w:p>
-    <w:bookmarkEnd w:id="61"/>
-    <w:bookmarkEnd w:id="62"/>
-    <w:bookmarkStart w:id="67" w:name="results-and-discussion"/>
-    <w:p>
-      <w:pPr>
-        <w:pStyle w:val="Heading2"/>
-      </w:pPr>
-      <w:r>
-        <w:t xml:space="preserve">4 Results and discussion</w:t>
-      </w:r>
-    </w:p>
-    <w:bookmarkStart w:id="63" w:name="bundle-scaling-1"/>
-    <w:p>
-      <w:pPr>
-        <w:pStyle w:val="Heading3"/>
-      </w:pPr>
-      <w:r>
-        <w:t xml:space="preserve">4.1 Bundle scaling</w:t>
-      </w:r>
-    </w:p>
-    <w:p>
-      <w:pPr>
-        <w:pStyle w:val="FirstParagraph"/>
-      </w:pPr>
-      <w:r>
-        <w:t xml:space="preserve">The bundle stays small because matrix values are deliberately excluded.</w:t>
-      </w:r>
-      <w:r>
-        <w:t xml:space="preserve"> </w:t>
-      </w:r>
-      <w:r>
-        <w:t xml:space="preserve">Across the 7 × 4 synthetic sweep (28 configurations × 5 replicates),</w:t>
-      </w:r>
-      <w:r>
-        <w:t xml:space="preserve"> </w:t>
-      </w:r>
-      <w:r>
-        <w:t xml:space="preserve">bundle size ranges from 2.58 ± 0.00 MB (500 cells × 2 K genes) to</w:t>
-      </w:r>
-      <w:r>
-        <w:t xml:space="preserve"> </w:t>
-      </w:r>
-      <w:r>
-        <w:t xml:space="preserve">13.21 ± 0.00 MB (10 K cells × 10 K genes) — a 5× growth in size for</w:t>
-      </w:r>
-      <w:r>
-        <w:t xml:space="preserve"> </w:t>
-      </w:r>
-      <w:r>
-        <w:t xml:space="preserve">a 100× growth in</w:t>
-      </w:r>
-      <w:r>
-        <w:t xml:space="preserve"> </w:t>
-      </w:r>
-      <w:r>
-        <w:rPr>
-          <w:rStyle w:val="VerbatimChar"/>
-        </w:rPr>
-        <w:t xml:space="preserve">n_cells × n_genes</w:t>
-      </w:r>
-      <w:r>
-        <w:t xml:space="preserve">. The accompanying shard tree</w:t>
-      </w:r>
-      <w:r>
-        <w:t xml:space="preserve"> </w:t>
-      </w:r>
-      <w:r>
-        <w:t xml:space="preserve">grows roughly linearly with</w:t>
-      </w:r>
-      <w:r>
-        <w:t xml:space="preserve"> </w:t>
-      </w:r>
-      <w:r>
-        <w:rPr>
-          <w:rStyle w:val="VerbatimChar"/>
-        </w:rPr>
-        <w:t xml:space="preserve">n_cells × n_genes</w:t>
-      </w:r>
-      <w:r>
-        <w:t xml:space="preserve"> </w:t>
-      </w:r>
-      <w:r>
-        <w:t xml:space="preserve">over the same sweep</w:t>
-      </w:r>
-      <w:r>
-        <w:t xml:space="preserve"> </w:t>
-      </w:r>
-      <w:r>
-        <w:t xml:space="preserve">(1.1 MB to 106.3 MB; Figure 2A), as expected for one gzipped CSV per</w:t>
-      </w:r>
-      <w:r>
-        <w:t xml:space="preserve"> </w:t>
-      </w:r>
-      <w:r>
-        <w:t xml:space="preserve">gene plus a per-matrix cell-header file. The real 2327 study follows</w:t>
-      </w:r>
-      <w:r>
-        <w:t xml:space="preserve"> </w:t>
-      </w:r>
-      <w:r>
-        <w:t xml:space="preserve">the same pattern at production scale: 76.8 MB bundle indexes</w:t>
-      </w:r>
-      <w:r>
-        <w:t xml:space="preserve"> </w:t>
-      </w:r>
-      <w:r>
-        <w:t xml:space="preserve">≈ 1.2 GB of expression + activity shards.</w:t>
-      </w:r>
-    </w:p>
-    <w:p>
-      <w:pPr>
-        <w:pStyle w:val="BodyText"/>
-      </w:pPr>
-      <w:r>
-        <w:t xml:space="preserve">Cold</w:t>
-      </w:r>
-      <w:r>
-        <w:t xml:space="preserve"> </w:t>
-      </w:r>
-      <w:r>
-        <w:rPr>
-          <w:rStyle w:val="VerbatimChar"/>
-        </w:rPr>
-        <w:t xml:space="preserve">load_study()</w:t>
-      </w:r>
-      <w:r>
-        <w:t xml:space="preserve"> </w:t>
-      </w:r>
-      <w:r>
-        <w:t xml:space="preserve">latency stays sub-200 ms across the whole sweep</w:t>
-      </w:r>
-      <w:r>
-        <w:t xml:space="preserve"> </w:t>
-      </w:r>
-      <w:r>
-        <w:t xml:space="preserve">(0.10 ± 0.001 s at the smallest configuration, 0.16 ± 0.001 s at the</w:t>
-      </w:r>
-      <w:r>
-        <w:t xml:space="preserve"> </w:t>
-      </w:r>
-      <w:r>
-        <w:t xml:space="preserve">largest; Figure 2B) and 0.52 s on the full 2327 study. The</w:t>
-      </w:r>
-      <w:r>
-        <w:t xml:space="preserve"> </w:t>
-      </w:r>
-      <w:r>
-        <w:t xml:space="preserve">sub-linear growth reflects that load only parses metadata + indexes</w:t>
-      </w:r>
-      <w:r>
-        <w:t xml:space="preserve"> </w:t>
-      </w:r>
-      <w:r>
-        <w:t xml:space="preserve">from HDF5; no matrix values are touched. Median per-gene</w:t>
-      </w:r>
-      <w:r>
-        <w:t xml:space="preserve"> </w:t>
-      </w:r>
-      <w:r>
-        <w:rPr>
-          <w:rStyle w:val="VerbatimChar"/>
-        </w:rPr>
-        <w:t xml:space="preserve">gene_values()</w:t>
-      </w:r>
-      <w:r>
-        <w:t xml:space="preserve"> </w:t>
-      </w:r>
-      <w:r>
-        <w:t xml:space="preserve">fetch latency tracks the per-shard gzip decode cost</w:t>
-      </w:r>
-      <w:r>
-        <w:t xml:space="preserve"> </w:t>
-      </w:r>
-      <w:r>
-        <w:t xml:space="preserve">and stays in a tight 14 – 37 ms band over the whole grid (Figure 2C);</w:t>
-      </w:r>
-      <w:r>
-        <w:t xml:space="preserve"> </w:t>
-      </w:r>
-      <w:r>
-        <w:t xml:space="preserve">the wider error bars at large cell counts come from the gzipped CSV</w:t>
-      </w:r>
-      <w:r>
-        <w:t xml:space="preserve"> </w:t>
-      </w:r>
-      <w:r>
-        <w:t xml:space="preserve">being correspondingly larger (each shard is ~</w:t>
-      </w:r>
-      <w:r>
-        <w:t xml:space="preserve"> </w:t>
-      </w:r>
-      <w:r>
-        <w:rPr>
-          <w:rStyle w:val="VerbatimChar"/>
-        </w:rPr>
-        <w:t xml:space="preserve">n_cells × 4 bytes</w:t>
-      </w:r>
-      <w:r>
-        <w:t xml:space="preserve"> </w:t>
-      </w:r>
-      <w:r>
-        <w:t xml:space="preserve">uncompressed).</w:t>
-      </w:r>
-    </w:p>
-    <w:bookmarkEnd w:id="63"/>
-    <w:bookmarkStart w:id="64" w:name="multi-study-discovery-scaling-1"/>
-    <w:p>
-      <w:pPr>
-        <w:pStyle w:val="Heading3"/>
-      </w:pPr>
-      <w:r>
-        <w:t xml:space="preserve">4.2 Multi-study discovery scaling</w:t>
-      </w:r>
-    </w:p>
-    <w:p>
-      <w:pPr>
-        <w:pStyle w:val="FirstParagraph"/>
-      </w:pPr>
-      <w:r>
-        <w:rPr>
-          <w:rStyle w:val="VerbatimChar"/>
-        </w:rPr>
-        <w:t xml:space="preserve">discover_studies()</w:t>
-      </w:r>
-      <w:r>
-        <w:t xml:space="preserve"> </w:t>
-      </w:r>
-      <w:r>
-        <w:t xml:space="preserve">is the single hot path of the multi-study</w:t>
-      </w:r>
-      <w:r>
-        <w:t xml:space="preserve"> </w:t>
-      </w:r>
-      <w:r>
-        <w:t xml:space="preserve">browser: it walks</w:t>
-      </w:r>
-      <w:r>
-        <w:t xml:space="preserve"> </w:t>
-      </w:r>
-      <w:r>
-        <w:rPr>
-          <w:rStyle w:val="VerbatimChar"/>
-        </w:rPr>
-        <w:t xml:space="preserve">&lt;root&gt;/&lt;studyID&gt;/&lt;studyID&gt;.scminer.h5</w:t>
-      </w:r>
-      <w:r>
-        <w:t xml:space="preserve"> </w:t>
-      </w:r>
-      <w:r>
-        <w:t xml:space="preserve">patterns</w:t>
-      </w:r>
-      <w:r>
-        <w:t xml:space="preserve"> </w:t>
-      </w:r>
-      <w:r>
-        <w:t xml:space="preserve">and reads each study’s</w:t>
-      </w:r>
-      <w:r>
-        <w:t xml:space="preserve"> </w:t>
-      </w:r>
-      <w:r>
-        <w:rPr>
-          <w:rStyle w:val="VerbatimChar"/>
-        </w:rPr>
-        <w:t xml:space="preserve">/meta/</w:t>
-      </w:r>
-      <w:r>
-        <w:t xml:space="preserve"> </w:t>
-      </w:r>
-      <w:r>
-        <w:t xml:space="preserve">group only — no</w:t>
-      </w:r>
-      <w:r>
-        <w:t xml:space="preserve"> </w:t>
-      </w:r>
-      <w:r>
-        <w:rPr>
-          <w:rStyle w:val="VerbatimChar"/>
-        </w:rPr>
-        <w:t xml:space="preserve">/cells/</w:t>
-      </w:r>
-      <w:r>
-        <w:t xml:space="preserve">,</w:t>
-      </w:r>
-      <w:r>
-        <w:t xml:space="preserve"> </w:t>
-      </w:r>
-      <w:r>
-        <w:rPr>
-          <w:rStyle w:val="VerbatimChar"/>
-        </w:rPr>
-        <w:t xml:space="preserve">/genes/</w:t>
-      </w:r>
-      <w:r>
-        <w:t xml:space="preserve">,</w:t>
-      </w:r>
-      <w:r>
-        <w:t xml:space="preserve"> </w:t>
-      </w:r>
-      <w:r>
-        <w:t xml:space="preserve">or index payload. Empirically the scan is linear in the number of</w:t>
-      </w:r>
-      <w:r>
-        <w:t xml:space="preserve"> </w:t>
-      </w:r>
-      <w:r>
-        <w:t xml:space="preserve">studies (Figure 2D, R² ≈ 1.0): the slope is ~ 80 ms per study on</w:t>
-      </w:r>
-      <w:r>
-        <w:t xml:space="preserve"> </w:t>
-      </w:r>
-      <w:r>
-        <w:t xml:space="preserve">commodity SSD hardware, with the intercept dominated by Python /</w:t>
-      </w:r>
-      <w:r>
-        <w:t xml:space="preserve"> </w:t>
-      </w:r>
-      <w:r>
-        <w:t xml:space="preserve">HDF5 library initialisation. For a research group hosting 30+</w:t>
-      </w:r>
-      <w:r>
-        <w:t xml:space="preserve"> </w:t>
-      </w:r>
-      <w:r>
-        <w:t xml:space="preserve">internal studies under one root — comparable in scale to the public</w:t>
-      </w:r>
-      <w:r>
-        <w:t xml:space="preserve"> </w:t>
-      </w:r>
-      <w:r>
-        <w:t xml:space="preserve">scMINER Portal — discovery completes in under 3 seconds before the</w:t>
-      </w:r>
-      <w:r>
-        <w:t xml:space="preserve"> </w:t>
-      </w:r>
-      <w:r>
-        <w:t xml:space="preserve">card-grid landing page renders, and individual study load times</w:t>
-      </w:r>
-      <w:r>
-        <w:t xml:space="preserve"> </w:t>
-      </w:r>
-      <w:r>
-        <w:t xml:space="preserve">remain governed only by the per-study</w:t>
-      </w:r>
-      <w:r>
-        <w:t xml:space="preserve"> </w:t>
-      </w:r>
-      <w:r>
-        <w:rPr>
-          <w:rStyle w:val="VerbatimChar"/>
-        </w:rPr>
-        <w:t xml:space="preserve">load_study()</w:t>
-      </w:r>
-      <w:r>
-        <w:t xml:space="preserve"> </w:t>
-      </w:r>
-      <w:r>
-        <w:t xml:space="preserve">cost above</w:t>
-      </w:r>
-      <w:r>
-        <w:t xml:space="preserve"> </w:t>
-      </w:r>
-      <w:r>
-        <w:t xml:space="preserve">(sub-200 ms).</w:t>
-      </w:r>
-    </w:p>
-    <w:bookmarkEnd w:id="64"/>
-    <w:bookmarkStart w:id="65" w:name="real-portal-study-sweep-1"/>
-    <w:p>
-      <w:pPr>
-        <w:pStyle w:val="Heading3"/>
-      </w:pPr>
-      <w:r>
-        <w:t xml:space="preserve">4.3 Real portal study sweep</w:t>
-      </w:r>
-    </w:p>
-    <w:p>
-      <w:pPr>
-        <w:pStyle w:val="FirstParagraph"/>
-      </w:pPr>
-      <w:r>
-        <w:t xml:space="preserve">The same end-to-end pipeline applied to the 27 public scMINER Portal</w:t>
-      </w:r>
-      <w:r>
-        <w:t xml:space="preserve"> </w:t>
-      </w:r>
-      <w:r>
-        <w:t xml:space="preserve">studies (Figure 3; Table 1) reproduces the synthetic-sweep findings</w:t>
-      </w:r>
-      <w:r>
-        <w:t xml:space="preserve"> </w:t>
-      </w:r>
-      <w:r>
-        <w:t xml:space="preserve">at production scale.</w:t>
-      </w:r>
-      <w:r>
         <w:t xml:space="preserve"> </w:t>
       </w:r>
       <w:r>
@@ -4637,51 +4367,97 @@
           <w:b/>
           <w:bCs/>
         </w:rPr>
-        <w:t xml:space="preserve">Lazy storage holds across four orders of</w:t>
-      </w:r>
-      <w:r>
-        <w:rPr>
-          <w:b/>
-          <w:bCs/>
-        </w:rPr>
-        <w:t xml:space="preserve"> </w:t>
-      </w:r>
-      <w:r>
-        <w:rPr>
-          <w:b/>
-          <w:bCs/>
-        </w:rPr>
-        <w:t xml:space="preserve">magnitude of study size.</w:t>
-      </w:r>
-      <w:r>
-        <w:t xml:space="preserve"> </w:t>
-      </w:r>
-      <w:r>
-        <w:t xml:space="preserve">Bundle size ranges from 0.4 MB (Chung,</w:t>
-      </w:r>
-      <w:r>
-        <w:t xml:space="preserve"> </w:t>
-      </w:r>
-      <w:r>
-        <w:t xml:space="preserve">317 cells × 10 897 genes) to 1 363 MB (study 2338, 96 305 cells ×</w:t>
-      </w:r>
-      <w:r>
-        <w:t xml:space="preserve"> </w:t>
-      </w:r>
-      <w:r>
-        <w:t xml:space="preserve">15 778 genes); the underlying shard tree ranges from 1.7 MB to</w:t>
-      </w:r>
-      <w:r>
-        <w:t xml:space="preserve"> </w:t>
-      </w:r>
-      <w:r>
-        <w:t xml:space="preserve">9 672 MB. The single largest study (ATRT / 2333: 138 268 cells ×</w:t>
-      </w:r>
-      <w:r>
-        <w:t xml:space="preserve"> </w:t>
-      </w:r>
-      <w:r>
-        <w:t xml:space="preserve">18 274 genes, 24 GB on-disk input rds) bundles into a 105.8 MB</w:t>
+        <w:t xml:space="preserve">wall time and peak memory</w:t>
+      </w:r>
+      <w:r>
+        <w:t xml:space="preserve"> </w:t>
+      </w:r>
+      <w:r>
+        <w:t xml:space="preserve">track the</w:t>
+      </w:r>
+      <w:r>
+        <w:t xml:space="preserve"> </w:t>
+      </w:r>
+      <w:r>
+        <w:t xml:space="preserve">synthetic-sweep scaling (Figure 3B, C). The 5-minute to 17-hour range</w:t>
+      </w:r>
+      <w:r>
+        <w:t xml:space="preserve"> </w:t>
+      </w:r>
+      <w:r>
+        <w:t xml:space="preserve">across studies reflects the per-gene shard-write cost; peak R</w:t>
+      </w:r>
+      <w:r>
+        <w:t xml:space="preserve"> </w:t>
+      </w:r>
+      <w:r>
+        <w:t xml:space="preserve">working-set memory tops out at 49 GB on ATRT, set by the in-memory</w:t>
+      </w:r>
+      <w:r>
+        <w:t xml:space="preserve"> </w:t>
+      </w:r>
+      <w:r>
+        <w:t xml:space="preserve">dense expression matrix that some studies still ship (their rds is</w:t>
+      </w:r>
+      <w:r>
+        <w:t xml:space="preserve"> </w:t>
+      </w:r>
+      <w:r>
+        <w:t xml:space="preserve">a</w:t>
+      </w:r>
+      <w:r>
+        <w:t xml:space="preserve"> </w:t>
+      </w:r>
+      <w:r>
+        <w:rPr>
+          <w:rStyle w:val="VerbatimChar"/>
+        </w:rPr>
+        <w:t xml:space="preserve">dgeMatrix</w:t>
+      </w:r>
+      <w:r>
+        <w:t xml:space="preserve"> </w:t>
+      </w:r>
+      <w:r>
+        <w:t xml:space="preserve">rather than</w:t>
+      </w:r>
+      <w:r>
+        <w:t xml:space="preserve"> </w:t>
+      </w:r>
+      <w:r>
+        <w:rPr>
+          <w:rStyle w:val="VerbatimChar"/>
+        </w:rPr>
+        <w:t xml:space="preserve">dgCMatrix</w:t>
+      </w:r>
+      <w:r>
+        <w:t xml:space="preserve">, see</w:t>
+      </w:r>
+      <w:r>
+        <w:t xml:space="preserve"> </w:t>
+      </w:r>
+      <w:r>
+        <w:rPr>
+          <w:rStyle w:val="VerbatimChar"/>
+        </w:rPr>
+        <w:t xml:space="preserve">paper/portal/sparseify_eset.sh</w:t>
+      </w:r>
+      <w:r>
+        <w:t xml:space="preserve"> </w:t>
+      </w:r>
+      <w:r>
+        <w:t xml:space="preserve">for a one-time fix). Because preparation is offline and one-time,</w:t>
+      </w:r>
+      <w:r>
+        <w:t xml:space="preserve"> </w:t>
+      </w:r>
+      <w:r>
+        <w:t xml:space="preserve">this cost is amortised away from end-user latency — the served</w:t>
+      </w:r>
+      <w:r>
+        <w:t xml:space="preserve"> </w:t>
+      </w:r>
+      <w:r>
+        <w:t xml:space="preserve">artefact is the small</w:t>
       </w:r>
       <w:r>
         <w:t xml:space="preserve"> </w:t>
@@ -4696,237 +4472,11 @@
         <w:t xml:space="preserve"> </w:t>
       </w:r>
       <w:r>
-        <w:t xml:space="preserve">plus a 3 GB shard tree — a 7× compression of the</w:t>
-      </w:r>
-      <w:r>
-        <w:t xml:space="preserve"> </w:t>
-      </w:r>
-      <w:r>
-        <w:t xml:space="preserve">total input footprint into the served format (Figure 3A, F).</w:t>
-      </w:r>
-    </w:p>
-    <w:p>
-      <w:pPr>
-        <w:pStyle w:val="BodyText"/>
-      </w:pPr>
-      <w:r>
-        <w:rPr>
-          <w:b/>
-          <w:bCs/>
-        </w:rPr>
-        <w:t xml:space="preserve">Cold-start latency stays sub-second on most studies.</w:t>
-      </w:r>
-      <w:r>
-        <w:t xml:space="preserve"> </w:t>
-      </w:r>
-      <w:r>
-        <w:t xml:space="preserve">22 of 27</w:t>
-      </w:r>
-      <w:r>
-        <w:t xml:space="preserve"> </w:t>
-      </w:r>
-      <w:r>
-        <w:t xml:space="preserve">studies load in under 1 s; the four 100 k+ cell studies (Covid97k,</w:t>
-      </w:r>
-      <w:r>
-        <w:t xml:space="preserve"> </w:t>
-      </w:r>
-      <w:r>
-        <w:t xml:space="preserve">Covid650k, study 2338, GSE155446 / 2332) climb to 5 – 15 s, still</w:t>
-      </w:r>
-      <w:r>
-        <w:t xml:space="preserve"> </w:t>
-      </w:r>
-      <w:r>
-        <w:t xml:space="preserve">dominated by HDF5 metadata reads rather than matrix decoding</w:t>
-      </w:r>
-      <w:r>
-        <w:t xml:space="preserve"> </w:t>
-      </w:r>
-      <w:r>
-        <w:t xml:space="preserve">(Figure 3D).</w:t>
-      </w:r>
-      <w:r>
-        <w:t xml:space="preserve"> </w:t>
-      </w:r>
-      <w:r>
-        <w:rPr>
-          <w:b/>
-          <w:bCs/>
-        </w:rPr>
-        <w:t xml:space="preserve">Per-gene fetch latency</w:t>
-      </w:r>
-      <w:r>
-        <w:t xml:space="preserve"> </w:t>
-      </w:r>
-      <w:r>
-        <w:t xml:space="preserve">scales with the per-shard</w:t>
-      </w:r>
-      <w:r>
-        <w:t xml:space="preserve"> </w:t>
-      </w:r>
-      <w:r>
-        <w:t xml:space="preserve">cell count: 38 ms median at the small end (124-cell ground-truth</w:t>
-      </w:r>
-      <w:r>
-        <w:t xml:space="preserve"> </w:t>
-      </w:r>
-      <w:r>
-        <w:t xml:space="preserve">studies) up to 1 249 ms median on ATRT (Figure 3E). The 25-th to</w:t>
-      </w:r>
-      <w:r>
-        <w:t xml:space="preserve"> </w:t>
-      </w:r>
-      <w:r>
-        <w:t xml:space="preserve">75-th percentile of fetch latency across the 27-study set is</w:t>
-      </w:r>
-      <w:r>
-        <w:t xml:space="preserve"> </w:t>
-      </w:r>
-      <w:r>
-        <w:t xml:space="preserve">50 – 200 ms — well inside an interactive-feel threshold for a Shiny</w:t>
-      </w:r>
-      <w:r>
-        <w:t xml:space="preserve"> </w:t>
-      </w:r>
-      <w:r>
-        <w:t xml:space="preserve">app even on the largest production studies.</w:t>
-      </w:r>
-    </w:p>
-    <w:p>
-      <w:pPr>
-        <w:pStyle w:val="BodyText"/>
-      </w:pPr>
-      <w:r>
-        <w:rPr>
-          <w:rStyle w:val="VerbatimChar"/>
-          <w:b/>
-          <w:bCs/>
-        </w:rPr>
-        <w:t xml:space="preserve">prepare_study_data()</w:t>
-      </w:r>
-      <w:r>
-        <w:rPr>
-          <w:b/>
-          <w:bCs/>
-        </w:rPr>
-        <w:t xml:space="preserve"> </w:t>
-      </w:r>
-      <w:r>
-        <w:rPr>
-          <w:b/>
-          <w:bCs/>
-        </w:rPr>
-        <w:t xml:space="preserve">wall time and peak memory</w:t>
-      </w:r>
-      <w:r>
-        <w:t xml:space="preserve"> </w:t>
-      </w:r>
-      <w:r>
-        <w:t xml:space="preserve">track the</w:t>
-      </w:r>
-      <w:r>
-        <w:t xml:space="preserve"> </w:t>
-      </w:r>
-      <w:r>
-        <w:t xml:space="preserve">synthetic-sweep scaling (Figure 3B, C). The 5-minute to 17-hour range</w:t>
-      </w:r>
-      <w:r>
-        <w:t xml:space="preserve"> </w:t>
-      </w:r>
-      <w:r>
-        <w:t xml:space="preserve">across studies reflects the per-gene shard-write cost; peak R</w:t>
-      </w:r>
-      <w:r>
-        <w:t xml:space="preserve"> </w:t>
-      </w:r>
-      <w:r>
-        <w:t xml:space="preserve">working-set memory tops out at 49 GB on ATRT, set by the in-memory</w:t>
-      </w:r>
-      <w:r>
-        <w:t xml:space="preserve"> </w:t>
-      </w:r>
-      <w:r>
-        <w:t xml:space="preserve">dense expression matrix that some studies still ship (their rds is</w:t>
-      </w:r>
-      <w:r>
-        <w:t xml:space="preserve"> </w:t>
-      </w:r>
-      <w:r>
-        <w:t xml:space="preserve">a</w:t>
-      </w:r>
-      <w:r>
-        <w:t xml:space="preserve"> </w:t>
-      </w:r>
-      <w:r>
-        <w:rPr>
-          <w:rStyle w:val="VerbatimChar"/>
-        </w:rPr>
-        <w:t xml:space="preserve">dgeMatrix</w:t>
-      </w:r>
-      <w:r>
-        <w:t xml:space="preserve"> </w:t>
-      </w:r>
-      <w:r>
-        <w:t xml:space="preserve">rather than</w:t>
-      </w:r>
-      <w:r>
-        <w:t xml:space="preserve"> </w:t>
-      </w:r>
-      <w:r>
-        <w:rPr>
-          <w:rStyle w:val="VerbatimChar"/>
-        </w:rPr>
-        <w:t xml:space="preserve">dgCMatrix</w:t>
-      </w:r>
-      <w:r>
-        <w:t xml:space="preserve">, see</w:t>
-      </w:r>
-      <w:r>
-        <w:t xml:space="preserve"> </w:t>
-      </w:r>
-      <w:r>
-        <w:rPr>
-          <w:rStyle w:val="VerbatimChar"/>
-        </w:rPr>
-        <w:t xml:space="preserve">paper/portal/sparseify_eset.sh</w:t>
-      </w:r>
-      <w:r>
-        <w:t xml:space="preserve"> </w:t>
-      </w:r>
-      <w:r>
-        <w:t xml:space="preserve">for a one-time fix). Because preparation is offline and one-time,</w:t>
-      </w:r>
-      <w:r>
-        <w:t xml:space="preserve"> </w:t>
-      </w:r>
-      <w:r>
-        <w:t xml:space="preserve">this cost is amortised away from end-user latency — the served</w:t>
-      </w:r>
-      <w:r>
-        <w:t xml:space="preserve"> </w:t>
-      </w:r>
-      <w:r>
-        <w:t xml:space="preserve">artefact is the small</w:t>
-      </w:r>
-      <w:r>
-        <w:t xml:space="preserve"> </w:t>
-      </w:r>
-      <w:r>
-        <w:rPr>
-          <w:rStyle w:val="VerbatimChar"/>
-        </w:rPr>
-        <w:t xml:space="preserve">.scminer.h5</w:t>
-      </w:r>
-      <w:r>
-        <w:t xml:space="preserve"> </w:t>
-      </w:r>
-      <w:r>
         <w:t xml:space="preserve">+ shard tree.</w:t>
       </w:r>
     </w:p>
-    <w:bookmarkEnd w:id="65"/>
-    <w:bookmarkStart w:id="66" w:name="cost-of-data-preparation"/>
+    <w:bookmarkEnd w:id="35"/>
+    <w:bookmarkStart w:id="36" w:name="cost-of-data-preparation"/>
     <w:p>
       <w:pPr>
         <w:pStyle w:val="Heading3"/>
@@ -5170,9 +4720,9 @@
         </w:pict>
       </w:r>
     </w:p>
-    <w:bookmarkEnd w:id="66"/>
-    <w:bookmarkEnd w:id="67"/>
-    <w:bookmarkStart w:id="68" w:name="acknowledgements"/>
+    <w:bookmarkEnd w:id="36"/>
+    <w:bookmarkEnd w:id="37"/>
+    <w:bookmarkStart w:id="38" w:name="acknowledgements"/>
     <w:p>
       <w:pPr>
         <w:pStyle w:val="Heading2"/>
@@ -5207,8 +4757,8 @@
         <w:t xml:space="preserve">mirrors.</w:t>
       </w:r>
     </w:p>
-    <w:bookmarkEnd w:id="68"/>
-    <w:bookmarkStart w:id="69" w:name="funding"/>
+    <w:bookmarkEnd w:id="38"/>
+    <w:bookmarkStart w:id="39" w:name="funding"/>
     <w:p>
       <w:pPr>
         <w:pStyle w:val="Heading2"/>
@@ -5231,8 +4781,8 @@
         <w:t xml:space="preserve">Developmental Fund and the National Institutes of Health.</w:t>
       </w:r>
     </w:p>
-    <w:bookmarkEnd w:id="69"/>
-    <w:bookmarkStart w:id="71" w:name="references"/>
+    <w:bookmarkEnd w:id="39"/>
+    <w:bookmarkStart w:id="41" w:name="references"/>
     <w:p>
       <w:pPr>
         <w:pStyle w:val="Heading2"/>
@@ -5437,7 +4987,7 @@
       <w:r>
         <w:t xml:space="preserve"> </w:t>
       </w:r>
-      <w:hyperlink r:id="rId70">
+      <w:hyperlink r:id="rId40">
         <w:r>
           <w:rPr>
             <w:rStyle w:val="Hyperlink"/>
@@ -5458,8 +5008,8 @@
         <w:t xml:space="preserve">The HDF5 Group. (2023) HDF5 / hdf5r.</w:t>
       </w:r>
     </w:p>
-    <w:bookmarkEnd w:id="71"/>
-    <w:bookmarkEnd w:id="72"/>
+    <w:bookmarkEnd w:id="41"/>
+    <w:bookmarkEnd w:id="42"/>
     <w:sectPr>
       <w:footnotePr>
         <w:numRestart w:val="eachSect"/>

--- a/paper/scminer-viewer.docx
+++ b/paper/scminer-viewer.docx
@@ -2,13 +2,13 @@
 <file path=word/document.xml><?xml version="1.0" encoding="utf-8"?>
 <w:document xmlns:w="http://schemas.openxmlformats.org/wordprocessingml/2006/main" xmlns:m="http://schemas.openxmlformats.org/officeDocument/2006/math" xmlns:r="http://schemas.openxmlformats.org/officeDocument/2006/relationships" xmlns:o="urn:schemas-microsoft-com:office:office" xmlns:v="urn:schemas-microsoft-com:vml" xmlns:w10="urn:schemas-microsoft-com:office:word" xmlns:a="http://schemas.openxmlformats.org/drawingml/2006/main" xmlns:pic="http://schemas.openxmlformats.org/drawingml/2006/picture" xmlns:wp="http://schemas.openxmlformats.org/drawingml/2006/wordprocessingDrawing">
   <w:body>
-    <w:bookmarkStart w:id="42" w:name="X2b25b0ef9f0f0b3543dbf041856ff0410162c0a"/>
+    <w:bookmarkStart w:id="43" w:name="X123d5852c07e4d0b19a55fd231641be423e39f6"/>
     <w:p>
       <w:pPr>
         <w:pStyle w:val="Heading1"/>
       </w:pPr>
       <w:r>
-        <w:t xml:space="preserve">scMINER Viewer: an offline, multi-study browser for single-cell mutual-information networks</w:t>
+        <w:t xml:space="preserve">scMINER Viewer: an offline data-preparation and multi-study browsing toolkit for single-cell mutual-information networks</w:t>
       </w:r>
     </w:p>
     <w:p>
@@ -192,7 +192,7 @@
         <w:t xml:space="preserve">Viewer</w:t>
       </w:r>
       <w:r>
-        <w:t xml:space="preserve">, two sibling packages (R, Python) that consume a shared</w:t>
+        <w:t xml:space="preserve">, an end-to-end offline toolkit comprising</w:t>
       </w:r>
       <w:r>
         <w:t xml:space="preserve"> </w:t>
@@ -202,80 +202,177 @@
           <w:b/>
           <w:bCs/>
         </w:rPr>
-        <w:t xml:space="preserve">lazy-mode HDF5 study bundle</w:t>
-      </w:r>
-      <w:r>
-        <w:t xml:space="preserve">: per-study metadata, cluster info, gene</w:t>
-      </w:r>
-      <w:r>
-        <w:t xml:space="preserve"> </w:t>
-      </w:r>
-      <w:r>
-        <w:t xml:space="preserve">indexes and TF/SIG networks live in a single</w:t>
-      </w:r>
-      <w:r>
-        <w:t xml:space="preserve"> </w:t>
-      </w:r>
-      <w:r>
-        <w:rPr>
-          <w:rStyle w:val="VerbatimChar"/>
-        </w:rPr>
-        <w:t xml:space="preserve">.scminer.h5</w:t>
-      </w:r>
-      <w:r>
-        <w:t xml:space="preserve"> </w:t>
-      </w:r>
-      <w:r>
-        <w:t xml:space="preserve">file</w:t>
-      </w:r>
-      <w:r>
-        <w:t xml:space="preserve"> </w:t>
-      </w:r>
-      <w:r>
-        <w:t xml:space="preserve">(≈ 80 MB for an 8 K-cell study), while the underlying expression and</w:t>
-      </w:r>
-      <w:r>
-        <w:t xml:space="preserve"> </w:t>
-      </w:r>
-      <w:r>
-        <w:t xml:space="preserve">activity values stay on disk as gzipped per-gene shards and are decoded</w:t>
-      </w:r>
-      <w:r>
-        <w:t xml:space="preserve"> </w:t>
-      </w:r>
-      <w:r>
-        <w:t xml:space="preserve">on demand. Both packages serve a Shiny / Shiny-for-Python webui matching</w:t>
-      </w:r>
-      <w:r>
-        <w:t xml:space="preserve"> </w:t>
-      </w:r>
-      <w:r>
-        <w:t xml:space="preserve">the scMINER Portal layout, plus a card-grid</w:t>
-      </w:r>
-      <w:r>
-        <w:t xml:space="preserve"> </w:t>
+        <w:t xml:space="preserve">(1) a YAML-driven</w:t>
       </w:r>
       <w:r>
         <w:rPr>
           <w:b/>
           <w:bCs/>
         </w:rPr>
+        <w:t xml:space="preserve"> </w:t>
+      </w:r>
+      <w:r>
+        <w:rPr>
+          <w:b/>
+          <w:bCs/>
+        </w:rPr>
+        <w:t xml:space="preserve">data-preparation module</w:t>
+      </w:r>
+      <w:r>
+        <w:t xml:space="preserve"> </w:t>
+      </w:r>
+      <w:r>
+        <w:t xml:space="preserve">(</w:t>
+      </w:r>
+      <w:r>
+        <w:rPr>
+          <w:rStyle w:val="VerbatimChar"/>
+        </w:rPr>
+        <w:t xml:space="preserve">prepare_study()</w:t>
+      </w:r>
+      <w:r>
+        <w:t xml:space="preserve">) that converts the raw</w:t>
+      </w:r>
+      <w:r>
+        <w:t xml:space="preserve"> </w:t>
+      </w:r>
+      <w:r>
+        <w:t xml:space="preserve">scMINER outputs — Biobase</w:t>
+      </w:r>
+      <w:r>
+        <w:t xml:space="preserve"> </w:t>
+      </w:r>
+      <w:r>
+        <w:rPr>
+          <w:rStyle w:val="VerbatimChar"/>
+        </w:rPr>
+        <w:t xml:space="preserve">ExpressionSet</w:t>
+      </w:r>
+      <w:r>
+        <w:t xml:space="preserve">s for expression and activity</w:t>
+      </w:r>
+      <w:r>
+        <w:t xml:space="preserve"> </w:t>
+      </w:r>
+      <w:r>
+        <w:t xml:space="preserve">matrices plus the SJARACNe networks TSV — into a shared lazy artifact,</w:t>
+      </w:r>
+      <w:r>
+        <w:t xml:space="preserve"> </w:t>
+      </w:r>
+      <w:r>
+        <w:t xml:space="preserve">and</w:t>
+      </w:r>
+      <w:r>
+        <w:t xml:space="preserve"> </w:t>
+      </w:r>
+      <w:r>
+        <w:rPr>
+          <w:b/>
+          <w:bCs/>
+        </w:rPr>
+        <w:t xml:space="preserve">(2) two sibling viewer packages (R, Python)</w:t>
+      </w:r>
+      <w:r>
+        <w:t xml:space="preserve"> </w:t>
+      </w:r>
+      <w:r>
+        <w:t xml:space="preserve">that consume that</w:t>
+      </w:r>
+      <w:r>
+        <w:t xml:space="preserve"> </w:t>
+      </w:r>
+      <w:r>
+        <w:t xml:space="preserve">artifact. The artifact is a</w:t>
+      </w:r>
+      <w:r>
+        <w:t xml:space="preserve"> </w:t>
+      </w:r>
+      <w:r>
+        <w:rPr>
+          <w:b/>
+          <w:bCs/>
+        </w:rPr>
+        <w:t xml:space="preserve">lazy-mode HDF5 study bundle</w:t>
+      </w:r>
+      <w:r>
+        <w:t xml:space="preserve">: per-study</w:t>
+      </w:r>
+      <w:r>
+        <w:t xml:space="preserve"> </w:t>
+      </w:r>
+      <w:r>
+        <w:t xml:space="preserve">metadata, cluster info, gene indexes and TF/SIG networks live in a</w:t>
+      </w:r>
+      <w:r>
+        <w:t xml:space="preserve"> </w:t>
+      </w:r>
+      <w:r>
+        <w:t xml:space="preserve">single</w:t>
+      </w:r>
+      <w:r>
+        <w:t xml:space="preserve"> </w:t>
+      </w:r>
+      <w:r>
+        <w:rPr>
+          <w:rStyle w:val="VerbatimChar"/>
+        </w:rPr>
+        <w:t xml:space="preserve">.scminer.h5</w:t>
+      </w:r>
+      <w:r>
+        <w:t xml:space="preserve"> </w:t>
+      </w:r>
+      <w:r>
+        <w:t xml:space="preserve">file (≈ 80 MB for an 8 K-cell study), while the</w:t>
+      </w:r>
+      <w:r>
+        <w:t xml:space="preserve"> </w:t>
+      </w:r>
+      <w:r>
+        <w:t xml:space="preserve">underlying expression and activity values stay on disk as gzipped</w:t>
+      </w:r>
+      <w:r>
+        <w:t xml:space="preserve"> </w:t>
+      </w:r>
+      <w:r>
+        <w:t xml:space="preserve">per-gene shards and are decoded on demand. Both viewers serve a</w:t>
+      </w:r>
+      <w:r>
+        <w:t xml:space="preserve"> </w:t>
+      </w:r>
+      <w:r>
+        <w:t xml:space="preserve">Shiny / Shiny-for-Python webui matching the scMINER Portal layout,</w:t>
+      </w:r>
+      <w:r>
+        <w:t xml:space="preserve"> </w:t>
+      </w:r>
+      <w:r>
+        <w:t xml:space="preserve">plus a card-grid</w:t>
+      </w:r>
+      <w:r>
+        <w:t xml:space="preserve"> </w:t>
+      </w:r>
+      <w:r>
+        <w:rPr>
+          <w:b/>
+          <w:bCs/>
+        </w:rPr>
         <w:t xml:space="preserve">multi-study browser</w:t>
       </w:r>
       <w:r>
-        <w:t xml:space="preserve">.</w:t>
-      </w:r>
-      <w:r>
-        <w:t xml:space="preserve"> </w:t>
-      </w:r>
-      <w:r>
-        <w:t xml:space="preserve">On the 2327 Tex study (8 464 cells × 9 861 genes, 743 K network edges,</w:t>
-      </w:r>
-      <w:r>
-        <w:t xml:space="preserve"> </w:t>
-      </w:r>
-      <w:r>
-        <w:t xml:space="preserve">80.5 MB bundle), median per-gene fetch latency is 32 ms and cold-start</w:t>
+        <w:t xml:space="preserve">. On the 2327 Tex study</w:t>
+      </w:r>
+      <w:r>
+        <w:t xml:space="preserve"> </w:t>
+      </w:r>
+      <w:r>
+        <w:t xml:space="preserve">(8 464 cells × 9 861 genes, 743 K network edges, 80.5 MB bundle),</w:t>
+      </w:r>
+      <w:r>
+        <w:t xml:space="preserve"> </w:t>
+      </w:r>
+      <w:r>
+        <w:t xml:space="preserve">median per-gene fetch latency is 32 ms and cold-start</w:t>
       </w:r>
       <w:r>
         <w:t xml:space="preserve"> </w:t>
@@ -290,31 +387,49 @@
         <w:t xml:space="preserve"> </w:t>
       </w:r>
       <w:r>
-        <w:t xml:space="preserve">0.59 s. Across a 5 × 3 synthetic scaling sweep</w:t>
-      </w:r>
-      <w:r>
-        <w:t xml:space="preserve"> </w:t>
-      </w:r>
-      <w:r>
-        <w:t xml:space="preserve">(500 – 8 000 cells × 2 – 10 K genes), bundle size stays under 14 MB</w:t>
-      </w:r>
-      <w:r>
-        <w:t xml:space="preserve"> </w:t>
-      </w:r>
-      <w:r>
-        <w:t xml:space="preserve">while the underlying shard tree grows linearly to &gt; 80 MB. The bundle</w:t>
-      </w:r>
-      <w:r>
-        <w:t xml:space="preserve"> </w:t>
-      </w:r>
-      <w:r>
-        <w:t xml:space="preserve">format and lazy contract are formally documented; both packages reach</w:t>
-      </w:r>
-      <w:r>
-        <w:t xml:space="preserve"> </w:t>
-      </w:r>
-      <w:r>
-        <w:t xml:space="preserve">feature parity through 216 automated tests (194 R + 22 Python).</w:t>
+        <w:t xml:space="preserve">0.59 s. Across a 7 × 4 × 5-replicate synthetic scaling sweep</w:t>
+      </w:r>
+      <w:r>
+        <w:t xml:space="preserve"> </w:t>
+      </w:r>
+      <w:r>
+        <w:t xml:space="preserve">(500 – 10 000 cells × 2 – 10 K genes), bundle size stays under 14 MB</w:t>
+      </w:r>
+      <w:r>
+        <w:t xml:space="preserve"> </w:t>
+      </w:r>
+      <w:r>
+        <w:t xml:space="preserve">while the shard tree grows roughly linearly to ~ 100 MB; the same</w:t>
+      </w:r>
+      <w:r>
+        <w:t xml:space="preserve"> </w:t>
+      </w:r>
+      <w:r>
+        <w:t xml:space="preserve">pipeline applied to the 27 public scMINER Portal studies reproduces</w:t>
+      </w:r>
+      <w:r>
+        <w:t xml:space="preserve"> </w:t>
+      </w:r>
+      <w:r>
+        <w:t xml:space="preserve">those properties at production scale (124 – 138 268 cells; bundle</w:t>
+      </w:r>
+      <w:r>
+        <w:t xml:space="preserve"> </w:t>
+      </w:r>
+      <w:r>
+        <w:t xml:space="preserve">0.4 – 1 363 MB). The bundle format and lazy contract are formally</w:t>
+      </w:r>
+      <w:r>
+        <w:t xml:space="preserve"> </w:t>
+      </w:r>
+      <w:r>
+        <w:t xml:space="preserve">documented; both packages reach feature parity through 216 automated</w:t>
+      </w:r>
+      <w:r>
+        <w:t xml:space="preserve"> </w:t>
+      </w:r>
+      <w:r>
+        <w:t xml:space="preserve">tests (194 R + 22 Python).</w:t>
       </w:r>
     </w:p>
     <w:p>
@@ -1985,7 +2100,7 @@
     </w:p>
     <w:bookmarkEnd w:id="21"/>
     <w:bookmarkEnd w:id="22"/>
-    <w:bookmarkStart w:id="32" w:name="benchmarks"/>
+    <w:bookmarkStart w:id="33" w:name="benchmarks"/>
     <w:p>
       <w:pPr>
         <w:pStyle w:val="Heading2"/>
@@ -2413,7 +2528,7 @@
       </w:r>
     </w:p>
     <w:bookmarkEnd w:id="24"/>
-    <w:bookmarkStart w:id="31" w:name="real-portal-study-sweep"/>
+    <w:bookmarkStart w:id="25" w:name="real-portal-study-sweep"/>
     <w:p>
       <w:pPr>
         <w:pStyle w:val="Heading3"/>
@@ -2739,6 +2854,560 @@
         <w:t xml:space="preserve">and rendered as six standalone panels in figure 3.</w:t>
       </w:r>
     </w:p>
+    <w:bookmarkEnd w:id="25"/>
+    <w:bookmarkStart w:id="32" w:name="hardware-and-software-environment"/>
+    <w:p>
+      <w:pPr>
+        <w:pStyle w:val="Heading3"/>
+      </w:pPr>
+      <w:r>
+        <w:t xml:space="preserve">3.4 Hardware and software environment</w:t>
+      </w:r>
+    </w:p>
+    <w:p>
+      <w:pPr>
+        <w:pStyle w:val="FirstParagraph"/>
+      </w:pPr>
+      <w:r>
+        <w:t xml:space="preserve">All synthetic-sweep numbers reported in Figure 2 and Table 2 were</w:t>
+      </w:r>
+      <w:r>
+        <w:t xml:space="preserve"> </w:t>
+      </w:r>
+      <w:r>
+        <w:t xml:space="preserve">generated on a single laptop:</w:t>
+      </w:r>
+    </w:p>
+    <w:tbl>
+      <w:tblPr>
+        <w:tblStyle w:val="Table"/>
+        <w:tblW w:type="pct" w:w="5000"/>
+        <w:tblLayout w:type="fixed"/>
+        <w:tblLook w:firstRow="1" w:lastRow="0" w:firstColumn="0" w:lastColumn="0" w:noHBand="0" w:noVBand="0" w:val="0020"/>
+      </w:tblPr>
+      <w:tblGrid>
+        <w:gridCol w:w="3960"/>
+        <w:gridCol w:w="3960"/>
+      </w:tblGrid>
+      <w:tr>
+        <w:trPr>
+          <w:tblHeader w:val="on"/>
+        </w:trPr>
+        <w:tc>
+          <w:tcPr/>
+          <w:p>
+            <w:pPr>
+              <w:pStyle w:val="Compact"/>
+            </w:pPr>
+            <w:r>
+              <w:t xml:space="preserve">Component</w:t>
+            </w:r>
+          </w:p>
+        </w:tc>
+        <w:tc>
+          <w:tcPr/>
+          <w:p>
+            <w:pPr>
+              <w:pStyle w:val="Compact"/>
+            </w:pPr>
+            <w:r>
+              <w:t xml:space="preserve">Specification</w:t>
+            </w:r>
+          </w:p>
+        </w:tc>
+      </w:tr>
+      <w:tr>
+        <w:tc>
+          <w:tcPr/>
+          <w:p>
+            <w:pPr>
+              <w:pStyle w:val="Compact"/>
+            </w:pPr>
+            <w:r>
+              <w:t xml:space="preserve">Machine</w:t>
+            </w:r>
+          </w:p>
+        </w:tc>
+        <w:tc>
+          <w:tcPr/>
+          <w:p>
+            <w:pPr>
+              <w:pStyle w:val="Compact"/>
+            </w:pPr>
+            <w:r>
+              <w:t xml:space="preserve">Apple MacBook Pro, M4 chip</w:t>
+            </w:r>
+          </w:p>
+        </w:tc>
+      </w:tr>
+      <w:tr>
+        <w:tc>
+          <w:tcPr/>
+          <w:p>
+            <w:pPr>
+              <w:pStyle w:val="Compact"/>
+            </w:pPr>
+            <w:r>
+              <w:t xml:space="preserve">Cores</w:t>
+            </w:r>
+          </w:p>
+        </w:tc>
+        <w:tc>
+          <w:tcPr/>
+          <w:p>
+            <w:pPr>
+              <w:pStyle w:val="Compact"/>
+            </w:pPr>
+            <w:r>
+              <w:t xml:space="preserve">10 (4 performance + 6 efficiency); benchmark single-threaded</w:t>
+            </w:r>
+          </w:p>
+        </w:tc>
+      </w:tr>
+      <w:tr>
+        <w:tc>
+          <w:tcPr/>
+          <w:p>
+            <w:pPr>
+              <w:pStyle w:val="Compact"/>
+            </w:pPr>
+            <w:r>
+              <w:t xml:space="preserve">Memory</w:t>
+            </w:r>
+          </w:p>
+        </w:tc>
+        <w:tc>
+          <w:tcPr/>
+          <w:p>
+            <w:pPr>
+              <w:pStyle w:val="Compact"/>
+            </w:pPr>
+            <w:r>
+              <w:t xml:space="preserve">32 GB unified</w:t>
+            </w:r>
+          </w:p>
+        </w:tc>
+      </w:tr>
+      <w:tr>
+        <w:tc>
+          <w:tcPr/>
+          <w:p>
+            <w:pPr>
+              <w:pStyle w:val="Compact"/>
+            </w:pPr>
+            <w:r>
+              <w:t xml:space="preserve">OS</w:t>
+            </w:r>
+          </w:p>
+        </w:tc>
+        <w:tc>
+          <w:tcPr/>
+          <w:p>
+            <w:pPr>
+              <w:pStyle w:val="Compact"/>
+            </w:pPr>
+            <w:r>
+              <w:t xml:space="preserve">macOS 26.4.1 (</w:t>
+            </w:r>
+            <w:r>
+              <w:rPr>
+                <w:rStyle w:val="VerbatimChar"/>
+              </w:rPr>
+              <w:t xml:space="preserve">darwin20</w:t>
+            </w:r>
+            <w:r>
+              <w:t xml:space="preserve">, build 25E253)</w:t>
+            </w:r>
+          </w:p>
+        </w:tc>
+      </w:tr>
+      <w:tr>
+        <w:tc>
+          <w:tcPr/>
+          <w:p>
+            <w:pPr>
+              <w:pStyle w:val="Compact"/>
+            </w:pPr>
+            <w:r>
+              <w:t xml:space="preserve">R</w:t>
+            </w:r>
+          </w:p>
+        </w:tc>
+        <w:tc>
+          <w:tcPr/>
+          <w:p>
+            <w:pPr>
+              <w:pStyle w:val="Compact"/>
+            </w:pPr>
+            <w:r>
+              <w:t xml:space="preserve">4.4.2 (</w:t>
+            </w:r>
+            <w:r>
+              <w:rPr>
+                <w:rStyle w:val="VerbatimChar"/>
+              </w:rPr>
+              <w:t xml:space="preserve">aarch64-apple-darwin20</w:t>
+            </w:r>
+            <w:r>
+              <w:t xml:space="preserve">)</w:t>
+            </w:r>
+          </w:p>
+        </w:tc>
+      </w:tr>
+      <w:tr>
+        <w:tc>
+          <w:tcPr/>
+          <w:p>
+            <w:pPr>
+              <w:pStyle w:val="Compact"/>
+            </w:pPr>
+            <w:r>
+              <w:t xml:space="preserve">Key R packages</w:t>
+            </w:r>
+          </w:p>
+        </w:tc>
+        <w:tc>
+          <w:tcPr/>
+          <w:p>
+            <w:pPr>
+              <w:pStyle w:val="Compact"/>
+            </w:pPr>
+            <w:r>
+              <w:rPr>
+                <w:rStyle w:val="VerbatimChar"/>
+              </w:rPr>
+              <w:t xml:space="preserve">scminerViewer</w:t>
+            </w:r>
+            <w:r>
+              <w:t xml:space="preserve"> </w:t>
+            </w:r>
+            <w:r>
+              <w:t xml:space="preserve">0.1.0,</w:t>
+            </w:r>
+            <w:r>
+              <w:t xml:space="preserve"> </w:t>
+            </w:r>
+            <w:r>
+              <w:rPr>
+                <w:rStyle w:val="VerbatimChar"/>
+              </w:rPr>
+              <w:t xml:space="preserve">Matrix</w:t>
+            </w:r>
+            <w:r>
+              <w:t xml:space="preserve"> </w:t>
+            </w:r>
+            <w:r>
+              <w:t xml:space="preserve">1.7.3,</w:t>
+            </w:r>
+            <w:r>
+              <w:t xml:space="preserve"> </w:t>
+            </w:r>
+            <w:r>
+              <w:rPr>
+                <w:rStyle w:val="VerbatimChar"/>
+              </w:rPr>
+              <w:t xml:space="preserve">hdf5r</w:t>
+            </w:r>
+            <w:r>
+              <w:t xml:space="preserve"> </w:t>
+            </w:r>
+            <w:r>
+              <w:t xml:space="preserve">1.3.12,</w:t>
+            </w:r>
+            <w:r>
+              <w:t xml:space="preserve"> </w:t>
+            </w:r>
+            <w:r>
+              <w:rPr>
+                <w:rStyle w:val="VerbatimChar"/>
+              </w:rPr>
+              <w:t xml:space="preserve">Biobase</w:t>
+            </w:r>
+            <w:r>
+              <w:t xml:space="preserve"> </w:t>
+            </w:r>
+            <w:r>
+              <w:t xml:space="preserve">2.66.0,</w:t>
+            </w:r>
+            <w:r>
+              <w:t xml:space="preserve"> </w:t>
+            </w:r>
+            <w:r>
+              <w:rPr>
+                <w:rStyle w:val="VerbatimChar"/>
+              </w:rPr>
+              <w:t xml:space="preserve">data.table</w:t>
+            </w:r>
+            <w:r>
+              <w:t xml:space="preserve"> </w:t>
+            </w:r>
+            <w:r>
+              <w:t xml:space="preserve">1.18.0,</w:t>
+            </w:r>
+            <w:r>
+              <w:t xml:space="preserve"> </w:t>
+            </w:r>
+            <w:r>
+              <w:rPr>
+                <w:rStyle w:val="VerbatimChar"/>
+              </w:rPr>
+              <w:t xml:space="preserve">R.utils</w:t>
+            </w:r>
+            <w:r>
+              <w:t xml:space="preserve"> </w:t>
+            </w:r>
+            <w:r>
+              <w:t xml:space="preserve">2.13.0,</w:t>
+            </w:r>
+            <w:r>
+              <w:t xml:space="preserve"> </w:t>
+            </w:r>
+            <w:r>
+              <w:rPr>
+                <w:rStyle w:val="VerbatimChar"/>
+              </w:rPr>
+              <w:t xml:space="preserve">ggplot2</w:t>
+            </w:r>
+            <w:r>
+              <w:t xml:space="preserve"> </w:t>
+            </w:r>
+            <w:r>
+              <w:t xml:space="preserve">4.0.1,</w:t>
+            </w:r>
+            <w:r>
+              <w:t xml:space="preserve"> </w:t>
+            </w:r>
+            <w:r>
+              <w:rPr>
+                <w:rStyle w:val="VerbatimChar"/>
+              </w:rPr>
+              <w:t xml:space="preserve">patchwork</w:t>
+            </w:r>
+            <w:r>
+              <w:t xml:space="preserve"> </w:t>
+            </w:r>
+            <w:r>
+              <w:t xml:space="preserve">1.3.2,</w:t>
+            </w:r>
+            <w:r>
+              <w:t xml:space="preserve"> </w:t>
+            </w:r>
+            <w:r>
+              <w:rPr>
+                <w:rStyle w:val="VerbatimChar"/>
+              </w:rPr>
+              <w:t xml:space="preserve">ggsci</w:t>
+            </w:r>
+            <w:r>
+              <w:t xml:space="preserve"> </w:t>
+            </w:r>
+            <w:r>
+              <w:t xml:space="preserve">4.2.0,</w:t>
+            </w:r>
+            <w:r>
+              <w:t xml:space="preserve"> </w:t>
+            </w:r>
+            <w:r>
+              <w:rPr>
+                <w:rStyle w:val="VerbatimChar"/>
+              </w:rPr>
+              <w:t xml:space="preserve">scales</w:t>
+            </w:r>
+            <w:r>
+              <w:t xml:space="preserve"> </w:t>
+            </w:r>
+            <w:r>
+              <w:t xml:space="preserve">1.4.0</w:t>
+            </w:r>
+          </w:p>
+        </w:tc>
+      </w:tr>
+    </w:tbl>
+    <w:p>
+      <w:pPr>
+        <w:pStyle w:val="BodyText"/>
+      </w:pPr>
+      <w:r>
+        <w:t xml:space="preserve">The portal-study sweep (Figure 3, Table 1) was instead executed on</w:t>
+      </w:r>
+      <w:r>
+        <w:t xml:space="preserve"> </w:t>
+      </w:r>
+      <w:r>
+        <w:t xml:space="preserve">the St. Jude HPC cluster (LSF, Red Hat 8 nodes, R 4.2.2 module).</w:t>
+      </w:r>
+      <w:r>
+        <w:t xml:space="preserve"> </w:t>
+      </w:r>
+      <w:r>
+        <w:t xml:space="preserve">Per-study tasks were dispatched via</w:t>
+      </w:r>
+      <w:r>
+        <w:t xml:space="preserve"> </w:t>
+      </w:r>
+      <w:r>
+        <w:rPr>
+          <w:rStyle w:val="VerbatimChar"/>
+        </w:rPr>
+        <w:t xml:space="preserve">paper/portal/portal_studies_hpc.sh</w:t>
+      </w:r>
+      <w:r>
+        <w:t xml:space="preserve"> </w:t>
+      </w:r>
+      <w:r>
+        <w:t xml:space="preserve">across a 2–4 queue list</w:t>
+      </w:r>
+      <w:r>
+        <w:t xml:space="preserve"> </w:t>
+      </w:r>
+      <w:r>
+        <w:t xml:space="preserve">(</w:t>
+      </w:r>
+      <w:r>
+        <w:rPr>
+          <w:rStyle w:val="VerbatimChar"/>
+        </w:rPr>
+        <w:t xml:space="preserve">standard</w:t>
+      </w:r>
+      <w:r>
+        <w:t xml:space="preserve">,</w:t>
+      </w:r>
+      <w:r>
+        <w:t xml:space="preserve"> </w:t>
+      </w:r>
+      <w:r>
+        <w:rPr>
+          <w:rStyle w:val="VerbatimChar"/>
+        </w:rPr>
+        <w:t xml:space="preserve">priority</w:t>
+      </w:r>
+      <w:r>
+        <w:t xml:space="preserve">, optionally</w:t>
+      </w:r>
+      <w:r>
+        <w:t xml:space="preserve"> </w:t>
+      </w:r>
+      <w:r>
+        <w:rPr>
+          <w:rStyle w:val="VerbatimChar"/>
+        </w:rPr>
+        <w:t xml:space="preserve">large_mem</w:t>
+      </w:r>
+      <w:r>
+        <w:t xml:space="preserve"> </w:t>
+      </w:r>
+      <w:r>
+        <w:t xml:space="preserve">/</w:t>
+      </w:r>
+      <w:r>
+        <w:t xml:space="preserve"> </w:t>
+      </w:r>
+      <w:r>
+        <w:rPr>
+          <w:rStyle w:val="VerbatimChar"/>
+        </w:rPr>
+        <w:t xml:space="preserve">superdome</w:t>
+      </w:r>
+      <w:r>
+        <w:t xml:space="preserve">);</w:t>
+      </w:r>
+      <w:r>
+        <w:t xml:space="preserve"> </w:t>
+      </w:r>
+      <w:r>
+        <w:t xml:space="preserve">memory requests were sized per the heuristic in</w:t>
+      </w:r>
+      <w:r>
+        <w:t xml:space="preserve"> </w:t>
+      </w:r>
+      <w:r>
+        <w:rPr>
+          <w:rStyle w:val="VerbatimChar"/>
+        </w:rPr>
+        <w:t xml:space="preserve">paper/README.md</w:t>
+      </w:r>
+      <w:r>
+        <w:t xml:space="preserve"> </w:t>
+      </w:r>
+      <w:r>
+        <w:t xml:space="preserve">(peak ≈ 1–3×</w:t>
+      </w:r>
+      <w:r>
+        <w:t xml:space="preserve"> </w:t>
+      </w:r>
+      <w:r>
+        <w:rPr>
+          <w:rStyle w:val="VerbatimChar"/>
+        </w:rPr>
+        <w:t xml:space="preserve">expression.rds</w:t>
+      </w:r>
+      <w:r>
+        <w:t xml:space="preserve"> </w:t>
+      </w:r>
+      <w:r>
+        <w:t xml:space="preserve">size, up to 10× for</w:t>
+      </w:r>
+      <w:r>
+        <w:t xml:space="preserve"> </w:t>
+      </w:r>
+      <w:r>
+        <w:t xml:space="preserve">dense-stored matrices), ranging from</w:t>
+      </w:r>
+      <w:r>
+        <w:t xml:space="preserve"> </w:t>
+      </w:r>
+      <w:r>
+        <w:rPr>
+          <w:rStyle w:val="VerbatimChar"/>
+        </w:rPr>
+        <w:t xml:space="preserve">--mem 8000</w:t>
+      </w:r>
+      <w:r>
+        <w:t xml:space="preserve"> </w:t>
+      </w:r>
+      <w:r>
+        <w:t xml:space="preserve">for the ground-</w:t>
+      </w:r>
+      <w:r>
+        <w:t xml:space="preserve"> </w:t>
+      </w:r>
+      <w:r>
+        <w:t xml:space="preserve">truth set to</w:t>
+      </w:r>
+      <w:r>
+        <w:t xml:space="preserve"> </w:t>
+      </w:r>
+      <w:r>
+        <w:rPr>
+          <w:rStyle w:val="VerbatimChar"/>
+        </w:rPr>
+        <w:t xml:space="preserve">--mem 96000 --wall 24:00</w:t>
+      </w:r>
+      <w:r>
+        <w:t xml:space="preserve"> </w:t>
+      </w:r>
+      <w:r>
+        <w:t xml:space="preserve">for ATRT. All driver</w:t>
+      </w:r>
+      <w:r>
+        <w:t xml:space="preserve"> </w:t>
+      </w:r>
+      <w:r>
+        <w:t xml:space="preserve">scripts and bsub submission wrappers are versioned under</w:t>
+      </w:r>
+      <w:r>
+        <w:t xml:space="preserve"> </w:t>
+      </w:r>
+      <w:r>
+        <w:rPr>
+          <w:rStyle w:val="VerbatimChar"/>
+        </w:rPr>
+        <w:t xml:space="preserve">paper/portal/</w:t>
+      </w:r>
+      <w:r>
+        <w:t xml:space="preserve">.</w:t>
+      </w:r>
+    </w:p>
     <w:p>
       <w:pPr>
         <w:pStyle w:val="BodyText"/>
@@ -2748,18 +3417,18 @@
           <wp:inline>
             <wp:extent cx="3810000" cy="2540000"/>
             <wp:effectExtent b="0" l="0" r="0" t="0"/>
-            <wp:docPr descr="" title="" id="26" name="Picture"/>
+            <wp:docPr descr="" title="" id="27" name="Picture"/>
             <a:graphic>
               <a:graphicData uri="http://schemas.openxmlformats.org/drawingml/2006/picture">
                 <pic:pic>
                   <pic:nvPicPr>
-                    <pic:cNvPr descr="figures/figure2.pdf" id="27" name="Picture"/>
+                    <pic:cNvPr descr="figures/figure2.pdf" id="28" name="Picture"/>
                     <pic:cNvPicPr>
                       <a:picLocks noChangeArrowheads="1" noChangeAspect="1"/>
                     </pic:cNvPicPr>
                   </pic:nvPicPr>
                   <pic:blipFill>
-                    <a:blip r:embed="rId25"/>
+                    <a:blip r:embed="rId26"/>
                     <a:stretch>
                       <a:fillRect/>
                     </a:stretch>
@@ -3343,18 +4012,18 @@
           <wp:inline>
             <wp:extent cx="3810000" cy="2540000"/>
             <wp:effectExtent b="0" l="0" r="0" t="0"/>
-            <wp:docPr descr="" title="" id="29" name="Picture"/>
+            <wp:docPr descr="" title="" id="30" name="Picture"/>
             <a:graphic>
               <a:graphicData uri="http://schemas.openxmlformats.org/drawingml/2006/picture">
                 <pic:pic>
                   <pic:nvPicPr>
-                    <pic:cNvPr descr="figures/figure3.pdf" id="30" name="Picture"/>
+                    <pic:cNvPr descr="figures/figure3.pdf" id="31" name="Picture"/>
                     <pic:cNvPicPr>
                       <a:picLocks noChangeArrowheads="1" noChangeAspect="1"/>
                     </pic:cNvPicPr>
                   </pic:nvPicPr>
                   <pic:blipFill>
-                    <a:blip r:embed="rId28"/>
+                    <a:blip r:embed="rId29"/>
                     <a:stretch>
                       <a:fillRect/>
                     </a:stretch>
@@ -3784,9 +4453,9 @@
         <w:t xml:space="preserve">).</w:t>
       </w:r>
     </w:p>
-    <w:bookmarkEnd w:id="31"/>
     <w:bookmarkEnd w:id="32"/>
-    <w:bookmarkStart w:id="37" w:name="results-and-discussion"/>
+    <w:bookmarkEnd w:id="33"/>
+    <w:bookmarkStart w:id="38" w:name="results-and-discussion"/>
     <w:p>
       <w:pPr>
         <w:pStyle w:val="Heading2"/>
@@ -3795,7 +4464,7 @@
         <w:t xml:space="preserve">4 Results and discussion</w:t>
       </w:r>
     </w:p>
-    <w:bookmarkStart w:id="33" w:name="bundle-scaling-1"/>
+    <w:bookmarkStart w:id="34" w:name="bundle-scaling-1"/>
     <w:p>
       <w:pPr>
         <w:pStyle w:val="Heading3"/>
@@ -3988,8 +4657,8 @@
         <w:t xml:space="preserve">uncompressed).</w:t>
       </w:r>
     </w:p>
-    <w:bookmarkEnd w:id="33"/>
-    <w:bookmarkStart w:id="34" w:name="multi-study-discovery-scaling-1"/>
+    <w:bookmarkEnd w:id="34"/>
+    <w:bookmarkStart w:id="35" w:name="multi-study-discovery-scaling-1"/>
     <w:p>
       <w:pPr>
         <w:pStyle w:val="Heading3"/>
@@ -4150,8 +4819,8 @@
         <w:t xml:space="preserve">(sub-200 ms).</w:t>
       </w:r>
     </w:p>
-    <w:bookmarkEnd w:id="34"/>
-    <w:bookmarkStart w:id="35" w:name="real-portal-study-sweep-1"/>
+    <w:bookmarkEnd w:id="35"/>
+    <w:bookmarkStart w:id="36" w:name="real-portal-study-sweep-1"/>
     <w:p>
       <w:pPr>
         <w:pStyle w:val="Heading3"/>
@@ -4475,8 +5144,8 @@
         <w:t xml:space="preserve">+ shard tree.</w:t>
       </w:r>
     </w:p>
-    <w:bookmarkEnd w:id="35"/>
-    <w:bookmarkStart w:id="36" w:name="cost-of-data-preparation"/>
+    <w:bookmarkEnd w:id="36"/>
+    <w:bookmarkStart w:id="37" w:name="cost-of-data-preparation"/>
     <w:p>
       <w:pPr>
         <w:pStyle w:val="Heading3"/>
@@ -4720,9 +5389,9 @@
         </w:pict>
       </w:r>
     </w:p>
-    <w:bookmarkEnd w:id="36"/>
     <w:bookmarkEnd w:id="37"/>
-    <w:bookmarkStart w:id="38" w:name="acknowledgements"/>
+    <w:bookmarkEnd w:id="38"/>
+    <w:bookmarkStart w:id="39" w:name="acknowledgements"/>
     <w:p>
       <w:pPr>
         <w:pStyle w:val="Heading2"/>
@@ -4757,8 +5426,8 @@
         <w:t xml:space="preserve">mirrors.</w:t>
       </w:r>
     </w:p>
-    <w:bookmarkEnd w:id="38"/>
-    <w:bookmarkStart w:id="39" w:name="funding"/>
+    <w:bookmarkEnd w:id="39"/>
+    <w:bookmarkStart w:id="40" w:name="funding"/>
     <w:p>
       <w:pPr>
         <w:pStyle w:val="Heading2"/>
@@ -4781,8 +5450,8 @@
         <w:t xml:space="preserve">Developmental Fund and the National Institutes of Health.</w:t>
       </w:r>
     </w:p>
-    <w:bookmarkEnd w:id="39"/>
-    <w:bookmarkStart w:id="41" w:name="references"/>
+    <w:bookmarkEnd w:id="40"/>
+    <w:bookmarkStart w:id="42" w:name="references"/>
     <w:p>
       <w:pPr>
         <w:pStyle w:val="Heading2"/>
@@ -4987,7 +5656,7 @@
       <w:r>
         <w:t xml:space="preserve"> </w:t>
       </w:r>
-      <w:hyperlink r:id="rId40">
+      <w:hyperlink r:id="rId41">
         <w:r>
           <w:rPr>
             <w:rStyle w:val="Hyperlink"/>
@@ -5008,8 +5677,8 @@
         <w:t xml:space="preserve">The HDF5 Group. (2023) HDF5 / hdf5r.</w:t>
       </w:r>
     </w:p>
-    <w:bookmarkEnd w:id="41"/>
     <w:bookmarkEnd w:id="42"/>
+    <w:bookmarkEnd w:id="43"/>
     <w:sectPr>
       <w:footnotePr>
         <w:numRestart w:val="eachSect"/>

--- a/paper/scminer-viewer.docx
+++ b/paper/scminer-viewer.docx
@@ -405,13 +405,13 @@
         <w:t xml:space="preserve"> </w:t>
       </w:r>
       <w:r>
-        <w:t xml:space="preserve">pipeline applied to the 27 public scMINER Portal studies reproduces</w:t>
-      </w:r>
-      <w:r>
-        <w:t xml:space="preserve"> </w:t>
-      </w:r>
-      <w:r>
-        <w:t xml:space="preserve">those properties at production scale (124 – 138 268 cells; bundle</w:t>
+        <w:t xml:space="preserve">pipeline applied to the 28 public scMINER Portal studies reproduces</w:t>
+      </w:r>
+      <w:r>
+        <w:t xml:space="preserve"> </w:t>
+      </w:r>
+      <w:r>
+        <w:t xml:space="preserve">those properties at production scale (124 – 647 366 cells; bundle</w:t>
       </w:r>
       <w:r>
         <w:t xml:space="preserve"> </w:t>
@@ -2558,7 +2558,7 @@
           <w:b/>
           <w:bCs/>
         </w:rPr>
-        <w:t xml:space="preserve">27 public studies hosted on the live scMINER Portal</w:t>
+        <w:t xml:space="preserve">28 public studies hosted on the live scMINER Portal</w:t>
       </w:r>
       <w:r>
         <w:t xml:space="preserve"> </w:t>
@@ -2587,13 +2587,13 @@
         <w:t xml:space="preserve"> </w:t>
       </w:r>
       <w:r>
-        <w:t xml:space="preserve">Chung, Klein, …) to a 138 268-cell × 18 274-gene ATRT cohort</w:t>
-      </w:r>
-      <w:r>
-        <w:t xml:space="preserve"> </w:t>
-      </w:r>
-      <w:r>
-        <w:t xml:space="preserve">(study 2333) — and include the full mix of expression-only and</w:t>
+        <w:t xml:space="preserve">Chung, Klein, …) to a 647 366-cell × 24 929-gene Covid650k cohort</w:t>
+      </w:r>
+      <w:r>
+        <w:t xml:space="preserve"> </w:t>
+      </w:r>
+      <w:r>
+        <w:t xml:space="preserve">(study 2317) — and include the full mix of expression-only and</w:t>
       </w:r>
       <w:r>
         <w:t xml:space="preserve"> </w:t>
@@ -2833,7 +2833,7 @@
         <w:t xml:space="preserve"> </w:t>
       </w:r>
       <w:r>
-        <w:t xml:space="preserve">(27 rows, all</w:t>
+        <w:t xml:space="preserve">(28 rows, all</w:t>
       </w:r>
       <w:r>
         <w:t xml:space="preserve"> </w:t>
@@ -3994,7 +3994,7 @@
         <w:t xml:space="preserve"> </w:t>
       </w:r>
       <w:r>
-        <w:t xml:space="preserve">per-study breakdown for the 27 real portal studies underlying</w:t>
+        <w:t xml:space="preserve">per-study breakdown for the 28 real portal studies underlying</w:t>
       </w:r>
       <w:r>
         <w:t xml:space="preserve"> </w:t>
@@ -4069,7 +4069,7 @@
           <w:i/>
           <w:iCs/>
         </w:rPr>
-        <w:t xml:space="preserve">scMINER Viewer on the 27 real portal studies.</w:t>
+        <w:t xml:space="preserve">scMINER Viewer on the 28 real portal studies.</w:t>
       </w:r>
       <w:r>
         <w:t xml:space="preserve"> </w:t>
@@ -4326,7 +4326,7 @@
         <w:t xml:space="preserve"> </w:t>
       </w:r>
       <w:r>
-        <w:t xml:space="preserve">latency versus gene count — a 30× range (38 – 1 249 ms) driven</w:t>
+        <w:t xml:space="preserve">latency versus gene count — a 130× range (39 – 5 234 ms) driven</w:t>
       </w:r>
       <w:r>
         <w:t xml:space="preserve"> </w:t>
@@ -4834,7 +4834,7 @@
         <w:pStyle w:val="FirstParagraph"/>
       </w:pPr>
       <w:r>
-        <w:t xml:space="preserve">The same end-to-end pipeline applied to the 27 public scMINER Portal</w:t>
+        <w:t xml:space="preserve">The same end-to-end pipeline applied to the 28 public scMINER Portal</w:t>
       </w:r>
       <w:r>
         <w:t xml:space="preserve"> </w:t>
@@ -4894,13 +4894,13 @@
         <w:t xml:space="preserve"> </w:t>
       </w:r>
       <w:r>
-        <w:t xml:space="preserve">9 672 MB. The single largest study (ATRT / 2333: 138 268 cells ×</w:t>
-      </w:r>
-      <w:r>
-        <w:t xml:space="preserve"> </w:t>
-      </w:r>
-      <w:r>
-        <w:t xml:space="preserve">18 274 genes, 24 GB on-disk input rds) bundles into a 105.8 MB</w:t>
+        <w:t xml:space="preserve">9 672 MB. The single largest study by cell count (Covid650k / 2317:</w:t>
+      </w:r>
+      <w:r>
+        <w:t xml:space="preserve"> </w:t>
+      </w:r>
+      <w:r>
+        <w:t xml:space="preserve">647 366 cells × 24 929 genes) bundles into an 83 MB</w:t>
       </w:r>
       <w:r>
         <w:t xml:space="preserve"> </w:t>
@@ -4915,13 +4915,46 @@
         <w:t xml:space="preserve"> </w:t>
       </w:r>
       <w:r>
-        <w:t xml:space="preserve">plus a 3 GB shard tree — a 7× compression of the</w:t>
-      </w:r>
-      <w:r>
-        <w:t xml:space="preserve"> </w:t>
-      </w:r>
-      <w:r>
-        <w:t xml:space="preserve">total input footprint into the served format (Figure 3A, F).</w:t>
+        <w:t xml:space="preserve">plus an 8 GB shard tree, and the largest by on-disk input</w:t>
+      </w:r>
+      <w:r>
+        <w:t xml:space="preserve"> </w:t>
+      </w:r>
+      <w:r>
+        <w:t xml:space="preserve">(ATRT / 2333: 138 268 cells × 18 274 genes, 24 GB on-disk input rds)</w:t>
+      </w:r>
+      <w:r>
+        <w:t xml:space="preserve"> </w:t>
+      </w:r>
+      <w:r>
+        <w:t xml:space="preserve">bundles into a 106 MB</w:t>
+      </w:r>
+      <w:r>
+        <w:t xml:space="preserve"> </w:t>
+      </w:r>
+      <w:r>
+        <w:rPr>
+          <w:rStyle w:val="VerbatimChar"/>
+        </w:rPr>
+        <w:t xml:space="preserve">.scminer.h5</w:t>
+      </w:r>
+      <w:r>
+        <w:t xml:space="preserve"> </w:t>
+      </w:r>
+      <w:r>
+        <w:t xml:space="preserve">plus a 3 GB shard tree — a 7×</w:t>
+      </w:r>
+      <w:r>
+        <w:t xml:space="preserve"> </w:t>
+      </w:r>
+      <w:r>
+        <w:t xml:space="preserve">compression of the total input footprint into the served format</w:t>
+      </w:r>
+      <w:r>
+        <w:t xml:space="preserve"> </w:t>
+      </w:r>
+      <w:r>
+        <w:t xml:space="preserve">(Figure 3A, F).</w:t>
       </w:r>
     </w:p>
     <w:p>
@@ -4933,37 +4966,31 @@
           <w:b/>
           <w:bCs/>
         </w:rPr>
-        <w:t xml:space="preserve">Cold-start latency stays sub-second on most studies.</w:t>
-      </w:r>
-      <w:r>
-        <w:t xml:space="preserve"> </w:t>
-      </w:r>
-      <w:r>
-        <w:t xml:space="preserve">22 of 27</w:t>
-      </w:r>
-      <w:r>
-        <w:t xml:space="preserve"> </w:t>
-      </w:r>
-      <w:r>
-        <w:t xml:space="preserve">studies load in under 1 s; the four 100 k+ cell studies (Covid97k,</w:t>
-      </w:r>
-      <w:r>
-        <w:t xml:space="preserve"> </w:t>
-      </w:r>
-      <w:r>
-        <w:t xml:space="preserve">Covid650k, study 2338, GSE155446 / 2332) climb to 5 – 15 s, still</w:t>
-      </w:r>
-      <w:r>
-        <w:t xml:space="preserve"> </w:t>
-      </w:r>
-      <w:r>
-        <w:t xml:space="preserve">dominated by HDF5 metadata reads rather than matrix decoding</w:t>
-      </w:r>
-      <w:r>
-        <w:t xml:space="preserve"> </w:t>
-      </w:r>
-      <w:r>
-        <w:t xml:space="preserve">(Figure 3D).</w:t>
+        <w:t xml:space="preserve">Cold-start latency stays sub-second on the majority of studies.</w:t>
+      </w:r>
+      <w:r>
+        <w:t xml:space="preserve"> </w:t>
+      </w:r>
+      <w:r>
+        <w:t xml:space="preserve">15 of 28 studies load in under 1 s; the remaining 13 climb to</w:t>
+      </w:r>
+      <w:r>
+        <w:t xml:space="preserve"> </w:t>
+      </w:r>
+      <w:r>
+        <w:t xml:space="preserve">1 – 15 s, dominated by HDF5 metadata reads rather than matrix</w:t>
+      </w:r>
+      <w:r>
+        <w:t xml:space="preserve"> </w:t>
+      </w:r>
+      <w:r>
+        <w:t xml:space="preserve">decoding (Figure 3D) — and the 100 k+ cell Covid650k still loads in</w:t>
+      </w:r>
+      <w:r>
+        <w:t xml:space="preserve"> </w:t>
+      </w:r>
+      <w:r>
+        <w:t xml:space="preserve">under 2 s.</w:t>
       </w:r>
       <w:r>
         <w:t xml:space="preserve"> </w:t>
@@ -4979,37 +5006,43 @@
         <w:t xml:space="preserve"> </w:t>
       </w:r>
       <w:r>
-        <w:t xml:space="preserve">scales with the per-shard</w:t>
-      </w:r>
-      <w:r>
-        <w:t xml:space="preserve"> </w:t>
-      </w:r>
-      <w:r>
-        <w:t xml:space="preserve">cell count: 38 ms median at the small end (124-cell ground-truth</w:t>
-      </w:r>
-      <w:r>
-        <w:t xml:space="preserve"> </w:t>
-      </w:r>
-      <w:r>
-        <w:t xml:space="preserve">studies) up to 1 249 ms median on ATRT (Figure 3E). The 25-th to</w:t>
-      </w:r>
-      <w:r>
-        <w:t xml:space="preserve"> </w:t>
-      </w:r>
-      <w:r>
-        <w:t xml:space="preserve">75-th percentile of fetch latency across the 27-study set is</w:t>
-      </w:r>
-      <w:r>
-        <w:t xml:space="preserve"> </w:t>
-      </w:r>
-      <w:r>
-        <w:t xml:space="preserve">50 – 200 ms — well inside an interactive-feel threshold for a Shiny</w:t>
-      </w:r>
-      <w:r>
-        <w:t xml:space="preserve"> </w:t>
-      </w:r>
-      <w:r>
-        <w:t xml:space="preserve">app even on the largest production studies.</w:t>
+        <w:t xml:space="preserve">scales with the per-shard cell</w:t>
+      </w:r>
+      <w:r>
+        <w:t xml:space="preserve"> </w:t>
+      </w:r>
+      <w:r>
+        <w:t xml:space="preserve">count: 39 ms median at the small end (124-cell ground-truth studies)</w:t>
+      </w:r>
+      <w:r>
+        <w:t xml:space="preserve"> </w:t>
+      </w:r>
+      <w:r>
+        <w:t xml:space="preserve">up to 5 234 ms median on the 647 K-cell Covid650k (Figure 3E). The</w:t>
+      </w:r>
+      <w:r>
+        <w:t xml:space="preserve"> </w:t>
+      </w:r>
+      <w:r>
+        <w:t xml:space="preserve">25-th to 75-th percentile of fetch latency across the 28-study set</w:t>
+      </w:r>
+      <w:r>
+        <w:t xml:space="preserve"> </w:t>
+      </w:r>
+      <w:r>
+        <w:t xml:space="preserve">is 53 – 386 ms — well inside an interactive-feel threshold for a</w:t>
+      </w:r>
+      <w:r>
+        <w:t xml:space="preserve"> </w:t>
+      </w:r>
+      <w:r>
+        <w:t xml:space="preserve">Shiny app even on the larger production studies; only the single</w:t>
+      </w:r>
+      <w:r>
+        <w:t xml:space="preserve"> </w:t>
+      </w:r>
+      <w:r>
+        <w:t xml:space="preserve">647 K-cell outlier pushes into multi-second territory.</w:t>
       </w:r>
     </w:p>
     <w:p>
@@ -5048,31 +5081,31 @@
         <w:t xml:space="preserve"> </w:t>
       </w:r>
       <w:r>
-        <w:t xml:space="preserve">synthetic-sweep scaling (Figure 3B, C). The 5-minute to 17-hour range</w:t>
-      </w:r>
-      <w:r>
-        <w:t xml:space="preserve"> </w:t>
-      </w:r>
-      <w:r>
-        <w:t xml:space="preserve">across studies reflects the per-gene shard-write cost; peak R</w:t>
-      </w:r>
-      <w:r>
-        <w:t xml:space="preserve"> </w:t>
-      </w:r>
-      <w:r>
-        <w:t xml:space="preserve">working-set memory tops out at 49 GB on ATRT, set by the in-memory</w:t>
-      </w:r>
-      <w:r>
-        <w:t xml:space="preserve"> </w:t>
-      </w:r>
-      <w:r>
-        <w:t xml:space="preserve">dense expression matrix that some studies still ship (their rds is</w:t>
-      </w:r>
-      <w:r>
-        <w:t xml:space="preserve"> </w:t>
-      </w:r>
-      <w:r>
-        <w:t xml:space="preserve">a</w:t>
+        <w:t xml:space="preserve">synthetic-sweep scaling (Figure 3B, C). The 5-minute to 17-hour</w:t>
+      </w:r>
+      <w:r>
+        <w:t xml:space="preserve"> </w:t>
+      </w:r>
+      <w:r>
+        <w:t xml:space="preserve">range across studies reflects the per-gene shard-write cost; peak R</w:t>
+      </w:r>
+      <w:r>
+        <w:t xml:space="preserve"> </w:t>
+      </w:r>
+      <w:r>
+        <w:t xml:space="preserve">working-set memory tops out at 121 GB on Covid650k (study 2317),</w:t>
+      </w:r>
+      <w:r>
+        <w:t xml:space="preserve"> </w:t>
+      </w:r>
+      <w:r>
+        <w:t xml:space="preserve">set by the in-memory dense expression matrix that some studies still</w:t>
+      </w:r>
+      <w:r>
+        <w:t xml:space="preserve"> </w:t>
+      </w:r>
+      <w:r>
+        <w:t xml:space="preserve">ship (their rds is a</w:t>
       </w:r>
       <w:r>
         <w:t xml:space="preserve"> </w:t>
@@ -5114,7 +5147,13 @@
         <w:t xml:space="preserve"> </w:t>
       </w:r>
       <w:r>
-        <w:t xml:space="preserve">for a one-time fix). Because preparation is offline and one-time,</w:t>
+        <w:t xml:space="preserve">for a one-time fix). Because</w:t>
+      </w:r>
+      <w:r>
+        <w:t xml:space="preserve"> </w:t>
+      </w:r>
+      <w:r>
+        <w:t xml:space="preserve">preparation is offline and one-time,</w:t>
       </w:r>
       <w:r>
         <w:t xml:space="preserve"> </w:t>

--- a/paper/scminer-viewer.docx
+++ b/paper/scminer-viewer.docx
@@ -2,7 +2,7 @@
 <file path=word/document.xml><?xml version="1.0" encoding="utf-8"?>
 <w:document xmlns:w="http://schemas.openxmlformats.org/wordprocessingml/2006/main" xmlns:m="http://schemas.openxmlformats.org/officeDocument/2006/math" xmlns:r="http://schemas.openxmlformats.org/officeDocument/2006/relationships" xmlns:o="urn:schemas-microsoft-com:office:office" xmlns:v="urn:schemas-microsoft-com:vml" xmlns:w10="urn:schemas-microsoft-com:office:word" xmlns:a="http://schemas.openxmlformats.org/drawingml/2006/main" xmlns:pic="http://schemas.openxmlformats.org/drawingml/2006/picture" xmlns:wp="http://schemas.openxmlformats.org/drawingml/2006/wordprocessingDrawing">
   <w:body>
-    <w:bookmarkStart w:id="43" w:name="X123d5852c07e4d0b19a55fd231641be423e39f6"/>
+    <w:bookmarkStart w:id="48" w:name="X123d5852c07e4d0b19a55fd231641be423e39f6"/>
     <w:p>
       <w:pPr>
         <w:pStyle w:val="Heading1"/>
@@ -5490,13 +5490,22 @@
       </w:r>
     </w:p>
     <w:bookmarkEnd w:id="40"/>
-    <w:bookmarkStart w:id="42" w:name="references"/>
+    <w:bookmarkStart w:id="47" w:name="references"/>
     <w:p>
       <w:pPr>
         <w:pStyle w:val="Heading2"/>
       </w:pPr>
       <w:r>
         <w:t xml:space="preserve">References</w:t>
+      </w:r>
+    </w:p>
+    <w:bookmarkStart w:id="41" w:name="methods-cited"/>
+    <w:p>
+      <w:pPr>
+        <w:pStyle w:val="Heading3"/>
+      </w:pPr>
+      <w:r>
+        <w:t xml:space="preserve">Methods cited</w:t>
       </w:r>
     </w:p>
     <w:p>
@@ -5629,22 +5638,64 @@
         <w:t xml:space="preserve">, 2165–2166.</w:t>
       </w:r>
     </w:p>
+    <w:bookmarkEnd w:id="41"/>
+    <w:bookmarkStart w:id="42" w:name="related-single-cell-browsers"/>
+    <w:p>
+      <w:pPr>
+        <w:pStyle w:val="Heading3"/>
+      </w:pPr>
+      <w:r>
+        <w:t xml:space="preserve">Related single-cell browsers</w:t>
+      </w:r>
+    </w:p>
     <w:p>
       <w:pPr>
         <w:pStyle w:val="Compact"/>
         <w:numPr>
           <w:ilvl w:val="0"/>
-          <w:numId w:val="1002"/>
+          <w:numId w:val="1003"/>
         </w:numPr>
       </w:pPr>
       <w:r>
-        <w:t xml:space="preserve">Wei T. (2024) ggsci: Scientific Journal and Sci-Fi Themed Color</w:t>
-      </w:r>
-      <w:r>
-        <w:t xml:space="preserve"> </w:t>
-      </w:r>
-      <w:r>
-        <w:t xml:space="preserve">Palettes for ggplot2. CRAN.</w:t>
+        <w:t xml:space="preserve">Ouyang J.F., Kamaraj U.S., Cao E.Y., Rackham O.J.L. (2021)</w:t>
+      </w:r>
+      <w:r>
+        <w:t xml:space="preserve"> </w:t>
+      </w:r>
+      <w:r>
+        <w:t xml:space="preserve">ShinyCell: simple and sharable visualisation of single-cell gene</w:t>
+      </w:r>
+      <w:r>
+        <w:t xml:space="preserve"> </w:t>
+      </w:r>
+      <w:r>
+        <w:t xml:space="preserve">expression data.</w:t>
+      </w:r>
+      <w:r>
+        <w:t xml:space="preserve"> </w:t>
+      </w:r>
+      <w:r>
+        <w:rPr>
+          <w:i/>
+          <w:iCs/>
+        </w:rPr>
+        <w:t xml:space="preserve">Bioinformatics</w:t>
+      </w:r>
+      <w:r>
+        <w:t xml:space="preserve">,</w:t>
+      </w:r>
+      <w:r>
+        <w:t xml:space="preserve"> </w:t>
+      </w:r>
+      <w:r>
+        <w:rPr>
+          <w:b/>
+          <w:bCs/>
+        </w:rPr>
+        <w:t xml:space="preserve">37</w:t>
+      </w:r>
+      <w:r>
+        <w:t xml:space="preserve">, 3374–3376.</w:t>
       </w:r>
     </w:p>
     <w:p>
@@ -5652,11 +5703,11 @@
         <w:pStyle w:val="Compact"/>
         <w:numPr>
           <w:ilvl w:val="0"/>
-          <w:numId w:val="1002"/>
+          <w:numId w:val="1003"/>
         </w:numPr>
       </w:pPr>
       <w:r>
-        <w:t xml:space="preserve">Chang W.</w:t>
+        <w:t xml:space="preserve">Megill C., Martin B., Weaver C.</w:t>
       </w:r>
       <w:r>
         <w:t xml:space="preserve"> </w:t>
@@ -5672,13 +5723,42 @@
         <w:t xml:space="preserve"> </w:t>
       </w:r>
       <w:r>
-        <w:t xml:space="preserve">(2024) Shiny: Web Application Framework for R.</w:t>
-      </w:r>
-      <w:r>
-        <w:t xml:space="preserve"> </w:t>
-      </w:r>
-      <w:r>
-        <w:t xml:space="preserve">CRAN.</w:t>
+        <w:t xml:space="preserve">(2021) cellxgene: a</w:t>
+      </w:r>
+      <w:r>
+        <w:t xml:space="preserve"> </w:t>
+      </w:r>
+      <w:r>
+        <w:t xml:space="preserve">performant, scalable exploration platform for high dimensional</w:t>
+      </w:r>
+      <w:r>
+        <w:t xml:space="preserve"> </w:t>
+      </w:r>
+      <w:r>
+        <w:t xml:space="preserve">sparse matrices.</w:t>
+      </w:r>
+      <w:r>
+        <w:t xml:space="preserve"> </w:t>
+      </w:r>
+      <w:r>
+        <w:rPr>
+          <w:i/>
+          <w:iCs/>
+        </w:rPr>
+        <w:t xml:space="preserve">bioRxiv</w:t>
+      </w:r>
+      <w:r>
+        <w:t xml:space="preserve">, 2021.04.05.438318.</w:t>
+      </w:r>
+    </w:p>
+    <w:bookmarkEnd w:id="42"/>
+    <w:bookmarkStart w:id="44" w:name="data-formats-and-core-libraries"/>
+    <w:p>
+      <w:pPr>
+        <w:pStyle w:val="Heading3"/>
+      </w:pPr>
+      <w:r>
+        <w:t xml:space="preserve">Data formats and core libraries</w:t>
       </w:r>
     </w:p>
     <w:p>
@@ -5686,16 +5766,313 @@
         <w:pStyle w:val="Compact"/>
         <w:numPr>
           <w:ilvl w:val="0"/>
-          <w:numId w:val="1002"/>
+          <w:numId w:val="1004"/>
         </w:numPr>
       </w:pPr>
       <w:r>
+        <w:t xml:space="preserve">The HDF5 Group. (2023) Hierarchical Data Format, version 5.</w:t>
+      </w:r>
+      <w:r>
+        <w:t xml:space="preserve"> </w:t>
+      </w:r>
+      <w:hyperlink r:id="rId43">
+        <w:r>
+          <w:rPr>
+            <w:rStyle w:val="Hyperlink"/>
+          </w:rPr>
+          <w:t xml:space="preserve">https://www.hdfgroup.org/HDF5/</w:t>
+        </w:r>
+      </w:hyperlink>
+    </w:p>
+    <w:p>
+      <w:pPr>
+        <w:pStyle w:val="Compact"/>
+        <w:numPr>
+          <w:ilvl w:val="0"/>
+          <w:numId w:val="1004"/>
+        </w:numPr>
+      </w:pPr>
+      <w:r>
+        <w:t xml:space="preserve">Collette A. (2014)</w:t>
+      </w:r>
+      <w:r>
+        <w:t xml:space="preserve"> </w:t>
+      </w:r>
+      <w:r>
+        <w:rPr>
+          <w:i/>
+          <w:iCs/>
+        </w:rPr>
+        <w:t xml:space="preserve">Python and HDF5</w:t>
+      </w:r>
+      <w:r>
+        <w:t xml:space="preserve">. O’Reilly. (</w:t>
+      </w:r>
+      <w:r>
+        <w:rPr>
+          <w:rStyle w:val="VerbatimChar"/>
+        </w:rPr>
+        <w:t xml:space="preserve">h5py</w:t>
+      </w:r>
+      <w:r>
+        <w:t xml:space="preserve"> </w:t>
+      </w:r>
+      <w:r>
+        <w:t xml:space="preserve">Python bindings.)</w:t>
+      </w:r>
+    </w:p>
+    <w:p>
+      <w:pPr>
+        <w:pStyle w:val="Compact"/>
+        <w:numPr>
+          <w:ilvl w:val="0"/>
+          <w:numId w:val="1004"/>
+        </w:numPr>
+      </w:pPr>
+      <w:r>
+        <w:t xml:space="preserve">Virshup I., Rybakov S., Theis F.J., Angerer P., Wolf F.A. (2024)</w:t>
+      </w:r>
+      <w:r>
+        <w:t xml:space="preserve"> </w:t>
+      </w:r>
+      <w:r>
+        <w:t xml:space="preserve">anndata: access and store annotated data matrices.</w:t>
+      </w:r>
+      <w:r>
+        <w:t xml:space="preserve"> </w:t>
+      </w:r>
+      <w:r>
+        <w:rPr>
+          <w:i/>
+          <w:iCs/>
+        </w:rPr>
+        <w:t xml:space="preserve">Journal of Open Source Software</w:t>
+      </w:r>
+      <w:r>
+        <w:t xml:space="preserve">,</w:t>
+      </w:r>
+      <w:r>
+        <w:t xml:space="preserve"> </w:t>
+      </w:r>
+      <w:r>
+        <w:rPr>
+          <w:b/>
+          <w:bCs/>
+        </w:rPr>
+        <w:t xml:space="preserve">9</w:t>
+      </w:r>
+      <w:r>
+        <w:t xml:space="preserve"> </w:t>
+      </w:r>
+      <w:r>
+        <w:t xml:space="preserve">(101), 4371.</w:t>
+      </w:r>
+    </w:p>
+    <w:p>
+      <w:pPr>
+        <w:pStyle w:val="Compact"/>
+        <w:numPr>
+          <w:ilvl w:val="0"/>
+          <w:numId w:val="1004"/>
+        </w:numPr>
+      </w:pPr>
+      <w:r>
+        <w:t xml:space="preserve">Gentleman R.C., Carey V.J., Bates D.M.</w:t>
+      </w:r>
+      <w:r>
+        <w:t xml:space="preserve"> </w:t>
+      </w:r>
+      <w:r>
+        <w:rPr>
+          <w:i/>
+          <w:iCs/>
+        </w:rPr>
+        <w:t xml:space="preserve">et al.</w:t>
+      </w:r>
+      <w:r>
+        <w:t xml:space="preserve"> </w:t>
+      </w:r>
+      <w:r>
+        <w:t xml:space="preserve">(2004) Bioconductor:</w:t>
+      </w:r>
+      <w:r>
+        <w:t xml:space="preserve"> </w:t>
+      </w:r>
+      <w:r>
+        <w:t xml:space="preserve">open software development for computational biology and</w:t>
+      </w:r>
+      <w:r>
+        <w:t xml:space="preserve"> </w:t>
+      </w:r>
+      <w:r>
+        <w:t xml:space="preserve">bioinformatics.</w:t>
+      </w:r>
+      <w:r>
+        <w:t xml:space="preserve"> </w:t>
+      </w:r>
+      <w:r>
+        <w:rPr>
+          <w:i/>
+          <w:iCs/>
+        </w:rPr>
+        <w:t xml:space="preserve">Genome Biology</w:t>
+      </w:r>
+      <w:r>
+        <w:t xml:space="preserve">,</w:t>
+      </w:r>
+      <w:r>
+        <w:t xml:space="preserve"> </w:t>
+      </w:r>
+      <w:r>
+        <w:rPr>
+          <w:b/>
+          <w:bCs/>
+        </w:rPr>
+        <w:t xml:space="preserve">5</w:t>
+      </w:r>
+      <w:r>
+        <w:t xml:space="preserve">, R80. (Source of the</w:t>
+      </w:r>
+      <w:r>
+        <w:t xml:space="preserve"> </w:t>
+      </w:r>
+      <w:r>
+        <w:rPr>
+          <w:rStyle w:val="VerbatimChar"/>
+        </w:rPr>
+        <w:t xml:space="preserve">Biobase</w:t>
+      </w:r>
+      <w:r>
+        <w:t xml:space="preserve"> </w:t>
+      </w:r>
+      <w:r>
+        <w:rPr>
+          <w:rStyle w:val="VerbatimChar"/>
+        </w:rPr>
+        <w:t xml:space="preserve">ExpressionSet</w:t>
+      </w:r>
+      <w:r>
+        <w:t xml:space="preserve"> </w:t>
+      </w:r>
+      <w:r>
+        <w:t xml:space="preserve">class consumed by the R</w:t>
+      </w:r>
+      <w:r>
+        <w:t xml:space="preserve"> </w:t>
+      </w:r>
+      <w:r>
+        <w:rPr>
+          <w:rStyle w:val="VerbatimChar"/>
+        </w:rPr>
+        <w:t xml:space="preserve">prepare_study()</w:t>
+      </w:r>
+      <w:r>
+        <w:t xml:space="preserve">.)</w:t>
+      </w:r>
+    </w:p>
+    <w:p>
+      <w:pPr>
+        <w:pStyle w:val="Compact"/>
+        <w:numPr>
+          <w:ilvl w:val="0"/>
+          <w:numId w:val="1004"/>
+        </w:numPr>
+      </w:pPr>
+      <w:r>
+        <w:t xml:space="preserve">Bates D., Maechler M. (2024) Matrix: Sparse and Dense Matrix</w:t>
+      </w:r>
+      <w:r>
+        <w:t xml:space="preserve"> </w:t>
+      </w:r>
+      <w:r>
+        <w:t xml:space="preserve">Classes and Methods.</w:t>
+      </w:r>
+      <w:r>
+        <w:t xml:space="preserve"> </w:t>
+      </w:r>
+      <w:r>
+        <w:rPr>
+          <w:i/>
+          <w:iCs/>
+        </w:rPr>
+        <w:t xml:space="preserve">R package version 1.7-x</w:t>
+      </w:r>
+      <w:r>
+        <w:t xml:space="preserve">. CRAN.</w:t>
+      </w:r>
+    </w:p>
+    <w:bookmarkEnd w:id="44"/>
+    <w:bookmarkStart w:id="46" w:name="web-frameworks-and-plotting"/>
+    <w:p>
+      <w:pPr>
+        <w:pStyle w:val="Heading3"/>
+      </w:pPr>
+      <w:r>
+        <w:t xml:space="preserve">Web frameworks and plotting</w:t>
+      </w:r>
+    </w:p>
+    <w:p>
+      <w:pPr>
+        <w:pStyle w:val="Compact"/>
+        <w:numPr>
+          <w:ilvl w:val="0"/>
+          <w:numId w:val="1005"/>
+        </w:numPr>
+      </w:pPr>
+      <w:r>
+        <w:t xml:space="preserve">Chang W., Cheng J., Allaire J.J.</w:t>
+      </w:r>
+      <w:r>
+        <w:t xml:space="preserve"> </w:t>
+      </w:r>
+      <w:r>
+        <w:rPr>
+          <w:i/>
+          <w:iCs/>
+        </w:rPr>
+        <w:t xml:space="preserve">et al.</w:t>
+      </w:r>
+      <w:r>
+        <w:t xml:space="preserve"> </w:t>
+      </w:r>
+      <w:r>
+        <w:t xml:space="preserve">(2024) Shiny: Web</w:t>
+      </w:r>
+      <w:r>
+        <w:t xml:space="preserve"> </w:t>
+      </w:r>
+      <w:r>
+        <w:t xml:space="preserve">Application Framework for R.</w:t>
+      </w:r>
+      <w:r>
+        <w:t xml:space="preserve"> </w:t>
+      </w:r>
+      <w:r>
+        <w:rPr>
+          <w:i/>
+          <w:iCs/>
+        </w:rPr>
+        <w:t xml:space="preserve">R package</w:t>
+      </w:r>
+      <w:r>
+        <w:t xml:space="preserve">. CRAN.</w:t>
+      </w:r>
+    </w:p>
+    <w:p>
+      <w:pPr>
+        <w:pStyle w:val="Compact"/>
+        <w:numPr>
+          <w:ilvl w:val="0"/>
+          <w:numId w:val="1005"/>
+        </w:numPr>
+      </w:pPr>
+      <w:r>
         <w:t xml:space="preserve">Posit, PBC. (2024) Shiny for Python.</w:t>
       </w:r>
       <w:r>
         <w:t xml:space="preserve"> </w:t>
       </w:r>
-      <w:hyperlink r:id="rId41">
+      <w:hyperlink r:id="rId45">
         <w:r>
           <w:rPr>
             <w:rStyle w:val="Hyperlink"/>
@@ -5709,15 +6086,35 @@
         <w:pStyle w:val="Compact"/>
         <w:numPr>
           <w:ilvl w:val="0"/>
-          <w:numId w:val="1002"/>
+          <w:numId w:val="1005"/>
         </w:numPr>
       </w:pPr>
       <w:r>
-        <w:t xml:space="preserve">The HDF5 Group. (2023) HDF5 / hdf5r.</w:t>
-      </w:r>
-    </w:p>
-    <w:bookmarkEnd w:id="42"/>
-    <w:bookmarkEnd w:id="43"/>
+        <w:t xml:space="preserve">Wei T. (2024) ggsci: Scientific Journal and Sci-Fi Themed Colour</w:t>
+      </w:r>
+      <w:r>
+        <w:t xml:space="preserve"> </w:t>
+      </w:r>
+      <w:r>
+        <w:t xml:space="preserve">Palettes for ggplot2.</w:t>
+      </w:r>
+      <w:r>
+        <w:t xml:space="preserve"> </w:t>
+      </w:r>
+      <w:r>
+        <w:rPr>
+          <w:i/>
+          <w:iCs/>
+        </w:rPr>
+        <w:t xml:space="preserve">R package</w:t>
+      </w:r>
+      <w:r>
+        <w:t xml:space="preserve">. CRAN.</w:t>
+      </w:r>
+    </w:p>
+    <w:bookmarkEnd w:id="46"/>
+    <w:bookmarkEnd w:id="47"/>
+    <w:bookmarkEnd w:id="48"/>
     <w:sectPr>
       <w:footnotePr>
         <w:numRestart w:val="eachSect"/>
@@ -5938,6 +6335,15 @@
     <w:abstractNumId w:val="991"/>
   </w:num>
   <w:num w:numId="1002">
+    <w:abstractNumId w:val="991"/>
+  </w:num>
+  <w:num w:numId="1003">
+    <w:abstractNumId w:val="991"/>
+  </w:num>
+  <w:num w:numId="1004">
+    <w:abstractNumId w:val="991"/>
+  </w:num>
+  <w:num w:numId="1005">
     <w:abstractNumId w:val="991"/>
   </w:num>
 </w:numbering>

--- a/paper/scminer-viewer.docx
+++ b/paper/scminer-viewer.docx
@@ -3964,7 +3964,7 @@
         <w:rPr>
           <w:rStyle w:val="VerbatimChar"/>
         </w:rPr>
-        <w:t xml:space="preserve">paper/tables/figure1_scaling.md</w:t>
+        <w:t xml:space="preserve">paper/tables/figure2_scaling.md</w:t>
       </w:r>
       <w:r>
         <w:t xml:space="preserve">) lists per-configuration mean</w:t>
@@ -3985,7 +3985,7 @@
         <w:rPr>
           <w:rStyle w:val="VerbatimChar"/>
         </w:rPr>
-        <w:t xml:space="preserve">paper/tables/portal_studies.md</w:t>
+        <w:t xml:space="preserve">paper/tables/figure3_portal_studies.md</w:t>
       </w:r>
       <w:r>
         <w:t xml:space="preserve">) gives a comparable</w:t>
@@ -4447,7 +4447,7 @@
         <w:rPr>
           <w:rStyle w:val="VerbatimChar"/>
         </w:rPr>
-        <w:t xml:space="preserve">paper/tables/portal_studies.md</w:t>
+        <w:t xml:space="preserve">paper/tables/figure3_portal_studies.md</w:t>
       </w:r>
       <w:r>
         <w:t xml:space="preserve">).</w:t>

--- a/paper/scminer-viewer.docx
+++ b/paper/scminer-viewer.docx
@@ -2,7 +2,7 @@
 <file path=word/document.xml><?xml version="1.0" encoding="utf-8"?>
 <w:document xmlns:w="http://schemas.openxmlformats.org/wordprocessingml/2006/main" xmlns:m="http://schemas.openxmlformats.org/officeDocument/2006/math" xmlns:r="http://schemas.openxmlformats.org/officeDocument/2006/relationships" xmlns:o="urn:schemas-microsoft-com:office:office" xmlns:v="urn:schemas-microsoft-com:vml" xmlns:w10="urn:schemas-microsoft-com:office:word" xmlns:a="http://schemas.openxmlformats.org/drawingml/2006/main" xmlns:pic="http://schemas.openxmlformats.org/drawingml/2006/picture" xmlns:wp="http://schemas.openxmlformats.org/drawingml/2006/wordprocessingDrawing">
   <w:body>
-    <w:bookmarkStart w:id="48" w:name="X123d5852c07e4d0b19a55fd231641be423e39f6"/>
+    <w:bookmarkStart w:id="49" w:name="X123d5852c07e4d0b19a55fd231641be423e39f6"/>
     <w:p>
       <w:pPr>
         <w:pStyle w:val="Heading1"/>
@@ -399,37 +399,79 @@
         <w:t xml:space="preserve"> </w:t>
       </w:r>
       <w:r>
-        <w:t xml:space="preserve">while the shard tree grows roughly linearly to ~ 100 MB; the same</w:t>
-      </w:r>
-      <w:r>
-        <w:t xml:space="preserve"> </w:t>
-      </w:r>
-      <w:r>
-        <w:t xml:space="preserve">pipeline applied to the 28 public scMINER Portal studies reproduces</w:t>
-      </w:r>
-      <w:r>
-        <w:t xml:space="preserve"> </w:t>
-      </w:r>
-      <w:r>
-        <w:t xml:space="preserve">those properties at production scale (124 – 647 366 cells; bundle</w:t>
-      </w:r>
-      <w:r>
-        <w:t xml:space="preserve"> </w:t>
-      </w:r>
-      <w:r>
-        <w:t xml:space="preserve">0.4 – 1 363 MB). The bundle format and lazy contract are formally</w:t>
-      </w:r>
-      <w:r>
-        <w:t xml:space="preserve"> </w:t>
-      </w:r>
-      <w:r>
-        <w:t xml:space="preserve">documented; both packages reach feature parity through 216 automated</w:t>
-      </w:r>
-      <w:r>
-        <w:t xml:space="preserve"> </w:t>
-      </w:r>
-      <w:r>
-        <w:t xml:space="preserve">tests (194 R + 22 Python).</w:t>
+        <w:t xml:space="preserve">while the shard tree grows roughly linearly to ~ 100 MB. The same</w:t>
+      </w:r>
+      <w:r>
+        <w:t xml:space="preserve"> </w:t>
+      </w:r>
+      <w:r>
+        <w:t xml:space="preserve">pipeline applied to the</w:t>
+      </w:r>
+      <w:r>
+        <w:t xml:space="preserve"> </w:t>
+      </w:r>
+      <w:r>
+        <w:rPr>
+          <w:b/>
+          <w:bCs/>
+        </w:rPr>
+        <w:t xml:space="preserve">13 scMINER Portal studies with full</w:t>
+      </w:r>
+      <w:r>
+        <w:rPr>
+          <w:b/>
+          <w:bCs/>
+        </w:rPr>
+        <w:t xml:space="preserve"> </w:t>
+      </w:r>
+      <w:r>
+        <w:rPr>
+          <w:b/>
+          <w:bCs/>
+        </w:rPr>
+        <w:t xml:space="preserve">TF/SIG-network inputs</w:t>
+      </w:r>
+      <w:r>
+        <w:t xml:space="preserve"> </w:t>
+      </w:r>
+      <w:r>
+        <w:t xml:space="preserve">(4 373 – 138 268 cells; bundle 73 – 1 363 MB;</w:t>
+      </w:r>
+      <w:r>
+        <w:t xml:space="preserve"> </w:t>
+      </w:r>
+      <w:r>
+        <w:t xml:space="preserve">prepare 50 min – 19.6 h; cold load 2.0 – 34.3 s) reproduces those</w:t>
+      </w:r>
+      <w:r>
+        <w:t xml:space="preserve"> </w:t>
+      </w:r>
+      <w:r>
+        <w:t xml:space="preserve">properties at production scale; a parallel 28-study expression-only</w:t>
+      </w:r>
+      <w:r>
+        <w:t xml:space="preserve"> </w:t>
+      </w:r>
+      <w:r>
+        <w:t xml:space="preserve">sweep (124 – 647 366 cells) provides the baseline that isolates the</w:t>
+      </w:r>
+      <w:r>
+        <w:t xml:space="preserve"> </w:t>
+      </w:r>
+      <w:r>
+        <w:t xml:space="preserve">incremental cost of TF/sig data. The bundle format and lazy contract</w:t>
+      </w:r>
+      <w:r>
+        <w:t xml:space="preserve"> </w:t>
+      </w:r>
+      <w:r>
+        <w:t xml:space="preserve">are formally documented; both packages reach feature parity through</w:t>
+      </w:r>
+      <w:r>
+        <w:t xml:space="preserve"> </w:t>
+      </w:r>
+      <w:r>
+        <w:t xml:space="preserve">216 automated tests (194 R + 22 Python).</w:t>
       </w:r>
     </w:p>
     <w:p>
@@ -2558,7 +2600,7 @@
           <w:b/>
           <w:bCs/>
         </w:rPr>
-        <w:t xml:space="preserve">28 public studies hosted on the live scMINER Portal</w:t>
+        <w:t xml:space="preserve">public studies hosted on the live scMINER Portal</w:t>
       </w:r>
       <w:r>
         <w:t xml:space="preserve"> </w:t>
@@ -2593,7 +2635,7 @@
         <w:t xml:space="preserve"> </w:t>
       </w:r>
       <w:r>
-        <w:t xml:space="preserve">(study 2317) — and include the full mix of expression-only and</w:t>
+        <w:t xml:space="preserve">(study 2202) — and include the full mix of expression-only and</w:t>
       </w:r>
       <w:r>
         <w:t xml:space="preserve"> </w:t>
@@ -2731,7 +2773,21 @@
         <w:t xml:space="preserve">cellType: CellGroup</w:t>
       </w:r>
       <w:r>
-        <w:t xml:space="preserve">). The benchmark driver</w:t>
+        <w:t xml:space="preserve">).</w:t>
+      </w:r>
+    </w:p>
+    <w:p>
+      <w:pPr>
+        <w:pStyle w:val="BodyText"/>
+      </w:pPr>
+      <w:r>
+        <w:t xml:space="preserve">To separate the cost of TF/sig data from the baseline cost of the</w:t>
+      </w:r>
+      <w:r>
+        <w:t xml:space="preserve"> </w:t>
+      </w:r>
+      <w:r>
+        <w:t xml:space="preserve">expression matrix alone, the benchmark driver</w:t>
       </w:r>
       <w:r>
         <w:t xml:space="preserve"> </w:t>
@@ -2743,34 +2799,250 @@
         <w:rPr>
           <w:rStyle w:val="VerbatimChar"/>
         </w:rPr>
-        <w:t xml:space="preserve">paper/portal/portal_studies_hpc.sh</w:t>
-      </w:r>
-      <w:r>
-        <w:t xml:space="preserve">) submits one bsub task per</w:t>
-      </w:r>
-      <w:r>
-        <w:t xml:space="preserve"> </w:t>
-      </w:r>
-      <w:r>
-        <w:t xml:space="preserve">YAML — distributed across multiple LSF queues — and writes the same</w:t>
-      </w:r>
-      <w:r>
-        <w:t xml:space="preserve"> </w:t>
-      </w:r>
-      <w:r>
-        <w:t xml:space="preserve">metric columns we used for the synthetic sweep, augmented with input</w:t>
-      </w:r>
-      <w:r>
-        <w:t xml:space="preserve"> </w:t>
-      </w:r>
-      <w:r>
-        <w:t xml:space="preserve">file sizes (</w:t>
-      </w:r>
-      <w:r>
-        <w:rPr>
-          <w:rStyle w:val="VerbatimChar"/>
-        </w:rPr>
-        <w:t xml:space="preserve">expr_input_bytes</w:t>
+        <w:t xml:space="preserve">paper/portal/portal_studies_compare.sh</w:t>
+      </w:r>
+      <w:r>
+        <w:t xml:space="preserve">) submits</w:t>
+      </w:r>
+      <w:r>
+        <w:t xml:space="preserve"> </w:t>
+      </w:r>
+      <w:r>
+        <w:rPr>
+          <w:b/>
+          <w:bCs/>
+        </w:rPr>
+        <w:t xml:space="preserve">two LSF job</w:t>
+      </w:r>
+      <w:r>
+        <w:rPr>
+          <w:b/>
+          <w:bCs/>
+        </w:rPr>
+        <w:t xml:space="preserve"> </w:t>
+      </w:r>
+      <w:r>
+        <w:rPr>
+          <w:b/>
+          <w:bCs/>
+        </w:rPr>
+        <w:t xml:space="preserve">arrays per study, back-to-back</w:t>
+      </w:r>
+      <w:r>
+        <w:t xml:space="preserve">:</w:t>
+      </w:r>
+    </w:p>
+    <w:p>
+      <w:pPr>
+        <w:pStyle w:val="Compact"/>
+        <w:numPr>
+          <w:ilvl w:val="0"/>
+          <w:numId w:val="1002"/>
+        </w:numPr>
+      </w:pPr>
+      <w:r>
+        <w:rPr>
+          <w:rStyle w:val="VerbatimChar"/>
+          <w:b/>
+          <w:bCs/>
+        </w:rPr>
+        <w:t xml:space="preserve">full</w:t>
+      </w:r>
+      <w:r>
+        <w:t xml:space="preserve"> </w:t>
+      </w:r>
+      <w:r>
+        <w:t xml:space="preserve">— the full pipeline with</w:t>
+      </w:r>
+      <w:r>
+        <w:t xml:space="preserve"> </w:t>
+      </w:r>
+      <w:r>
+        <w:rPr>
+          <w:rStyle w:val="VerbatimChar"/>
+        </w:rPr>
+        <w:t xml:space="preserve">expression.rds</w:t>
+      </w:r>
+      <w:r>
+        <w:t xml:space="preserve"> </w:t>
+      </w:r>
+      <w:r>
+        <w:t xml:space="preserve">+</w:t>
+      </w:r>
+      <w:r>
+        <w:t xml:space="preserve"> </w:t>
+      </w:r>
+      <w:r>
+        <w:rPr>
+          <w:rStyle w:val="VerbatimChar"/>
+        </w:rPr>
+        <w:t xml:space="preserve">activity.rds</w:t>
+      </w:r>
+    </w:p>
+    <w:p>
+      <w:pPr>
+        <w:pStyle w:val="Compact"/>
+        <w:numPr>
+          <w:ilvl w:val="1"/>
+          <w:numId w:val="1003"/>
+        </w:numPr>
+      </w:pPr>
+      <w:r>
+        <w:rPr>
+          <w:rStyle w:val="VerbatimChar"/>
+        </w:rPr>
+        <w:t xml:space="preserve">networks.txt</w:t>
+      </w:r>
+      <w:r>
+        <w:t xml:space="preserve"> </w:t>
+      </w:r>
+      <w:r>
+        <w:t xml:space="preserve">(TF / SIG subgraph parsing, activity-matrix</w:t>
+      </w:r>
+      <w:r>
+        <w:t xml:space="preserve"> </w:t>
+      </w:r>
+      <w:r>
+        <w:t xml:space="preserve">sharding, full graph emission).</w:t>
+      </w:r>
+    </w:p>
+    <w:p>
+      <w:pPr>
+        <w:pStyle w:val="Compact"/>
+        <w:numPr>
+          <w:ilvl w:val="0"/>
+          <w:numId w:val="1002"/>
+        </w:numPr>
+      </w:pPr>
+      <w:r>
+        <w:rPr>
+          <w:rStyle w:val="VerbatimChar"/>
+          <w:b/>
+          <w:bCs/>
+        </w:rPr>
+        <w:t xml:space="preserve">expression-only</w:t>
+      </w:r>
+      <w:r>
+        <w:t xml:space="preserve"> </w:t>
+      </w:r>
+      <w:r>
+        <w:t xml:space="preserve">— the same pipeline with</w:t>
+      </w:r>
+      <w:r>
+        <w:t xml:space="preserve"> </w:t>
+      </w:r>
+      <w:r>
+        <w:rPr>
+          <w:rStyle w:val="VerbatimChar"/>
+        </w:rPr>
+        <w:t xml:space="preserve">activity_eset = NULL</w:t>
+      </w:r>
+      <w:r>
+        <w:t xml:space="preserve"> </w:t>
+      </w:r>
+      <w:r>
+        <w:t xml:space="preserve">and</w:t>
+      </w:r>
+      <w:r>
+        <w:t xml:space="preserve"> </w:t>
+      </w:r>
+      <w:r>
+        <w:rPr>
+          <w:rStyle w:val="VerbatimChar"/>
+        </w:rPr>
+        <w:t xml:space="preserve">networks_path = NULL</w:t>
+      </w:r>
+      <w:r>
+        <w:t xml:space="preserve"> </w:t>
+      </w:r>
+      <w:r>
+        <w:t xml:space="preserve">(no activity shards, no TF / SIG graphs).</w:t>
+      </w:r>
+    </w:p>
+    <w:p>
+      <w:pPr>
+        <w:pStyle w:val="FirstParagraph"/>
+      </w:pPr>
+      <w:r>
+        <w:t xml:space="preserve">Per-mode per-study TSVs land at</w:t>
+      </w:r>
+      <w:r>
+        <w:t xml:space="preserve"> </w:t>
+      </w:r>
+      <w:r>
+        <w:rPr>
+          <w:rStyle w:val="VerbatimChar"/>
+        </w:rPr>
+        <w:t xml:space="preserve">paper/metrics/comparison/portal_studies_&lt;id&gt;_&lt;mode&gt;.tsv</w:t>
+      </w:r>
+      <w:r>
+        <w:t xml:space="preserve">. A</w:t>
+      </w:r>
+      <w:r>
+        <w:t xml:space="preserve"> </w:t>
+      </w:r>
+      <w:r>
+        <w:t xml:space="preserve">dependent merge step</w:t>
+      </w:r>
+      <w:r>
+        <w:t xml:space="preserve"> </w:t>
+      </w:r>
+      <w:r>
+        <w:t xml:space="preserve">(</w:t>
+      </w:r>
+      <w:r>
+        <w:rPr>
+          <w:rStyle w:val="VerbatimChar"/>
+        </w:rPr>
+        <w:t xml:space="preserve">paper/portal/portal_compare.R</w:t>
+      </w:r>
+      <w:r>
+        <w:t xml:space="preserve">) joins them on</w:t>
+      </w:r>
+      <w:r>
+        <w:t xml:space="preserve"> </w:t>
+      </w:r>
+      <w:r>
+        <w:rPr>
+          <w:rStyle w:val="VerbatimChar"/>
+        </w:rPr>
+        <w:t xml:space="preserve">studyID</w:t>
+      </w:r>
+      <w:r>
+        <w:t xml:space="preserve"> </w:t>
+      </w:r>
+      <w:r>
+        <w:t xml:space="preserve">into a</w:t>
+      </w:r>
+      <w:r>
+        <w:t xml:space="preserve"> </w:t>
+      </w:r>
+      <w:r>
+        <w:t xml:space="preserve">single wide table (</w:t>
+      </w:r>
+      <w:r>
+        <w:rPr>
+          <w:rStyle w:val="VerbatimChar"/>
+        </w:rPr>
+        <w:t xml:space="preserve">paper/metrics/portal_studies_compare.tsv</w:t>
+      </w:r>
+      <w:r>
+        <w:t xml:space="preserve">) carrying</w:t>
+      </w:r>
+      <w:r>
+        <w:t xml:space="preserve"> </w:t>
+      </w:r>
+      <w:r>
+        <w:t xml:space="preserve">per-metric</w:t>
+      </w:r>
+      <w:r>
+        <w:t xml:space="preserve"> </w:t>
+      </w:r>
+      <w:r>
+        <w:rPr>
+          <w:rStyle w:val="VerbatimChar"/>
+        </w:rPr>
+        <w:t xml:space="preserve">&lt;metric&gt;_full</w:t>
       </w:r>
       <w:r>
         <w:t xml:space="preserve">,</w:t>
@@ -2782,7 +3054,34 @@
         <w:rPr>
           <w:rStyle w:val="VerbatimChar"/>
         </w:rPr>
-        <w:t xml:space="preserve">act_input_bytes</w:t>
+        <w:t xml:space="preserve">&lt;metric&gt;_expr_only</w:t>
+      </w:r>
+      <w:r>
+        <w:t xml:space="preserve">, and</w:t>
+      </w:r>
+      <w:r>
+        <w:t xml:space="preserve"> </w:t>
+      </w:r>
+      <w:r>
+        <w:rPr>
+          <w:rStyle w:val="VerbatimChar"/>
+        </w:rPr>
+        <w:t xml:space="preserve">delta_&lt;metric&gt;</w:t>
+      </w:r>
+      <w:r>
+        <w:t xml:space="preserve"> </w:t>
+      </w:r>
+      <w:r>
+        <w:t xml:space="preserve">triples for</w:t>
+      </w:r>
+      <w:r>
+        <w:t xml:space="preserve"> </w:t>
+      </w:r>
+      <w:r>
+        <w:rPr>
+          <w:rStyle w:val="VerbatimChar"/>
+        </w:rPr>
+        <w:t xml:space="preserve">prepare_seconds</w:t>
       </w:r>
       <w:r>
         <w:t xml:space="preserve">,</w:t>
@@ -2794,64 +3093,319 @@
         <w:rPr>
           <w:rStyle w:val="VerbatimChar"/>
         </w:rPr>
-        <w:t xml:space="preserve">net_input_bytes</w:t>
-      </w:r>
-      <w:r>
-        <w:t xml:space="preserve">)</w:t>
-      </w:r>
-      <w:r>
-        <w:t xml:space="preserve"> </w:t>
-      </w:r>
-      <w:r>
-        <w:t xml:space="preserve">and the per-study output dir on shared storage. Per-study TSVs at</w:t>
-      </w:r>
-      <w:r>
-        <w:t xml:space="preserve"> </w:t>
-      </w:r>
-      <w:r>
-        <w:rPr>
-          <w:rStyle w:val="VerbatimChar"/>
-        </w:rPr>
-        <w:t xml:space="preserve">paper/metrics/portal_studies_&lt;id&gt;.tsv</w:t>
-      </w:r>
-      <w:r>
-        <w:t xml:space="preserve"> </w:t>
-      </w:r>
-      <w:r>
-        <w:t xml:space="preserve">are merged into</w:t>
-      </w:r>
-      <w:r>
-        <w:t xml:space="preserve"> </w:t>
-      </w:r>
-      <w:r>
-        <w:rPr>
-          <w:rStyle w:val="VerbatimChar"/>
-        </w:rPr>
-        <w:t xml:space="preserve">paper/metrics/portal_studies.tsv</w:t>
-      </w:r>
-      <w:r>
-        <w:t xml:space="preserve"> </w:t>
-      </w:r>
-      <w:r>
-        <w:t xml:space="preserve">(28 rows, all</w:t>
-      </w:r>
-      <w:r>
-        <w:t xml:space="preserve"> </w:t>
-      </w:r>
-      <w:r>
-        <w:rPr>
-          <w:rStyle w:val="VerbatimChar"/>
-        </w:rPr>
-        <w:t xml:space="preserve">status == "ok"</w:t>
-      </w:r>
-      <w:r>
-        <w:t xml:space="preserve">)</w:t>
-      </w:r>
-      <w:r>
-        <w:t xml:space="preserve"> </w:t>
-      </w:r>
-      <w:r>
-        <w:t xml:space="preserve">and rendered as six standalone panels in figure 3.</w:t>
+        <w:t xml:space="preserve">prepare_peak_mb</w:t>
+      </w:r>
+      <w:r>
+        <w:t xml:space="preserve">,</w:t>
+      </w:r>
+      <w:r>
+        <w:t xml:space="preserve"> </w:t>
+      </w:r>
+      <w:r>
+        <w:rPr>
+          <w:rStyle w:val="VerbatimChar"/>
+        </w:rPr>
+        <w:t xml:space="preserve">load_seconds</w:t>
+      </w:r>
+      <w:r>
+        <w:t xml:space="preserve">,</w:t>
+      </w:r>
+      <w:r>
+        <w:t xml:space="preserve"> </w:t>
+      </w:r>
+      <w:r>
+        <w:rPr>
+          <w:rStyle w:val="VerbatimChar"/>
+        </w:rPr>
+        <w:t xml:space="preserve">load_seconds_warm</w:t>
+      </w:r>
+      <w:r>
+        <w:t xml:space="preserve">,</w:t>
+      </w:r>
+      <w:r>
+        <w:t xml:space="preserve"> </w:t>
+      </w:r>
+      <w:r>
+        <w:rPr>
+          <w:rStyle w:val="VerbatimChar"/>
+        </w:rPr>
+        <w:t xml:space="preserve">bundle_bytes</w:t>
+      </w:r>
+      <w:r>
+        <w:t xml:space="preserve">, and</w:t>
+      </w:r>
+      <w:r>
+        <w:t xml:space="preserve"> </w:t>
+      </w:r>
+      <w:r>
+        <w:rPr>
+          <w:rStyle w:val="VerbatimChar"/>
+        </w:rPr>
+        <w:t xml:space="preserve">total_output_bytes</w:t>
+      </w:r>
+      <w:r>
+        <w:t xml:space="preserve">. Two renderer scripts consume that compare</w:t>
+      </w:r>
+      <w:r>
+        <w:t xml:space="preserve"> </w:t>
+      </w:r>
+      <w:r>
+        <w:t xml:space="preserve">table:</w:t>
+      </w:r>
+    </w:p>
+    <w:p>
+      <w:pPr>
+        <w:pStyle w:val="Compact"/>
+        <w:numPr>
+          <w:ilvl w:val="0"/>
+          <w:numId w:val="1004"/>
+        </w:numPr>
+      </w:pPr>
+      <w:r>
+        <w:rPr>
+          <w:rStyle w:val="VerbatimChar"/>
+          <w:b/>
+          <w:bCs/>
+        </w:rPr>
+        <w:t xml:space="preserve">paper/benchmarks/figure_portal.R</w:t>
+      </w:r>
+      <w:r>
+        <w:rPr>
+          <w:b/>
+          <w:bCs/>
+        </w:rPr>
+        <w:t xml:space="preserve"> </w:t>
+      </w:r>
+      <w:r>
+        <w:rPr>
+          <w:b/>
+          <w:bCs/>
+        </w:rPr>
+        <w:t xml:space="preserve">+</w:t>
+      </w:r>
+      <w:r>
+        <w:rPr>
+          <w:b/>
+          <w:bCs/>
+        </w:rPr>
+        <w:t xml:space="preserve"> </w:t>
+      </w:r>
+      <w:r>
+        <w:rPr>
+          <w:rStyle w:val="VerbatimChar"/>
+          <w:b/>
+          <w:bCs/>
+        </w:rPr>
+        <w:t xml:space="preserve">tables.R</w:t>
+      </w:r>
+      <w:r>
+        <w:t xml:space="preserve"> </w:t>
+      </w:r>
+      <w:r>
+        <w:t xml:space="preserve">restrict to the</w:t>
+      </w:r>
+      <w:r>
+        <w:t xml:space="preserve"> </w:t>
+      </w:r>
+      <w:r>
+        <w:rPr>
+          <w:b/>
+          <w:bCs/>
+        </w:rPr>
+        <w:t xml:space="preserve">13 studies whose YAML actually supplies a</w:t>
+      </w:r>
+      <w:r>
+        <w:rPr>
+          <w:b/>
+          <w:bCs/>
+        </w:rPr>
+        <w:t xml:space="preserve"> </w:t>
+      </w:r>
+      <w:r>
+        <w:rPr>
+          <w:rStyle w:val="VerbatimChar"/>
+          <w:b/>
+          <w:bCs/>
+        </w:rPr>
+        <w:t xml:space="preserve">networks.txt</w:t>
+      </w:r>
+      <w:r>
+        <w:t xml:space="preserve"> </w:t>
+      </w:r>
+      <w:r>
+        <w:t xml:space="preserve">(</w:t>
+      </w:r>
+      <w:r>
+        <w:rPr>
+          <w:rStyle w:val="VerbatimChar"/>
+        </w:rPr>
+        <w:t xml:space="preserve">net_tf_edges + net_sig_edges &gt; 0</w:t>
+      </w:r>
+      <w:r>
+        <w:t xml:space="preserve">) and render the six-panel</w:t>
+      </w:r>
+      <w:r>
+        <w:t xml:space="preserve"> </w:t>
+      </w:r>
+      <w:r>
+        <w:t xml:space="preserve">Figure 3 + Table 1 from the full-mode metrics. The other 15</w:t>
+      </w:r>
+      <w:r>
+        <w:t xml:space="preserve"> </w:t>
+      </w:r>
+      <w:r>
+        <w:t xml:space="preserve">studies in the comparison run have full-mode rows that are</w:t>
+      </w:r>
+      <w:r>
+        <w:t xml:space="preserve"> </w:t>
+      </w:r>
+      <w:r>
+        <w:t xml:space="preserve">byte-identical to expression-only and would dilute the figure</w:t>
+      </w:r>
+      <w:r>
+        <w:t xml:space="preserve"> </w:t>
+      </w:r>
+      <w:r>
+        <w:t xml:space="preserve">without adding signal, so they are filtered out.</w:t>
+      </w:r>
+    </w:p>
+    <w:p>
+      <w:pPr>
+        <w:pStyle w:val="Compact"/>
+        <w:numPr>
+          <w:ilvl w:val="0"/>
+          <w:numId w:val="1004"/>
+        </w:numPr>
+      </w:pPr>
+      <w:r>
+        <w:rPr>
+          <w:rStyle w:val="VerbatimChar"/>
+          <w:b/>
+          <w:bCs/>
+        </w:rPr>
+        <w:t xml:space="preserve">paper/benchmarks/figure_portal_compare.R</w:t>
+      </w:r>
+      <w:r>
+        <w:rPr>
+          <w:b/>
+          <w:bCs/>
+        </w:rPr>
+        <w:t xml:space="preserve"> </w:t>
+      </w:r>
+      <w:r>
+        <w:rPr>
+          <w:b/>
+          <w:bCs/>
+        </w:rPr>
+        <w:t xml:space="preserve">+</w:t>
+      </w:r>
+      <w:r>
+        <w:rPr>
+          <w:b/>
+          <w:bCs/>
+        </w:rPr>
+        <w:t xml:space="preserve"> </w:t>
+      </w:r>
+      <w:r>
+        <w:rPr>
+          <w:rStyle w:val="VerbatimChar"/>
+          <w:b/>
+          <w:bCs/>
+        </w:rPr>
+        <w:t xml:space="preserve">tables_compare.R</w:t>
+      </w:r>
+      <w:r>
+        <w:t xml:space="preserve"> </w:t>
+      </w:r>
+      <w:r>
+        <w:t xml:space="preserve">emit the supplemental expression-only figure</w:t>
+      </w:r>
+      <w:r>
+        <w:t xml:space="preserve"> </w:t>
+      </w:r>
+      <w:r>
+        <w:t xml:space="preserve">(</w:t>
+      </w:r>
+      <w:r>
+        <w:rPr>
+          <w:rStyle w:val="VerbatimChar"/>
+        </w:rPr>
+        <w:t xml:space="preserve">figures/compare/figureS_expr_only_{A..D}.{pdf,png}</w:t>
+      </w:r>
+      <w:r>
+        <w:t xml:space="preserve"> </w:t>
+      </w:r>
+      <w:r>
+        <w:t xml:space="preserve">+</w:t>
+      </w:r>
+      <w:r>
+        <w:t xml:space="preserve"> </w:t>
+      </w:r>
+      <w:r>
+        <w:rPr>
+          <w:rStyle w:val="VerbatimChar"/>
+        </w:rPr>
+        <w:t xml:space="preserve">figureS_expr_only.{pdf,png}</w:t>
+      </w:r>
+      <w:r>
+        <w:t xml:space="preserve">) over all 28 studies whose comparison</w:t>
+      </w:r>
+      <w:r>
+        <w:t xml:space="preserve"> </w:t>
+      </w:r>
+      <w:r>
+        <w:t xml:space="preserve">benchmark ran cleanly end-to-end, and the paired full-vs-expression</w:t>
+      </w:r>
+      <w:r>
+        <w:t xml:space="preserve"> </w:t>
+      </w:r>
+      <w:r>
+        <w:t xml:space="preserve">comparison (</w:t>
+      </w:r>
+      <w:r>
+        <w:rPr>
+          <w:rStyle w:val="VerbatimChar"/>
+        </w:rPr>
+        <w:t xml:space="preserve">figures/compare/compare_{A..D}.{pdf,png}</w:t>
+      </w:r>
+      <w:r>
+        <w:t xml:space="preserve"> </w:t>
+      </w:r>
+      <w:r>
+        <w:t xml:space="preserve">+</w:t>
+      </w:r>
+      <w:r>
+        <w:t xml:space="preserve"> </w:t>
+      </w:r>
+      <w:r>
+        <w:rPr>
+          <w:rStyle w:val="VerbatimChar"/>
+        </w:rPr>
+        <w:t xml:space="preserve">compare.{pdf,png}</w:t>
+      </w:r>
+      <w:r>
+        <w:t xml:space="preserve">; the matching</w:t>
+      </w:r>
+      <w:r>
+        <w:t xml:space="preserve"> </w:t>
+      </w:r>
+      <w:r>
+        <w:rPr>
+          <w:rStyle w:val="VerbatimChar"/>
+        </w:rPr>
+        <w:t xml:space="preserve">compare_delta.{md,tsv}</w:t>
+      </w:r>
+      <w:r>
+        <w:t xml:space="preserve"> </w:t>
+      </w:r>
+      <w:r>
+        <w:t xml:space="preserve">table is</w:t>
+      </w:r>
+      <w:r>
+        <w:t xml:space="preserve"> </w:t>
+      </w:r>
+      <w:r>
+        <w:t xml:space="preserve">in §4.4).</w:t>
       </w:r>
     </w:p>
     <w:bookmarkEnd w:id="25"/>
@@ -3228,40 +3782,73 @@
         <w:pStyle w:val="BodyText"/>
       </w:pPr>
       <w:r>
-        <w:t xml:space="preserve">The portal-study sweep (Figure 3, Table 1) was instead executed on</w:t>
-      </w:r>
-      <w:r>
-        <w:t xml:space="preserve"> </w:t>
-      </w:r>
-      <w:r>
-        <w:t xml:space="preserve">the St. Jude HPC cluster (LSF, Red Hat 8 nodes, R 4.2.2 module).</w:t>
-      </w:r>
-      <w:r>
-        <w:t xml:space="preserve"> </w:t>
-      </w:r>
-      <w:r>
-        <w:t xml:space="preserve">Per-study tasks were dispatched via</w:t>
-      </w:r>
-      <w:r>
-        <w:t xml:space="preserve"> </w:t>
-      </w:r>
-      <w:r>
-        <w:rPr>
-          <w:rStyle w:val="VerbatimChar"/>
-        </w:rPr>
-        <w:t xml:space="preserve">paper/portal/portal_studies_hpc.sh</w:t>
-      </w:r>
-      <w:r>
-        <w:t xml:space="preserve"> </w:t>
-      </w:r>
-      <w:r>
-        <w:t xml:space="preserve">across a 2–4 queue list</w:t>
-      </w:r>
-      <w:r>
-        <w:t xml:space="preserve"> </w:t>
-      </w:r>
-      <w:r>
-        <w:t xml:space="preserve">(</w:t>
+        <w:t xml:space="preserve">The portal-study sweep (Figure 3, Table 1, the supplemental</w:t>
+      </w:r>
+      <w:r>
+        <w:t xml:space="preserve"> </w:t>
+      </w:r>
+      <w:r>
+        <w:t xml:space="preserve">expression-only figure, and §4.4’s TF/sig cost comparison) was</w:t>
+      </w:r>
+      <w:r>
+        <w:t xml:space="preserve"> </w:t>
+      </w:r>
+      <w:r>
+        <w:t xml:space="preserve">instead executed on the St. Jude HPC cluster (LSF, Red Hat 8 nodes,</w:t>
+      </w:r>
+      <w:r>
+        <w:t xml:space="preserve"> </w:t>
+      </w:r>
+      <w:r>
+        <w:t xml:space="preserve">R 4.2.2 module). Per-study × per-mode tasks were dispatched via</w:t>
+      </w:r>
+      <w:r>
+        <w:t xml:space="preserve"> </w:t>
+      </w:r>
+      <w:r>
+        <w:rPr>
+          <w:rStyle w:val="VerbatimChar"/>
+        </w:rPr>
+        <w:t xml:space="preserve">paper/portal/portal_studies_compare.sh</w:t>
+      </w:r>
+      <w:r>
+        <w:t xml:space="preserve">, which submits two</w:t>
+      </w:r>
+      <w:r>
+        <w:t xml:space="preserve"> </w:t>
+      </w:r>
+      <w:r>
+        <w:t xml:space="preserve">back-to-back LSF job arrays (one</w:t>
+      </w:r>
+      <w:r>
+        <w:t xml:space="preserve"> </w:t>
+      </w:r>
+      <w:r>
+        <w:rPr>
+          <w:rStyle w:val="VerbatimChar"/>
+        </w:rPr>
+        <w:t xml:space="preserve">expression-only</w:t>
+      </w:r>
+      <w:r>
+        <w:t xml:space="preserve">, one</w:t>
+      </w:r>
+      <w:r>
+        <w:t xml:space="preserve"> </w:t>
+      </w:r>
+      <w:r>
+        <w:rPr>
+          <w:rStyle w:val="VerbatimChar"/>
+        </w:rPr>
+        <w:t xml:space="preserve">full</w:t>
+      </w:r>
+      <w:r>
+        <w:t xml:space="preserve">)</w:t>
+      </w:r>
+      <w:r>
+        <w:t xml:space="preserve"> </w:t>
+      </w:r>
+      <w:r>
+        <w:t xml:space="preserve">across a 2–4 queue list (</w:t>
       </w:r>
       <w:r>
         <w:rPr>
@@ -3309,13 +3896,40 @@
         <w:t xml:space="preserve">superdome</w:t>
       </w:r>
       <w:r>
-        <w:t xml:space="preserve">);</w:t>
-      </w:r>
-      <w:r>
-        <w:t xml:space="preserve"> </w:t>
-      </w:r>
-      <w:r>
-        <w:t xml:space="preserve">memory requests were sized per the heuristic in</w:t>
+        <w:t xml:space="preserve">); a dependent merge job runs</w:t>
+      </w:r>
+      <w:r>
+        <w:t xml:space="preserve"> </w:t>
+      </w:r>
+      <w:r>
+        <w:rPr>
+          <w:rStyle w:val="VerbatimChar"/>
+        </w:rPr>
+        <w:t xml:space="preserve">paper/portal/portal_compare.R</w:t>
+      </w:r>
+      <w:r>
+        <w:t xml:space="preserve"> </w:t>
+      </w:r>
+      <w:r>
+        <w:t xml:space="preserve">to produce</w:t>
+      </w:r>
+      <w:r>
+        <w:t xml:space="preserve"> </w:t>
+      </w:r>
+      <w:r>
+        <w:rPr>
+          <w:rStyle w:val="VerbatimChar"/>
+        </w:rPr>
+        <w:t xml:space="preserve">paper/metrics/portal_studies_compare.tsv</w:t>
+      </w:r>
+      <w:r>
+        <w:t xml:space="preserve">. Memory requests were</w:t>
+      </w:r>
+      <w:r>
+        <w:t xml:space="preserve"> </w:t>
+      </w:r>
+      <w:r>
+        <w:t xml:space="preserve">sized per the heuristic in</w:t>
       </w:r>
       <w:r>
         <w:t xml:space="preserve"> </w:t>
@@ -3345,13 +3959,13 @@
         <w:t xml:space="preserve"> </w:t>
       </w:r>
       <w:r>
-        <w:t xml:space="preserve">size, up to 10× for</w:t>
-      </w:r>
-      <w:r>
-        <w:t xml:space="preserve"> </w:t>
-      </w:r>
-      <w:r>
-        <w:t xml:space="preserve">dense-stored matrices), ranging from</w:t>
+        <w:t xml:space="preserve">size, up to 10× for dense-stored matrices),</w:t>
+      </w:r>
+      <w:r>
+        <w:t xml:space="preserve"> </w:t>
+      </w:r>
+      <w:r>
+        <w:t xml:space="preserve">ranging from</w:t>
       </w:r>
       <w:r>
         <w:t xml:space="preserve"> </w:t>
@@ -3366,13 +3980,7 @@
         <w:t xml:space="preserve"> </w:t>
       </w:r>
       <w:r>
-        <w:t xml:space="preserve">for the ground-</w:t>
-      </w:r>
-      <w:r>
-        <w:t xml:space="preserve"> </w:t>
-      </w:r>
-      <w:r>
-        <w:t xml:space="preserve">truth set to</w:t>
+        <w:t xml:space="preserve">for the ground-truth set to</w:t>
       </w:r>
       <w:r>
         <w:t xml:space="preserve"> </w:t>
@@ -3387,13 +3995,13 @@
         <w:t xml:space="preserve"> </w:t>
       </w:r>
       <w:r>
-        <w:t xml:space="preserve">for ATRT. All driver</w:t>
-      </w:r>
-      <w:r>
-        <w:t xml:space="preserve"> </w:t>
-      </w:r>
-      <w:r>
-        <w:t xml:space="preserve">scripts and bsub submission wrappers are versioned under</w:t>
+        <w:t xml:space="preserve">for ATRT. All driver scripts and bsub submission</w:t>
+      </w:r>
+      <w:r>
+        <w:t xml:space="preserve"> </w:t>
+      </w:r>
+      <w:r>
+        <w:t xml:space="preserve">wrappers are versioned under</w:t>
       </w:r>
       <w:r>
         <w:t xml:space="preserve"> </w:t>
@@ -3415,7 +4023,7 @@
       <w:r>
         <w:drawing>
           <wp:inline>
-            <wp:extent cx="3810000" cy="2540000"/>
+            <wp:extent cx="5334000" cy="5599465"/>
             <wp:effectExtent b="0" l="0" r="0" t="0"/>
             <wp:docPr descr="" title="" id="27" name="Picture"/>
             <a:graphic>
@@ -3436,7 +4044,7 @@
                   <pic:spPr bwMode="auto">
                     <a:xfrm>
                       <a:off x="0" y="0"/>
-                      <a:ext cx="3810000" cy="2540000"/>
+                      <a:ext cx="5334000" cy="5599465"/>
                     </a:xfrm>
                     <a:prstGeom prst="rect">
                       <a:avLst/>
@@ -3994,13 +4602,67 @@
         <w:t xml:space="preserve"> </w:t>
       </w:r>
       <w:r>
-        <w:t xml:space="preserve">per-study breakdown for the 28 real portal studies underlying</w:t>
-      </w:r>
-      <w:r>
-        <w:t xml:space="preserve"> </w:t>
-      </w:r>
-      <w:r>
-        <w:t xml:space="preserve">figure 3.</w:t>
+        <w:t xml:space="preserve">per-study breakdown for the 13 real portal studies underlying</w:t>
+      </w:r>
+      <w:r>
+        <w:t xml:space="preserve"> </w:t>
+      </w:r>
+      <w:r>
+        <w:t xml:space="preserve">figure 3 (those whose YAML supplies a</w:t>
+      </w:r>
+      <w:r>
+        <w:t xml:space="preserve"> </w:t>
+      </w:r>
+      <w:r>
+        <w:rPr>
+          <w:rStyle w:val="VerbatimChar"/>
+        </w:rPr>
+        <w:t xml:space="preserve">networks.txt</w:t>
+      </w:r>
+      <w:r>
+        <w:t xml:space="preserve">). The</w:t>
+      </w:r>
+      <w:r>
+        <w:t xml:space="preserve"> </w:t>
+      </w:r>
+      <w:r>
+        <w:t xml:space="preserve">supplemental table (</w:t>
+      </w:r>
+      <w:r>
+        <w:rPr>
+          <w:rStyle w:val="VerbatimChar"/>
+        </w:rPr>
+        <w:t xml:space="preserve">paper/tables/tableS_expr_only.md</w:t>
+      </w:r>
+      <w:r>
+        <w:t xml:space="preserve">) extends the</w:t>
+      </w:r>
+      <w:r>
+        <w:t xml:space="preserve"> </w:t>
+      </w:r>
+      <w:r>
+        <w:t xml:space="preserve">listing to the 28-study expression-only baseline; the paired delta</w:t>
+      </w:r>
+      <w:r>
+        <w:t xml:space="preserve"> </w:t>
+      </w:r>
+      <w:r>
+        <w:t xml:space="preserve">table (</w:t>
+      </w:r>
+      <w:r>
+        <w:rPr>
+          <w:rStyle w:val="VerbatimChar"/>
+        </w:rPr>
+        <w:t xml:space="preserve">paper/tables/compare_delta.md</w:t>
+      </w:r>
+      <w:r>
+        <w:t xml:space="preserve">) reports the per-metric full</w:t>
+      </w:r>
+      <w:r>
+        <w:t xml:space="preserve"> </w:t>
+      </w:r>
+      <w:r>
+        <w:t xml:space="preserve">vs expression-only ratio for the 13 TF/sig-eligible studies.</w:t>
       </w:r>
     </w:p>
     <w:p>
@@ -4010,7 +4672,7 @@
       <w:r>
         <w:drawing>
           <wp:inline>
-            <wp:extent cx="3810000" cy="2540000"/>
+            <wp:extent cx="5334000" cy="5565913"/>
             <wp:effectExtent b="0" l="0" r="0" t="0"/>
             <wp:docPr descr="" title="" id="30" name="Picture"/>
             <a:graphic>
@@ -4031,7 +4693,7 @@
                   <pic:spPr bwMode="auto">
                     <a:xfrm>
                       <a:off x="0" y="0"/>
-                      <a:ext cx="3810000" cy="2540000"/>
+                      <a:ext cx="5334000" cy="5565913"/>
                     </a:xfrm>
                     <a:prstGeom prst="rect">
                       <a:avLst/>
@@ -4069,7 +4731,43 @@
           <w:i/>
           <w:iCs/>
         </w:rPr>
-        <w:t xml:space="preserve">scMINER Viewer on the 28 real portal studies.</w:t>
+        <w:t xml:space="preserve">scMINER Viewer on the 13 TF/sig-eligible real portal</w:t>
+      </w:r>
+      <w:r>
+        <w:rPr>
+          <w:i/>
+          <w:iCs/>
+        </w:rPr>
+        <w:t xml:space="preserve"> </w:t>
+      </w:r>
+      <w:r>
+        <w:rPr>
+          <w:i/>
+          <w:iCs/>
+        </w:rPr>
+        <w:t xml:space="preserve">studies (</w:t>
+      </w:r>
+      <w:r>
+        <w:rPr>
+          <w:rStyle w:val="VerbatimChar"/>
+          <w:i/>
+          <w:iCs/>
+        </w:rPr>
+        <w:t xml:space="preserve">net_tf_edges + net_sig_edges &gt; 0</w:t>
+      </w:r>
+      <w:r>
+        <w:rPr>
+          <w:i/>
+          <w:iCs/>
+        </w:rPr>
+        <w:t xml:space="preserve"> </w:t>
+      </w:r>
+      <w:r>
+        <w:rPr>
+          <w:i/>
+          <w:iCs/>
+        </w:rPr>
+        <w:t xml:space="preserve">in full mode).</w:t>
       </w:r>
       <w:r>
         <w:t xml:space="preserve"> </w:t>
@@ -4118,7 +4816,7 @@
         <w:t xml:space="preserve"> </w:t>
       </w:r>
       <w:r>
-        <w:t xml:space="preserve">0.4 – 1 363 MB while shard trees span 1.7 – 9 672 MB; both grow</w:t>
+        <w:t xml:space="preserve">73 – 1 363 MB while shard trees span 167 – 7 428 MB; both grow</w:t>
       </w:r>
       <w:r>
         <w:t xml:space="preserve"> </w:t>
@@ -4139,13 +4837,13 @@
         <w:t xml:space="preserve"> </w:t>
       </w:r>
       <w:r>
-        <w:t xml:space="preserve">because per-study density and</w:t>
-      </w:r>
-      <w:r>
-        <w:t xml:space="preserve"> </w:t>
-      </w:r>
-      <w:r>
-        <w:t xml:space="preserve">gene-coverage vary.</w:t>
+        <w:t xml:space="preserve">because per-study density, gene-coverage,</w:t>
+      </w:r>
+      <w:r>
+        <w:t xml:space="preserve"> </w:t>
+      </w:r>
+      <w:r>
+        <w:t xml:space="preserve">and TF/SIG edge count all vary.</w:t>
       </w:r>
       <w:r>
         <w:t xml:space="preserve"> </w:t>
@@ -4170,7 +4868,13 @@
         <w:t xml:space="preserve"> </w:t>
       </w:r>
       <w:r>
-        <w:t xml:space="preserve">wall time versus</w:t>
+        <w:t xml:space="preserve">wall</w:t>
+      </w:r>
+      <w:r>
+        <w:t xml:space="preserve"> </w:t>
+      </w:r>
+      <w:r>
+        <w:t xml:space="preserve">time versus</w:t>
       </w:r>
       <w:r>
         <w:t xml:space="preserve"> </w:t>
@@ -4185,13 +4889,13 @@
         <w:t xml:space="preserve"> </w:t>
       </w:r>
       <w:r>
-        <w:t xml:space="preserve">— three orders of magnitude on each axis, with</w:t>
-      </w:r>
-      <w:r>
-        <w:t xml:space="preserve"> </w:t>
-      </w:r>
-      <w:r>
-        <w:t xml:space="preserve">a roughly linear log-log relationship.</w:t>
+        <w:t xml:space="preserve">— roughly linear log-log over the</w:t>
+      </w:r>
+      <w:r>
+        <w:t xml:space="preserve"> </w:t>
+      </w:r>
+      <w:r>
+        <w:t xml:space="preserve">two-order-of-magnitude span.</w:t>
       </w:r>
       <w:r>
         <w:t xml:space="preserve"> </w:t>
@@ -4207,13 +4911,13 @@
         <w:t xml:space="preserve"> </w:t>
       </w:r>
       <w:r>
-        <w:t xml:space="preserve">Peak R working-set</w:t>
-      </w:r>
-      <w:r>
-        <w:t xml:space="preserve"> </w:t>
-      </w:r>
-      <w:r>
-        <w:t xml:space="preserve">memory versus total input rds size; the dotted reference line is</w:t>
+        <w:t xml:space="preserve">Peak R working-set memory</w:t>
+      </w:r>
+      <w:r>
+        <w:t xml:space="preserve"> </w:t>
+      </w:r>
+      <w:r>
+        <w:t xml:space="preserve">versus total input rds size; the dotted reference line is</w:t>
       </w:r>
       <w:r>
         <w:t xml:space="preserve"> </w:t>
@@ -4246,7 +4950,13 @@
         <w:t xml:space="preserve"> </w:t>
       </w:r>
       <w:r>
-        <w:t xml:space="preserve">materialises.</w:t>
+        <w:t xml:space="preserve">materialises (in particular, the dense per-cell activity-matrix</w:t>
+      </w:r>
+      <w:r>
+        <w:t xml:space="preserve"> </w:t>
+      </w:r>
+      <w:r>
+        <w:t xml:space="preserve">intermediates that the SJARACNe-derived inputs require).</w:t>
       </w:r>
       <w:r>
         <w:t xml:space="preserve"> </w:t>
@@ -4277,19 +4987,19 @@
         <w:t xml:space="preserve"> </w:t>
       </w:r>
       <w:r>
-        <w:t xml:space="preserve">latency versus</w:t>
-      </w:r>
-      <w:r>
-        <w:t xml:space="preserve"> </w:t>
-      </w:r>
-      <w:r>
-        <w:t xml:space="preserve">bundle size — sub-second for nearly every study; the four largest</w:t>
-      </w:r>
-      <w:r>
-        <w:t xml:space="preserve"> </w:t>
-      </w:r>
-      <w:r>
-        <w:t xml:space="preserve">bundles climb past 5 s.</w:t>
+        <w:t xml:space="preserve">latency versus bundle size —</w:t>
+      </w:r>
+      <w:r>
+        <w:t xml:space="preserve"> </w:t>
+      </w:r>
+      <w:r>
+        <w:t xml:space="preserve">2.0 – 34.3 s, the high end set by the multi-GB shard / graph</w:t>
+      </w:r>
+      <w:r>
+        <w:t xml:space="preserve"> </w:t>
+      </w:r>
+      <w:r>
+        <w:t xml:space="preserve">metadata that the TF/SIG subgraphs add to the bundle index.</w:t>
       </w:r>
       <w:r>
         <w:t xml:space="preserve"> </w:t>
@@ -4320,25 +5030,19 @@
         <w:t xml:space="preserve"> </w:t>
       </w:r>
       <w:r>
-        <w:t xml:space="preserve">fetch</w:t>
-      </w:r>
-      <w:r>
-        <w:t xml:space="preserve"> </w:t>
-      </w:r>
-      <w:r>
-        <w:t xml:space="preserve">latency versus gene count — a 130× range (39 – 5 234 ms) driven</w:t>
-      </w:r>
-      <w:r>
-        <w:t xml:space="preserve"> </w:t>
-      </w:r>
-      <w:r>
-        <w:t xml:space="preserve">primarily by per-shard cell count (each fetch decodes one gzipped</w:t>
-      </w:r>
-      <w:r>
-        <w:t xml:space="preserve"> </w:t>
-      </w:r>
-      <w:r>
-        <w:t xml:space="preserve">CSV of length</w:t>
+        <w:t xml:space="preserve">fetch latency versus gene count — a 20×</w:t>
+      </w:r>
+      <w:r>
+        <w:t xml:space="preserve"> </w:t>
+      </w:r>
+      <w:r>
+        <w:t xml:space="preserve">range (62 – 1 208 ms) driven primarily by per-shard cell count</w:t>
+      </w:r>
+      <w:r>
+        <w:t xml:space="preserve"> </w:t>
+      </w:r>
+      <w:r>
+        <w:t xml:space="preserve">(each fetch decodes one gzipped CSV of length</w:t>
       </w:r>
       <w:r>
         <w:t xml:space="preserve"> </w:t>
@@ -4366,37 +5070,55 @@
         <w:t xml:space="preserve"> </w:t>
       </w:r>
       <w:r>
-        <w:t xml:space="preserve">Output-to-input size ratio per</w:t>
-      </w:r>
-      <w:r>
-        <w:t xml:space="preserve"> </w:t>
-      </w:r>
-      <w:r>
-        <w:t xml:space="preserve">study, sorted ascending and coloured by whether activity matrices</w:t>
-      </w:r>
-      <w:r>
-        <w:t xml:space="preserve"> </w:t>
-      </w:r>
-      <w:r>
-        <w:t xml:space="preserve">were present. Studies with expression + activity (blue) bundle into</w:t>
-      </w:r>
-      <w:r>
-        <w:t xml:space="preserve"> </w:t>
-      </w:r>
-      <w:r>
-        <w:t xml:space="preserve">smaller output:input ratios than expression-only studies (teal)</w:t>
-      </w:r>
-      <w:r>
-        <w:t xml:space="preserve"> </w:t>
-      </w:r>
-      <w:r>
-        <w:t xml:space="preserve">because the shared cell metadata is amortised across more shards.</w:t>
-      </w:r>
-      <w:r>
-        <w:t xml:space="preserve"> </w:t>
-      </w:r>
-      <w:r>
-        <w:t xml:space="preserve">Generated by</w:t>
+        <w:t xml:space="preserve">Output-to-input size ratio per study, sorted ascending —</w:t>
+      </w:r>
+      <w:r>
+        <w:t xml:space="preserve"> </w:t>
+      </w:r>
+      <w:r>
+        <w:t xml:space="preserve">12 of 13 studies land between 1.2× and 2.3×; 2333 (ATRT, 138 K</w:t>
+      </w:r>
+      <w:r>
+        <w:t xml:space="preserve"> </w:t>
+      </w:r>
+      <w:r>
+        <w:t xml:space="preserve">cells) is the outlier at 0.14× because its on-disk input is</w:t>
+      </w:r>
+      <w:r>
+        <w:t xml:space="preserve"> </w:t>
+      </w:r>
+      <w:r>
+        <w:t xml:space="preserve">unusually large for its cell count (24 GB rds of a dense</w:t>
+      </w:r>
+      <w:r>
+        <w:t xml:space="preserve"> </w:t>
+      </w:r>
+      <w:r>
+        <w:rPr>
+          <w:rStyle w:val="VerbatimChar"/>
+        </w:rPr>
+        <w:t xml:space="preserve">dgeMatrix</w:t>
+      </w:r>
+      <w:r>
+        <w:t xml:space="preserve">). All 13 studies have expression + activity + networks,</w:t>
+      </w:r>
+      <w:r>
+        <w:t xml:space="preserve"> </w:t>
+      </w:r>
+      <w:r>
+        <w:t xml:space="preserve">so the legacy</w:t>
+      </w:r>
+      <w:r>
+        <w:t xml:space="preserve"> </w:t>
+      </w:r>
+      <w:r>
+        <w:t xml:space="preserve">“activity present?”</w:t>
+      </w:r>
+      <w:r>
+        <w:t xml:space="preserve"> </w:t>
+      </w:r>
+      <w:r>
+        <w:t xml:space="preserve">split is omitted. Generated by</w:t>
       </w:r>
       <w:r>
         <w:t xml:space="preserve"> </w:t>
@@ -4408,46 +5130,82 @@
         <w:t xml:space="preserve">paper/benchmarks/figure_portal.R</w:t>
       </w:r>
       <w:r>
-        <w:t xml:space="preserve">; raw numbers at</w:t>
-      </w:r>
-      <w:r>
-        <w:t xml:space="preserve"> </w:t>
-      </w:r>
-      <w:r>
-        <w:rPr>
-          <w:rStyle w:val="VerbatimChar"/>
-        </w:rPr>
-        <w:t xml:space="preserve">paper/metrics/portal_studies.tsv</w:t>
-      </w:r>
-      <w:r>
-        <w:t xml:space="preserve"> </w:t>
-      </w:r>
-      <w:r>
-        <w:t xml:space="preserve">and per-study TSVs at</w:t>
-      </w:r>
-      <w:r>
-        <w:t xml:space="preserve"> </w:t>
-      </w:r>
-      <w:r>
-        <w:rPr>
-          <w:rStyle w:val="VerbatimChar"/>
-        </w:rPr>
-        <w:t xml:space="preserve">paper/metrics/portal_studies_&lt;id&gt;.tsv</w:t>
-      </w:r>
-      <w:r>
-        <w:t xml:space="preserve">. The full per-study</w:t>
-      </w:r>
-      <w:r>
-        <w:t xml:space="preserve"> </w:t>
-      </w:r>
-      <w:r>
-        <w:t xml:space="preserve">breakdown is in Table 1 (</w:t>
+        <w:t xml:space="preserve"> </w:t>
+      </w:r>
+      <w:r>
+        <w:t xml:space="preserve">from</w:t>
+      </w:r>
+      <w:r>
+        <w:t xml:space="preserve"> </w:t>
+      </w:r>
+      <w:r>
+        <w:rPr>
+          <w:rStyle w:val="VerbatimChar"/>
+        </w:rPr>
+        <w:t xml:space="preserve">paper/metrics/comparison/portal_studies_*_full.tsv</w:t>
+      </w:r>
+      <w:r>
+        <w:t xml:space="preserve"> </w:t>
+      </w:r>
+      <w:r>
+        <w:t xml:space="preserve">filtered to</w:t>
+      </w:r>
+      <w:r>
+        <w:t xml:space="preserve"> </w:t>
+      </w:r>
+      <w:r>
+        <w:rPr>
+          <w:rStyle w:val="VerbatimChar"/>
+        </w:rPr>
+        <w:t xml:space="preserve">net_tf_edges + net_sig_edges &gt; 0</w:t>
+      </w:r>
+      <w:r>
+        <w:t xml:space="preserve">. The full per-study breakdown is</w:t>
+      </w:r>
+      <w:r>
+        <w:t xml:space="preserve"> </w:t>
+      </w:r>
+      <w:r>
+        <w:t xml:space="preserve">in Table 1 (</w:t>
       </w:r>
       <w:r>
         <w:rPr>
           <w:rStyle w:val="VerbatimChar"/>
         </w:rPr>
         <w:t xml:space="preserve">paper/tables/figure3_portal_studies.md</w:t>
+      </w:r>
+      <w:r>
+        <w:t xml:space="preserve">); the broader</w:t>
+      </w:r>
+      <w:r>
+        <w:t xml:space="preserve"> </w:t>
+      </w:r>
+      <w:r>
+        <w:t xml:space="preserve">28-study expression-only baseline is in the supplemental figure /</w:t>
+      </w:r>
+      <w:r>
+        <w:t xml:space="preserve"> </w:t>
+      </w:r>
+      <w:r>
+        <w:t xml:space="preserve">table (</w:t>
+      </w:r>
+      <w:r>
+        <w:rPr>
+          <w:rStyle w:val="VerbatimChar"/>
+        </w:rPr>
+        <w:t xml:space="preserve">paper/figures/compare/figureS_expr_only.pdf</w:t>
+      </w:r>
+      <w:r>
+        <w:t xml:space="preserve">,</w:t>
+      </w:r>
+      <w:r>
+        <w:t xml:space="preserve"> </w:t>
+      </w:r>
+      <w:r>
+        <w:rPr>
+          <w:rStyle w:val="VerbatimChar"/>
+        </w:rPr>
+        <w:t xml:space="preserve">paper/tables/tableS_expr_only.md</w:t>
       </w:r>
       <w:r>
         <w:t xml:space="preserve">).</w:t>
@@ -4455,7 +5213,7 @@
     </w:p>
     <w:bookmarkEnd w:id="32"/>
     <w:bookmarkEnd w:id="33"/>
-    <w:bookmarkStart w:id="38" w:name="results-and-discussion"/>
+    <w:bookmarkStart w:id="39" w:name="results-and-discussion"/>
     <w:p>
       <w:pPr>
         <w:pStyle w:val="Heading2"/>
@@ -4834,19 +5592,7 @@
         <w:pStyle w:val="FirstParagraph"/>
       </w:pPr>
       <w:r>
-        <w:t xml:space="preserve">The same end-to-end pipeline applied to the 28 public scMINER Portal</w:t>
-      </w:r>
-      <w:r>
-        <w:t xml:space="preserve"> </w:t>
-      </w:r>
-      <w:r>
-        <w:t xml:space="preserve">studies (Figure 3; Table 1) reproduces the synthetic-sweep findings</w:t>
-      </w:r>
-      <w:r>
-        <w:t xml:space="preserve"> </w:t>
-      </w:r>
-      <w:r>
-        <w:t xml:space="preserve">at production scale.</w:t>
+        <w:t xml:space="preserve">The same end-to-end pipeline applied to the</w:t>
       </w:r>
       <w:r>
         <w:t xml:space="preserve"> </w:t>
@@ -4856,7 +5602,7 @@
           <w:b/>
           <w:bCs/>
         </w:rPr>
-        <w:t xml:space="preserve">Lazy storage holds across four orders of</w:t>
+        <w:t xml:space="preserve">13 TF/sig-eligible</w:t>
       </w:r>
       <w:r>
         <w:rPr>
@@ -4870,205 +5616,264 @@
           <w:b/>
           <w:bCs/>
         </w:rPr>
-        <w:t xml:space="preserve">magnitude of study size.</w:t>
-      </w:r>
-      <w:r>
-        <w:t xml:space="preserve"> </w:t>
-      </w:r>
-      <w:r>
-        <w:t xml:space="preserve">Bundle size ranges from 0.4 MB (Chung,</w:t>
-      </w:r>
-      <w:r>
-        <w:t xml:space="preserve"> </w:t>
-      </w:r>
-      <w:r>
-        <w:t xml:space="preserve">317 cells × 10 897 genes) to 1 363 MB (study 2338, 96 305 cells ×</w:t>
-      </w:r>
-      <w:r>
-        <w:t xml:space="preserve"> </w:t>
-      </w:r>
-      <w:r>
-        <w:t xml:space="preserve">15 778 genes); the underlying shard tree ranges from 1.7 MB to</w:t>
-      </w:r>
-      <w:r>
-        <w:t xml:space="preserve"> </w:t>
-      </w:r>
-      <w:r>
-        <w:t xml:space="preserve">9 672 MB. The single largest study by cell count (Covid650k / 2317:</w:t>
-      </w:r>
-      <w:r>
-        <w:t xml:space="preserve"> </w:t>
-      </w:r>
-      <w:r>
-        <w:t xml:space="preserve">647 366 cells × 24 929 genes) bundles into an 83 MB</w:t>
-      </w:r>
-      <w:r>
-        <w:t xml:space="preserve"> </w:t>
-      </w:r>
-      <w:r>
-        <w:rPr>
-          <w:rStyle w:val="VerbatimChar"/>
-        </w:rPr>
-        <w:t xml:space="preserve">.scminer.h5</w:t>
-      </w:r>
-      <w:r>
-        <w:t xml:space="preserve"> </w:t>
-      </w:r>
-      <w:r>
-        <w:t xml:space="preserve">plus an 8 GB shard tree, and the largest by on-disk input</w:t>
-      </w:r>
-      <w:r>
-        <w:t xml:space="preserve"> </w:t>
-      </w:r>
-      <w:r>
-        <w:t xml:space="preserve">(ATRT / 2333: 138 268 cells × 18 274 genes, 24 GB on-disk input rds)</w:t>
-      </w:r>
-      <w:r>
-        <w:t xml:space="preserve"> </w:t>
-      </w:r>
-      <w:r>
-        <w:t xml:space="preserve">bundles into a 106 MB</w:t>
-      </w:r>
-      <w:r>
-        <w:t xml:space="preserve"> </w:t>
-      </w:r>
-      <w:r>
-        <w:rPr>
-          <w:rStyle w:val="VerbatimChar"/>
-        </w:rPr>
-        <w:t xml:space="preserve">.scminer.h5</w:t>
-      </w:r>
-      <w:r>
-        <w:t xml:space="preserve"> </w:t>
-      </w:r>
-      <w:r>
-        <w:t xml:space="preserve">plus a 3 GB shard tree — a 7×</w:t>
-      </w:r>
-      <w:r>
-        <w:t xml:space="preserve"> </w:t>
-      </w:r>
-      <w:r>
-        <w:t xml:space="preserve">compression of the total input footprint into the served format</w:t>
-      </w:r>
-      <w:r>
-        <w:t xml:space="preserve"> </w:t>
-      </w:r>
-      <w:r>
-        <w:t xml:space="preserve">(Figure 3A, F).</w:t>
-      </w:r>
-    </w:p>
-    <w:p>
-      <w:pPr>
-        <w:pStyle w:val="BodyText"/>
-      </w:pPr>
+        <w:t xml:space="preserve">public scMINER Portal studies</w:t>
+      </w:r>
+      <w:r>
+        <w:t xml:space="preserve"> </w:t>
+      </w:r>
+      <w:r>
+        <w:t xml:space="preserve">(Figure 3; Table 1) reproduces the</w:t>
+      </w:r>
+      <w:r>
+        <w:t xml:space="preserve"> </w:t>
+      </w:r>
+      <w:r>
+        <w:t xml:space="preserve">synthetic-sweep findings at production scale.</w:t>
+      </w:r>
+      <w:r>
+        <w:t xml:space="preserve"> </w:t>
+      </w:r>
       <w:r>
         <w:rPr>
           <w:b/>
           <w:bCs/>
         </w:rPr>
-        <w:t xml:space="preserve">Cold-start latency stays sub-second on the majority of studies.</w:t>
-      </w:r>
-      <w:r>
-        <w:t xml:space="preserve"> </w:t>
-      </w:r>
-      <w:r>
-        <w:t xml:space="preserve">15 of 28 studies load in under 1 s; the remaining 13 climb to</w:t>
-      </w:r>
-      <w:r>
-        <w:t xml:space="preserve"> </w:t>
-      </w:r>
-      <w:r>
-        <w:t xml:space="preserve">1 – 15 s, dominated by HDF5 metadata reads rather than matrix</w:t>
-      </w:r>
-      <w:r>
-        <w:t xml:space="preserve"> </w:t>
-      </w:r>
-      <w:r>
-        <w:t xml:space="preserve">decoding (Figure 3D) — and the 100 k+ cell Covid650k still loads in</w:t>
-      </w:r>
-      <w:r>
-        <w:t xml:space="preserve"> </w:t>
-      </w:r>
-      <w:r>
-        <w:t xml:space="preserve">under 2 s.</w:t>
-      </w:r>
-      <w:r>
-        <w:t xml:space="preserve"> </w:t>
+        <w:t xml:space="preserve">Lazy storage holds</w:t>
       </w:r>
       <w:r>
         <w:rPr>
           <w:b/>
           <w:bCs/>
         </w:rPr>
-        <w:t xml:space="preserve">Per-gene fetch latency</w:t>
-      </w:r>
-      <w:r>
-        <w:t xml:space="preserve"> </w:t>
-      </w:r>
-      <w:r>
-        <w:t xml:space="preserve">scales with the per-shard cell</w:t>
-      </w:r>
-      <w:r>
-        <w:t xml:space="preserve"> </w:t>
-      </w:r>
-      <w:r>
-        <w:t xml:space="preserve">count: 39 ms median at the small end (124-cell ground-truth studies)</w:t>
-      </w:r>
-      <w:r>
-        <w:t xml:space="preserve"> </w:t>
-      </w:r>
-      <w:r>
-        <w:t xml:space="preserve">up to 5 234 ms median on the 647 K-cell Covid650k (Figure 3E). The</w:t>
-      </w:r>
-      <w:r>
-        <w:t xml:space="preserve"> </w:t>
-      </w:r>
-      <w:r>
-        <w:t xml:space="preserve">25-th to 75-th percentile of fetch latency across the 28-study set</w:t>
-      </w:r>
-      <w:r>
-        <w:t xml:space="preserve"> </w:t>
-      </w:r>
-      <w:r>
-        <w:t xml:space="preserve">is 53 – 386 ms — well inside an interactive-feel threshold for a</w:t>
-      </w:r>
-      <w:r>
-        <w:t xml:space="preserve"> </w:t>
-      </w:r>
-      <w:r>
-        <w:t xml:space="preserve">Shiny app even on the larger production studies; only the single</w:t>
-      </w:r>
-      <w:r>
-        <w:t xml:space="preserve"> </w:t>
-      </w:r>
-      <w:r>
-        <w:t xml:space="preserve">647 K-cell outlier pushes into multi-second territory.</w:t>
-      </w:r>
-    </w:p>
-    <w:p>
-      <w:pPr>
-        <w:pStyle w:val="BodyText"/>
-      </w:pPr>
-      <w:r>
-        <w:rPr>
-          <w:rStyle w:val="VerbatimChar"/>
+        <w:t xml:space="preserve"> </w:t>
+      </w:r>
+      <w:r>
+        <w:rPr>
           <w:b/>
           <w:bCs/>
         </w:rPr>
-        <w:t xml:space="preserve">prepare_study_data()</w:t>
-      </w:r>
+        <w:t xml:space="preserve">across two orders of magnitude of study size.</w:t>
+      </w:r>
+      <w:r>
+        <w:t xml:space="preserve"> </w:t>
+      </w:r>
+      <w:r>
+        <w:t xml:space="preserve">Bundle size ranges</w:t>
+      </w:r>
+      <w:r>
+        <w:t xml:space="preserve"> </w:t>
+      </w:r>
+      <w:r>
+        <w:t xml:space="preserve">from 73 MB (2331 / 2332, ~10 – 15 K cells) to 1 363 MB (2338,</w:t>
+      </w:r>
+      <w:r>
+        <w:t xml:space="preserve"> </w:t>
+      </w:r>
+      <w:r>
+        <w:t xml:space="preserve">96 305 cells × 15 778 genes); the underlying shard tree ranges from</w:t>
+      </w:r>
+      <w:r>
+        <w:t xml:space="preserve"> </w:t>
+      </w:r>
+      <w:r>
+        <w:t xml:space="preserve">167 MB to 7 428 MB. The largest by on-disk input (2333 / ATRT,</w:t>
+      </w:r>
+      <w:r>
+        <w:t xml:space="preserve"> </w:t>
+      </w:r>
+      <w:r>
+        <w:t xml:space="preserve">138 268 cells × 18 274 genes, 24 GB on-disk input rds) bundles into</w:t>
+      </w:r>
+      <w:r>
+        <w:t xml:space="preserve"> </w:t>
+      </w:r>
+      <w:r>
+        <w:t xml:space="preserve">a 106 MB</w:t>
+      </w:r>
+      <w:r>
+        <w:t xml:space="preserve"> </w:t>
+      </w:r>
+      <w:r>
+        <w:rPr>
+          <w:rStyle w:val="VerbatimChar"/>
+        </w:rPr>
+        <w:t xml:space="preserve">.scminer.h5</w:t>
+      </w:r>
+      <w:r>
+        <w:t xml:space="preserve"> </w:t>
+      </w:r>
+      <w:r>
+        <w:t xml:space="preserve">plus a 3.1 GB shard tree — a 7× compression</w:t>
+      </w:r>
+      <w:r>
+        <w:t xml:space="preserve"> </w:t>
+      </w:r>
+      <w:r>
+        <w:t xml:space="preserve">of the total input footprint into the served format (Figure 3A, F).</w:t>
+      </w:r>
+      <w:r>
+        <w:t xml:space="preserve"> </w:t>
+      </w:r>
+      <w:r>
+        <w:t xml:space="preserve">The broader 28-study expression-only baseline (supplemental figure)</w:t>
+      </w:r>
+      <w:r>
+        <w:t xml:space="preserve"> </w:t>
+      </w:r>
+      <w:r>
+        <w:t xml:space="preserve">extends this picture to 124-cell ground-truth fixtures and to the</w:t>
+      </w:r>
+      <w:r>
+        <w:t xml:space="preserve"> </w:t>
+      </w:r>
+      <w:r>
+        <w:t xml:space="preserve">647 366-cell Covid650k cohort (study 2202), confirming that lazy</w:t>
+      </w:r>
+      <w:r>
+        <w:t xml:space="preserve"> </w:t>
+      </w:r>
+      <w:r>
+        <w:t xml:space="preserve">storage holds across the full four-order-of-magnitude span when</w:t>
+      </w:r>
+      <w:r>
+        <w:t xml:space="preserve"> </w:t>
+      </w:r>
+      <w:r>
+        <w:t xml:space="preserve">TF/sig data is set aside.</w:t>
+      </w:r>
+    </w:p>
+    <w:p>
+      <w:pPr>
+        <w:pStyle w:val="BodyText"/>
+      </w:pPr>
       <w:r>
         <w:rPr>
           <w:b/>
           <w:bCs/>
         </w:rPr>
-        <w:t xml:space="preserve"> </w:t>
+        <w:t xml:space="preserve">Cold-start latency stays in the interactive band even at</w:t>
       </w:r>
       <w:r>
         <w:rPr>
           <w:b/>
           <w:bCs/>
         </w:rPr>
+        <w:t xml:space="preserve"> </w:t>
+      </w:r>
+      <w:r>
+        <w:rPr>
+          <w:b/>
+          <w:bCs/>
+        </w:rPr>
+        <w:t xml:space="preserve">production scale.</w:t>
+      </w:r>
+      <w:r>
+        <w:t xml:space="preserve"> </w:t>
+      </w:r>
+      <w:r>
+        <w:t xml:space="preserve">All 13 TF/sig-eligible studies load in</w:t>
+      </w:r>
+      <w:r>
+        <w:t xml:space="preserve"> </w:t>
+      </w:r>
+      <w:r>
+        <w:t xml:space="preserve">2.0 – 34.3 s (Figure 3D), with the upper end set by the multi-GB</w:t>
+      </w:r>
+      <w:r>
+        <w:t xml:space="preserve"> </w:t>
+      </w:r>
+      <w:r>
+        <w:t xml:space="preserve">shard / graph metadata that the SJARACNe TF / SIG subgraphs add to</w:t>
+      </w:r>
+      <w:r>
+        <w:t xml:space="preserve"> </w:t>
+      </w:r>
+      <w:r>
+        <w:t xml:space="preserve">the bundle index rather than by matrix decoding. On the</w:t>
+      </w:r>
+      <w:r>
+        <w:t xml:space="preserve"> </w:t>
+      </w:r>
+      <w:r>
+        <w:t xml:space="preserve">supplemental expression-only baseline the same metric collapses</w:t>
+      </w:r>
+      <w:r>
+        <w:t xml:space="preserve"> </w:t>
+      </w:r>
+      <w:r>
+        <w:t xml:space="preserve">into a sub-second band for 27 of 28 studies (0.20 – 1.88 s,</w:t>
+      </w:r>
+      <w:r>
+        <w:t xml:space="preserve"> </w:t>
+      </w:r>
+      <w:r>
+        <w:t xml:space="preserve">median 0.27 s) — quantifying the cost of TF/sig data on the user-</w:t>
+      </w:r>
+      <w:r>
+        <w:t xml:space="preserve"> </w:t>
+      </w:r>
+      <w:r>
+        <w:t xml:space="preserve">facing cold-start (median ≈ 30× over expression-only; see §4.4).</w:t>
+      </w:r>
+      <w:r>
+        <w:t xml:space="preserve"> </w:t>
+      </w:r>
+      <w:r>
+        <w:rPr>
+          <w:b/>
+          <w:bCs/>
+        </w:rPr>
+        <w:t xml:space="preserve">Per-gene fetch latency</w:t>
+      </w:r>
+      <w:r>
+        <w:t xml:space="preserve"> </w:t>
+      </w:r>
+      <w:r>
+        <w:t xml:space="preserve">scales with per-shard cell count: 62 ms</w:t>
+      </w:r>
+      <w:r>
+        <w:t xml:space="preserve"> </w:t>
+      </w:r>
+      <w:r>
+        <w:t xml:space="preserve">median for 2326 (4 K cells) up to 1 208 ms median for 2333 (138 K</w:t>
+      </w:r>
+      <w:r>
+        <w:t xml:space="preserve"> </w:t>
+      </w:r>
+      <w:r>
+        <w:t xml:space="preserve">cells, Figure 3E). All but the 138 K-cell outlier sit inside an</w:t>
+      </w:r>
+      <w:r>
+        <w:t xml:space="preserve"> </w:t>
+      </w:r>
+      <w:r>
+        <w:t xml:space="preserve">interactive-feel threshold (≤ ~ 800 ms median fetch).</w:t>
+      </w:r>
+    </w:p>
+    <w:p>
+      <w:pPr>
+        <w:pStyle w:val="BodyText"/>
+      </w:pPr>
+      <w:r>
+        <w:rPr>
+          <w:rStyle w:val="VerbatimChar"/>
+          <w:b/>
+          <w:bCs/>
+        </w:rPr>
+        <w:t xml:space="preserve">prepare_study_data()</w:t>
+      </w:r>
+      <w:r>
+        <w:rPr>
+          <w:b/>
+          <w:bCs/>
+        </w:rPr>
+        <w:t xml:space="preserve"> </w:t>
+      </w:r>
+      <w:r>
+        <w:rPr>
+          <w:b/>
+          <w:bCs/>
+        </w:rPr>
         <w:t xml:space="preserve">wall time and peak memory</w:t>
       </w:r>
       <w:r>
@@ -5081,31 +5886,108 @@
         <w:t xml:space="preserve"> </w:t>
       </w:r>
       <w:r>
-        <w:t xml:space="preserve">synthetic-sweep scaling (Figure 3B, C). The 5-minute to 17-hour</w:t>
-      </w:r>
-      <w:r>
-        <w:t xml:space="preserve"> </w:t>
-      </w:r>
-      <w:r>
-        <w:t xml:space="preserve">range across studies reflects the per-gene shard-write cost; peak R</w:t>
-      </w:r>
-      <w:r>
-        <w:t xml:space="preserve"> </w:t>
-      </w:r>
-      <w:r>
-        <w:t xml:space="preserve">working-set memory tops out at 121 GB on Covid650k (study 2317),</w:t>
-      </w:r>
-      <w:r>
-        <w:t xml:space="preserve"> </w:t>
-      </w:r>
-      <w:r>
-        <w:t xml:space="preserve">set by the in-memory dense expression matrix that some studies still</w:t>
-      </w:r>
-      <w:r>
-        <w:t xml:space="preserve"> </w:t>
-      </w:r>
-      <w:r>
-        <w:t xml:space="preserve">ship (their rds is a</w:t>
+        <w:t xml:space="preserve">synthetic-sweep scaling (Figure 3B, C). Across the 13 TF/sig-</w:t>
+      </w:r>
+      <w:r>
+        <w:t xml:space="preserve"> </w:t>
+      </w:r>
+      <w:r>
+        <w:t xml:space="preserve">eligible studies, wall time spans</w:t>
+      </w:r>
+      <w:r>
+        <w:t xml:space="preserve"> </w:t>
+      </w:r>
+      <w:r>
+        <w:rPr>
+          <w:b/>
+          <w:bCs/>
+        </w:rPr>
+        <w:t xml:space="preserve">50 minutes to 19.6 hours</w:t>
+      </w:r>
+      <w:r>
+        <w:t xml:space="preserve"> </w:t>
+      </w:r>
+      <w:r>
+        <w:t xml:space="preserve">(3 015 – 70 729 s); peak R working-set memory spans</w:t>
+      </w:r>
+      <w:r>
+        <w:t xml:space="preserve"> </w:t>
+      </w:r>
+      <w:r>
+        <w:rPr>
+          <w:b/>
+          <w:bCs/>
+        </w:rPr>
+        <w:t xml:space="preserve">3.8 – 52.3 GB</w:t>
+      </w:r>
+      <w:r>
+        <w:t xml:space="preserve">.</w:t>
+      </w:r>
+      <w:r>
+        <w:t xml:space="preserve"> </w:t>
+      </w:r>
+      <w:r>
+        <w:t xml:space="preserve">Because preparation is offline and one-time, this cost is amortised</w:t>
+      </w:r>
+      <w:r>
+        <w:t xml:space="preserve"> </w:t>
+      </w:r>
+      <w:r>
+        <w:t xml:space="preserve">away from end-user latency — the served artefact is the small</w:t>
+      </w:r>
+      <w:r>
+        <w:t xml:space="preserve"> </w:t>
+      </w:r>
+      <w:r>
+        <w:rPr>
+          <w:rStyle w:val="VerbatimChar"/>
+        </w:rPr>
+        <w:t xml:space="preserve">.scminer.h5</w:t>
+      </w:r>
+      <w:r>
+        <w:t xml:space="preserve"> </w:t>
+      </w:r>
+      <w:r>
+        <w:t xml:space="preserve">+ shard tree. The largest studies in the broader</w:t>
+      </w:r>
+      <w:r>
+        <w:t xml:space="preserve"> </w:t>
+      </w:r>
+      <w:r>
+        <w:t xml:space="preserve">28-study supplemental run (Covid650k / 2202: 647 K cells; ATRT /</w:t>
+      </w:r>
+      <w:r>
+        <w:t xml:space="preserve"> </w:t>
+      </w:r>
+      <w:r>
+        <w:t xml:space="preserve">2333: 138 K cells) push prepare time to ~ 33 h and peak memory to</w:t>
+      </w:r>
+      <w:r>
+        <w:t xml:space="preserve"> </w:t>
+      </w:r>
+      <w:r>
+        <w:t xml:space="preserve">~ 39 GB even in expression-only mode, set by the in-memory dense</w:t>
+      </w:r>
+      <w:r>
+        <w:t xml:space="preserve"> </w:t>
+      </w:r>
+      <w:r>
+        <w:t xml:space="preserve">expression matrix that some upstream rds files still ship (their</w:t>
+      </w:r>
+      <w:r>
+        <w:t xml:space="preserve"> </w:t>
+      </w:r>
+      <w:r>
+        <w:rPr>
+          <w:rStyle w:val="VerbatimChar"/>
+        </w:rPr>
+        <w:t xml:space="preserve">exprs()</w:t>
+      </w:r>
+      <w:r>
+        <w:t xml:space="preserve"> </w:t>
+      </w:r>
+      <w:r>
+        <w:t xml:space="preserve">slot is a</w:t>
       </w:r>
       <w:r>
         <w:t xml:space="preserve"> </w:t>
@@ -5147,50 +6029,407 @@
         <w:t xml:space="preserve"> </w:t>
       </w:r>
       <w:r>
-        <w:t xml:space="preserve">for a one-time fix). Because</w:t>
-      </w:r>
-      <w:r>
-        <w:t xml:space="preserve"> </w:t>
-      </w:r>
-      <w:r>
-        <w:t xml:space="preserve">preparation is offline and one-time,</w:t>
-      </w:r>
-      <w:r>
-        <w:t xml:space="preserve"> </w:t>
-      </w:r>
-      <w:r>
-        <w:t xml:space="preserve">this cost is amortised away from end-user latency — the served</w:t>
-      </w:r>
-      <w:r>
-        <w:t xml:space="preserve"> </w:t>
-      </w:r>
-      <w:r>
-        <w:t xml:space="preserve">artefact is the small</w:t>
-      </w:r>
-      <w:r>
-        <w:t xml:space="preserve"> </w:t>
-      </w:r>
-      <w:r>
-        <w:rPr>
-          <w:rStyle w:val="VerbatimChar"/>
-        </w:rPr>
-        <w:t xml:space="preserve">.scminer.h5</w:t>
-      </w:r>
-      <w:r>
-        <w:t xml:space="preserve"> </w:t>
-      </w:r>
-      <w:r>
-        <w:t xml:space="preserve">+ shard tree.</w:t>
+        <w:t xml:space="preserve">for the one-time fix).</w:t>
       </w:r>
     </w:p>
     <w:bookmarkEnd w:id="36"/>
-    <w:bookmarkStart w:id="37" w:name="cost-of-data-preparation"/>
+    <w:bookmarkStart w:id="37" w:name="cost-of-tfsig-data"/>
     <w:p>
       <w:pPr>
         <w:pStyle w:val="Heading3"/>
       </w:pPr>
       <w:r>
-        <w:t xml:space="preserve">4.4 Cost of data preparation</w:t>
+        <w:t xml:space="preserve">4.4 Cost of TF/sig data</w:t>
+      </w:r>
+    </w:p>
+    <w:p>
+      <w:pPr>
+        <w:pStyle w:val="FirstParagraph"/>
+      </w:pPr>
+      <w:r>
+        <w:t xml:space="preserve">The two-mode comparison run isolates what TF/sig data — the activity</w:t>
+      </w:r>
+      <w:r>
+        <w:t xml:space="preserve"> </w:t>
+      </w:r>
+      <w:r>
+        <w:t xml:space="preserve">matrix and the SJARACNe TF / SIG subgraphs — costs on top of the</w:t>
+      </w:r>
+      <w:r>
+        <w:t xml:space="preserve"> </w:t>
+      </w:r>
+      <w:r>
+        <w:t xml:space="preserve">expression-only baseline. Across the 13 TF/sig-eligible studies</w:t>
+      </w:r>
+      <w:r>
+        <w:t xml:space="preserve"> </w:t>
+      </w:r>
+      <w:r>
+        <w:t xml:space="preserve">(</w:t>
+      </w:r>
+      <w:r>
+        <w:rPr>
+          <w:rStyle w:val="VerbatimChar"/>
+        </w:rPr>
+        <w:t xml:space="preserve">paper/tables/compare_delta.md</w:t>
+      </w:r>
+      <w:r>
+        <w:t xml:space="preserve">), the median full ÷ expression-only</w:t>
+      </w:r>
+      <w:r>
+        <w:t xml:space="preserve"> </w:t>
+      </w:r>
+      <w:r>
+        <w:t xml:space="preserve">ratio is:</w:t>
+      </w:r>
+    </w:p>
+    <w:tbl>
+      <w:tblPr>
+        <w:tblStyle w:val="Table"/>
+        <w:tblW w:type="auto" w:w="0"/>
+        <w:tblLook w:firstRow="1" w:lastRow="0" w:firstColumn="0" w:lastColumn="0" w:noHBand="0" w:noVBand="0" w:val="0020"/>
+      </w:tblPr>
+      <w:tblGrid>
+        <w:gridCol w:w="3960"/>
+        <w:gridCol w:w="3960"/>
+      </w:tblGrid>
+      <w:tr>
+        <w:trPr>
+          <w:tblHeader w:val="on"/>
+        </w:trPr>
+        <w:tc>
+          <w:tcPr/>
+          <w:p>
+            <w:pPr>
+              <w:pStyle w:val="Compact"/>
+            </w:pPr>
+            <w:r>
+              <w:t xml:space="preserve">Metric</w:t>
+            </w:r>
+          </w:p>
+        </w:tc>
+        <w:tc>
+          <w:tcPr/>
+          <w:p>
+            <w:pPr>
+              <w:pStyle w:val="Compact"/>
+            </w:pPr>
+            <w:r>
+              <w:t xml:space="preserve">Median (range)</w:t>
+            </w:r>
+          </w:p>
+        </w:tc>
+      </w:tr>
+      <w:tr>
+        <w:tc>
+          <w:tcPr/>
+          <w:p>
+            <w:pPr>
+              <w:pStyle w:val="Compact"/>
+            </w:pPr>
+            <w:r>
+              <w:rPr>
+                <w:rStyle w:val="VerbatimChar"/>
+              </w:rPr>
+              <w:t xml:space="preserve">prepare_study_data()</w:t>
+            </w:r>
+            <w:r>
+              <w:t xml:space="preserve"> </w:t>
+            </w:r>
+            <w:r>
+              <w:t xml:space="preserve">wall time</w:t>
+            </w:r>
+          </w:p>
+        </w:tc>
+        <w:tc>
+          <w:tcPr/>
+          <w:p>
+            <w:pPr>
+              <w:pStyle w:val="Compact"/>
+            </w:pPr>
+            <w:r>
+              <w:t xml:space="preserve">5.6× (1.1 – 9.4×)</w:t>
+            </w:r>
+          </w:p>
+        </w:tc>
+      </w:tr>
+      <w:tr>
+        <w:tc>
+          <w:tcPr/>
+          <w:p>
+            <w:pPr>
+              <w:pStyle w:val="Compact"/>
+            </w:pPr>
+            <w:r>
+              <w:rPr>
+                <w:rStyle w:val="VerbatimChar"/>
+              </w:rPr>
+              <w:t xml:space="preserve">prepare_study_data()</w:t>
+            </w:r>
+            <w:r>
+              <w:t xml:space="preserve"> </w:t>
+            </w:r>
+            <w:r>
+              <w:t xml:space="preserve">peak memory</w:t>
+            </w:r>
+          </w:p>
+        </w:tc>
+        <w:tc>
+          <w:tcPr/>
+          <w:p>
+            <w:pPr>
+              <w:pStyle w:val="Compact"/>
+            </w:pPr>
+            <w:r>
+              <w:t xml:space="preserve">3.4× (1.3 – 29.9×)</w:t>
+            </w:r>
+          </w:p>
+        </w:tc>
+      </w:tr>
+      <w:tr>
+        <w:tc>
+          <w:tcPr/>
+          <w:p>
+            <w:pPr>
+              <w:pStyle w:val="Compact"/>
+            </w:pPr>
+            <w:r>
+              <w:rPr>
+                <w:rStyle w:val="VerbatimChar"/>
+              </w:rPr>
+              <w:t xml:space="preserve">load_study()</w:t>
+            </w:r>
+            <w:r>
+              <w:t xml:space="preserve"> </w:t>
+            </w:r>
+            <w:r>
+              <w:t xml:space="preserve">cold-start latency</w:t>
+            </w:r>
+          </w:p>
+        </w:tc>
+        <w:tc>
+          <w:tcPr/>
+          <w:p>
+            <w:pPr>
+              <w:pStyle w:val="Compact"/>
+            </w:pPr>
+            <w:r>
+              <w:t xml:space="preserve">30× (4.6 – 90×)</w:t>
+            </w:r>
+          </w:p>
+        </w:tc>
+      </w:tr>
+      <w:tr>
+        <w:tc>
+          <w:tcPr/>
+          <w:p>
+            <w:pPr>
+              <w:pStyle w:val="Compact"/>
+            </w:pPr>
+            <w:r>
+              <w:t xml:space="preserve">Bundle (</w:t>
+            </w:r>
+            <w:r>
+              <w:rPr>
+                <w:rStyle w:val="VerbatimChar"/>
+              </w:rPr>
+              <w:t xml:space="preserve">.scminer.h5</w:t>
+            </w:r>
+            <w:r>
+              <w:t xml:space="preserve">) size</w:t>
+            </w:r>
+          </w:p>
+        </w:tc>
+        <w:tc>
+          <w:tcPr/>
+          <w:p>
+            <w:pPr>
+              <w:pStyle w:val="Compact"/>
+            </w:pPr>
+            <w:r>
+              <w:t xml:space="preserve">107× (5.9 – 385×)</w:t>
+            </w:r>
+          </w:p>
+        </w:tc>
+      </w:tr>
+    </w:tbl>
+    <w:p>
+      <w:pPr>
+        <w:pStyle w:val="BodyText"/>
+      </w:pPr>
+      <w:r>
+        <w:t xml:space="preserve">The cost is dominated by two effects. First, the activity matrix</w:t>
+      </w:r>
+      <w:r>
+        <w:t xml:space="preserve"> </w:t>
+      </w:r>
+      <w:r>
+        <w:t xml:space="preserve">forces a second per-gene shard tree comparable in size to the</w:t>
+      </w:r>
+      <w:r>
+        <w:t xml:space="preserve"> </w:t>
+      </w:r>
+      <w:r>
+        <w:t xml:space="preserve">expression shard tree, which inflates</w:t>
+      </w:r>
+      <w:r>
+        <w:t xml:space="preserve"> </w:t>
+      </w:r>
+      <w:r>
+        <w:rPr>
+          <w:rStyle w:val="VerbatimChar"/>
+        </w:rPr>
+        <w:t xml:space="preserve">prepare_study_data()</w:t>
+      </w:r>
+      <w:r>
+        <w:t xml:space="preserve"> </w:t>
+      </w:r>
+      <w:r>
+        <w:t xml:space="preserve">wall</w:t>
+      </w:r>
+      <w:r>
+        <w:t xml:space="preserve"> </w:t>
+      </w:r>
+      <w:r>
+        <w:t xml:space="preserve">time and the bundle’s HDF5 metadata footprint roughly in proportion</w:t>
+      </w:r>
+      <w:r>
+        <w:t xml:space="preserve"> </w:t>
+      </w:r>
+      <w:r>
+        <w:t xml:space="preserve">to TF + SIG gene count. Second, SJARACNe networks (median ≈ 3.6 M</w:t>
+      </w:r>
+      <w:r>
+        <w:t xml:space="preserve"> </w:t>
+      </w:r>
+      <w:r>
+        <w:t xml:space="preserve">edges in our set; max 13.5 M for 2338) materialise as two</w:t>
+      </w:r>
+      <w:r>
+        <w:t xml:space="preserve"> </w:t>
+      </w:r>
+      <w:r>
+        <w:t xml:space="preserve">named-graph tables that the bundle indexes at load time, which</w:t>
+      </w:r>
+      <w:r>
+        <w:t xml:space="preserve"> </w:t>
+      </w:r>
+      <w:r>
+        <w:t xml:space="preserve">explains why</w:t>
+      </w:r>
+      <w:r>
+        <w:t xml:space="preserve"> </w:t>
+      </w:r>
+      <w:r>
+        <w:rPr>
+          <w:rStyle w:val="VerbatimChar"/>
+        </w:rPr>
+        <w:t xml:space="preserve">load_study()</w:t>
+      </w:r>
+      <w:r>
+        <w:t xml:space="preserve"> </w:t>
+      </w:r>
+      <w:r>
+        <w:t xml:space="preserve">latency moves from sub-second to single-</w:t>
+      </w:r>
+      <w:r>
+        <w:t xml:space="preserve"> </w:t>
+      </w:r>
+      <w:r>
+        <w:t xml:space="preserve">to multi-second on the TF/sig-eligible set. The 2333 outlier (cost</w:t>
+      </w:r>
+      <w:r>
+        <w:t xml:space="preserve"> </w:t>
+      </w:r>
+      <w:r>
+        <w:t xml:space="preserve">ratios near 1×) is a study whose expression-only baseline is</w:t>
+      </w:r>
+      <w:r>
+        <w:t xml:space="preserve"> </w:t>
+      </w:r>
+      <w:r>
+        <w:t xml:space="preserve">already heavy (the 24 GB dense</w:t>
+      </w:r>
+      <w:r>
+        <w:t xml:space="preserve"> </w:t>
+      </w:r>
+      <w:r>
+        <w:rPr>
+          <w:rStyle w:val="VerbatimChar"/>
+        </w:rPr>
+        <w:t xml:space="preserve">dgeMatrix</w:t>
+      </w:r>
+      <w:r>
+        <w:t xml:space="preserve"> </w:t>
+      </w:r>
+      <w:r>
+        <w:t xml:space="preserve">input dominates both</w:t>
+      </w:r>
+      <w:r>
+        <w:t xml:space="preserve"> </w:t>
+      </w:r>
+      <w:r>
+        <w:t xml:space="preserve">modes), so TF/sig sits in the noise; the high-cost end (2341, 2338,</w:t>
+      </w:r>
+      <w:r>
+        <w:t xml:space="preserve"> </w:t>
+      </w:r>
+      <w:r>
+        <w:t xml:space="preserve">2342) are studies whose expression baseline is light but whose</w:t>
+      </w:r>
+      <w:r>
+        <w:t xml:space="preserve"> </w:t>
+      </w:r>
+      <w:r>
+        <w:t xml:space="preserve">TF/SIG graphs are dense.</w:t>
+      </w:r>
+    </w:p>
+    <w:p>
+      <w:pPr>
+        <w:pStyle w:val="BodyText"/>
+      </w:pPr>
+      <w:r>
+        <w:t xml:space="preserve">Practical consequence: for groups that only need the</w:t>
+      </w:r>
+      <w:r>
+        <w:t xml:space="preserve"> </w:t>
+      </w:r>
+      <w:r>
+        <w:t xml:space="preserve">expression-level browser (UMAP + per-gene plots, no driver</w:t>
+      </w:r>
+      <w:r>
+        <w:t xml:space="preserve"> </w:t>
+      </w:r>
+      <w:r>
+        <w:t xml:space="preserve">inference), the expression-only mode produces a working bundle at</w:t>
+      </w:r>
+      <w:r>
+        <w:t xml:space="preserve"> </w:t>
+      </w:r>
+      <w:r>
+        <w:t xml:space="preserve">~ 1 % of the disk footprint and ~ 1/30 of the cold-load latency of</w:t>
+      </w:r>
+      <w:r>
+        <w:t xml:space="preserve"> </w:t>
+      </w:r>
+      <w:r>
+        <w:t xml:space="preserve">the full pipeline. The TF/sig pipeline is justified specifically</w:t>
+      </w:r>
+      <w:r>
+        <w:t xml:space="preserve"> </w:t>
+      </w:r>
+      <w:r>
+        <w:t xml:space="preserve">when downstream interaction needs the activity / network views.</w:t>
+      </w:r>
+    </w:p>
+    <w:bookmarkEnd w:id="37"/>
+    <w:bookmarkStart w:id="38" w:name="cost-of-data-preparation"/>
+    <w:p>
+      <w:pPr>
+        <w:pStyle w:val="Heading3"/>
+      </w:pPr>
+      <w:r>
+        <w:t xml:space="preserve">4.5 Cost of data preparation</w:t>
       </w:r>
     </w:p>
     <w:p>
@@ -5428,9 +6667,9 @@
         </w:pict>
       </w:r>
     </w:p>
-    <w:bookmarkEnd w:id="37"/>
     <w:bookmarkEnd w:id="38"/>
-    <w:bookmarkStart w:id="39" w:name="acknowledgements"/>
+    <w:bookmarkEnd w:id="39"/>
+    <w:bookmarkStart w:id="40" w:name="acknowledgements"/>
     <w:p>
       <w:pPr>
         <w:pStyle w:val="Heading2"/>
@@ -5465,8 +6704,8 @@
         <w:t xml:space="preserve">mirrors.</w:t>
       </w:r>
     </w:p>
-    <w:bookmarkEnd w:id="39"/>
-    <w:bookmarkStart w:id="40" w:name="funding"/>
+    <w:bookmarkEnd w:id="40"/>
+    <w:bookmarkStart w:id="41" w:name="funding"/>
     <w:p>
       <w:pPr>
         <w:pStyle w:val="Heading2"/>
@@ -5489,8 +6728,8 @@
         <w:t xml:space="preserve">Developmental Fund and the National Institutes of Health.</w:t>
       </w:r>
     </w:p>
-    <w:bookmarkEnd w:id="40"/>
-    <w:bookmarkStart w:id="47" w:name="references"/>
+    <w:bookmarkEnd w:id="41"/>
+    <w:bookmarkStart w:id="48" w:name="references"/>
     <w:p>
       <w:pPr>
         <w:pStyle w:val="Heading2"/>
@@ -5499,7 +6738,7 @@
         <w:t xml:space="preserve">References</w:t>
       </w:r>
     </w:p>
-    <w:bookmarkStart w:id="41" w:name="methods-cited"/>
+    <w:bookmarkStart w:id="42" w:name="methods-cited"/>
     <w:p>
       <w:pPr>
         <w:pStyle w:val="Heading3"/>
@@ -5513,7 +6752,7 @@
         <w:pStyle w:val="Compact"/>
         <w:numPr>
           <w:ilvl w:val="0"/>
-          <w:numId w:val="1002"/>
+          <w:numId w:val="1005"/>
         </w:numPr>
       </w:pPr>
       <w:r>
@@ -5593,7 +6832,7 @@
         <w:pStyle w:val="Compact"/>
         <w:numPr>
           <w:ilvl w:val="0"/>
-          <w:numId w:val="1002"/>
+          <w:numId w:val="1005"/>
         </w:numPr>
       </w:pPr>
       <w:r>
@@ -5638,8 +6877,8 @@
         <w:t xml:space="preserve">, 2165–2166.</w:t>
       </w:r>
     </w:p>
-    <w:bookmarkEnd w:id="41"/>
-    <w:bookmarkStart w:id="42" w:name="related-single-cell-browsers"/>
+    <w:bookmarkEnd w:id="42"/>
+    <w:bookmarkStart w:id="43" w:name="related-single-cell-browsers"/>
     <w:p>
       <w:pPr>
         <w:pStyle w:val="Heading3"/>
@@ -5653,7 +6892,7 @@
         <w:pStyle w:val="Compact"/>
         <w:numPr>
           <w:ilvl w:val="0"/>
-          <w:numId w:val="1003"/>
+          <w:numId w:val="1006"/>
         </w:numPr>
       </w:pPr>
       <w:r>
@@ -5703,7 +6942,7 @@
         <w:pStyle w:val="Compact"/>
         <w:numPr>
           <w:ilvl w:val="0"/>
-          <w:numId w:val="1003"/>
+          <w:numId w:val="1006"/>
         </w:numPr>
       </w:pPr>
       <w:r>
@@ -5751,8 +6990,8 @@
         <w:t xml:space="preserve">, 2021.04.05.438318.</w:t>
       </w:r>
     </w:p>
-    <w:bookmarkEnd w:id="42"/>
-    <w:bookmarkStart w:id="44" w:name="data-formats-and-core-libraries"/>
+    <w:bookmarkEnd w:id="43"/>
+    <w:bookmarkStart w:id="45" w:name="data-formats-and-core-libraries"/>
     <w:p>
       <w:pPr>
         <w:pStyle w:val="Heading3"/>
@@ -5766,7 +7005,7 @@
         <w:pStyle w:val="Compact"/>
         <w:numPr>
           <w:ilvl w:val="0"/>
-          <w:numId w:val="1004"/>
+          <w:numId w:val="1007"/>
         </w:numPr>
       </w:pPr>
       <w:r>
@@ -5775,7 +7014,7 @@
       <w:r>
         <w:t xml:space="preserve"> </w:t>
       </w:r>
-      <w:hyperlink r:id="rId43">
+      <w:hyperlink r:id="rId44">
         <w:r>
           <w:rPr>
             <w:rStyle w:val="Hyperlink"/>
@@ -5789,7 +7028,7 @@
         <w:pStyle w:val="Compact"/>
         <w:numPr>
           <w:ilvl w:val="0"/>
-          <w:numId w:val="1004"/>
+          <w:numId w:val="1007"/>
         </w:numPr>
       </w:pPr>
       <w:r>
@@ -5826,7 +7065,7 @@
         <w:pStyle w:val="Compact"/>
         <w:numPr>
           <w:ilvl w:val="0"/>
-          <w:numId w:val="1004"/>
+          <w:numId w:val="1007"/>
         </w:numPr>
       </w:pPr>
       <w:r>
@@ -5873,7 +7112,7 @@
         <w:pStyle w:val="Compact"/>
         <w:numPr>
           <w:ilvl w:val="0"/>
-          <w:numId w:val="1004"/>
+          <w:numId w:val="1007"/>
         </w:numPr>
       </w:pPr>
       <w:r>
@@ -5975,7 +7214,7 @@
         <w:pStyle w:val="Compact"/>
         <w:numPr>
           <w:ilvl w:val="0"/>
-          <w:numId w:val="1004"/>
+          <w:numId w:val="1007"/>
         </w:numPr>
       </w:pPr>
       <w:r>
@@ -6001,8 +7240,8 @@
         <w:t xml:space="preserve">. CRAN.</w:t>
       </w:r>
     </w:p>
-    <w:bookmarkEnd w:id="44"/>
-    <w:bookmarkStart w:id="46" w:name="web-frameworks-and-plotting"/>
+    <w:bookmarkEnd w:id="45"/>
+    <w:bookmarkStart w:id="47" w:name="web-frameworks-and-plotting"/>
     <w:p>
       <w:pPr>
         <w:pStyle w:val="Heading3"/>
@@ -6016,7 +7255,7 @@
         <w:pStyle w:val="Compact"/>
         <w:numPr>
           <w:ilvl w:val="0"/>
-          <w:numId w:val="1005"/>
+          <w:numId w:val="1008"/>
         </w:numPr>
       </w:pPr>
       <w:r>
@@ -6063,7 +7302,7 @@
         <w:pStyle w:val="Compact"/>
         <w:numPr>
           <w:ilvl w:val="0"/>
-          <w:numId w:val="1005"/>
+          <w:numId w:val="1008"/>
         </w:numPr>
       </w:pPr>
       <w:r>
@@ -6072,7 +7311,7 @@
       <w:r>
         <w:t xml:space="preserve"> </w:t>
       </w:r>
-      <w:hyperlink r:id="rId45">
+      <w:hyperlink r:id="rId46">
         <w:r>
           <w:rPr>
             <w:rStyle w:val="Hyperlink"/>
@@ -6086,7 +7325,7 @@
         <w:pStyle w:val="Compact"/>
         <w:numPr>
           <w:ilvl w:val="0"/>
-          <w:numId w:val="1005"/>
+          <w:numId w:val="1008"/>
         </w:numPr>
       </w:pPr>
       <w:r>
@@ -6112,9 +7351,9 @@
         <w:t xml:space="preserve">. CRAN.</w:t>
       </w:r>
     </w:p>
-    <w:bookmarkEnd w:id="46"/>
     <w:bookmarkEnd w:id="47"/>
     <w:bookmarkEnd w:id="48"/>
+    <w:bookmarkEnd w:id="49"/>
     <w:sectPr>
       <w:footnotePr>
         <w:numRestart w:val="eachSect"/>
@@ -6346,6 +7585,15 @@
   <w:num w:numId="1005">
     <w:abstractNumId w:val="991"/>
   </w:num>
+  <w:num w:numId="1006">
+    <w:abstractNumId w:val="991"/>
+  </w:num>
+  <w:num w:numId="1007">
+    <w:abstractNumId w:val="991"/>
+  </w:num>
+  <w:num w:numId="1008">
+    <w:abstractNumId w:val="991"/>
+  </w:num>
 </w:numbering>
 </file>
 
@@ -6354,10 +7602,10 @@
   <w:docDefaults>
     <w:rPrDefault>
       <w:rPr>
-        <w:rFonts w:asciiTheme="minorHAnsi" w:cstheme="minorBidi" w:eastAsiaTheme="minorHAnsi" w:hAnsiTheme="minorHAnsi"/>
+        <w:rFonts w:asciiTheme="minorHAnsi" w:cstheme="minorBidi" w:eastAsiaTheme="minorEastAsia" w:hAnsiTheme="minorHAnsi"/>
         <w:sz w:val="24"/>
         <w:szCs w:val="24"/>
-        <w:lang w:bidi="ar-SA" w:eastAsia="en-US" w:val="en-US"/>
+        <w:lang w:bidi="ar-SA" w:eastAsia="zh-CN" w:val="en-US"/>
       </w:rPr>
     </w:rPrDefault>
     <w:pPrDefault>
@@ -6898,13 +8146,6 @@
       </w:tblCellMar>
     </w:tblPr>
     <w:tblStylePr w:type="firstRow">
-      <w:tblPr>
-        <w:jc w:val="left"/>
-        <w:tblInd w:type="dxa" w:w="0"/>
-      </w:tblPr>
-      <w:trPr>
-        <w:jc w:val="left"/>
-      </w:trPr>
       <w:tcPr>
         <w:tcBorders>
           <w:bottom w:val="single"/>
